--- a/AWS-Vinoth Selvaraj.docx
+++ b/AWS-Vinoth Selvaraj.docx
@@ -3016,7 +3016,1531 @@
         <w:t xml:space="preserve"> : we should maintain separate bucket for sensitive information.</w:t>
       </w:r>
     </w:p>
-    <w:p/>
+    <w:p>
+      <w:r>
+        <w:rPr>
+          <w:b/>
+          <w:bCs/>
+        </w:rPr>
+        <w:t>Bucket configuration/ Encryption</w:t>
+      </w:r>
+      <w:r>
+        <w:t>:</w:t>
+      </w:r>
+    </w:p>
+    <w:p>
+      <w:pPr>
+        <w:pStyle w:val="ListParagraph"/>
+        <w:numPr>
+          <w:ilvl w:val="0"/>
+          <w:numId w:val="3"/>
+        </w:numPr>
+      </w:pPr>
+      <w:r>
+        <w:t xml:space="preserve">In organisation there can be many accounts/teams like </w:t>
+      </w:r>
+      <w:proofErr w:type="spellStart"/>
+      <w:r>
+        <w:t>devops</w:t>
+      </w:r>
+      <w:proofErr w:type="spellEnd"/>
+      <w:r>
+        <w:t>, dev, testing in these case one teams wants to give access to another teams.</w:t>
+      </w:r>
+    </w:p>
+    <w:p>
+      <w:pPr>
+        <w:pStyle w:val="ListParagraph"/>
+      </w:pPr>
+    </w:p>
+    <w:p>
+      <w:pPr>
+        <w:pStyle w:val="ListParagraph"/>
+        <w:numPr>
+          <w:ilvl w:val="0"/>
+          <w:numId w:val="3"/>
+        </w:numPr>
+      </w:pPr>
+      <w:r>
+        <w:lastRenderedPageBreak/>
+        <w:t xml:space="preserve">Bucket versioning: </w:t>
+      </w:r>
+    </w:p>
+    <w:p>
+      <w:pPr>
+        <w:pStyle w:val="ListParagraph"/>
+        <w:numPr>
+          <w:ilvl w:val="1"/>
+          <w:numId w:val="3"/>
+        </w:numPr>
+      </w:pPr>
+      <w:r>
+        <w:t>Disabled -&gt; old file is replaced</w:t>
+      </w:r>
+    </w:p>
+    <w:p>
+      <w:pPr>
+        <w:pStyle w:val="ListParagraph"/>
+        <w:numPr>
+          <w:ilvl w:val="1"/>
+          <w:numId w:val="3"/>
+        </w:numPr>
+      </w:pPr>
+      <w:r>
+        <w:t>Enabled -&gt; we will have 2 files, in case if we want to use old version.</w:t>
+      </w:r>
+    </w:p>
+    <w:p>
+      <w:pPr>
+        <w:pStyle w:val="ListParagraph"/>
+        <w:numPr>
+          <w:ilvl w:val="0"/>
+          <w:numId w:val="3"/>
+        </w:numPr>
+      </w:pPr>
+      <w:r>
+        <w:t xml:space="preserve">Encryption : </w:t>
+      </w:r>
+    </w:p>
+    <w:p>
+      <w:pPr>
+        <w:pStyle w:val="ListParagraph"/>
+        <w:numPr>
+          <w:ilvl w:val="1"/>
+          <w:numId w:val="3"/>
+        </w:numPr>
+      </w:pPr>
+      <w:r>
+        <w:t xml:space="preserve">For each and every file we upload to s3, AWS creates </w:t>
+      </w:r>
+      <w:proofErr w:type="gramStart"/>
+      <w:r>
+        <w:t>an</w:t>
+      </w:r>
+      <w:proofErr w:type="gramEnd"/>
+      <w:r>
+        <w:t xml:space="preserve"> unique key</w:t>
+      </w:r>
+      <w:r>
+        <w:t>, using this key they are encrypting the file.</w:t>
+      </w:r>
+    </w:p>
+    <w:p>
+      <w:pPr>
+        <w:pStyle w:val="ListParagraph"/>
+        <w:numPr>
+          <w:ilvl w:val="2"/>
+          <w:numId w:val="3"/>
+        </w:numPr>
+      </w:pPr>
+      <w:r>
+        <w:t xml:space="preserve">By </w:t>
+      </w:r>
+      <w:proofErr w:type="gramStart"/>
+      <w:r>
+        <w:t>default</w:t>
+      </w:r>
+      <w:proofErr w:type="gramEnd"/>
+      <w:r>
+        <w:t xml:space="preserve"> server side encryption happens.</w:t>
+      </w:r>
+    </w:p>
+    <w:p>
+      <w:pPr>
+        <w:pStyle w:val="ListParagraph"/>
+        <w:numPr>
+          <w:ilvl w:val="2"/>
+          <w:numId w:val="3"/>
+        </w:numPr>
+      </w:pPr>
+      <w:r>
+        <w:t>We can also provide our own key</w:t>
+      </w:r>
+    </w:p>
+    <w:p>
+      <w:pPr>
+        <w:pStyle w:val="ListParagraph"/>
+        <w:numPr>
+          <w:ilvl w:val="2"/>
+          <w:numId w:val="3"/>
+        </w:numPr>
+      </w:pPr>
+      <w:proofErr w:type="gramStart"/>
+      <w:r>
+        <w:t>Dual-layer</w:t>
+      </w:r>
+      <w:proofErr w:type="gramEnd"/>
+      <w:r>
+        <w:t xml:space="preserve"> of encryption.</w:t>
+      </w:r>
+    </w:p>
+    <w:p>
+      <w:pPr>
+        <w:pStyle w:val="ListParagraph"/>
+        <w:numPr>
+          <w:ilvl w:val="1"/>
+          <w:numId w:val="3"/>
+        </w:numPr>
+      </w:pPr>
+      <w:r>
+        <w:t>Object lock:</w:t>
+      </w:r>
+    </w:p>
+    <w:p>
+      <w:pPr>
+        <w:pStyle w:val="ListParagraph"/>
+        <w:numPr>
+          <w:ilvl w:val="2"/>
+          <w:numId w:val="3"/>
+        </w:numPr>
+      </w:pPr>
+      <w:r>
+        <w:t xml:space="preserve">Enable : you cannot override or delete a </w:t>
+      </w:r>
+      <w:proofErr w:type="gramStart"/>
+      <w:r>
+        <w:t>file,</w:t>
+      </w:r>
+      <w:proofErr w:type="gramEnd"/>
+      <w:r>
+        <w:t xml:space="preserve"> it also enables versioning.</w:t>
+      </w:r>
+    </w:p>
+    <w:p>
+      <w:pPr>
+        <w:pStyle w:val="ListParagraph"/>
+        <w:numPr>
+          <w:ilvl w:val="2"/>
+          <w:numId w:val="3"/>
+        </w:numPr>
+      </w:pPr>
+      <w:r>
+        <w:t>Disable : default.</w:t>
+      </w:r>
+    </w:p>
+    <w:p>
+      <w:pPr>
+        <w:rPr>
+          <w:b/>
+          <w:bCs/>
+        </w:rPr>
+      </w:pPr>
+      <w:r>
+        <w:rPr>
+          <w:b/>
+          <w:bCs/>
+        </w:rPr>
+        <w:t>Use cases of S3:</w:t>
+      </w:r>
+    </w:p>
+    <w:p>
+      <w:pPr>
+        <w:pStyle w:val="ListParagraph"/>
+        <w:numPr>
+          <w:ilvl w:val="0"/>
+          <w:numId w:val="3"/>
+        </w:numPr>
+      </w:pPr>
+      <w:r>
+        <w:t>Udemy reports</w:t>
+      </w:r>
+    </w:p>
+    <w:p>
+      <w:pPr>
+        <w:pStyle w:val="ListParagraph"/>
+        <w:numPr>
+          <w:ilvl w:val="0"/>
+          <w:numId w:val="3"/>
+        </w:numPr>
+      </w:pPr>
+      <w:r>
+        <w:t>Netflix  - movies</w:t>
+      </w:r>
+    </w:p>
+    <w:p>
+      <w:pPr>
+        <w:pStyle w:val="ListParagraph"/>
+        <w:numPr>
+          <w:ilvl w:val="0"/>
+          <w:numId w:val="3"/>
+        </w:numPr>
+      </w:pPr>
+      <w:r>
+        <w:t>Airbnb – images</w:t>
+      </w:r>
+    </w:p>
+    <w:p>
+      <w:pPr>
+        <w:pStyle w:val="ListParagraph"/>
+        <w:numPr>
+          <w:ilvl w:val="0"/>
+          <w:numId w:val="3"/>
+        </w:numPr>
+      </w:pPr>
+      <w:r>
+        <w:t>Twitch – live video stream.</w:t>
+      </w:r>
+    </w:p>
+    <w:p>
+      <w:pPr>
+        <w:pStyle w:val="ListParagraph"/>
+        <w:numPr>
+          <w:ilvl w:val="0"/>
+          <w:numId w:val="3"/>
+        </w:numPr>
+      </w:pPr>
+      <w:r>
+        <w:t>Static website hosting</w:t>
+      </w:r>
+    </w:p>
+    <w:p>
+      <w:pPr>
+        <w:rPr>
+          <w:b/>
+          <w:bCs/>
+        </w:rPr>
+      </w:pPr>
+      <w:r>
+        <w:rPr>
+          <w:b/>
+          <w:bCs/>
+        </w:rPr>
+        <w:t>IAM : Identity Access Management:</w:t>
+      </w:r>
+    </w:p>
+    <w:p>
+      <w:pPr>
+        <w:pStyle w:val="ListParagraph"/>
+        <w:numPr>
+          <w:ilvl w:val="1"/>
+          <w:numId w:val="3"/>
+        </w:numPr>
+      </w:pPr>
+      <w:r>
+        <w:t>To manage users and their level of access.</w:t>
+      </w:r>
+    </w:p>
+    <w:p>
+      <w:pPr>
+        <w:pStyle w:val="ListParagraph"/>
+        <w:numPr>
+          <w:ilvl w:val="1"/>
+          <w:numId w:val="3"/>
+        </w:numPr>
+      </w:pPr>
+      <w:r>
+        <w:t>Service to service access like EC2 -&gt; S3</w:t>
+      </w:r>
+    </w:p>
+    <w:p>
+      <w:pPr>
+        <w:pStyle w:val="ListParagraph"/>
+        <w:numPr>
+          <w:ilvl w:val="0"/>
+          <w:numId w:val="3"/>
+        </w:numPr>
+        <w:rPr>
+          <w:b/>
+          <w:bCs/>
+        </w:rPr>
+      </w:pPr>
+      <w:r>
+        <w:rPr>
+          <w:b/>
+          <w:bCs/>
+        </w:rPr>
+        <w:t>Policy</w:t>
+      </w:r>
+      <w:r>
+        <w:rPr>
+          <w:b/>
+          <w:bCs/>
+        </w:rPr>
+        <w:t xml:space="preserve"> : </w:t>
+      </w:r>
+    </w:p>
+    <w:p>
+      <w:pPr>
+        <w:pStyle w:val="ListParagraph"/>
+        <w:numPr>
+          <w:ilvl w:val="1"/>
+          <w:numId w:val="3"/>
+        </w:numPr>
+        <w:rPr>
+          <w:b/>
+          <w:bCs/>
+        </w:rPr>
+      </w:pPr>
+      <w:r>
+        <w:rPr>
+          <w:b/>
+          <w:bCs/>
+        </w:rPr>
+        <w:t>Set of permissions written in JSON format.</w:t>
+      </w:r>
+    </w:p>
+    <w:p>
+      <w:pPr>
+        <w:pStyle w:val="ListParagraph"/>
+        <w:numPr>
+          <w:ilvl w:val="1"/>
+          <w:numId w:val="3"/>
+        </w:numPr>
+        <w:rPr>
+          <w:b/>
+          <w:bCs/>
+        </w:rPr>
+      </w:pPr>
+      <w:r>
+        <w:rPr>
+          <w:b/>
+          <w:bCs/>
+        </w:rPr>
+        <w:t>We can have policies like who can start r stop the EC2 instances.</w:t>
+      </w:r>
+    </w:p>
+    <w:p>
+      <w:pPr>
+        <w:pStyle w:val="ListParagraph"/>
+        <w:numPr>
+          <w:ilvl w:val="0"/>
+          <w:numId w:val="3"/>
+        </w:numPr>
+        <w:rPr>
+          <w:b/>
+          <w:bCs/>
+        </w:rPr>
+      </w:pPr>
+      <w:r>
+        <w:rPr>
+          <w:b/>
+          <w:bCs/>
+        </w:rPr>
+        <w:t>Users</w:t>
+      </w:r>
+      <w:r>
+        <w:rPr>
+          <w:b/>
+          <w:bCs/>
+        </w:rPr>
+        <w:t>:</w:t>
+      </w:r>
+    </w:p>
+    <w:p>
+      <w:pPr>
+        <w:pStyle w:val="ListParagraph"/>
+        <w:numPr>
+          <w:ilvl w:val="1"/>
+          <w:numId w:val="3"/>
+        </w:numPr>
+        <w:rPr>
+          <w:b/>
+          <w:bCs/>
+        </w:rPr>
+      </w:pPr>
+      <w:r>
+        <w:rPr>
+          <w:b/>
+          <w:bCs/>
+        </w:rPr>
+        <w:t>Like employees</w:t>
+      </w:r>
+    </w:p>
+    <w:p>
+      <w:pPr>
+        <w:pStyle w:val="ListParagraph"/>
+        <w:numPr>
+          <w:ilvl w:val="0"/>
+          <w:numId w:val="3"/>
+        </w:numPr>
+        <w:rPr>
+          <w:b/>
+          <w:bCs/>
+        </w:rPr>
+      </w:pPr>
+      <w:r>
+        <w:rPr>
+          <w:b/>
+          <w:bCs/>
+        </w:rPr>
+        <w:t>User Groups</w:t>
+      </w:r>
+      <w:r>
+        <w:rPr>
+          <w:b/>
+          <w:bCs/>
+        </w:rPr>
+        <w:t xml:space="preserve"> :</w:t>
+      </w:r>
+    </w:p>
+    <w:p>
+      <w:pPr>
+        <w:pStyle w:val="ListParagraph"/>
+        <w:numPr>
+          <w:ilvl w:val="1"/>
+          <w:numId w:val="3"/>
+        </w:numPr>
+        <w:rPr>
+          <w:b/>
+          <w:bCs/>
+        </w:rPr>
+      </w:pPr>
+      <w:r>
+        <w:rPr>
+          <w:b/>
+          <w:bCs/>
+        </w:rPr>
+        <w:t>Like Devs, DevOps and users are added to the group. And we can attach policy to group which applies to all user in the group.</w:t>
+      </w:r>
+    </w:p>
+    <w:p>
+      <w:pPr>
+        <w:pStyle w:val="ListParagraph"/>
+        <w:numPr>
+          <w:ilvl w:val="0"/>
+          <w:numId w:val="3"/>
+        </w:numPr>
+        <w:rPr>
+          <w:b/>
+          <w:bCs/>
+        </w:rPr>
+      </w:pPr>
+      <w:r>
+        <w:rPr>
+          <w:b/>
+          <w:bCs/>
+        </w:rPr>
+        <w:t>Roles</w:t>
+      </w:r>
+      <w:r>
+        <w:rPr>
+          <w:b/>
+          <w:bCs/>
+        </w:rPr>
+        <w:t>:</w:t>
+      </w:r>
+    </w:p>
+    <w:p>
+      <w:pPr>
+        <w:pStyle w:val="ListParagraph"/>
+        <w:numPr>
+          <w:ilvl w:val="1"/>
+          <w:numId w:val="3"/>
+        </w:numPr>
+        <w:rPr>
+          <w:b/>
+          <w:bCs/>
+        </w:rPr>
+      </w:pPr>
+      <w:r>
+        <w:rPr>
+          <w:b/>
+          <w:bCs/>
+        </w:rPr>
+        <w:t>Service to service communication.</w:t>
+      </w:r>
+    </w:p>
+    <w:p>
+      <w:pPr>
+        <w:pStyle w:val="ListParagraph"/>
+        <w:numPr>
+          <w:ilvl w:val="1"/>
+          <w:numId w:val="3"/>
+        </w:numPr>
+        <w:rPr>
+          <w:b/>
+          <w:bCs/>
+        </w:rPr>
+      </w:pPr>
+      <w:r>
+        <w:rPr>
+          <w:b/>
+          <w:bCs/>
+        </w:rPr>
+        <w:t>Create Role “s3-writer-role” which has permissions to S3.</w:t>
+      </w:r>
+    </w:p>
+    <w:p>
+      <w:pPr>
+        <w:pStyle w:val="ListParagraph"/>
+        <w:numPr>
+          <w:ilvl w:val="1"/>
+          <w:numId w:val="3"/>
+        </w:numPr>
+        <w:rPr>
+          <w:b/>
+          <w:bCs/>
+        </w:rPr>
+      </w:pPr>
+      <w:r>
+        <w:rPr>
+          <w:b/>
+          <w:bCs/>
+        </w:rPr>
+        <w:t>Now as we can attach Role to EC2, now it can access S3.</w:t>
+      </w:r>
+    </w:p>
+    <w:p>
+      <w:pPr>
+        <w:rPr>
+          <w:b/>
+          <w:bCs/>
+        </w:rPr>
+      </w:pPr>
+      <w:r>
+        <w:rPr>
+          <w:b/>
+          <w:bCs/>
+        </w:rPr>
+        <w:t>IAM Feature :</w:t>
+      </w:r>
+    </w:p>
+    <w:p>
+      <w:pPr>
+        <w:pStyle w:val="ListParagraph"/>
+        <w:numPr>
+          <w:ilvl w:val="0"/>
+          <w:numId w:val="3"/>
+        </w:numPr>
+        <w:rPr>
+          <w:b/>
+          <w:bCs/>
+        </w:rPr>
+      </w:pPr>
+      <w:r>
+        <w:rPr>
+          <w:b/>
+          <w:bCs/>
+        </w:rPr>
+        <w:t>Centralized access management</w:t>
+      </w:r>
+    </w:p>
+    <w:p>
+      <w:pPr>
+        <w:pStyle w:val="ListParagraph"/>
+        <w:numPr>
+          <w:ilvl w:val="0"/>
+          <w:numId w:val="3"/>
+        </w:numPr>
+        <w:rPr>
+          <w:b/>
+          <w:bCs/>
+        </w:rPr>
+      </w:pPr>
+      <w:r>
+        <w:rPr>
+          <w:b/>
+          <w:bCs/>
+        </w:rPr>
+        <w:t>Granular permissions</w:t>
+      </w:r>
+    </w:p>
+    <w:p>
+      <w:pPr>
+        <w:pStyle w:val="ListParagraph"/>
+        <w:numPr>
+          <w:ilvl w:val="0"/>
+          <w:numId w:val="3"/>
+        </w:numPr>
+        <w:rPr>
+          <w:b/>
+          <w:bCs/>
+        </w:rPr>
+      </w:pPr>
+      <w:r>
+        <w:rPr>
+          <w:b/>
+          <w:bCs/>
+        </w:rPr>
+        <w:t>Least privilege principle</w:t>
+      </w:r>
+    </w:p>
+    <w:p>
+      <w:pPr>
+        <w:pStyle w:val="ListParagraph"/>
+        <w:numPr>
+          <w:ilvl w:val="0"/>
+          <w:numId w:val="3"/>
+        </w:numPr>
+        <w:rPr>
+          <w:b/>
+          <w:bCs/>
+        </w:rPr>
+      </w:pPr>
+      <w:r>
+        <w:rPr>
+          <w:b/>
+          <w:bCs/>
+        </w:rPr>
+        <w:t>Identify federation</w:t>
+      </w:r>
+    </w:p>
+    <w:p>
+      <w:pPr>
+        <w:pStyle w:val="ListParagraph"/>
+        <w:numPr>
+          <w:ilvl w:val="0"/>
+          <w:numId w:val="3"/>
+        </w:numPr>
+        <w:rPr>
+          <w:b/>
+          <w:bCs/>
+        </w:rPr>
+      </w:pPr>
+      <w:r>
+        <w:rPr>
+          <w:b/>
+          <w:bCs/>
+        </w:rPr>
+        <w:t>Multi factor authentication</w:t>
+      </w:r>
+    </w:p>
+    <w:p>
+      <w:pPr>
+        <w:rPr>
+          <w:b/>
+          <w:bCs/>
+        </w:rPr>
+      </w:pPr>
+      <w:r>
+        <w:rPr>
+          <w:b/>
+          <w:bCs/>
+        </w:rPr>
+        <w:t>Create a User:</w:t>
+      </w:r>
+    </w:p>
+    <w:p>
+      <w:pPr>
+        <w:pStyle w:val="ListParagraph"/>
+        <w:numPr>
+          <w:ilvl w:val="0"/>
+          <w:numId w:val="3"/>
+        </w:numPr>
+        <w:rPr>
+          <w:b/>
+          <w:bCs/>
+        </w:rPr>
+      </w:pPr>
+      <w:r>
+        <w:rPr>
+          <w:b/>
+          <w:bCs/>
+        </w:rPr>
+        <w:t>Create user -&gt; create custom password</w:t>
+      </w:r>
+    </w:p>
+    <w:p>
+      <w:pPr>
+        <w:rPr>
+          <w:b/>
+          <w:bCs/>
+        </w:rPr>
+      </w:pPr>
+    </w:p>
+    <w:p>
+      <w:pPr>
+        <w:rPr>
+          <w:b/>
+          <w:bCs/>
+        </w:rPr>
+      </w:pPr>
+      <w:r>
+        <w:rPr>
+          <w:b/>
+          <w:bCs/>
+        </w:rPr>
+        <w:lastRenderedPageBreak/>
+        <w:t>Create User Group :</w:t>
+      </w:r>
+    </w:p>
+    <w:p>
+      <w:pPr>
+        <w:pStyle w:val="ListParagraph"/>
+        <w:numPr>
+          <w:ilvl w:val="0"/>
+          <w:numId w:val="3"/>
+        </w:numPr>
+        <w:rPr>
+          <w:b/>
+          <w:bCs/>
+        </w:rPr>
+      </w:pPr>
+      <w:r>
+        <w:rPr>
+          <w:b/>
+          <w:bCs/>
+        </w:rPr>
+        <w:t xml:space="preserve">Create Group -&gt; “developers” -&gt; attach permission like access -&gt; </w:t>
+      </w:r>
+      <w:r>
+        <w:rPr>
+          <w:b/>
+          <w:bCs/>
+          <w:color w:val="47D459" w:themeColor="accent3" w:themeTint="99"/>
+        </w:rPr>
+        <w:t xml:space="preserve">AmazonEC2FullAccess </w:t>
+      </w:r>
+      <w:r>
+        <w:rPr>
+          <w:b/>
+          <w:bCs/>
+        </w:rPr>
+        <w:t xml:space="preserve">(But we cannot SSH into the EC2),  </w:t>
+      </w:r>
+      <w:r>
+        <w:rPr>
+          <w:b/>
+          <w:bCs/>
+          <w:color w:val="47D459" w:themeColor="accent3" w:themeTint="99"/>
+        </w:rPr>
+        <w:t>EC2InstanceConnect</w:t>
+      </w:r>
+      <w:r>
+        <w:rPr>
+          <w:b/>
+          <w:bCs/>
+          <w:color w:val="47D459" w:themeColor="accent3" w:themeTint="99"/>
+        </w:rPr>
+        <w:t xml:space="preserve"> </w:t>
+      </w:r>
+      <w:r>
+        <w:rPr>
+          <w:b/>
+          <w:bCs/>
+          <w:color w:val="000000" w:themeColor="text1"/>
+        </w:rPr>
+        <w:t>(</w:t>
+      </w:r>
+      <w:r>
+        <w:rPr>
+          <w:b/>
+          <w:bCs/>
+          <w:color w:val="000000" w:themeColor="text1"/>
+        </w:rPr>
+        <w:t>this allows us to do SSH connect</w:t>
+      </w:r>
+      <w:r>
+        <w:rPr>
+          <w:b/>
+          <w:bCs/>
+          <w:color w:val="000000" w:themeColor="text1"/>
+        </w:rPr>
+        <w:t>)</w:t>
+      </w:r>
+    </w:p>
+    <w:p>
+      <w:pPr>
+        <w:pStyle w:val="ListParagraph"/>
+        <w:numPr>
+          <w:ilvl w:val="0"/>
+          <w:numId w:val="3"/>
+        </w:numPr>
+        <w:rPr>
+          <w:b/>
+          <w:bCs/>
+        </w:rPr>
+      </w:pPr>
+      <w:r>
+        <w:rPr>
+          <w:b/>
+          <w:bCs/>
+        </w:rPr>
+        <w:t>Now add users to the group, so user can get the required access from the attached policies/permissions in the group.</w:t>
+      </w:r>
+    </w:p>
+    <w:p>
+      <w:pPr>
+        <w:rPr>
+          <w:b/>
+          <w:bCs/>
+        </w:rPr>
+      </w:pPr>
+      <w:r>
+        <w:rPr>
+          <w:b/>
+          <w:bCs/>
+        </w:rPr>
+        <w:t>Create Policy :</w:t>
+      </w:r>
+    </w:p>
+    <w:p>
+      <w:pPr>
+        <w:pStyle w:val="ListParagraph"/>
+        <w:numPr>
+          <w:ilvl w:val="0"/>
+          <w:numId w:val="3"/>
+        </w:numPr>
+        <w:rPr>
+          <w:b/>
+          <w:bCs/>
+        </w:rPr>
+      </w:pPr>
+      <w:r>
+        <w:rPr>
+          <w:b/>
+          <w:bCs/>
+        </w:rPr>
+        <w:t xml:space="preserve">Create inline policy -&gt; choose service -&gt; EC2 -&gt; Effect (Allow, </w:t>
+      </w:r>
+      <w:r>
+        <w:rPr>
+          <w:b/>
+          <w:bCs/>
+          <w:color w:val="FF0000"/>
+        </w:rPr>
+        <w:t>deny</w:t>
+      </w:r>
+      <w:r>
+        <w:rPr>
+          <w:b/>
+          <w:bCs/>
+        </w:rPr>
+        <w:t>) -&gt; All EC2 instances connect</w:t>
+      </w:r>
+      <w:r>
+        <w:rPr>
+          <w:b/>
+          <w:bCs/>
+        </w:rPr>
+        <w:t xml:space="preserve"> action.</w:t>
+      </w:r>
+    </w:p>
+    <w:p>
+      <w:pPr>
+        <w:pStyle w:val="ListParagraph"/>
+        <w:numPr>
+          <w:ilvl w:val="0"/>
+          <w:numId w:val="3"/>
+        </w:numPr>
+        <w:rPr>
+          <w:b/>
+          <w:bCs/>
+        </w:rPr>
+      </w:pPr>
+      <w:r>
+        <w:rPr>
+          <w:b/>
+          <w:bCs/>
+        </w:rPr>
+        <w:t>We can to it for specific resource using ARN.</w:t>
+      </w:r>
+    </w:p>
+    <w:p>
+      <w:pPr>
+        <w:pStyle w:val="ListParagraph"/>
+        <w:numPr>
+          <w:ilvl w:val="0"/>
+          <w:numId w:val="3"/>
+        </w:numPr>
+        <w:rPr>
+          <w:b/>
+          <w:bCs/>
+        </w:rPr>
+      </w:pPr>
+      <w:r>
+        <w:rPr>
+          <w:b/>
+          <w:bCs/>
+        </w:rPr>
+        <w:t>Now it is added to developers’ group</w:t>
+      </w:r>
+    </w:p>
+    <w:p>
+      <w:pPr>
+        <w:ind w:left="360"/>
+        <w:rPr>
+          <w:b/>
+          <w:bCs/>
+        </w:rPr>
+      </w:pPr>
+      <w:r>
+        <w:rPr>
+          <w:b/>
+          <w:bCs/>
+          <w:color w:val="FF0000"/>
+        </w:rPr>
+        <w:t xml:space="preserve">Note </w:t>
+      </w:r>
+      <w:r>
+        <w:rPr>
+          <w:b/>
+          <w:bCs/>
+        </w:rPr>
+        <w:t xml:space="preserve">: when we have </w:t>
+      </w:r>
+      <w:proofErr w:type="gramStart"/>
+      <w:r>
+        <w:rPr>
+          <w:b/>
+          <w:bCs/>
+        </w:rPr>
+        <w:t>allow</w:t>
+      </w:r>
+      <w:proofErr w:type="gramEnd"/>
+      <w:r>
+        <w:rPr>
+          <w:b/>
+          <w:bCs/>
+        </w:rPr>
+        <w:t xml:space="preserve"> and deny rules, deny rule takes the precedence always </w:t>
+      </w:r>
+    </w:p>
+    <w:p>
+      <w:pPr>
+        <w:rPr>
+          <w:b/>
+          <w:bCs/>
+        </w:rPr>
+      </w:pPr>
+      <w:r>
+        <w:rPr>
+          <w:b/>
+          <w:bCs/>
+        </w:rPr>
+        <w:t xml:space="preserve">IAM Role : </w:t>
+      </w:r>
+    </w:p>
+    <w:p>
+      <w:pPr>
+        <w:pStyle w:val="ListParagraph"/>
+        <w:numPr>
+          <w:ilvl w:val="0"/>
+          <w:numId w:val="3"/>
+        </w:numPr>
+        <w:rPr>
+          <w:b/>
+          <w:bCs/>
+        </w:rPr>
+      </w:pPr>
+      <w:r>
+        <w:rPr>
+          <w:b/>
+          <w:bCs/>
+        </w:rPr>
+        <w:t>EC2 wants to communicate with S3.</w:t>
+      </w:r>
+    </w:p>
+    <w:p>
+      <w:pPr>
+        <w:ind w:left="360"/>
+        <w:rPr>
+          <w:b/>
+          <w:bCs/>
+        </w:rPr>
+      </w:pPr>
+      <w:r>
+        <w:rPr>
+          <w:b/>
+          <w:bCs/>
+        </w:rPr>
+        <w:t>CLI of EC2</w:t>
+      </w:r>
+    </w:p>
+    <w:p>
+      <w:pPr>
+        <w:pStyle w:val="ListParagraph"/>
+        <w:numPr>
+          <w:ilvl w:val="0"/>
+          <w:numId w:val="3"/>
+        </w:numPr>
+        <w:rPr>
+          <w:b/>
+          <w:bCs/>
+        </w:rPr>
+      </w:pPr>
+      <w:proofErr w:type="spellStart"/>
+      <w:r>
+        <w:rPr>
+          <w:b/>
+          <w:bCs/>
+        </w:rPr>
+        <w:t>aws</w:t>
+      </w:r>
+      <w:proofErr w:type="spellEnd"/>
+      <w:r>
+        <w:rPr>
+          <w:b/>
+          <w:bCs/>
+        </w:rPr>
+        <w:t xml:space="preserve"> s3 ls </w:t>
+      </w:r>
+    </w:p>
+    <w:p>
+      <w:pPr>
+        <w:pStyle w:val="ListParagraph"/>
+        <w:numPr>
+          <w:ilvl w:val="1"/>
+          <w:numId w:val="3"/>
+        </w:numPr>
+        <w:rPr>
+          <w:b/>
+          <w:bCs/>
+        </w:rPr>
+      </w:pPr>
+      <w:r>
+        <w:rPr>
+          <w:b/>
+          <w:bCs/>
+        </w:rPr>
+        <w:t>we cannot access the S3</w:t>
+      </w:r>
+    </w:p>
+    <w:p>
+      <w:pPr>
+        <w:pStyle w:val="ListParagraph"/>
+        <w:numPr>
+          <w:ilvl w:val="0"/>
+          <w:numId w:val="3"/>
+        </w:numPr>
+        <w:rPr>
+          <w:b/>
+          <w:bCs/>
+        </w:rPr>
+      </w:pPr>
+      <w:r>
+        <w:rPr>
+          <w:b/>
+          <w:bCs/>
+        </w:rPr>
+        <w:t xml:space="preserve">IAM -&gt; Roles -&gt; create role -&gt; </w:t>
+      </w:r>
+      <w:r>
+        <w:rPr>
+          <w:b/>
+          <w:bCs/>
+        </w:rPr>
+        <w:t>AWS service/AWS account</w:t>
+      </w:r>
+      <w:r>
+        <w:rPr>
+          <w:b/>
+          <w:bCs/>
+        </w:rPr>
+        <w:t xml:space="preserve"> –&gt; </w:t>
+      </w:r>
+      <w:r>
+        <w:rPr>
+          <w:b/>
+          <w:bCs/>
+        </w:rPr>
+        <w:t>allow EC2 to call AWS services -&gt; add permissions (AmazonS3ReadOnlyAccess)</w:t>
+      </w:r>
+    </w:p>
+    <w:p>
+      <w:pPr>
+        <w:pStyle w:val="ListParagraph"/>
+        <w:numPr>
+          <w:ilvl w:val="0"/>
+          <w:numId w:val="3"/>
+        </w:numPr>
+        <w:rPr>
+          <w:b/>
+          <w:bCs/>
+        </w:rPr>
+      </w:pPr>
+      <w:r>
+        <w:rPr>
+          <w:b/>
+          <w:bCs/>
+        </w:rPr>
+        <w:t>Switch to the developer window -&gt; Actions -&gt; Security -&gt; Modify IAM role -&gt; ec2-s3</w:t>
+      </w:r>
+    </w:p>
+    <w:p>
+      <w:pPr>
+        <w:rPr>
+          <w:b/>
+          <w:bCs/>
+        </w:rPr>
+      </w:pPr>
+    </w:p>
+    <w:p>
+      <w:pPr>
+        <w:rPr>
+          <w:b/>
+          <w:bCs/>
+        </w:rPr>
+      </w:pPr>
+      <w:r>
+        <w:rPr>
+          <w:b/>
+          <w:bCs/>
+        </w:rPr>
+        <w:t>Use</w:t>
+      </w:r>
+      <w:r>
+        <w:rPr>
+          <w:b/>
+          <w:bCs/>
+        </w:rPr>
+        <w:t xml:space="preserve">r </w:t>
+      </w:r>
+      <w:r>
+        <w:rPr>
+          <w:b/>
+          <w:bCs/>
+        </w:rPr>
+        <w:t>Local Development :</w:t>
+      </w:r>
+    </w:p>
+    <w:p>
+      <w:pPr>
+        <w:pStyle w:val="ListParagraph"/>
+        <w:numPr>
+          <w:ilvl w:val="0"/>
+          <w:numId w:val="3"/>
+        </w:numPr>
+        <w:rPr>
+          <w:b/>
+          <w:bCs/>
+        </w:rPr>
+      </w:pPr>
+      <w:r>
+        <w:rPr>
+          <w:b/>
+          <w:bCs/>
+        </w:rPr>
+        <w:t>AWS CLI</w:t>
+      </w:r>
+    </w:p>
+    <w:p>
+      <w:pPr>
+        <w:ind w:left="360"/>
+        <w:rPr>
+          <w:b/>
+          <w:bCs/>
+        </w:rPr>
+      </w:pPr>
+      <w:r>
+        <w:rPr>
+          <w:b/>
+          <w:bCs/>
+        </w:rPr>
+        <w:t xml:space="preserve">Now user wants to </w:t>
+      </w:r>
+      <w:r>
+        <w:rPr>
+          <w:b/>
+          <w:bCs/>
+        </w:rPr>
+        <w:t>do</w:t>
+      </w:r>
+      <w:r>
+        <w:rPr>
+          <w:b/>
+          <w:bCs/>
+        </w:rPr>
+        <w:t xml:space="preserve"> local development and test s3 bucket from java app.</w:t>
+      </w:r>
+    </w:p>
+    <w:p>
+      <w:pPr>
+        <w:pStyle w:val="ListParagraph"/>
+        <w:numPr>
+          <w:ilvl w:val="0"/>
+          <w:numId w:val="3"/>
+        </w:numPr>
+        <w:rPr>
+          <w:b/>
+          <w:bCs/>
+        </w:rPr>
+      </w:pPr>
+      <w:r>
+        <w:rPr>
+          <w:b/>
+          <w:bCs/>
+        </w:rPr>
+        <w:t xml:space="preserve">Create access key : </w:t>
+      </w:r>
+    </w:p>
+    <w:p>
+      <w:pPr>
+        <w:pStyle w:val="ListParagraph"/>
+        <w:numPr>
+          <w:ilvl w:val="1"/>
+          <w:numId w:val="3"/>
+        </w:numPr>
+        <w:rPr>
+          <w:b/>
+          <w:bCs/>
+        </w:rPr>
+      </w:pPr>
+      <w:r>
+        <w:rPr>
+          <w:b/>
+          <w:bCs/>
+        </w:rPr>
+        <w:t>Local code -&gt; create access key (use to communicate with AWS)</w:t>
+      </w:r>
+    </w:p>
+    <w:p>
+      <w:pPr>
+        <w:pStyle w:val="ListParagraph"/>
+        <w:ind w:left="1440"/>
+        <w:rPr>
+          <w:b/>
+          <w:bCs/>
+        </w:rPr>
+      </w:pPr>
+      <w:r>
+        <w:rPr>
+          <w:b/>
+          <w:bCs/>
+        </w:rPr>
+        <w:drawing>
+          <wp:inline distT="0" distB="0" distL="0" distR="0" wp14:anchorId="7274E7FC" wp14:editId="0359D4EC">
+            <wp:extent cx="4401164" cy="1238423"/>
+            <wp:effectExtent l="0" t="0" r="0" b="0"/>
+            <wp:docPr id="2009257906" name="Picture 1" descr="A screen shot of a computer&#10;&#10;AI-generated content may be incorrect."/>
+            <wp:cNvGraphicFramePr>
+              <a:graphicFrameLocks xmlns:a="http://schemas.openxmlformats.org/drawingml/2006/main" noChangeAspect="1"/>
+            </wp:cNvGraphicFramePr>
+            <a:graphic xmlns:a="http://schemas.openxmlformats.org/drawingml/2006/main">
+              <a:graphicData uri="http://schemas.openxmlformats.org/drawingml/2006/picture">
+                <pic:pic xmlns:pic="http://schemas.openxmlformats.org/drawingml/2006/picture">
+                  <pic:nvPicPr>
+                    <pic:cNvPr id="2009257906" name="Picture 1" descr="A screen shot of a computer&#10;&#10;AI-generated content may be incorrect."/>
+                    <pic:cNvPicPr/>
+                  </pic:nvPicPr>
+                  <pic:blipFill>
+                    <a:blip r:embed="rId16"/>
+                    <a:stretch>
+                      <a:fillRect/>
+                    </a:stretch>
+                  </pic:blipFill>
+                  <pic:spPr>
+                    <a:xfrm>
+                      <a:off x="0" y="0"/>
+                      <a:ext cx="4401164" cy="1238423"/>
+                    </a:xfrm>
+                    <a:prstGeom prst="rect">
+                      <a:avLst/>
+                    </a:prstGeom>
+                  </pic:spPr>
+                </pic:pic>
+              </a:graphicData>
+            </a:graphic>
+          </wp:inline>
+        </w:drawing>
+      </w:r>
+    </w:p>
+    <w:p>
+      <w:pPr>
+        <w:rPr>
+          <w:b/>
+          <w:bCs/>
+        </w:rPr>
+      </w:pPr>
+    </w:p>
+    <w:p>
+      <w:pPr>
+        <w:rPr>
+          <w:b/>
+          <w:bCs/>
+        </w:rPr>
+      </w:pPr>
+      <w:proofErr w:type="spellStart"/>
+      <w:r>
+        <w:rPr>
+          <w:b/>
+          <w:bCs/>
+        </w:rPr>
+        <w:t>Mvn</w:t>
+      </w:r>
+      <w:proofErr w:type="spellEnd"/>
+      <w:r>
+        <w:rPr>
+          <w:b/>
+          <w:bCs/>
+        </w:rPr>
+        <w:t xml:space="preserve"> project :</w:t>
+      </w:r>
+    </w:p>
+    <w:p>
+      <w:pPr>
+        <w:pStyle w:val="ListParagraph"/>
+        <w:rPr>
+          <w:b/>
+          <w:bCs/>
+        </w:rPr>
+      </w:pPr>
+      <w:r>
+        <w:rPr>
+          <w:b/>
+          <w:bCs/>
+        </w:rPr>
+        <w:lastRenderedPageBreak/>
+        <w:drawing>
+          <wp:inline distT="0" distB="0" distL="0" distR="0" wp14:anchorId="6DC13022" wp14:editId="35336593">
+            <wp:extent cx="5695950" cy="1704975"/>
+            <wp:effectExtent l="0" t="0" r="0" b="9525"/>
+            <wp:docPr id="841945626" name="Picture 1"/>
+            <wp:cNvGraphicFramePr>
+              <a:graphicFrameLocks xmlns:a="http://schemas.openxmlformats.org/drawingml/2006/main" noChangeAspect="1"/>
+            </wp:cNvGraphicFramePr>
+            <a:graphic xmlns:a="http://schemas.openxmlformats.org/drawingml/2006/main">
+              <a:graphicData uri="http://schemas.openxmlformats.org/drawingml/2006/picture">
+                <pic:pic xmlns:pic="http://schemas.openxmlformats.org/drawingml/2006/picture">
+                  <pic:nvPicPr>
+                    <pic:cNvPr id="841945626" name=""/>
+                    <pic:cNvPicPr/>
+                  </pic:nvPicPr>
+                  <pic:blipFill>
+                    <a:blip r:embed="rId17"/>
+                    <a:stretch>
+                      <a:fillRect/>
+                    </a:stretch>
+                  </pic:blipFill>
+                  <pic:spPr>
+                    <a:xfrm>
+                      <a:off x="0" y="0"/>
+                      <a:ext cx="5696750" cy="1705214"/>
+                    </a:xfrm>
+                    <a:prstGeom prst="rect">
+                      <a:avLst/>
+                    </a:prstGeom>
+                  </pic:spPr>
+                </pic:pic>
+              </a:graphicData>
+            </a:graphic>
+          </wp:inline>
+        </w:drawing>
+      </w:r>
+    </w:p>
+    <w:p>
+      <w:pPr>
+        <w:pStyle w:val="ListParagraph"/>
+        <w:rPr>
+          <w:b/>
+          <w:bCs/>
+        </w:rPr>
+      </w:pPr>
+      <w:r>
+        <w:rPr>
+          <w:b/>
+          <w:bCs/>
+        </w:rPr>
+        <w:drawing>
+          <wp:inline distT="0" distB="0" distL="0" distR="0" wp14:anchorId="59191541" wp14:editId="071E118F">
+            <wp:extent cx="5731510" cy="3160395"/>
+            <wp:effectExtent l="0" t="0" r="2540" b="1905"/>
+            <wp:docPr id="480244962" name="Picture 1"/>
+            <wp:cNvGraphicFramePr>
+              <a:graphicFrameLocks xmlns:a="http://schemas.openxmlformats.org/drawingml/2006/main" noChangeAspect="1"/>
+            </wp:cNvGraphicFramePr>
+            <a:graphic xmlns:a="http://schemas.openxmlformats.org/drawingml/2006/main">
+              <a:graphicData uri="http://schemas.openxmlformats.org/drawingml/2006/picture">
+                <pic:pic xmlns:pic="http://schemas.openxmlformats.org/drawingml/2006/picture">
+                  <pic:nvPicPr>
+                    <pic:cNvPr id="480244962" name=""/>
+                    <pic:cNvPicPr/>
+                  </pic:nvPicPr>
+                  <pic:blipFill>
+                    <a:blip r:embed="rId18"/>
+                    <a:stretch>
+                      <a:fillRect/>
+                    </a:stretch>
+                  </pic:blipFill>
+                  <pic:spPr>
+                    <a:xfrm>
+                      <a:off x="0" y="0"/>
+                      <a:ext cx="5731510" cy="3160395"/>
+                    </a:xfrm>
+                    <a:prstGeom prst="rect">
+                      <a:avLst/>
+                    </a:prstGeom>
+                  </pic:spPr>
+                </pic:pic>
+              </a:graphicData>
+            </a:graphic>
+          </wp:inline>
+        </w:drawing>
+      </w:r>
+    </w:p>
+    <w:p>
+      <w:pPr>
+        <w:rPr>
+          <w:b/>
+          <w:bCs/>
+        </w:rPr>
+      </w:pPr>
+      <w:r>
+        <w:rPr>
+          <w:b/>
+          <w:bCs/>
+        </w:rPr>
+        <w:t>How SDK works:</w:t>
+      </w:r>
+    </w:p>
+    <w:p>
+      <w:pPr>
+        <w:pStyle w:val="ListParagraph"/>
+        <w:numPr>
+          <w:ilvl w:val="0"/>
+          <w:numId w:val="3"/>
+        </w:numPr>
+        <w:rPr>
+          <w:b/>
+          <w:bCs/>
+        </w:rPr>
+      </w:pPr>
+      <w:r>
+        <w:rPr>
+          <w:b/>
+          <w:bCs/>
+        </w:rPr>
+        <w:t>How come the java code just works fine?</w:t>
+      </w:r>
+    </w:p>
+    <w:p>
+      <w:pPr>
+        <w:pStyle w:val="ListParagraph"/>
+        <w:numPr>
+          <w:ilvl w:val="1"/>
+          <w:numId w:val="3"/>
+        </w:numPr>
+        <w:rPr>
+          <w:b/>
+          <w:bCs/>
+        </w:rPr>
+      </w:pPr>
+      <w:r>
+        <w:rPr>
+          <w:b/>
+          <w:bCs/>
+        </w:rPr>
+        <w:t>In our machine we already configured the credentials.</w:t>
+      </w:r>
+    </w:p>
+    <w:p>
+      <w:pPr>
+        <w:rPr>
+          <w:b/>
+          <w:bCs/>
+        </w:rPr>
+      </w:pPr>
+      <w:r>
+        <w:rPr>
+          <w:b/>
+          <w:bCs/>
+        </w:rPr>
+        <w:t>Access key best practices:</w:t>
+      </w:r>
+    </w:p>
+    <w:p>
+      <w:pPr>
+        <w:pStyle w:val="ListParagraph"/>
+        <w:numPr>
+          <w:ilvl w:val="0"/>
+          <w:numId w:val="3"/>
+        </w:numPr>
+        <w:rPr>
+          <w:b/>
+          <w:bCs/>
+        </w:rPr>
+      </w:pPr>
+    </w:p>
     <w:sectPr>
       <w:pgSz w:w="11906" w:h="16838"/>
       <w:pgMar w:top="1440" w:right="1440" w:bottom="1440" w:left="1440" w:header="708" w:footer="708" w:gutter="0"/>
@@ -3232,9 +4756,9 @@
     </w:lvl>
   </w:abstractNum>
   <w:abstractNum w:abstractNumId="2" w15:restartNumberingAfterBreak="0">
-    <w:nsid w:val="625365D3"/>
+    <w:nsid w:val="43EF7567"/>
     <w:multiLevelType w:val="hybridMultilevel"/>
-    <w:tmpl w:val="3B325794"/>
+    <w:tmpl w:val="732AB1FC"/>
     <w:lvl w:ilvl="0" w:tplc="4009000F">
       <w:start w:val="1"/>
       <w:numFmt w:val="decimal"/>
@@ -3320,14 +4844,106 @@
       </w:pPr>
     </w:lvl>
   </w:abstractNum>
+  <w:abstractNum w:abstractNumId="3" w15:restartNumberingAfterBreak="0">
+    <w:nsid w:val="625365D3"/>
+    <w:multiLevelType w:val="hybridMultilevel"/>
+    <w:tmpl w:val="3B325794"/>
+    <w:lvl w:ilvl="0" w:tplc="4009000F">
+      <w:start w:val="1"/>
+      <w:numFmt w:val="decimal"/>
+      <w:lvlText w:val="%1."/>
+      <w:lvlJc w:val="left"/>
+      <w:pPr>
+        <w:ind w:left="720" w:hanging="360"/>
+      </w:pPr>
+      <w:rPr>
+        <w:rFonts w:hint="default"/>
+      </w:rPr>
+    </w:lvl>
+    <w:lvl w:ilvl="1" w:tplc="40090019" w:tentative="1">
+      <w:start w:val="1"/>
+      <w:numFmt w:val="lowerLetter"/>
+      <w:lvlText w:val="%2."/>
+      <w:lvlJc w:val="left"/>
+      <w:pPr>
+        <w:ind w:left="1440" w:hanging="360"/>
+      </w:pPr>
+    </w:lvl>
+    <w:lvl w:ilvl="2" w:tplc="4009001B" w:tentative="1">
+      <w:start w:val="1"/>
+      <w:numFmt w:val="lowerRoman"/>
+      <w:lvlText w:val="%3."/>
+      <w:lvlJc w:val="right"/>
+      <w:pPr>
+        <w:ind w:left="2160" w:hanging="180"/>
+      </w:pPr>
+    </w:lvl>
+    <w:lvl w:ilvl="3" w:tplc="4009000F" w:tentative="1">
+      <w:start w:val="1"/>
+      <w:numFmt w:val="decimal"/>
+      <w:lvlText w:val="%4."/>
+      <w:lvlJc w:val="left"/>
+      <w:pPr>
+        <w:ind w:left="2880" w:hanging="360"/>
+      </w:pPr>
+    </w:lvl>
+    <w:lvl w:ilvl="4" w:tplc="40090019" w:tentative="1">
+      <w:start w:val="1"/>
+      <w:numFmt w:val="lowerLetter"/>
+      <w:lvlText w:val="%5."/>
+      <w:lvlJc w:val="left"/>
+      <w:pPr>
+        <w:ind w:left="3600" w:hanging="360"/>
+      </w:pPr>
+    </w:lvl>
+    <w:lvl w:ilvl="5" w:tplc="4009001B" w:tentative="1">
+      <w:start w:val="1"/>
+      <w:numFmt w:val="lowerRoman"/>
+      <w:lvlText w:val="%6."/>
+      <w:lvlJc w:val="right"/>
+      <w:pPr>
+        <w:ind w:left="4320" w:hanging="180"/>
+      </w:pPr>
+    </w:lvl>
+    <w:lvl w:ilvl="6" w:tplc="4009000F" w:tentative="1">
+      <w:start w:val="1"/>
+      <w:numFmt w:val="decimal"/>
+      <w:lvlText w:val="%7."/>
+      <w:lvlJc w:val="left"/>
+      <w:pPr>
+        <w:ind w:left="5040" w:hanging="360"/>
+      </w:pPr>
+    </w:lvl>
+    <w:lvl w:ilvl="7" w:tplc="40090019" w:tentative="1">
+      <w:start w:val="1"/>
+      <w:numFmt w:val="lowerLetter"/>
+      <w:lvlText w:val="%8."/>
+      <w:lvlJc w:val="left"/>
+      <w:pPr>
+        <w:ind w:left="5760" w:hanging="360"/>
+      </w:pPr>
+    </w:lvl>
+    <w:lvl w:ilvl="8" w:tplc="4009001B" w:tentative="1">
+      <w:start w:val="1"/>
+      <w:numFmt w:val="lowerRoman"/>
+      <w:lvlText w:val="%9."/>
+      <w:lvlJc w:val="right"/>
+      <w:pPr>
+        <w:ind w:left="6480" w:hanging="180"/>
+      </w:pPr>
+    </w:lvl>
+  </w:abstractNum>
   <w:num w:numId="1" w16cid:durableId="1074400484">
     <w:abstractNumId w:val="0"/>
   </w:num>
   <w:num w:numId="2" w16cid:durableId="2138911287">
-    <w:abstractNumId w:val="2"/>
+    <w:abstractNumId w:val="3"/>
   </w:num>
   <w:num w:numId="3" w16cid:durableId="2092500720">
     <w:abstractNumId w:val="1"/>
+  </w:num>
+  <w:num w:numId="4" w16cid:durableId="243877960">
+    <w:abstractNumId w:val="2"/>
   </w:num>
 </w:numbering>
 </file>

--- a/AWS-Vinoth Selvaraj.docx
+++ b/AWS-Vinoth Selvaraj.docx
@@ -33,15 +33,7 @@
         <w:t>high available, scalable, reliable and secure cloud</w:t>
       </w:r>
       <w:r>
-        <w:t xml:space="preserve"> </w:t>
-      </w:r>
-      <w:proofErr w:type="spellStart"/>
-      <w:r>
-        <w:t>iinfra</w:t>
-      </w:r>
-      <w:proofErr w:type="spellEnd"/>
-      <w:r>
-        <w:t xml:space="preserve"> for </w:t>
+        <w:t xml:space="preserve"> iinfra for </w:t>
       </w:r>
       <w:r>
         <w:rPr>
@@ -58,11 +50,9 @@
       <w:r>
         <w:t xml:space="preserve">Cloud </w:t>
       </w:r>
-      <w:proofErr w:type="spellStart"/>
-      <w:r>
-        <w:t>Achitects</w:t>
-      </w:r>
-      <w:proofErr w:type="spellEnd"/>
+      <w:r>
+        <w:t>Architects</w:t>
+      </w:r>
       <w:r>
         <w:t xml:space="preserve"> :</w:t>
       </w:r>
@@ -184,15 +174,7 @@
         <w:t>Edge location</w:t>
       </w:r>
       <w:r>
-        <w:t xml:space="preserve"> : suppose </w:t>
-      </w:r>
-      <w:proofErr w:type="gramStart"/>
-      <w:r>
-        <w:t>you</w:t>
-      </w:r>
-      <w:proofErr w:type="gramEnd"/>
-      <w:r>
-        <w:t xml:space="preserve"> app is deployed in Virginia, we have a lot of customers far from Virginia, because of the distance it will increase the latency. Edge location solves latency issue, which is a mini data centre which cache the content from the deployed data centre reducing the latency for the users.</w:t>
+        <w:t xml:space="preserve"> : suppose you app is deployed in Virginia, we have a lot of customers far from Virginia, because of the distance it will increase the latency. Edge location solves latency issue, which is a mini data centre which cache the content from the deployed data centre reducing the latency for the users.</w:t>
       </w:r>
     </w:p>
     <w:p/>
@@ -381,7 +363,6 @@
       <w:r>
         <w:t xml:space="preserve"> any moment – with a </w:t>
       </w:r>
-      <w:proofErr w:type="gramStart"/>
       <w:r>
         <w:rPr>
           <w:b/>
@@ -389,7 +370,6 @@
         </w:rPr>
         <w:t>2 minute</w:t>
       </w:r>
-      <w:proofErr w:type="gramEnd"/>
       <w:r>
         <w:t xml:space="preserve"> warning)</w:t>
       </w:r>
@@ -505,15 +485,7 @@
         </w:numPr>
       </w:pPr>
       <w:r>
-        <w:t xml:space="preserve">Source type is anywhere – from </w:t>
-      </w:r>
-      <w:proofErr w:type="spellStart"/>
-      <w:r>
-        <w:t>any where</w:t>
-      </w:r>
-      <w:proofErr w:type="spellEnd"/>
-      <w:r>
-        <w:t xml:space="preserve"> but requires key</w:t>
+        <w:t>Source type is anywhere – from any where but requires key</w:t>
       </w:r>
     </w:p>
     <w:p>
@@ -604,15 +576,7 @@
         </w:numPr>
       </w:pPr>
       <w:r>
-        <w:t xml:space="preserve">SSH putty : provide public IP, port 22. </w:t>
-      </w:r>
-      <w:proofErr w:type="gramStart"/>
-      <w:r>
-        <w:t>User name</w:t>
-      </w:r>
-      <w:proofErr w:type="gramEnd"/>
-      <w:r>
-        <w:t>(ec2-user) and password.</w:t>
+        <w:t>SSH putty : provide public IP, port 22. User name(ec2-user) and password.</w:t>
       </w:r>
     </w:p>
     <w:p>
@@ -642,19 +606,9 @@
           <w:numId w:val="3"/>
         </w:numPr>
       </w:pPr>
-      <w:proofErr w:type="spellStart"/>
-      <w:r>
-        <w:t>Chmod</w:t>
-      </w:r>
-      <w:proofErr w:type="spellEnd"/>
-      <w:r>
-        <w:t xml:space="preserve"> 400 </w:t>
-      </w:r>
-      <w:proofErr w:type="spellStart"/>
-      <w:r>
-        <w:t>vins.pem</w:t>
-      </w:r>
-      <w:proofErr w:type="spellEnd"/>
+      <w:r>
+        <w:t>Chmod 400 vins.pem</w:t>
+      </w:r>
     </w:p>
     <w:p>
       <w:pPr>
@@ -697,15 +651,27 @@
           <w:bCs/>
           <w:lang w:val="sv-SE"/>
         </w:rPr>
-        <w:t>EC2 instance connect</w:t>
-      </w:r>
-      <w:r>
-        <w:rPr>
-          <w:b/>
-          <w:bCs/>
+        <w:t xml:space="preserve">EC2 instance connect: </w:t>
+      </w:r>
+    </w:p>
+    <w:p>
+      <w:pPr>
+        <w:pStyle w:val="ListParagraph"/>
+        <w:numPr>
+          <w:ilvl w:val="1"/>
+          <w:numId w:val="3"/>
+        </w:numPr>
+        <w:rPr>
           <w:lang w:val="sv-SE"/>
         </w:rPr>
-        <w:t xml:space="preserve">: </w:t>
+      </w:pPr>
+      <w:r>
+        <w:rPr>
+          <w:b/>
+          <w:bCs/>
+          <w:lang w:val="sv-SE"/>
+        </w:rPr>
+        <w:t>Sudo yum install docker</w:t>
       </w:r>
     </w:p>
     <w:p>
@@ -725,7 +691,7 @@
           <w:bCs/>
           <w:lang w:val="sv-SE"/>
         </w:rPr>
-        <w:t>Sudo yum install docker</w:t>
+        <w:t>Sudo systemctl start docker.service</w:t>
       </w:r>
     </w:p>
     <w:p>
@@ -745,7 +711,7 @@
           <w:bCs/>
           <w:lang w:val="sv-SE"/>
         </w:rPr>
-        <w:t>Sudo systemctl start docker.service</w:t>
+        <w:t>Sudo docker version</w:t>
       </w:r>
     </w:p>
     <w:p>
@@ -765,7 +731,42 @@
           <w:bCs/>
           <w:lang w:val="sv-SE"/>
         </w:rPr>
-        <w:t>Sudo docker version</w:t>
+        <w:t>Sudo docker run hello-world</w:t>
+      </w:r>
+    </w:p>
+    <w:p>
+      <w:pPr>
+        <w:rPr>
+          <w:b/>
+          <w:bCs/>
+          <w:lang w:val="sv-SE"/>
+        </w:rPr>
+      </w:pPr>
+      <w:r>
+        <w:rPr>
+          <w:b/>
+          <w:bCs/>
+          <w:lang w:val="sv-SE"/>
+        </w:rPr>
+        <w:t>Ngixx:</w:t>
+      </w:r>
+    </w:p>
+    <w:p>
+      <w:pPr>
+        <w:pStyle w:val="ListParagraph"/>
+        <w:numPr>
+          <w:ilvl w:val="0"/>
+          <w:numId w:val="3"/>
+        </w:numPr>
+        <w:rPr>
+          <w:lang w:val="sv-SE"/>
+        </w:rPr>
+      </w:pPr>
+      <w:r>
+        <w:rPr>
+          <w:lang w:val="sv-SE"/>
+        </w:rPr>
+        <w:t>Sudo docker run -p 80:80 nginx</w:t>
       </w:r>
     </w:p>
     <w:p>
@@ -775,52 +776,24 @@
           <w:ilvl w:val="1"/>
           <w:numId w:val="3"/>
         </w:numPr>
-        <w:rPr>
-          <w:lang w:val="sv-SE"/>
-        </w:rPr>
-      </w:pPr>
-      <w:r>
-        <w:rPr>
-          <w:b/>
-          <w:bCs/>
-          <w:lang w:val="sv-SE"/>
-        </w:rPr>
-        <w:t>Sudo docker run hello-world</w:t>
-      </w:r>
-    </w:p>
-    <w:p>
-      <w:pPr>
-        <w:rPr>
-          <w:b/>
-          <w:bCs/>
-          <w:lang w:val="sv-SE"/>
-        </w:rPr>
-      </w:pPr>
-      <w:r>
-        <w:rPr>
-          <w:b/>
-          <w:bCs/>
-          <w:lang w:val="sv-SE"/>
-        </w:rPr>
-        <w:t>Ngixx:</w:t>
-      </w:r>
-    </w:p>
-    <w:p>
-      <w:pPr>
-        <w:pStyle w:val="ListParagraph"/>
-        <w:numPr>
-          <w:ilvl w:val="0"/>
-          <w:numId w:val="3"/>
-        </w:numPr>
-        <w:rPr>
-          <w:lang w:val="sv-SE"/>
-        </w:rPr>
-      </w:pPr>
-      <w:r>
-        <w:rPr>
-          <w:lang w:val="sv-SE"/>
-        </w:rPr>
-        <w:t>Sudo docker run -p 80:80 nginx</w:t>
+      </w:pPr>
+      <w:r>
+        <w:t>Pull the image and starts t</w:t>
+      </w:r>
+      <w:r>
+        <w:t>he container.</w:t>
+      </w:r>
+    </w:p>
+    <w:p>
+      <w:pPr>
+        <w:pStyle w:val="ListParagraph"/>
+        <w:numPr>
+          <w:ilvl w:val="0"/>
+          <w:numId w:val="3"/>
+        </w:numPr>
+      </w:pPr>
+      <w:r>
+        <w:t>Now configure the firewall for 80 port in inbound rules.</w:t>
       </w:r>
     </w:p>
     <w:p>
@@ -832,30 +805,128 @@
         </w:numPr>
       </w:pPr>
       <w:r>
-        <w:t>Pull the image and starts t</w:t>
-      </w:r>
-      <w:r>
-        <w:t>he container.</w:t>
-      </w:r>
-    </w:p>
-    <w:p>
-      <w:pPr>
-        <w:pStyle w:val="ListParagraph"/>
-        <w:numPr>
-          <w:ilvl w:val="0"/>
-          <w:numId w:val="3"/>
-        </w:numPr>
-      </w:pPr>
-      <w:r>
-        <w:t xml:space="preserve">Now configure the firewall for 80 </w:t>
-      </w:r>
-      <w:proofErr w:type="gramStart"/>
-      <w:r>
-        <w:t>port</w:t>
-      </w:r>
-      <w:proofErr w:type="gramEnd"/>
-      <w:r>
-        <w:t xml:space="preserve"> in inbound rules.</w:t>
+        <w:t>HTTP -&gt; 80 || source IP add : anywhere</w:t>
+      </w:r>
+    </w:p>
+    <w:p>
+      <w:pPr>
+        <w:pStyle w:val="ListParagraph"/>
+        <w:numPr>
+          <w:ilvl w:val="0"/>
+          <w:numId w:val="3"/>
+        </w:numPr>
+      </w:pPr>
+      <w:r>
+        <w:t>Now use the public ip of the instance on browser, we can see the Nginx home page.</w:t>
+      </w:r>
+    </w:p>
+    <w:p>
+      <w:r>
+        <w:rPr>
+          <w:b/>
+          <w:bCs/>
+        </w:rPr>
+        <w:t>Own AMI</w:t>
+      </w:r>
+      <w:r>
+        <w:t xml:space="preserve"> :</w:t>
+      </w:r>
+    </w:p>
+    <w:p>
+      <w:pPr>
+        <w:pStyle w:val="ListParagraph"/>
+        <w:numPr>
+          <w:ilvl w:val="0"/>
+          <w:numId w:val="3"/>
+        </w:numPr>
+      </w:pPr>
+      <w:r>
+        <w:t>Launch instance -&gt; Amazon linux -&gt; select key-pair -&gt; we can use existing security group</w:t>
+      </w:r>
+    </w:p>
+    <w:p>
+      <w:pPr>
+        <w:pStyle w:val="ListParagraph"/>
+        <w:numPr>
+          <w:ilvl w:val="0"/>
+          <w:numId w:val="3"/>
+        </w:numPr>
+      </w:pPr>
+      <w:r>
+        <w:t>Instead of installing required software’s each time, we can just create an AMI with all the software’s so we can launch this AMI as an instance.</w:t>
+      </w:r>
+    </w:p>
+    <w:p>
+      <w:pPr>
+        <w:pStyle w:val="ListParagraph"/>
+        <w:numPr>
+          <w:ilvl w:val="0"/>
+          <w:numId w:val="3"/>
+        </w:numPr>
+        <w:rPr>
+          <w:b/>
+          <w:bCs/>
+        </w:rPr>
+      </w:pPr>
+      <w:r>
+        <w:rPr>
+          <w:b/>
+          <w:bCs/>
+        </w:rPr>
+        <w:t>Creating AMI : Actions -&gt; image and templae -&gt; create AMI</w:t>
+      </w:r>
+      <w:r>
+        <w:rPr>
+          <w:b/>
+          <w:bCs/>
+        </w:rPr>
+        <w:t xml:space="preserve"> </w:t>
+      </w:r>
+    </w:p>
+    <w:p>
+      <w:pPr>
+        <w:pStyle w:val="ListParagraph"/>
+        <w:numPr>
+          <w:ilvl w:val="0"/>
+          <w:numId w:val="3"/>
+        </w:numPr>
+        <w:rPr>
+          <w:b/>
+          <w:bCs/>
+        </w:rPr>
+      </w:pPr>
+      <w:r>
+        <w:t>Now AMI is available in AMI section</w:t>
+      </w:r>
+      <w:r>
+        <w:t>.</w:t>
+      </w:r>
+    </w:p>
+    <w:p>
+      <w:pPr>
+        <w:rPr>
+          <w:b/>
+          <w:bCs/>
+        </w:rPr>
+      </w:pPr>
+      <w:r>
+        <w:rPr>
+          <w:b/>
+          <w:bCs/>
+        </w:rPr>
+        <w:t>Security groups :</w:t>
+      </w:r>
+    </w:p>
+    <w:p>
+      <w:pPr>
+        <w:pStyle w:val="ListParagraph"/>
+        <w:numPr>
+          <w:ilvl w:val="0"/>
+          <w:numId w:val="3"/>
+        </w:numPr>
+      </w:pPr>
+      <w:r>
+        <w:t xml:space="preserve"> By default, all inbound requests are denied.</w:t>
       </w:r>
     </w:p>
     <w:p>
@@ -867,180 +938,7 @@
         </w:numPr>
       </w:pPr>
       <w:r>
-        <w:t>HTTP -&gt; 80 || source IP add : anywhere</w:t>
-      </w:r>
-    </w:p>
-    <w:p>
-      <w:pPr>
-        <w:pStyle w:val="ListParagraph"/>
-        <w:numPr>
-          <w:ilvl w:val="0"/>
-          <w:numId w:val="3"/>
-        </w:numPr>
-      </w:pPr>
-      <w:r>
-        <w:t xml:space="preserve">Now use the public </w:t>
-      </w:r>
-      <w:proofErr w:type="spellStart"/>
-      <w:r>
-        <w:t>ip</w:t>
-      </w:r>
-      <w:proofErr w:type="spellEnd"/>
-      <w:r>
-        <w:t xml:space="preserve"> of the instance on browser, we can see the Nginx home page.</w:t>
-      </w:r>
-    </w:p>
-    <w:p>
-      <w:r>
-        <w:rPr>
-          <w:b/>
-          <w:bCs/>
-        </w:rPr>
-        <w:t>Own AMI</w:t>
-      </w:r>
-      <w:r>
-        <w:t xml:space="preserve"> :</w:t>
-      </w:r>
-    </w:p>
-    <w:p>
-      <w:pPr>
-        <w:pStyle w:val="ListParagraph"/>
-        <w:numPr>
-          <w:ilvl w:val="0"/>
-          <w:numId w:val="3"/>
-        </w:numPr>
-      </w:pPr>
-      <w:r>
-        <w:t xml:space="preserve">Launch instance -&gt; Amazon </w:t>
-      </w:r>
-      <w:proofErr w:type="spellStart"/>
-      <w:r>
-        <w:t>linux</w:t>
-      </w:r>
-      <w:proofErr w:type="spellEnd"/>
-      <w:r>
-        <w:t xml:space="preserve"> -&gt; select key-pair -&gt; we can use existing security group</w:t>
-      </w:r>
-    </w:p>
-    <w:p>
-      <w:pPr>
-        <w:pStyle w:val="ListParagraph"/>
-        <w:numPr>
-          <w:ilvl w:val="0"/>
-          <w:numId w:val="3"/>
-        </w:numPr>
-      </w:pPr>
-      <w:r>
-        <w:t>Instead of installing required software’s each time, we can just create an AMI with all the software’s so we can launch this AMI as an instance.</w:t>
-      </w:r>
-    </w:p>
-    <w:p>
-      <w:pPr>
-        <w:pStyle w:val="ListParagraph"/>
-        <w:numPr>
-          <w:ilvl w:val="0"/>
-          <w:numId w:val="3"/>
-        </w:numPr>
-        <w:rPr>
-          <w:b/>
-          <w:bCs/>
-        </w:rPr>
-      </w:pPr>
-      <w:r>
-        <w:rPr>
-          <w:b/>
-          <w:bCs/>
-        </w:rPr>
-        <w:t xml:space="preserve">Creating AMI : Actions -&gt; image and </w:t>
-      </w:r>
-      <w:proofErr w:type="spellStart"/>
-      <w:r>
-        <w:rPr>
-          <w:b/>
-          <w:bCs/>
-        </w:rPr>
-        <w:t>templae</w:t>
-      </w:r>
-      <w:proofErr w:type="spellEnd"/>
-      <w:r>
-        <w:rPr>
-          <w:b/>
-          <w:bCs/>
-        </w:rPr>
-        <w:t xml:space="preserve"> -&gt; create AMI</w:t>
-      </w:r>
-      <w:r>
-        <w:rPr>
-          <w:b/>
-          <w:bCs/>
-        </w:rPr>
-        <w:t xml:space="preserve"> </w:t>
-      </w:r>
-    </w:p>
-    <w:p>
-      <w:pPr>
-        <w:pStyle w:val="ListParagraph"/>
-        <w:numPr>
-          <w:ilvl w:val="0"/>
-          <w:numId w:val="3"/>
-        </w:numPr>
-        <w:rPr>
-          <w:b/>
-          <w:bCs/>
-        </w:rPr>
-      </w:pPr>
-      <w:r>
-        <w:t>Now AMI is available in AMI section</w:t>
-      </w:r>
-      <w:r>
-        <w:t>.</w:t>
-      </w:r>
-    </w:p>
-    <w:p>
-      <w:pPr>
-        <w:rPr>
-          <w:b/>
-          <w:bCs/>
-        </w:rPr>
-      </w:pPr>
-      <w:r>
-        <w:rPr>
-          <w:b/>
-          <w:bCs/>
-        </w:rPr>
-        <w:t>Security groups :</w:t>
-      </w:r>
-    </w:p>
-    <w:p>
-      <w:pPr>
-        <w:pStyle w:val="ListParagraph"/>
-        <w:numPr>
-          <w:ilvl w:val="0"/>
-          <w:numId w:val="3"/>
-        </w:numPr>
-      </w:pPr>
-      <w:r>
-        <w:t xml:space="preserve"> By default, all inbound requests are denied.</w:t>
-      </w:r>
-    </w:p>
-    <w:p>
-      <w:pPr>
-        <w:pStyle w:val="ListParagraph"/>
-        <w:numPr>
-          <w:ilvl w:val="1"/>
-          <w:numId w:val="3"/>
-        </w:numPr>
-      </w:pPr>
-      <w:r>
-        <w:t xml:space="preserve">We </w:t>
-      </w:r>
-      <w:proofErr w:type="gramStart"/>
-      <w:r>
-        <w:t>have to</w:t>
-      </w:r>
-      <w:proofErr w:type="gramEnd"/>
-      <w:r>
-        <w:t xml:space="preserve"> explicit add the “allow” rules.</w:t>
+        <w:t>We have to explicit add the “allow” rules.</w:t>
       </w:r>
     </w:p>
     <w:p>
@@ -1168,7 +1066,6 @@
         </w:rPr>
         <w:t>“</w:t>
       </w:r>
-      <w:proofErr w:type="gramStart"/>
       <w:r>
         <w:rPr>
           <w:b/>
@@ -1176,7 +1073,6 @@
         </w:rPr>
         <w:t>allow</w:t>
       </w:r>
-      <w:proofErr w:type="gramEnd"/>
       <w:r>
         <w:rPr>
           <w:b/>
@@ -1229,6 +1125,7 @@
         <w:rPr>
           <w:b/>
           <w:bCs/>
+          <w:noProof/>
         </w:rPr>
         <w:drawing>
           <wp:inline distT="0" distB="0" distL="0" distR="0" wp14:anchorId="0B6EADB3" wp14:editId="1A54759F">
@@ -1535,47 +1432,13 @@
           <w:bCs/>
         </w:rPr>
       </w:pPr>
-      <w:proofErr w:type="spellStart"/>
-      <w:r>
-        <w:rPr>
-          <w:b/>
-          <w:bCs/>
-        </w:rPr>
-        <w:t>Psql</w:t>
-      </w:r>
-      <w:proofErr w:type="spellEnd"/>
-      <w:r>
-        <w:rPr>
-          <w:b/>
-          <w:bCs/>
-        </w:rPr>
-        <w:t xml:space="preserve"> -h &lt;private </w:t>
-      </w:r>
-      <w:proofErr w:type="spellStart"/>
-      <w:r>
-        <w:rPr>
-          <w:b/>
-          <w:bCs/>
-        </w:rPr>
-        <w:t>ip:DB</w:t>
-      </w:r>
-      <w:proofErr w:type="spellEnd"/>
-      <w:r>
-        <w:rPr>
-          <w:b/>
-          <w:bCs/>
-        </w:rPr>
-        <w:t xml:space="preserve">&gt; -U </w:t>
-      </w:r>
-      <w:proofErr w:type="spellStart"/>
-      <w:r>
-        <w:rPr>
-          <w:b/>
-          <w:bCs/>
-        </w:rPr>
-        <w:t>postgres</w:t>
-      </w:r>
-      <w:proofErr w:type="spellEnd"/>
+      <w:r>
+        <w:rPr>
+          <w:b/>
+          <w:bCs/>
+        </w:rPr>
+        <w:t>Psql -h &lt;private ip:DB&gt; -U postgres</w:t>
+      </w:r>
     </w:p>
     <w:p>
       <w:pPr>
@@ -1636,7 +1499,6 @@
         </w:rPr>
         <w:t>SG=”</w:t>
       </w:r>
-      <w:proofErr w:type="spellStart"/>
       <w:r>
         <w:rPr>
           <w:b/>
@@ -1644,7 +1506,6 @@
         </w:rPr>
         <w:t>db</w:t>
       </w:r>
-      <w:proofErr w:type="spellEnd"/>
       <w:r>
         <w:rPr>
           <w:b/>
@@ -1665,7 +1526,6 @@
           <w:bCs/>
         </w:rPr>
       </w:pPr>
-      <w:proofErr w:type="spellStart"/>
       <w:r>
         <w:rPr>
           <w:b/>
@@ -1673,7 +1533,6 @@
         </w:rPr>
         <w:t>postgresSql</w:t>
       </w:r>
-      <w:proofErr w:type="spellEnd"/>
     </w:p>
     <w:p>
       <w:pPr>
@@ -1739,17 +1598,8 @@
           <w:b/>
           <w:bCs/>
         </w:rPr>
-        <w:t xml:space="preserve"> docker run -p 5432:5432 -e POSTGRES_PASSWORD=password </w:t>
-      </w:r>
-      <w:proofErr w:type="spellStart"/>
-      <w:r>
-        <w:rPr>
-          <w:b/>
-          <w:bCs/>
-        </w:rPr>
-        <w:t>postgres</w:t>
-      </w:r>
-      <w:proofErr w:type="spellEnd"/>
+        <w:t xml:space="preserve"> docker run -p 5432:5432 -e POSTGRES_PASSWORD=password postgres</w:t>
+      </w:r>
     </w:p>
     <w:p>
       <w:pPr>
@@ -1838,7 +1688,6 @@
           <w:bCs/>
         </w:rPr>
       </w:pPr>
-      <w:proofErr w:type="spellStart"/>
       <w:r>
         <w:rPr>
           <w:b/>
@@ -1846,7 +1695,6 @@
         </w:rPr>
         <w:t>db</w:t>
       </w:r>
-      <w:proofErr w:type="spellEnd"/>
       <w:r>
         <w:rPr>
           <w:b/>
@@ -1882,6 +1730,7 @@
         <w:rPr>
           <w:b/>
           <w:bCs/>
+          <w:noProof/>
         </w:rPr>
         <w:drawing>
           <wp:inline distT="0" distB="0" distL="0" distR="0" wp14:anchorId="12716CDA" wp14:editId="0C1B5F66">
@@ -1946,6 +1795,7 @@
         <w:rPr>
           <w:b/>
           <w:bCs/>
+          <w:noProof/>
         </w:rPr>
         <w:drawing>
           <wp:inline distT="0" distB="0" distL="0" distR="0" wp14:anchorId="57EFAC79" wp14:editId="0346FB91">
@@ -2014,7 +1864,6 @@
         </w:rPr>
         <w:t xml:space="preserve">Configure </w:t>
       </w:r>
-      <w:proofErr w:type="spellStart"/>
       <w:r>
         <w:rPr>
           <w:b/>
@@ -2027,44 +1876,21 @@
           <w:b/>
           <w:bCs/>
         </w:rPr>
-        <w:t>b</w:t>
-      </w:r>
-      <w:proofErr w:type="spellEnd"/>
-      <w:r>
-        <w:rPr>
-          <w:b/>
-          <w:bCs/>
-        </w:rPr>
-        <w:t xml:space="preserve">-sg SG to allow ay request coming from the instance that has the app-sg security group to allow </w:t>
-      </w:r>
-      <w:proofErr w:type="spellStart"/>
-      <w:r>
-        <w:rPr>
-          <w:b/>
-          <w:bCs/>
-        </w:rPr>
-        <w:t>postgrSQL</w:t>
-      </w:r>
-      <w:proofErr w:type="spellEnd"/>
-      <w:r>
-        <w:rPr>
-          <w:b/>
-          <w:bCs/>
-        </w:rPr>
-        <w:t xml:space="preserve">. </w:t>
-      </w:r>
-    </w:p>
-    <w:p>
-      <w:pPr>
-        <w:rPr>
-          <w:b/>
-          <w:bCs/>
-        </w:rPr>
-      </w:pPr>
-      <w:r>
-        <w:rPr>
-          <w:b/>
-          <w:bCs/>
+        <w:t xml:space="preserve">b-sg SG to allow ay request coming from the instance that has the app-sg security group to allow postgrSQL. </w:t>
+      </w:r>
+    </w:p>
+    <w:p>
+      <w:pPr>
+        <w:rPr>
+          <w:b/>
+          <w:bCs/>
+        </w:rPr>
+      </w:pPr>
+      <w:r>
+        <w:rPr>
+          <w:b/>
+          <w:bCs/>
+          <w:noProof/>
         </w:rPr>
         <w:lastRenderedPageBreak/>
         <w:drawing>
@@ -2141,6 +1967,9 @@
     </w:p>
     <w:p>
       <w:r>
+        <w:rPr>
+          <w:noProof/>
+        </w:rPr>
         <w:drawing>
           <wp:inline distT="0" distB="0" distL="0" distR="0" wp14:anchorId="37064A6F" wp14:editId="06B25128">
             <wp:extent cx="5731510" cy="1832610"/>
@@ -2187,19 +2016,14 @@
         </w:numPr>
       </w:pPr>
       <w:r>
-        <w:t xml:space="preserve">In case of Microservice architecture, instead of creating multiple security groups, we can use same </w:t>
-      </w:r>
-      <w:proofErr w:type="gramStart"/>
-      <w:r>
-        <w:t>SG, and</w:t>
-      </w:r>
-      <w:proofErr w:type="gramEnd"/>
-      <w:r>
-        <w:t xml:space="preserve"> self-refer It like below image.(option)</w:t>
-      </w:r>
-    </w:p>
-    <w:p>
-      <w:r>
+        <w:t>In case of Microservice architecture, instead of creating multiple security groups, we can use same SG, and self-refer It like below image.(option)</w:t>
+      </w:r>
+    </w:p>
+    <w:p>
+      <w:r>
+        <w:rPr>
+          <w:noProof/>
+        </w:rPr>
         <w:lastRenderedPageBreak/>
         <w:drawing>
           <wp:inline distT="0" distB="0" distL="0" distR="0" wp14:anchorId="47867512" wp14:editId="4F948922">
@@ -2291,6 +2115,7 @@
         <w:rPr>
           <w:b/>
           <w:bCs/>
+          <w:noProof/>
         </w:rPr>
         <w:drawing>
           <wp:inline distT="0" distB="0" distL="0" distR="0" wp14:anchorId="107CAF56" wp14:editId="1A5F2C45">
@@ -2624,37 +2449,22 @@
           <w:b/>
           <w:bCs/>
         </w:rPr>
-        <w:t xml:space="preserve">Since its globally unique AWS provides </w:t>
-      </w:r>
-      <w:proofErr w:type="spellStart"/>
-      <w:r>
-        <w:rPr>
-          <w:b/>
-          <w:bCs/>
-        </w:rPr>
-        <w:t>urls</w:t>
-      </w:r>
-      <w:proofErr w:type="spellEnd"/>
-      <w:r>
-        <w:rPr>
-          <w:b/>
-          <w:bCs/>
-        </w:rPr>
-        <w:t xml:space="preserve"> like below</w:t>
-      </w:r>
-    </w:p>
-    <w:p>
-      <w:pPr>
-        <w:pStyle w:val="ListParagraph"/>
-        <w:rPr>
-          <w:b/>
-          <w:bCs/>
-        </w:rPr>
-      </w:pPr>
-      <w:r>
-        <w:rPr>
-          <w:b/>
-          <w:bCs/>
+        <w:t>Since its globally unique AWS provides urls like below</w:t>
+      </w:r>
+    </w:p>
+    <w:p>
+      <w:pPr>
+        <w:pStyle w:val="ListParagraph"/>
+        <w:rPr>
+          <w:b/>
+          <w:bCs/>
+        </w:rPr>
+      </w:pPr>
+      <w:r>
+        <w:rPr>
+          <w:b/>
+          <w:bCs/>
+          <w:noProof/>
         </w:rPr>
         <w:drawing>
           <wp:inline distT="0" distB="0" distL="0" distR="0" wp14:anchorId="34BD0B9B" wp14:editId="4F05A870">
@@ -2713,15 +2523,7 @@
         </w:numPr>
       </w:pPr>
       <w:r>
-        <w:t xml:space="preserve">Create bucket -&gt; general purpose -&gt; </w:t>
-      </w:r>
-      <w:proofErr w:type="spellStart"/>
-      <w:r>
-        <w:t>vins</w:t>
-      </w:r>
-      <w:proofErr w:type="spellEnd"/>
-      <w:r>
-        <w:t>-demo -&gt;go with default options for now.</w:t>
+        <w:t>Create bucket -&gt; general purpose -&gt; vins-demo -&gt;go with default options for now.</w:t>
       </w:r>
     </w:p>
     <w:p>
@@ -2747,15 +2549,7 @@
         <w:t>signed url</w:t>
       </w:r>
       <w:r>
-        <w:t xml:space="preserve"> concept, no body </w:t>
-      </w:r>
-      <w:proofErr w:type="gramStart"/>
-      <w:r>
-        <w:t>should</w:t>
-      </w:r>
-      <w:proofErr w:type="gramEnd"/>
-      <w:r>
-        <w:t xml:space="preserve"> able to access this but want to share with someone. This will generate a temporary token that expires after some time. It will be same url but appended with security token.</w:t>
+        <w:t xml:space="preserve"> concept, no body should able to access this but want to share with someone. This will generate a temporary token that expires after some time. It will be same url but appended with security token.</w:t>
       </w:r>
     </w:p>
     <w:p>
@@ -2860,6 +2654,9 @@
         <w:ind w:left="1440"/>
       </w:pPr>
       <w:r>
+        <w:rPr>
+          <w:noProof/>
+        </w:rPr>
         <w:drawing>
           <wp:inline distT="0" distB="0" distL="0" distR="0" wp14:anchorId="419613A8" wp14:editId="641711CE">
             <wp:extent cx="5573541" cy="3883448"/>
@@ -2907,6 +2704,9 @@
         <w:tab/>
       </w:r>
       <w:r>
+        <w:rPr>
+          <w:noProof/>
+        </w:rPr>
         <w:drawing>
           <wp:inline distT="0" distB="0" distL="0" distR="0" wp14:anchorId="0E532CEB" wp14:editId="13E41B74">
             <wp:extent cx="5430008" cy="3419952"/>
@@ -2967,6 +2767,9 @@
         <w:pStyle w:val="ListParagraph"/>
       </w:pPr>
       <w:r>
+        <w:rPr>
+          <w:noProof/>
+        </w:rPr>
         <w:drawing>
           <wp:inline distT="0" distB="0" distL="0" distR="0" wp14:anchorId="291B6A9A" wp14:editId="1BD55B68">
             <wp:extent cx="4541914" cy="3010161"/>
@@ -3037,15 +2840,7 @@
         </w:numPr>
       </w:pPr>
       <w:r>
-        <w:t xml:space="preserve">In organisation there can be many accounts/teams like </w:t>
-      </w:r>
-      <w:proofErr w:type="spellStart"/>
-      <w:r>
-        <w:t>devops</w:t>
-      </w:r>
-      <w:proofErr w:type="spellEnd"/>
-      <w:r>
-        <w:t>, dev, testing in these case one teams wants to give access to another teams.</w:t>
+        <w:t>In organisation there can be many accounts/teams like devops, dev, testing in these case one teams wants to give access to another teams.</w:t>
       </w:r>
     </w:p>
     <w:p>
@@ -3111,15 +2906,7 @@
         </w:numPr>
       </w:pPr>
       <w:r>
-        <w:t xml:space="preserve">For each and every file we upload to s3, AWS creates </w:t>
-      </w:r>
-      <w:proofErr w:type="gramStart"/>
-      <w:r>
-        <w:t>an</w:t>
-      </w:r>
-      <w:proofErr w:type="gramEnd"/>
-      <w:r>
-        <w:t xml:space="preserve"> unique key</w:t>
+        <w:t>For each and every file we upload to s3, AWS creates an unique key</w:t>
       </w:r>
       <w:r>
         <w:t>, using this key they are encrypting the file.</w:t>
@@ -3134,15 +2921,7 @@
         </w:numPr>
       </w:pPr>
       <w:r>
-        <w:t xml:space="preserve">By </w:t>
-      </w:r>
-      <w:proofErr w:type="gramStart"/>
-      <w:r>
-        <w:t>default</w:t>
-      </w:r>
-      <w:proofErr w:type="gramEnd"/>
-      <w:r>
-        <w:t xml:space="preserve"> server side encryption happens.</w:t>
+        <w:t>By default server side encryption happens.</w:t>
       </w:r>
     </w:p>
     <w:p>
@@ -3165,13 +2944,8 @@
           <w:numId w:val="3"/>
         </w:numPr>
       </w:pPr>
-      <w:proofErr w:type="gramStart"/>
-      <w:r>
-        <w:t>Dual-layer</w:t>
-      </w:r>
-      <w:proofErr w:type="gramEnd"/>
-      <w:r>
-        <w:t xml:space="preserve"> of encryption.</w:t>
+      <w:r>
+        <w:t>Dual-layer of encryption.</w:t>
       </w:r>
     </w:p>
     <w:p>
@@ -3195,15 +2969,7 @@
         </w:numPr>
       </w:pPr>
       <w:r>
-        <w:t xml:space="preserve">Enable : you cannot override or delete a </w:t>
-      </w:r>
-      <w:proofErr w:type="gramStart"/>
-      <w:r>
-        <w:t>file,</w:t>
-      </w:r>
-      <w:proofErr w:type="gramEnd"/>
-      <w:r>
-        <w:t xml:space="preserve"> it also enables versioning.</w:t>
+        <w:t>Enable : you cannot override or delete a file, it also enables versioning.</w:t>
       </w:r>
     </w:p>
     <w:p>
@@ -3967,23 +3733,7 @@
           <w:b/>
           <w:bCs/>
         </w:rPr>
-        <w:t xml:space="preserve">: when we have </w:t>
-      </w:r>
-      <w:proofErr w:type="gramStart"/>
-      <w:r>
-        <w:rPr>
-          <w:b/>
-          <w:bCs/>
-        </w:rPr>
-        <w:t>allow</w:t>
-      </w:r>
-      <w:proofErr w:type="gramEnd"/>
-      <w:r>
-        <w:rPr>
-          <w:b/>
-          <w:bCs/>
-        </w:rPr>
-        <w:t xml:space="preserve"> and deny rules, deny rule takes the precedence always </w:t>
+        <w:t xml:space="preserve">: when we have allow and deny rules, deny rule takes the precedence always </w:t>
       </w:r>
     </w:p>
     <w:p>
@@ -4049,21 +3799,12 @@
           <w:bCs/>
         </w:rPr>
       </w:pPr>
-      <w:proofErr w:type="spellStart"/>
-      <w:r>
-        <w:rPr>
-          <w:b/>
-          <w:bCs/>
-        </w:rPr>
-        <w:t>aws</w:t>
-      </w:r>
-      <w:proofErr w:type="spellEnd"/>
-      <w:r>
-        <w:rPr>
-          <w:b/>
-          <w:bCs/>
-        </w:rPr>
-        <w:t xml:space="preserve"> s3 ls </w:t>
+      <w:r>
+        <w:rPr>
+          <w:b/>
+          <w:bCs/>
+        </w:rPr>
+        <w:t xml:space="preserve">aws s3 ls </w:t>
       </w:r>
     </w:p>
     <w:p>
@@ -4287,6 +4028,7 @@
         <w:rPr>
           <w:b/>
           <w:bCs/>
+          <w:noProof/>
         </w:rPr>
         <w:drawing>
           <wp:inline distT="0" distB="0" distL="0" distR="0" wp14:anchorId="7274E7FC" wp14:editId="0359D4EC">
@@ -4340,35 +4082,27 @@
           <w:bCs/>
         </w:rPr>
       </w:pPr>
-      <w:proofErr w:type="spellStart"/>
-      <w:r>
-        <w:rPr>
-          <w:b/>
-          <w:bCs/>
-        </w:rPr>
-        <w:t>Mvn</w:t>
-      </w:r>
-      <w:proofErr w:type="spellEnd"/>
-      <w:r>
-        <w:rPr>
-          <w:b/>
-          <w:bCs/>
-        </w:rPr>
-        <w:t xml:space="preserve"> project :</w:t>
-      </w:r>
-    </w:p>
-    <w:p>
-      <w:pPr>
-        <w:pStyle w:val="ListParagraph"/>
-        <w:rPr>
-          <w:b/>
-          <w:bCs/>
-        </w:rPr>
-      </w:pPr>
-      <w:r>
-        <w:rPr>
-          <w:b/>
-          <w:bCs/>
+      <w:r>
+        <w:rPr>
+          <w:b/>
+          <w:bCs/>
+        </w:rPr>
+        <w:t>Mvn project :</w:t>
+      </w:r>
+    </w:p>
+    <w:p>
+      <w:pPr>
+        <w:pStyle w:val="ListParagraph"/>
+        <w:rPr>
+          <w:b/>
+          <w:bCs/>
+        </w:rPr>
+      </w:pPr>
+      <w:r>
+        <w:rPr>
+          <w:b/>
+          <w:bCs/>
+          <w:noProof/>
         </w:rPr>
         <w:lastRenderedPageBreak/>
         <w:drawing>
@@ -4420,6 +4154,7 @@
         <w:rPr>
           <w:b/>
           <w:bCs/>
+          <w:noProof/>
         </w:rPr>
         <w:drawing>
           <wp:inline distT="0" distB="0" distL="0" distR="0" wp14:anchorId="59191541" wp14:editId="071E118F">
@@ -4525,7 +4260,5422 @@
           <w:b/>
           <w:bCs/>
         </w:rPr>
-        <w:t>Access key best practices:</w:t>
+        <w:t>RDS : Relational database service</w:t>
+      </w:r>
+    </w:p>
+    <w:p>
+      <w:pPr>
+        <w:pStyle w:val="ListParagraph"/>
+        <w:numPr>
+          <w:ilvl w:val="0"/>
+          <w:numId w:val="3"/>
+        </w:numPr>
+        <w:rPr>
+          <w:b/>
+          <w:bCs/>
+        </w:rPr>
+      </w:pPr>
+      <w:r>
+        <w:rPr>
+          <w:b/>
+          <w:bCs/>
+        </w:rPr>
+        <w:t>Fully managed by  AWS</w:t>
+      </w:r>
+    </w:p>
+    <w:p>
+      <w:pPr>
+        <w:pStyle w:val="ListParagraph"/>
+        <w:numPr>
+          <w:ilvl w:val="1"/>
+          <w:numId w:val="3"/>
+        </w:numPr>
+        <w:rPr>
+          <w:b/>
+          <w:bCs/>
+        </w:rPr>
+      </w:pPr>
+      <w:r>
+        <w:rPr>
+          <w:b/>
+          <w:bCs/>
+        </w:rPr>
+        <w:t>Highly available</w:t>
+      </w:r>
+    </w:p>
+    <w:p>
+      <w:pPr>
+        <w:pStyle w:val="ListParagraph"/>
+        <w:numPr>
+          <w:ilvl w:val="1"/>
+          <w:numId w:val="3"/>
+        </w:numPr>
+        <w:rPr>
+          <w:b/>
+          <w:bCs/>
+        </w:rPr>
+      </w:pPr>
+      <w:r>
+        <w:rPr>
+          <w:b/>
+          <w:bCs/>
+        </w:rPr>
+        <w:t>Admin tasks</w:t>
+      </w:r>
+    </w:p>
+    <w:p>
+      <w:pPr>
+        <w:pStyle w:val="ListParagraph"/>
+        <w:numPr>
+          <w:ilvl w:val="2"/>
+          <w:numId w:val="3"/>
+        </w:numPr>
+        <w:rPr>
+          <w:b/>
+          <w:bCs/>
+        </w:rPr>
+      </w:pPr>
+      <w:r>
+        <w:rPr>
+          <w:b/>
+          <w:bCs/>
+        </w:rPr>
+        <w:t>Software patching</w:t>
+      </w:r>
+    </w:p>
+    <w:p>
+      <w:pPr>
+        <w:pStyle w:val="ListParagraph"/>
+        <w:numPr>
+          <w:ilvl w:val="2"/>
+          <w:numId w:val="3"/>
+        </w:numPr>
+        <w:rPr>
+          <w:b/>
+          <w:bCs/>
+        </w:rPr>
+      </w:pPr>
+      <w:r>
+        <w:rPr>
+          <w:b/>
+          <w:bCs/>
+        </w:rPr>
+        <w:t>Scheduled maintenance</w:t>
+      </w:r>
+    </w:p>
+    <w:p>
+      <w:pPr>
+        <w:pStyle w:val="ListParagraph"/>
+        <w:numPr>
+          <w:ilvl w:val="2"/>
+          <w:numId w:val="3"/>
+        </w:numPr>
+        <w:rPr>
+          <w:b/>
+          <w:bCs/>
+        </w:rPr>
+      </w:pPr>
+      <w:r>
+        <w:rPr>
+          <w:b/>
+          <w:bCs/>
+        </w:rPr>
+        <w:t>Periodic backup</w:t>
+      </w:r>
+    </w:p>
+    <w:p>
+      <w:pPr>
+        <w:pStyle w:val="ListParagraph"/>
+        <w:numPr>
+          <w:ilvl w:val="1"/>
+          <w:numId w:val="3"/>
+        </w:numPr>
+        <w:rPr>
+          <w:b/>
+          <w:bCs/>
+        </w:rPr>
+      </w:pPr>
+      <w:r>
+        <w:rPr>
+          <w:b/>
+          <w:bCs/>
+        </w:rPr>
+        <w:t>Point-in-time memory(in a matter of time your Prod DB is up and running)</w:t>
+      </w:r>
+    </w:p>
+    <w:p>
+      <w:pPr>
+        <w:pStyle w:val="ListParagraph"/>
+        <w:numPr>
+          <w:ilvl w:val="0"/>
+          <w:numId w:val="3"/>
+        </w:numPr>
+        <w:rPr>
+          <w:b/>
+          <w:bCs/>
+        </w:rPr>
+      </w:pPr>
+      <w:r>
+        <w:rPr>
+          <w:b/>
+          <w:bCs/>
+        </w:rPr>
+        <w:t xml:space="preserve">Features: </w:t>
+      </w:r>
+    </w:p>
+    <w:p>
+      <w:pPr>
+        <w:pStyle w:val="ListParagraph"/>
+        <w:numPr>
+          <w:ilvl w:val="1"/>
+          <w:numId w:val="3"/>
+        </w:numPr>
+        <w:rPr>
+          <w:b/>
+          <w:bCs/>
+        </w:rPr>
+      </w:pPr>
+      <w:r>
+        <w:rPr>
+          <w:b/>
+          <w:bCs/>
+        </w:rPr>
+        <w:t>RDS- Multi AZ: recommended for prod DBs</w:t>
+      </w:r>
+    </w:p>
+    <w:p>
+      <w:pPr>
+        <w:pStyle w:val="ListParagraph"/>
+        <w:numPr>
+          <w:ilvl w:val="2"/>
+          <w:numId w:val="3"/>
+        </w:numPr>
+        <w:rPr>
+          <w:b/>
+          <w:bCs/>
+        </w:rPr>
+      </w:pPr>
+      <w:r>
+        <w:rPr>
+          <w:b/>
+          <w:bCs/>
+        </w:rPr>
+        <w:t>AWS gives one end point for multiple DBs which are available in diff AZs.</w:t>
+      </w:r>
+    </w:p>
+    <w:p>
+      <w:pPr>
+        <w:pStyle w:val="ListParagraph"/>
+        <w:numPr>
+          <w:ilvl w:val="2"/>
+          <w:numId w:val="3"/>
+        </w:numPr>
+        <w:rPr>
+          <w:b/>
+          <w:bCs/>
+        </w:rPr>
+      </w:pPr>
+      <w:r>
+        <w:rPr>
+          <w:b/>
+          <w:bCs/>
+        </w:rPr>
+        <w:t xml:space="preserve">Any write to </w:t>
+      </w:r>
+      <w:r>
+        <w:rPr>
+          <w:b/>
+          <w:bCs/>
+        </w:rPr>
+        <w:t>primary</w:t>
+      </w:r>
+      <w:r>
+        <w:rPr>
+          <w:b/>
+          <w:bCs/>
+        </w:rPr>
+        <w:t xml:space="preserve"> DB is synced with other DBs. </w:t>
+      </w:r>
+    </w:p>
+    <w:p>
+      <w:pPr>
+        <w:pStyle w:val="ListParagraph"/>
+        <w:numPr>
+          <w:ilvl w:val="2"/>
+          <w:numId w:val="3"/>
+        </w:numPr>
+        <w:rPr>
+          <w:b/>
+          <w:bCs/>
+        </w:rPr>
+      </w:pPr>
+      <w:r>
+        <w:rPr>
+          <w:b/>
+          <w:bCs/>
+        </w:rPr>
+        <w:t xml:space="preserve">When something goes terribly wrong to </w:t>
+      </w:r>
+      <w:r>
+        <w:rPr>
+          <w:b/>
+          <w:bCs/>
+        </w:rPr>
+        <w:t>primary</w:t>
+      </w:r>
+      <w:r>
+        <w:rPr>
+          <w:b/>
+          <w:bCs/>
+        </w:rPr>
+        <w:t xml:space="preserve"> DB, the end point points to the other instance(stand by instance) without a need of changing the end point.</w:t>
+      </w:r>
+    </w:p>
+    <w:p>
+      <w:pPr>
+        <w:pStyle w:val="ListParagraph"/>
+        <w:numPr>
+          <w:ilvl w:val="1"/>
+          <w:numId w:val="3"/>
+        </w:numPr>
+        <w:rPr>
+          <w:b/>
+          <w:bCs/>
+        </w:rPr>
+      </w:pPr>
+      <w:r>
+        <w:rPr>
+          <w:b/>
+          <w:bCs/>
+        </w:rPr>
+        <w:lastRenderedPageBreak/>
+        <w:t>RDS- Read Replicas:</w:t>
+      </w:r>
+    </w:p>
+    <w:p>
+      <w:pPr>
+        <w:pStyle w:val="ListParagraph"/>
+        <w:numPr>
+          <w:ilvl w:val="2"/>
+          <w:numId w:val="3"/>
+        </w:numPr>
+        <w:rPr>
+          <w:b/>
+          <w:bCs/>
+        </w:rPr>
+      </w:pPr>
+      <w:r>
+        <w:rPr>
+          <w:b/>
+          <w:bCs/>
+          <w:noProof/>
+        </w:rPr>
+        <w:drawing>
+          <wp:inline distT="0" distB="0" distL="0" distR="0" wp14:anchorId="7CEBE63D" wp14:editId="05339D8B">
+            <wp:extent cx="2893060" cy="1730195"/>
+            <wp:effectExtent l="0" t="0" r="2540" b="3810"/>
+            <wp:docPr id="1488770095" name="Picture 1"/>
+            <wp:cNvGraphicFramePr>
+              <a:graphicFrameLocks xmlns:a="http://schemas.openxmlformats.org/drawingml/2006/main" noChangeAspect="1"/>
+            </wp:cNvGraphicFramePr>
+            <a:graphic xmlns:a="http://schemas.openxmlformats.org/drawingml/2006/main">
+              <a:graphicData uri="http://schemas.openxmlformats.org/drawingml/2006/picture">
+                <pic:pic xmlns:pic="http://schemas.openxmlformats.org/drawingml/2006/picture">
+                  <pic:nvPicPr>
+                    <pic:cNvPr id="1488770095" name=""/>
+                    <pic:cNvPicPr/>
+                  </pic:nvPicPr>
+                  <pic:blipFill>
+                    <a:blip r:embed="rId19"/>
+                    <a:stretch>
+                      <a:fillRect/>
+                    </a:stretch>
+                  </pic:blipFill>
+                  <pic:spPr>
+                    <a:xfrm>
+                      <a:off x="0" y="0"/>
+                      <a:ext cx="2900657" cy="1734738"/>
+                    </a:xfrm>
+                    <a:prstGeom prst="rect">
+                      <a:avLst/>
+                    </a:prstGeom>
+                  </pic:spPr>
+                </pic:pic>
+              </a:graphicData>
+            </a:graphic>
+          </wp:inline>
+        </w:drawing>
+      </w:r>
+    </w:p>
+    <w:p>
+      <w:pPr>
+        <w:pStyle w:val="ListParagraph"/>
+        <w:numPr>
+          <w:ilvl w:val="2"/>
+          <w:numId w:val="3"/>
+        </w:numPr>
+        <w:rPr>
+          <w:b/>
+          <w:bCs/>
+        </w:rPr>
+      </w:pPr>
+      <w:r>
+        <w:rPr>
+          <w:b/>
+          <w:bCs/>
+        </w:rPr>
+        <w:t>We can have more read replicas if our app uses more fetch operations.</w:t>
+      </w:r>
+    </w:p>
+    <w:p>
+      <w:pPr>
+        <w:pStyle w:val="ListParagraph"/>
+        <w:numPr>
+          <w:ilvl w:val="0"/>
+          <w:numId w:val="3"/>
+        </w:numPr>
+        <w:rPr>
+          <w:b/>
+          <w:bCs/>
+        </w:rPr>
+      </w:pPr>
+      <w:r>
+        <w:rPr>
+          <w:b/>
+          <w:bCs/>
+        </w:rPr>
+        <w:t>RDS -&gt; create database -&gt; standard</w:t>
+      </w:r>
+    </w:p>
+    <w:p>
+      <w:pPr>
+        <w:pStyle w:val="ListParagraph"/>
+        <w:numPr>
+          <w:ilvl w:val="1"/>
+          <w:numId w:val="3"/>
+        </w:numPr>
+        <w:rPr>
+          <w:b/>
+          <w:bCs/>
+        </w:rPr>
+      </w:pPr>
+      <w:r>
+        <w:rPr>
+          <w:b/>
+          <w:bCs/>
+          <w:color w:val="FF0000"/>
+        </w:rPr>
+        <w:t>Note</w:t>
+      </w:r>
+      <w:r>
+        <w:rPr>
+          <w:b/>
+          <w:bCs/>
+        </w:rPr>
+        <w:t xml:space="preserve">: </w:t>
+      </w:r>
+    </w:p>
+    <w:p>
+      <w:pPr>
+        <w:pStyle w:val="ListParagraph"/>
+        <w:numPr>
+          <w:ilvl w:val="2"/>
+          <w:numId w:val="3"/>
+        </w:numPr>
+        <w:rPr>
+          <w:b/>
+          <w:bCs/>
+        </w:rPr>
+      </w:pPr>
+      <w:r>
+        <w:rPr>
+          <w:b/>
+          <w:bCs/>
+          <w:i/>
+          <w:iCs/>
+          <w:u w:val="single"/>
+        </w:rPr>
+        <w:t>Multi AZ DB instance</w:t>
+      </w:r>
+      <w:r>
+        <w:rPr>
+          <w:b/>
+          <w:bCs/>
+        </w:rPr>
+        <w:t>: does not give another end point for read, it is only for High availability purpose.</w:t>
+      </w:r>
+    </w:p>
+    <w:p>
+      <w:pPr>
+        <w:pStyle w:val="ListParagraph"/>
+        <w:numPr>
+          <w:ilvl w:val="2"/>
+          <w:numId w:val="3"/>
+        </w:numPr>
+        <w:rPr>
+          <w:b/>
+          <w:bCs/>
+        </w:rPr>
+      </w:pPr>
+      <w:r>
+        <w:rPr>
+          <w:b/>
+          <w:bCs/>
+          <w:i/>
+          <w:iCs/>
+          <w:u w:val="single"/>
+        </w:rPr>
+        <w:t>Multi AZ DB Cluster</w:t>
+      </w:r>
+      <w:r>
+        <w:rPr>
+          <w:b/>
+          <w:bCs/>
+        </w:rPr>
+        <w:t xml:space="preserve"> : one primary and 2 stand by instances</w:t>
+      </w:r>
+    </w:p>
+    <w:p>
+      <w:pPr>
+        <w:pStyle w:val="ListParagraph"/>
+        <w:numPr>
+          <w:ilvl w:val="1"/>
+          <w:numId w:val="3"/>
+        </w:numPr>
+        <w:rPr>
+          <w:b/>
+          <w:bCs/>
+        </w:rPr>
+      </w:pPr>
+      <w:r>
+        <w:t>Storage type : SSD or based on I/Os</w:t>
+      </w:r>
+    </w:p>
+    <w:p>
+      <w:pPr>
+        <w:pStyle w:val="ListParagraph"/>
+        <w:numPr>
+          <w:ilvl w:val="2"/>
+          <w:numId w:val="3"/>
+        </w:numPr>
+        <w:rPr>
+          <w:b/>
+          <w:bCs/>
+        </w:rPr>
+      </w:pPr>
+      <w:r>
+        <w:t>20 GB to 6 TB storage range.</w:t>
+      </w:r>
+    </w:p>
+    <w:p>
+      <w:pPr>
+        <w:pStyle w:val="ListParagraph"/>
+        <w:numPr>
+          <w:ilvl w:val="2"/>
+          <w:numId w:val="3"/>
+        </w:numPr>
+        <w:rPr>
+          <w:b/>
+          <w:bCs/>
+        </w:rPr>
+      </w:pPr>
+      <w:r>
+        <w:t>We also have auto scale option</w:t>
+      </w:r>
+      <w:r>
+        <w:t>, just provide the threshold value.</w:t>
+      </w:r>
+    </w:p>
+    <w:p>
+      <w:pPr>
+        <w:pStyle w:val="ListParagraph"/>
+        <w:numPr>
+          <w:ilvl w:val="2"/>
+          <w:numId w:val="3"/>
+        </w:numPr>
+        <w:rPr>
+          <w:b/>
+          <w:bCs/>
+        </w:rPr>
+      </w:pPr>
+      <w:r>
+        <w:t>We have select a VPC.</w:t>
+      </w:r>
+    </w:p>
+    <w:p>
+      <w:pPr>
+        <w:pStyle w:val="ListParagraph"/>
+        <w:numPr>
+          <w:ilvl w:val="2"/>
+          <w:numId w:val="3"/>
+        </w:numPr>
+        <w:rPr>
+          <w:b/>
+          <w:bCs/>
+        </w:rPr>
+      </w:pPr>
+      <w:r>
+        <w:t>Attach a SG.</w:t>
+      </w:r>
+    </w:p>
+    <w:p>
+      <w:pPr>
+        <w:pStyle w:val="ListParagraph"/>
+        <w:numPr>
+          <w:ilvl w:val="2"/>
+          <w:numId w:val="3"/>
+        </w:numPr>
+        <w:rPr>
+          <w:b/>
+          <w:bCs/>
+        </w:rPr>
+      </w:pPr>
+      <w:r>
+        <w:t>Backup window : provide the time duration.</w:t>
+      </w:r>
+    </w:p>
+    <w:p>
+      <w:pPr>
+        <w:pStyle w:val="ListParagraph"/>
+        <w:numPr>
+          <w:ilvl w:val="2"/>
+          <w:numId w:val="3"/>
+        </w:numPr>
+        <w:rPr>
+          <w:b/>
+          <w:bCs/>
+        </w:rPr>
+      </w:pPr>
+      <w:r>
+        <w:t>Backup replication : if we want to replicate the backup in other region</w:t>
+      </w:r>
+    </w:p>
+    <w:p>
+      <w:pPr>
+        <w:pStyle w:val="ListParagraph"/>
+        <w:numPr>
+          <w:ilvl w:val="2"/>
+          <w:numId w:val="3"/>
+        </w:numPr>
+        <w:rPr>
+          <w:b/>
+          <w:bCs/>
+        </w:rPr>
+      </w:pPr>
+      <w:r>
+        <w:t>Maintenance : auto minor version upgrade, we can also provide a window when to patch the DB.</w:t>
+      </w:r>
+    </w:p>
+    <w:p>
+      <w:pPr>
+        <w:pStyle w:val="ListParagraph"/>
+        <w:numPr>
+          <w:ilvl w:val="1"/>
+          <w:numId w:val="3"/>
+        </w:numPr>
+        <w:rPr>
+          <w:b/>
+          <w:bCs/>
+        </w:rPr>
+      </w:pPr>
+      <w:r>
+        <w:rPr>
+          <w:b/>
+          <w:bCs/>
+        </w:rPr>
+        <w:t>create a Security group “rds-sg”-&gt; inbound rules -&gt;</w:t>
+      </w:r>
+    </w:p>
+    <w:p>
+      <w:pPr>
+        <w:pStyle w:val="ListParagraph"/>
+        <w:numPr>
+          <w:ilvl w:val="6"/>
+          <w:numId w:val="3"/>
+        </w:numPr>
+        <w:rPr>
+          <w:b/>
+          <w:bCs/>
+        </w:rPr>
+      </w:pPr>
+      <w:r>
+        <w:rPr>
+          <w:b/>
+          <w:bCs/>
+        </w:rPr>
+        <w:t>Type : PostgreSQL || source :  “app-sg”  to allow access from app ec2 instance.</w:t>
+      </w:r>
+    </w:p>
+    <w:p>
+      <w:pPr>
+        <w:pStyle w:val="ListParagraph"/>
+        <w:numPr>
+          <w:ilvl w:val="1"/>
+          <w:numId w:val="3"/>
+        </w:numPr>
+        <w:rPr>
+          <w:b/>
+          <w:bCs/>
+        </w:rPr>
+      </w:pPr>
+      <w:r>
+        <w:rPr>
+          <w:b/>
+          <w:bCs/>
+        </w:rPr>
+        <w:t xml:space="preserve">Now we can connect RDS from app ec2 </w:t>
+      </w:r>
+      <w:r>
+        <w:rPr>
+          <w:b/>
+          <w:bCs/>
+        </w:rPr>
+        <w:t>instance</w:t>
+      </w:r>
+      <w:r>
+        <w:rPr>
+          <w:b/>
+          <w:bCs/>
+        </w:rPr>
+        <w:t>.</w:t>
+      </w:r>
+    </w:p>
+    <w:p>
+      <w:pPr>
+        <w:pStyle w:val="ListParagraph"/>
+        <w:numPr>
+          <w:ilvl w:val="0"/>
+          <w:numId w:val="3"/>
+        </w:numPr>
+        <w:rPr>
+          <w:b/>
+          <w:bCs/>
+        </w:rPr>
+      </w:pPr>
+      <w:r>
+        <w:rPr>
+          <w:b/>
+          <w:bCs/>
+        </w:rPr>
+        <w:t>Read replica :</w:t>
+      </w:r>
+    </w:p>
+    <w:p>
+      <w:pPr>
+        <w:pStyle w:val="ListParagraph"/>
+        <w:numPr>
+          <w:ilvl w:val="1"/>
+          <w:numId w:val="3"/>
+        </w:numPr>
+        <w:rPr>
+          <w:b/>
+          <w:bCs/>
+        </w:rPr>
+      </w:pPr>
+      <w:r>
+        <w:rPr>
+          <w:b/>
+          <w:bCs/>
+        </w:rPr>
+        <w:t>We can choose diff region or same region. If we choose same region, replica uses diff AZ.</w:t>
+      </w:r>
+    </w:p>
+    <w:p>
+      <w:pPr>
+        <w:pStyle w:val="ListParagraph"/>
+        <w:numPr>
+          <w:ilvl w:val="1"/>
+          <w:numId w:val="3"/>
+        </w:numPr>
+        <w:rPr>
+          <w:b/>
+          <w:bCs/>
+        </w:rPr>
+      </w:pPr>
+      <w:r>
+        <w:rPr>
+          <w:b/>
+          <w:bCs/>
+        </w:rPr>
+        <w:t>We get a separate end point.</w:t>
+      </w:r>
+    </w:p>
+    <w:p>
+      <w:pPr>
+        <w:ind w:left="1080"/>
+        <w:rPr>
+          <w:b/>
+          <w:bCs/>
+        </w:rPr>
+      </w:pPr>
+      <w:r>
+        <w:rPr>
+          <w:b/>
+          <w:bCs/>
+        </w:rPr>
+        <w:t>Snapshot:</w:t>
+      </w:r>
+    </w:p>
+    <w:p>
+      <w:pPr>
+        <w:pStyle w:val="ListParagraph"/>
+        <w:numPr>
+          <w:ilvl w:val="1"/>
+          <w:numId w:val="3"/>
+        </w:numPr>
+        <w:rPr>
+          <w:b/>
+          <w:bCs/>
+        </w:rPr>
+      </w:pPr>
+      <w:r>
+        <w:rPr>
+          <w:b/>
+          <w:bCs/>
+        </w:rPr>
+        <w:t>Vins-db -&gt; maintenance and backup -&gt; Take DB snapshot</w:t>
+      </w:r>
+    </w:p>
+    <w:p>
+      <w:pPr>
+        <w:pStyle w:val="ListParagraph"/>
+        <w:numPr>
+          <w:ilvl w:val="6"/>
+          <w:numId w:val="3"/>
+        </w:numPr>
+        <w:rPr>
+          <w:b/>
+          <w:bCs/>
+        </w:rPr>
+      </w:pPr>
+      <w:r>
+        <w:rPr>
+          <w:b/>
+          <w:bCs/>
+        </w:rPr>
+        <w:t>My-snapshot</w:t>
+      </w:r>
+    </w:p>
+    <w:p>
+      <w:pPr>
+        <w:pStyle w:val="ListParagraph"/>
+        <w:numPr>
+          <w:ilvl w:val="1"/>
+          <w:numId w:val="3"/>
+        </w:numPr>
+        <w:rPr>
+          <w:b/>
+          <w:bCs/>
+        </w:rPr>
+      </w:pPr>
+      <w:r>
+        <w:rPr>
+          <w:b/>
+          <w:bCs/>
+        </w:rPr>
+        <w:t>Now, delete DB and read replica. And restore the snapshot to get the data.</w:t>
+      </w:r>
+    </w:p>
+    <w:p>
+      <w:pPr>
+        <w:rPr>
+          <w:b/>
+          <w:bCs/>
+        </w:rPr>
+      </w:pPr>
+      <w:r>
+        <w:rPr>
+          <w:b/>
+          <w:bCs/>
+          <w:color w:val="FF0000"/>
+        </w:rPr>
+        <w:t xml:space="preserve">ALB </w:t>
+      </w:r>
+      <w:r>
+        <w:rPr>
+          <w:b/>
+          <w:bCs/>
+        </w:rPr>
+        <w:t>: Application load balancer:</w:t>
+      </w:r>
+    </w:p>
+    <w:p>
+      <w:pPr>
+        <w:pStyle w:val="ListParagraph"/>
+        <w:numPr>
+          <w:ilvl w:val="0"/>
+          <w:numId w:val="3"/>
+        </w:numPr>
+        <w:rPr>
+          <w:b/>
+          <w:bCs/>
+        </w:rPr>
+      </w:pPr>
+      <w:r>
+        <w:rPr>
+          <w:b/>
+          <w:bCs/>
+        </w:rPr>
+        <w:t>Suppose we have 2 MS, customer-service and order-service</w:t>
+      </w:r>
+    </w:p>
+    <w:p>
+      <w:pPr>
+        <w:pStyle w:val="ListParagraph"/>
+        <w:numPr>
+          <w:ilvl w:val="0"/>
+          <w:numId w:val="3"/>
+        </w:numPr>
+        <w:rPr>
+          <w:b/>
+          <w:bCs/>
+        </w:rPr>
+      </w:pPr>
+      <w:r>
+        <w:rPr>
+          <w:b/>
+          <w:bCs/>
+        </w:rPr>
+        <w:lastRenderedPageBreak/>
+        <w:drawing>
+          <wp:inline distT="0" distB="0" distL="0" distR="0" wp14:anchorId="45E255A3" wp14:editId="755A9C5A">
+            <wp:extent cx="5731510" cy="1914525"/>
+            <wp:effectExtent l="0" t="0" r="2540" b="9525"/>
+            <wp:docPr id="673938269" name="Picture 1"/>
+            <wp:cNvGraphicFramePr>
+              <a:graphicFrameLocks xmlns:a="http://schemas.openxmlformats.org/drawingml/2006/main" noChangeAspect="1"/>
+            </wp:cNvGraphicFramePr>
+            <a:graphic xmlns:a="http://schemas.openxmlformats.org/drawingml/2006/main">
+              <a:graphicData uri="http://schemas.openxmlformats.org/drawingml/2006/picture">
+                <pic:pic xmlns:pic="http://schemas.openxmlformats.org/drawingml/2006/picture">
+                  <pic:nvPicPr>
+                    <pic:cNvPr id="673938269" name=""/>
+                    <pic:cNvPicPr/>
+                  </pic:nvPicPr>
+                  <pic:blipFill>
+                    <a:blip r:embed="rId20"/>
+                    <a:stretch>
+                      <a:fillRect/>
+                    </a:stretch>
+                  </pic:blipFill>
+                  <pic:spPr>
+                    <a:xfrm>
+                      <a:off x="0" y="0"/>
+                      <a:ext cx="5731510" cy="1914525"/>
+                    </a:xfrm>
+                    <a:prstGeom prst="rect">
+                      <a:avLst/>
+                    </a:prstGeom>
+                  </pic:spPr>
+                </pic:pic>
+              </a:graphicData>
+            </a:graphic>
+          </wp:inline>
+        </w:drawing>
+      </w:r>
+    </w:p>
+    <w:p>
+      <w:pPr>
+        <w:pStyle w:val="ListParagraph"/>
+        <w:numPr>
+          <w:ilvl w:val="0"/>
+          <w:numId w:val="3"/>
+        </w:numPr>
+        <w:rPr>
+          <w:b/>
+          <w:bCs/>
+        </w:rPr>
+      </w:pPr>
+      <w:r>
+        <w:rPr>
+          <w:b/>
+          <w:bCs/>
+        </w:rPr>
+        <w:t>Goal:</w:t>
+      </w:r>
+    </w:p>
+    <w:p>
+      <w:pPr>
+        <w:pStyle w:val="ListParagraph"/>
+        <w:numPr>
+          <w:ilvl w:val="1"/>
+          <w:numId w:val="3"/>
+        </w:numPr>
+        <w:rPr>
+          <w:b/>
+          <w:bCs/>
+        </w:rPr>
+      </w:pPr>
+      <w:r>
+        <w:rPr>
+          <w:b/>
+          <w:bCs/>
+        </w:rPr>
+        <w:t>1 endpoint</w:t>
+      </w:r>
+    </w:p>
+    <w:p>
+      <w:pPr>
+        <w:pStyle w:val="ListParagraph"/>
+        <w:numPr>
+          <w:ilvl w:val="1"/>
+          <w:numId w:val="3"/>
+        </w:numPr>
+        <w:rPr>
+          <w:b/>
+          <w:bCs/>
+        </w:rPr>
+      </w:pPr>
+      <w:r>
+        <w:rPr>
+          <w:b/>
+          <w:bCs/>
+        </w:rPr>
+        <w:t>Path based routing</w:t>
+      </w:r>
+    </w:p>
+    <w:p>
+      <w:pPr>
+        <w:pStyle w:val="ListParagraph"/>
+        <w:numPr>
+          <w:ilvl w:val="1"/>
+          <w:numId w:val="3"/>
+        </w:numPr>
+        <w:rPr>
+          <w:b/>
+          <w:bCs/>
+        </w:rPr>
+      </w:pPr>
+      <w:r>
+        <w:rPr>
+          <w:b/>
+          <w:bCs/>
+        </w:rPr>
+        <w:t>App should be highly available</w:t>
+      </w:r>
+    </w:p>
+    <w:p>
+      <w:pPr>
+        <w:pStyle w:val="ListParagraph"/>
+        <w:numPr>
+          <w:ilvl w:val="2"/>
+          <w:numId w:val="3"/>
+        </w:numPr>
+        <w:rPr>
+          <w:b/>
+          <w:bCs/>
+        </w:rPr>
+      </w:pPr>
+      <w:r>
+        <w:rPr>
+          <w:b/>
+          <w:bCs/>
+        </w:rPr>
+        <w:t>Health checks</w:t>
+      </w:r>
+    </w:p>
+    <w:p>
+      <w:pPr>
+        <w:pStyle w:val="ListParagraph"/>
+        <w:numPr>
+          <w:ilvl w:val="2"/>
+          <w:numId w:val="3"/>
+        </w:numPr>
+        <w:rPr>
+          <w:b/>
+          <w:bCs/>
+        </w:rPr>
+      </w:pPr>
+      <w:r>
+        <w:rPr>
+          <w:b/>
+          <w:bCs/>
+        </w:rPr>
+        <w:t>Problem with 1 AZ should not affect the app</w:t>
+      </w:r>
+    </w:p>
+    <w:p>
+      <w:pPr>
+        <w:pStyle w:val="ListParagraph"/>
+        <w:numPr>
+          <w:ilvl w:val="2"/>
+          <w:numId w:val="3"/>
+        </w:numPr>
+        <w:rPr>
+          <w:b/>
+          <w:bCs/>
+        </w:rPr>
+      </w:pPr>
+      <w:r>
+        <w:rPr>
+          <w:b/>
+          <w:bCs/>
+        </w:rPr>
+        <w:t>Distribute the load across all apps</w:t>
+      </w:r>
+    </w:p>
+    <w:p>
+      <w:pPr>
+        <w:pStyle w:val="ListParagraph"/>
+        <w:numPr>
+          <w:ilvl w:val="2"/>
+          <w:numId w:val="3"/>
+        </w:numPr>
+        <w:rPr>
+          <w:b/>
+          <w:bCs/>
+        </w:rPr>
+      </w:pPr>
+      <w:r>
+        <w:rPr>
+          <w:b/>
+          <w:bCs/>
+        </w:rPr>
+        <w:t>Auto scaling</w:t>
+      </w:r>
+    </w:p>
+    <w:p>
+      <w:pPr>
+        <w:pStyle w:val="ListParagraph"/>
+        <w:numPr>
+          <w:ilvl w:val="0"/>
+          <w:numId w:val="3"/>
+        </w:numPr>
+        <w:rPr>
+          <w:b/>
+          <w:bCs/>
+        </w:rPr>
+      </w:pPr>
+      <w:r>
+        <w:rPr>
+          <w:b/>
+          <w:bCs/>
+        </w:rPr>
+        <w:drawing>
+          <wp:inline distT="0" distB="0" distL="0" distR="0" wp14:anchorId="7DE33ECD" wp14:editId="1BE4E9F1">
+            <wp:extent cx="5731510" cy="2788920"/>
+            <wp:effectExtent l="0" t="0" r="2540" b="0"/>
+            <wp:docPr id="567454705" name="Picture 1"/>
+            <wp:cNvGraphicFramePr>
+              <a:graphicFrameLocks xmlns:a="http://schemas.openxmlformats.org/drawingml/2006/main" noChangeAspect="1"/>
+            </wp:cNvGraphicFramePr>
+            <a:graphic xmlns:a="http://schemas.openxmlformats.org/drawingml/2006/main">
+              <a:graphicData uri="http://schemas.openxmlformats.org/drawingml/2006/picture">
+                <pic:pic xmlns:pic="http://schemas.openxmlformats.org/drawingml/2006/picture">
+                  <pic:nvPicPr>
+                    <pic:cNvPr id="567454705" name=""/>
+                    <pic:cNvPicPr/>
+                  </pic:nvPicPr>
+                  <pic:blipFill>
+                    <a:blip r:embed="rId21"/>
+                    <a:stretch>
+                      <a:fillRect/>
+                    </a:stretch>
+                  </pic:blipFill>
+                  <pic:spPr>
+                    <a:xfrm>
+                      <a:off x="0" y="0"/>
+                      <a:ext cx="5731510" cy="2788920"/>
+                    </a:xfrm>
+                    <a:prstGeom prst="rect">
+                      <a:avLst/>
+                    </a:prstGeom>
+                  </pic:spPr>
+                </pic:pic>
+              </a:graphicData>
+            </a:graphic>
+          </wp:inline>
+        </w:drawing>
+      </w:r>
+    </w:p>
+    <w:p>
+      <w:pPr>
+        <w:pStyle w:val="ListParagraph"/>
+        <w:numPr>
+          <w:ilvl w:val="0"/>
+          <w:numId w:val="3"/>
+        </w:numPr>
+        <w:rPr>
+          <w:b/>
+          <w:bCs/>
+        </w:rPr>
+      </w:pPr>
+      <w:r>
+        <w:rPr>
+          <w:b/>
+          <w:bCs/>
+        </w:rPr>
+        <w:t>All instances of apps will have their own IP addresses. And it is difficult to maintain, so we will be having one ALB, and this will be routing the requests to all the instances.</w:t>
+      </w:r>
+    </w:p>
+    <w:p>
+      <w:pPr>
+        <w:pStyle w:val="ListParagraph"/>
+        <w:numPr>
+          <w:ilvl w:val="1"/>
+          <w:numId w:val="3"/>
+        </w:numPr>
+        <w:rPr>
+          <w:b/>
+          <w:bCs/>
+        </w:rPr>
+      </w:pPr>
+      <w:r>
+        <w:rPr>
+          <w:b/>
+          <w:bCs/>
+          <w:color w:val="FF0000"/>
+        </w:rPr>
+        <w:t>Note</w:t>
+      </w:r>
+      <w:r>
+        <w:rPr>
+          <w:b/>
+          <w:bCs/>
+        </w:rPr>
+        <w:t>: ALB performs Health checks so it can route the request to the healthy node</w:t>
+      </w:r>
+      <w:r>
+        <w:rPr>
+          <w:b/>
+          <w:bCs/>
+        </w:rPr>
+        <w:t>.</w:t>
+      </w:r>
+    </w:p>
+    <w:p>
+      <w:pPr>
+        <w:rPr>
+          <w:b/>
+          <w:bCs/>
+        </w:rPr>
+      </w:pPr>
+      <w:r>
+        <w:rPr>
+          <w:b/>
+          <w:bCs/>
+        </w:rPr>
+        <w:t>Setting up application:</w:t>
+      </w:r>
+    </w:p>
+    <w:p>
+      <w:pPr>
+        <w:pStyle w:val="ListParagraph"/>
+        <w:numPr>
+          <w:ilvl w:val="0"/>
+          <w:numId w:val="3"/>
+        </w:numPr>
+        <w:rPr>
+          <w:b/>
+          <w:bCs/>
+        </w:rPr>
+      </w:pPr>
+      <w:r>
+        <w:rPr>
+          <w:b/>
+          <w:bCs/>
+        </w:rPr>
+        <w:t>Create one SG “app-sg”</w:t>
+      </w:r>
+    </w:p>
+    <w:p>
+      <w:pPr>
+        <w:pStyle w:val="ListParagraph"/>
+        <w:numPr>
+          <w:ilvl w:val="1"/>
+          <w:numId w:val="3"/>
+        </w:numPr>
+        <w:rPr>
+          <w:b/>
+          <w:bCs/>
+        </w:rPr>
+      </w:pPr>
+      <w:r>
+        <w:rPr>
+          <w:b/>
+          <w:bCs/>
+        </w:rPr>
+        <w:t>Inbound : SSH || anywhere</w:t>
+      </w:r>
+    </w:p>
+    <w:p>
+      <w:pPr>
+        <w:pStyle w:val="ListParagraph"/>
+        <w:numPr>
+          <w:ilvl w:val="0"/>
+          <w:numId w:val="3"/>
+        </w:numPr>
+        <w:rPr>
+          <w:b/>
+          <w:bCs/>
+        </w:rPr>
+      </w:pPr>
+      <w:r>
+        <w:rPr>
+          <w:b/>
+          <w:bCs/>
+        </w:rPr>
+        <w:t>EC2 instance :</w:t>
+      </w:r>
+    </w:p>
+    <w:p>
+      <w:pPr>
+        <w:pStyle w:val="ListParagraph"/>
+        <w:numPr>
+          <w:ilvl w:val="1"/>
+          <w:numId w:val="3"/>
+        </w:numPr>
+        <w:rPr>
+          <w:b/>
+          <w:bCs/>
+        </w:rPr>
+      </w:pPr>
+      <w:r>
+        <w:rPr>
+          <w:b/>
+          <w:bCs/>
+        </w:rPr>
+        <w:t>Region :us-east (us-east-1a, us-east-1b)</w:t>
+      </w:r>
+    </w:p>
+    <w:p>
+      <w:pPr>
+        <w:pStyle w:val="ListParagraph"/>
+        <w:numPr>
+          <w:ilvl w:val="1"/>
+          <w:numId w:val="3"/>
+        </w:numPr>
+        <w:rPr>
+          <w:b/>
+          <w:bCs/>
+        </w:rPr>
+      </w:pPr>
+      <w:r>
+        <w:rPr>
+          <w:b/>
+          <w:bCs/>
+        </w:rPr>
+        <w:t>Launch 2 instance in 2 AZs. Attach “app-sg” to them.</w:t>
+      </w:r>
+    </w:p>
+    <w:p>
+      <w:pPr>
+        <w:pStyle w:val="ListParagraph"/>
+        <w:numPr>
+          <w:ilvl w:val="2"/>
+          <w:numId w:val="3"/>
+        </w:numPr>
+        <w:rPr>
+          <w:b/>
+          <w:bCs/>
+        </w:rPr>
+      </w:pPr>
+      <w:r>
+        <w:rPr>
+          <w:b/>
+          <w:bCs/>
+        </w:rPr>
+        <w:t>2 instances in us-east-1a (order1, customer1)</w:t>
+      </w:r>
+    </w:p>
+    <w:p>
+      <w:pPr>
+        <w:pStyle w:val="ListParagraph"/>
+        <w:numPr>
+          <w:ilvl w:val="2"/>
+          <w:numId w:val="3"/>
+        </w:numPr>
+        <w:rPr>
+          <w:b/>
+          <w:bCs/>
+        </w:rPr>
+      </w:pPr>
+      <w:r>
+        <w:rPr>
+          <w:b/>
+          <w:bCs/>
+        </w:rPr>
+        <w:t>2 instances in us-east-1b (order2, customer2)</w:t>
+      </w:r>
+    </w:p>
+    <w:p>
+      <w:pPr>
+        <w:pStyle w:val="ListParagraph"/>
+        <w:numPr>
+          <w:ilvl w:val="1"/>
+          <w:numId w:val="3"/>
+        </w:numPr>
+        <w:rPr>
+          <w:b/>
+          <w:bCs/>
+        </w:rPr>
+      </w:pPr>
+      <w:r>
+        <w:rPr>
+          <w:b/>
+          <w:bCs/>
+        </w:rPr>
+        <w:lastRenderedPageBreak/>
+        <w:t>Now SSH into the instances and run Nginx.</w:t>
+      </w:r>
+    </w:p>
+    <w:p>
+      <w:pPr>
+        <w:pStyle w:val="ListParagraph"/>
+        <w:numPr>
+          <w:ilvl w:val="2"/>
+          <w:numId w:val="3"/>
+        </w:numPr>
+        <w:rPr>
+          <w:b/>
+          <w:bCs/>
+        </w:rPr>
+      </w:pPr>
+      <w:r>
+        <w:rPr>
+          <w:b/>
+          <w:bCs/>
+        </w:rPr>
+        <w:t>Login</w:t>
+      </w:r>
+      <w:r>
+        <w:rPr>
+          <w:b/>
+          <w:bCs/>
+        </w:rPr>
+        <w:t xml:space="preserve"> </w:t>
+      </w:r>
+      <w:r>
+        <w:rPr>
+          <w:b/>
+          <w:bCs/>
+        </w:rPr>
+        <w:t>to</w:t>
+      </w:r>
+      <w:r>
+        <w:rPr>
+          <w:b/>
+          <w:bCs/>
+        </w:rPr>
+        <w:t xml:space="preserve"> all</w:t>
+      </w:r>
+      <w:r>
+        <w:rPr>
+          <w:b/>
+          <w:bCs/>
+        </w:rPr>
+        <w:t xml:space="preserve"> ec2</w:t>
+      </w:r>
+      <w:r>
+        <w:rPr>
+          <w:b/>
+          <w:bCs/>
+        </w:rPr>
+        <w:t xml:space="preserve"> instances</w:t>
+      </w:r>
+    </w:p>
+    <w:p>
+      <w:pPr>
+        <w:pStyle w:val="ListParagraph"/>
+        <w:numPr>
+          <w:ilvl w:val="2"/>
+          <w:numId w:val="3"/>
+        </w:numPr>
+        <w:rPr>
+          <w:b/>
+          <w:bCs/>
+        </w:rPr>
+      </w:pPr>
+      <w:r>
+        <w:rPr>
+          <w:b/>
+          <w:bCs/>
+        </w:rPr>
+        <w:t>Scho “&lt;html&gt;&lt;body&gt;Order service - $(hostname)&lt;/body&gt;&lt;/html&gt;” &gt; order.html</w:t>
+      </w:r>
+    </w:p>
+    <w:p>
+      <w:pPr>
+        <w:pStyle w:val="ListParagraph"/>
+        <w:numPr>
+          <w:ilvl w:val="2"/>
+          <w:numId w:val="3"/>
+        </w:numPr>
+        <w:rPr>
+          <w:b/>
+          <w:bCs/>
+          <w:color w:val="FF0000"/>
+        </w:rPr>
+      </w:pPr>
+      <w:r>
+        <w:rPr>
+          <w:b/>
+          <w:bCs/>
+          <w:color w:val="FF0000"/>
+        </w:rPr>
+        <w:t>Docker run -d -p 80:80 –name nginx -v ./order.html:/usr/share/nginx/html/order.html nginx</w:t>
+      </w:r>
+    </w:p>
+    <w:p>
+      <w:pPr>
+        <w:pStyle w:val="ListParagraph"/>
+        <w:numPr>
+          <w:ilvl w:val="2"/>
+          <w:numId w:val="3"/>
+        </w:numPr>
+        <w:rPr>
+          <w:b/>
+          <w:bCs/>
+        </w:rPr>
+      </w:pPr>
+      <w:r>
+        <w:rPr>
+          <w:b/>
+          <w:bCs/>
+        </w:rPr>
+        <w:t>Curl localhost order.html</w:t>
+      </w:r>
+    </w:p>
+    <w:p>
+      <w:pPr>
+        <w:rPr>
+          <w:b/>
+          <w:bCs/>
+        </w:rPr>
+      </w:pPr>
+      <w:r>
+        <w:rPr>
+          <w:b/>
+          <w:bCs/>
+          <w:color w:val="FF0000"/>
+        </w:rPr>
+        <w:t xml:space="preserve">Target Group </w:t>
+      </w:r>
+      <w:r>
+        <w:rPr>
+          <w:b/>
+          <w:bCs/>
+        </w:rPr>
+        <w:t>: ALB works with target group.</w:t>
+      </w:r>
+    </w:p>
+    <w:p>
+      <w:pPr>
+        <w:pStyle w:val="ListParagraph"/>
+        <w:numPr>
+          <w:ilvl w:val="0"/>
+          <w:numId w:val="3"/>
+        </w:numPr>
+        <w:rPr>
+          <w:b/>
+          <w:bCs/>
+        </w:rPr>
+      </w:pPr>
+      <w:r>
+        <w:rPr>
+          <w:b/>
+          <w:bCs/>
+        </w:rPr>
+        <w:t>It is a logical collection of targets in AWS, in this case target is instances.</w:t>
+      </w:r>
+    </w:p>
+    <w:p>
+      <w:pPr>
+        <w:pStyle w:val="ListParagraph"/>
+        <w:numPr>
+          <w:ilvl w:val="0"/>
+          <w:numId w:val="3"/>
+        </w:numPr>
+        <w:rPr>
+          <w:b/>
+          <w:bCs/>
+        </w:rPr>
+      </w:pPr>
+      <w:r>
+        <w:rPr>
+          <w:b/>
+          <w:bCs/>
+        </w:rPr>
+        <w:drawing>
+          <wp:inline distT="0" distB="0" distL="0" distR="0" wp14:anchorId="65823491" wp14:editId="131ADAB3">
+            <wp:extent cx="5731510" cy="3157855"/>
+            <wp:effectExtent l="0" t="0" r="2540" b="4445"/>
+            <wp:docPr id="1458012359" name="Picture 1"/>
+            <wp:cNvGraphicFramePr>
+              <a:graphicFrameLocks xmlns:a="http://schemas.openxmlformats.org/drawingml/2006/main" noChangeAspect="1"/>
+            </wp:cNvGraphicFramePr>
+            <a:graphic xmlns:a="http://schemas.openxmlformats.org/drawingml/2006/main">
+              <a:graphicData uri="http://schemas.openxmlformats.org/drawingml/2006/picture">
+                <pic:pic xmlns:pic="http://schemas.openxmlformats.org/drawingml/2006/picture">
+                  <pic:nvPicPr>
+                    <pic:cNvPr id="1458012359" name=""/>
+                    <pic:cNvPicPr/>
+                  </pic:nvPicPr>
+                  <pic:blipFill>
+                    <a:blip r:embed="rId22"/>
+                    <a:stretch>
+                      <a:fillRect/>
+                    </a:stretch>
+                  </pic:blipFill>
+                  <pic:spPr>
+                    <a:xfrm>
+                      <a:off x="0" y="0"/>
+                      <a:ext cx="5731510" cy="3157855"/>
+                    </a:xfrm>
+                    <a:prstGeom prst="rect">
+                      <a:avLst/>
+                    </a:prstGeom>
+                  </pic:spPr>
+                </pic:pic>
+              </a:graphicData>
+            </a:graphic>
+          </wp:inline>
+        </w:drawing>
+      </w:r>
+    </w:p>
+    <w:p>
+      <w:pPr>
+        <w:pStyle w:val="ListParagraph"/>
+        <w:numPr>
+          <w:ilvl w:val="0"/>
+          <w:numId w:val="3"/>
+        </w:numPr>
+        <w:rPr>
+          <w:b/>
+          <w:bCs/>
+        </w:rPr>
+      </w:pPr>
+      <w:r>
+        <w:rPr>
+          <w:b/>
+          <w:bCs/>
+        </w:rPr>
+        <w:t>Configure target groups :</w:t>
+      </w:r>
+    </w:p>
+    <w:p>
+      <w:pPr>
+        <w:pStyle w:val="ListParagraph"/>
+        <w:numPr>
+          <w:ilvl w:val="1"/>
+          <w:numId w:val="3"/>
+        </w:numPr>
+        <w:rPr>
+          <w:b/>
+          <w:bCs/>
+        </w:rPr>
+      </w:pPr>
+      <w:r>
+        <w:rPr>
+          <w:b/>
+          <w:bCs/>
+        </w:rPr>
+        <w:t xml:space="preserve">EC2 dashboard -&gt; Load balancing -&gt; Target Groups -&gt; create -&gt; target type -&gt; EC2 instances -&gt; </w:t>
+      </w:r>
+    </w:p>
+    <w:p>
+      <w:pPr>
+        <w:pStyle w:val="ListParagraph"/>
+        <w:numPr>
+          <w:ilvl w:val="2"/>
+          <w:numId w:val="3"/>
+        </w:numPr>
+        <w:rPr>
+          <w:b/>
+          <w:bCs/>
+        </w:rPr>
+      </w:pPr>
+      <w:r>
+        <w:rPr>
+          <w:b/>
+          <w:bCs/>
+        </w:rPr>
+        <w:t>/ default root path of Nginx.</w:t>
+      </w:r>
+    </w:p>
+    <w:p>
+      <w:pPr>
+        <w:pStyle w:val="ListParagraph"/>
+        <w:numPr>
+          <w:ilvl w:val="2"/>
+          <w:numId w:val="3"/>
+        </w:numPr>
+        <w:rPr>
+          <w:b/>
+          <w:bCs/>
+        </w:rPr>
+      </w:pPr>
+      <w:r>
+        <w:rPr>
+          <w:b/>
+          <w:bCs/>
+        </w:rPr>
+        <w:t>Or</w:t>
+      </w:r>
+    </w:p>
+    <w:p>
+      <w:pPr>
+        <w:pStyle w:val="ListParagraph"/>
+        <w:numPr>
+          <w:ilvl w:val="2"/>
+          <w:numId w:val="3"/>
+        </w:numPr>
+        <w:rPr>
+          <w:b/>
+          <w:bCs/>
+        </w:rPr>
+      </w:pPr>
+      <w:r>
+        <w:rPr>
+          <w:b/>
+          <w:bCs/>
+        </w:rPr>
+        <w:t xml:space="preserve">/actuator/health </w:t>
+      </w:r>
+    </w:p>
+    <w:p>
+      <w:pPr>
+        <w:pStyle w:val="ListParagraph"/>
+        <w:numPr>
+          <w:ilvl w:val="1"/>
+          <w:numId w:val="3"/>
+        </w:numPr>
+        <w:rPr>
+          <w:b/>
+          <w:bCs/>
+        </w:rPr>
+      </w:pPr>
+      <w:r>
+        <w:rPr>
+          <w:b/>
+          <w:bCs/>
+        </w:rPr>
+        <w:t>Advance health check settings -&gt;</w:t>
+      </w:r>
+    </w:p>
+    <w:p>
+      <w:pPr>
+        <w:pStyle w:val="ListParagraph"/>
+        <w:numPr>
+          <w:ilvl w:val="2"/>
+          <w:numId w:val="3"/>
+        </w:numPr>
+        <w:rPr>
+          <w:b/>
+          <w:bCs/>
+        </w:rPr>
+      </w:pPr>
+      <w:r>
+        <w:rPr>
+          <w:b/>
+          <w:bCs/>
+        </w:rPr>
+        <w:t>Healthy threshold :  3 consecutive successes.</w:t>
+      </w:r>
+    </w:p>
+    <w:p>
+      <w:pPr>
+        <w:pStyle w:val="ListParagraph"/>
+        <w:numPr>
+          <w:ilvl w:val="2"/>
+          <w:numId w:val="3"/>
+        </w:numPr>
+        <w:rPr>
+          <w:b/>
+          <w:bCs/>
+        </w:rPr>
+      </w:pPr>
+      <w:r>
+        <w:rPr>
+          <w:b/>
+          <w:bCs/>
+        </w:rPr>
+        <w:t>Unhealthy threshold : 2 consecutive failures.</w:t>
+      </w:r>
+    </w:p>
+    <w:p>
+      <w:pPr>
+        <w:pStyle w:val="ListParagraph"/>
+        <w:numPr>
+          <w:ilvl w:val="2"/>
+          <w:numId w:val="3"/>
+        </w:numPr>
+        <w:rPr>
+          <w:b/>
+          <w:bCs/>
+        </w:rPr>
+      </w:pPr>
+      <w:r>
+        <w:rPr>
+          <w:b/>
+          <w:bCs/>
+        </w:rPr>
+        <w:t>Timeout : 2 sec</w:t>
+      </w:r>
+    </w:p>
+    <w:p>
+      <w:pPr>
+        <w:pStyle w:val="ListParagraph"/>
+        <w:numPr>
+          <w:ilvl w:val="2"/>
+          <w:numId w:val="3"/>
+        </w:numPr>
+        <w:rPr>
+          <w:b/>
+          <w:bCs/>
+        </w:rPr>
+      </w:pPr>
+      <w:r>
+        <w:rPr>
+          <w:b/>
+          <w:bCs/>
+        </w:rPr>
+        <w:t>Interval : how often to invoke the health check : 30 sec</w:t>
+      </w:r>
+    </w:p>
+    <w:p>
+      <w:pPr>
+        <w:pStyle w:val="ListParagraph"/>
+        <w:numPr>
+          <w:ilvl w:val="2"/>
+          <w:numId w:val="3"/>
+        </w:numPr>
+        <w:rPr>
+          <w:b/>
+          <w:bCs/>
+        </w:rPr>
+      </w:pPr>
+      <w:r>
+        <w:rPr>
+          <w:b/>
+          <w:bCs/>
+        </w:rPr>
+        <w:t>Success code : 200 (OK)</w:t>
+      </w:r>
+    </w:p>
+    <w:p>
+      <w:pPr>
+        <w:pStyle w:val="ListParagraph"/>
+        <w:numPr>
+          <w:ilvl w:val="1"/>
+          <w:numId w:val="3"/>
+        </w:numPr>
+        <w:rPr>
+          <w:b/>
+          <w:bCs/>
+        </w:rPr>
+      </w:pPr>
+      <w:r>
+        <w:rPr>
+          <w:b/>
+          <w:bCs/>
+        </w:rPr>
+        <w:t xml:space="preserve">Register the targets : </w:t>
+      </w:r>
+    </w:p>
+    <w:p>
+      <w:pPr>
+        <w:pStyle w:val="ListParagraph"/>
+        <w:numPr>
+          <w:ilvl w:val="2"/>
+          <w:numId w:val="3"/>
+        </w:numPr>
+        <w:rPr>
+          <w:b/>
+          <w:bCs/>
+        </w:rPr>
+      </w:pPr>
+      <w:r>
+        <w:rPr>
+          <w:b/>
+          <w:bCs/>
+        </w:rPr>
+        <w:t>Order1</w:t>
+      </w:r>
+    </w:p>
+    <w:p>
+      <w:pPr>
+        <w:pStyle w:val="ListParagraph"/>
+        <w:numPr>
+          <w:ilvl w:val="2"/>
+          <w:numId w:val="3"/>
+        </w:numPr>
+        <w:rPr>
+          <w:b/>
+          <w:bCs/>
+        </w:rPr>
+      </w:pPr>
+      <w:r>
+        <w:rPr>
+          <w:b/>
+          <w:bCs/>
+        </w:rPr>
+        <w:t>Order2</w:t>
+      </w:r>
+    </w:p>
+    <w:p>
+      <w:pPr>
+        <w:pStyle w:val="ListParagraph"/>
+        <w:numPr>
+          <w:ilvl w:val="3"/>
+          <w:numId w:val="3"/>
+        </w:numPr>
+        <w:rPr>
+          <w:b/>
+          <w:bCs/>
+        </w:rPr>
+      </w:pPr>
+      <w:r>
+        <w:rPr>
+          <w:b/>
+          <w:bCs/>
+        </w:rPr>
+        <w:t>Create the target group.</w:t>
+      </w:r>
+    </w:p>
+    <w:p>
+      <w:pPr>
+        <w:pStyle w:val="ListParagraph"/>
+        <w:numPr>
+          <w:ilvl w:val="2"/>
+          <w:numId w:val="3"/>
+        </w:numPr>
+        <w:rPr>
+          <w:b/>
+          <w:bCs/>
+        </w:rPr>
+      </w:pPr>
+      <w:r>
+        <w:rPr>
+          <w:b/>
+          <w:bCs/>
+        </w:rPr>
+        <w:t>The targets become healthy once we connect the ALB.</w:t>
+      </w:r>
+    </w:p>
+    <w:p>
+      <w:pPr>
+        <w:pStyle w:val="ListParagraph"/>
+        <w:numPr>
+          <w:ilvl w:val="0"/>
+          <w:numId w:val="3"/>
+        </w:numPr>
+        <w:rPr>
+          <w:b/>
+          <w:bCs/>
+        </w:rPr>
+      </w:pPr>
+      <w:r>
+        <w:rPr>
+          <w:b/>
+          <w:bCs/>
+        </w:rPr>
+        <w:t>Now create target group from customer same as order target group.</w:t>
+      </w:r>
+    </w:p>
+    <w:p>
+      <w:pPr>
+        <w:rPr>
+          <w:b/>
+          <w:bCs/>
+        </w:rPr>
+      </w:pPr>
+    </w:p>
+    <w:p>
+      <w:pPr>
+        <w:rPr>
+          <w:b/>
+          <w:bCs/>
+        </w:rPr>
+      </w:pPr>
+      <w:r>
+        <w:rPr>
+          <w:b/>
+          <w:bCs/>
+        </w:rPr>
+        <w:lastRenderedPageBreak/>
+        <w:t xml:space="preserve">Creating ALB : </w:t>
+      </w:r>
+    </w:p>
+    <w:p>
+      <w:pPr>
+        <w:pStyle w:val="ListParagraph"/>
+        <w:numPr>
+          <w:ilvl w:val="0"/>
+          <w:numId w:val="3"/>
+        </w:numPr>
+        <w:rPr>
+          <w:b/>
+          <w:bCs/>
+        </w:rPr>
+      </w:pPr>
+      <w:r>
+        <w:rPr>
+          <w:b/>
+          <w:bCs/>
+        </w:rPr>
+        <w:t>Create ALB and integrate with target groups.</w:t>
+      </w:r>
+    </w:p>
+    <w:p>
+      <w:pPr>
+        <w:pStyle w:val="ListParagraph"/>
+        <w:numPr>
+          <w:ilvl w:val="0"/>
+          <w:numId w:val="3"/>
+        </w:numPr>
+        <w:rPr>
+          <w:b/>
+          <w:bCs/>
+        </w:rPr>
+      </w:pPr>
+      <w:r>
+        <w:rPr>
+          <w:b/>
+          <w:bCs/>
+        </w:rPr>
+        <w:t>All the requests will be sent to ALB</w:t>
+      </w:r>
+    </w:p>
+    <w:p>
+      <w:pPr>
+        <w:pStyle w:val="ListParagraph"/>
+        <w:numPr>
+          <w:ilvl w:val="0"/>
+          <w:numId w:val="3"/>
+        </w:numPr>
+        <w:rPr>
+          <w:b/>
+          <w:bCs/>
+        </w:rPr>
+      </w:pPr>
+      <w:r>
+        <w:rPr>
+          <w:b/>
+          <w:bCs/>
+        </w:rPr>
+        <w:tab/>
+      </w:r>
+      <w:r>
+        <w:rPr>
+          <w:b/>
+          <w:bCs/>
+        </w:rPr>
+        <w:drawing>
+          <wp:inline distT="0" distB="0" distL="0" distR="0" wp14:anchorId="6200AC4D" wp14:editId="0E63F29A">
+            <wp:extent cx="5324475" cy="2882272"/>
+            <wp:effectExtent l="0" t="0" r="0" b="0"/>
+            <wp:docPr id="1020577983" name="Picture 1"/>
+            <wp:cNvGraphicFramePr>
+              <a:graphicFrameLocks xmlns:a="http://schemas.openxmlformats.org/drawingml/2006/main" noChangeAspect="1"/>
+            </wp:cNvGraphicFramePr>
+            <a:graphic xmlns:a="http://schemas.openxmlformats.org/drawingml/2006/main">
+              <a:graphicData uri="http://schemas.openxmlformats.org/drawingml/2006/picture">
+                <pic:pic xmlns:pic="http://schemas.openxmlformats.org/drawingml/2006/picture">
+                  <pic:nvPicPr>
+                    <pic:cNvPr id="1020577983" name=""/>
+                    <pic:cNvPicPr/>
+                  </pic:nvPicPr>
+                  <pic:blipFill>
+                    <a:blip r:embed="rId23"/>
+                    <a:stretch>
+                      <a:fillRect/>
+                    </a:stretch>
+                  </pic:blipFill>
+                  <pic:spPr>
+                    <a:xfrm>
+                      <a:off x="0" y="0"/>
+                      <a:ext cx="5327603" cy="2883965"/>
+                    </a:xfrm>
+                    <a:prstGeom prst="rect">
+                      <a:avLst/>
+                    </a:prstGeom>
+                  </pic:spPr>
+                </pic:pic>
+              </a:graphicData>
+            </a:graphic>
+          </wp:inline>
+        </w:drawing>
+      </w:r>
+    </w:p>
+    <w:p>
+      <w:pPr>
+        <w:pStyle w:val="ListParagraph"/>
+        <w:numPr>
+          <w:ilvl w:val="0"/>
+          <w:numId w:val="3"/>
+        </w:numPr>
+        <w:rPr>
+          <w:b/>
+          <w:bCs/>
+        </w:rPr>
+      </w:pPr>
+      <w:r>
+        <w:rPr>
+          <w:b/>
+          <w:bCs/>
+        </w:rPr>
+        <w:t>We can attach a security group to an ALB.</w:t>
+      </w:r>
+    </w:p>
+    <w:p>
+      <w:pPr>
+        <w:pStyle w:val="ListParagraph"/>
+        <w:numPr>
+          <w:ilvl w:val="1"/>
+          <w:numId w:val="3"/>
+        </w:numPr>
+        <w:rPr>
+          <w:b/>
+          <w:bCs/>
+        </w:rPr>
+      </w:pPr>
+      <w:r>
+        <w:rPr>
+          <w:b/>
+          <w:bCs/>
+        </w:rPr>
+        <w:t>Create SG “alb-sg”</w:t>
+      </w:r>
+    </w:p>
+    <w:p>
+      <w:pPr>
+        <w:pStyle w:val="ListParagraph"/>
+        <w:numPr>
+          <w:ilvl w:val="2"/>
+          <w:numId w:val="3"/>
+        </w:numPr>
+        <w:rPr>
+          <w:b/>
+          <w:bCs/>
+        </w:rPr>
+      </w:pPr>
+      <w:r>
+        <w:rPr>
+          <w:b/>
+          <w:bCs/>
+        </w:rPr>
+        <w:t>Inbound rules :</w:t>
+      </w:r>
+    </w:p>
+    <w:p>
+      <w:pPr>
+        <w:pStyle w:val="ListParagraph"/>
+        <w:numPr>
+          <w:ilvl w:val="3"/>
+          <w:numId w:val="3"/>
+        </w:numPr>
+        <w:rPr>
+          <w:b/>
+          <w:bCs/>
+        </w:rPr>
+      </w:pPr>
+      <w:r>
+        <w:rPr>
+          <w:b/>
+          <w:bCs/>
+        </w:rPr>
+        <w:t>80 || anywhere</w:t>
+      </w:r>
+    </w:p>
+    <w:p>
+      <w:pPr>
+        <w:pStyle w:val="ListParagraph"/>
+        <w:numPr>
+          <w:ilvl w:val="0"/>
+          <w:numId w:val="3"/>
+        </w:numPr>
+        <w:rPr>
+          <w:b/>
+          <w:bCs/>
+        </w:rPr>
+      </w:pPr>
+      <w:r>
+        <w:rPr>
+          <w:b/>
+          <w:bCs/>
+        </w:rPr>
+        <w:t>Go to “app-sg”  SG:</w:t>
+      </w:r>
+    </w:p>
+    <w:p>
+      <w:pPr>
+        <w:pStyle w:val="ListParagraph"/>
+        <w:numPr>
+          <w:ilvl w:val="1"/>
+          <w:numId w:val="3"/>
+        </w:numPr>
+        <w:rPr>
+          <w:b/>
+          <w:bCs/>
+        </w:rPr>
+      </w:pPr>
+      <w:r>
+        <w:rPr>
+          <w:b/>
+          <w:bCs/>
+        </w:rPr>
+        <w:t>Inbound rules :</w:t>
+      </w:r>
+    </w:p>
+    <w:p>
+      <w:pPr>
+        <w:pStyle w:val="ListParagraph"/>
+        <w:numPr>
+          <w:ilvl w:val="2"/>
+          <w:numId w:val="3"/>
+        </w:numPr>
+        <w:rPr>
+          <w:b/>
+          <w:bCs/>
+        </w:rPr>
+      </w:pPr>
+      <w:r>
+        <w:rPr>
+          <w:b/>
+          <w:bCs/>
+        </w:rPr>
+        <w:t>HTTP || “alb-sg”</w:t>
+      </w:r>
+    </w:p>
+    <w:p>
+      <w:pPr>
+        <w:pStyle w:val="ListParagraph"/>
+        <w:numPr>
+          <w:ilvl w:val="3"/>
+          <w:numId w:val="3"/>
+        </w:numPr>
+        <w:rPr>
+          <w:b/>
+          <w:bCs/>
+        </w:rPr>
+      </w:pPr>
+      <w:r>
+        <w:rPr>
+          <w:b/>
+          <w:bCs/>
+        </w:rPr>
+        <w:t>This means app instance gets HTTP request only from ALB.</w:t>
+      </w:r>
+    </w:p>
+    <w:p>
+      <w:pPr>
+        <w:pStyle w:val="ListParagraph"/>
+        <w:numPr>
+          <w:ilvl w:val="0"/>
+          <w:numId w:val="3"/>
+        </w:numPr>
+        <w:rPr>
+          <w:b/>
+          <w:bCs/>
+        </w:rPr>
+      </w:pPr>
+      <w:r>
+        <w:rPr>
+          <w:b/>
+          <w:bCs/>
+        </w:rPr>
+        <w:t xml:space="preserve">Create Load balancer </w:t>
+      </w:r>
+      <w:r>
+        <w:rPr>
+          <w:b/>
+          <w:bCs/>
+        </w:rPr>
+        <w:t>-&gt; ALB(layer 7)</w:t>
+      </w:r>
+    </w:p>
+    <w:p>
+      <w:pPr>
+        <w:pStyle w:val="ListParagraph"/>
+        <w:numPr>
+          <w:ilvl w:val="1"/>
+          <w:numId w:val="3"/>
+        </w:numPr>
+        <w:rPr>
+          <w:b/>
+          <w:bCs/>
+        </w:rPr>
+      </w:pPr>
+      <w:r>
+        <w:rPr>
+          <w:b/>
+          <w:bCs/>
+        </w:rPr>
+        <w:t>Internet-facing(public) -&gt; select AZ in which our instances are present.</w:t>
+      </w:r>
+    </w:p>
+    <w:p>
+      <w:pPr>
+        <w:pStyle w:val="ListParagraph"/>
+        <w:numPr>
+          <w:ilvl w:val="1"/>
+          <w:numId w:val="3"/>
+        </w:numPr>
+        <w:rPr>
+          <w:b/>
+          <w:bCs/>
+        </w:rPr>
+      </w:pPr>
+      <w:r>
+        <w:rPr>
+          <w:b/>
+          <w:bCs/>
+        </w:rPr>
+        <w:t>Attach the “alb-sg”</w:t>
+      </w:r>
+    </w:p>
+    <w:p>
+      <w:pPr>
+        <w:pStyle w:val="ListParagraph"/>
+        <w:numPr>
+          <w:ilvl w:val="1"/>
+          <w:numId w:val="3"/>
+        </w:numPr>
+        <w:rPr>
+          <w:b/>
+          <w:bCs/>
+        </w:rPr>
+      </w:pPr>
+      <w:r>
+        <w:rPr>
+          <w:b/>
+          <w:bCs/>
+        </w:rPr>
+        <w:t>Listeners and routing :</w:t>
+      </w:r>
+    </w:p>
+    <w:p>
+      <w:pPr>
+        <w:pStyle w:val="ListParagraph"/>
+        <w:numPr>
+          <w:ilvl w:val="2"/>
+          <w:numId w:val="3"/>
+        </w:numPr>
+        <w:rPr>
+          <w:b/>
+          <w:bCs/>
+        </w:rPr>
+      </w:pPr>
+      <w:r>
+        <w:rPr>
+          <w:b/>
+          <w:bCs/>
+        </w:rPr>
+        <w:t>HTTP:80</w:t>
+      </w:r>
+    </w:p>
+    <w:p>
+      <w:pPr>
+        <w:pStyle w:val="ListParagraph"/>
+        <w:numPr>
+          <w:ilvl w:val="2"/>
+          <w:numId w:val="3"/>
+        </w:numPr>
+        <w:rPr>
+          <w:b/>
+          <w:bCs/>
+        </w:rPr>
+      </w:pPr>
+      <w:r>
+        <w:rPr>
+          <w:b/>
+          <w:bCs/>
+        </w:rPr>
+        <w:t>Default action : select customer-service-target for now, modify later.</w:t>
+      </w:r>
+    </w:p>
+    <w:p>
+      <w:pPr>
+        <w:pStyle w:val="ListParagraph"/>
+        <w:numPr>
+          <w:ilvl w:val="0"/>
+          <w:numId w:val="3"/>
+        </w:numPr>
+        <w:rPr>
+          <w:b/>
+          <w:bCs/>
+        </w:rPr>
+      </w:pPr>
+      <w:r>
+        <w:rPr>
+          <w:b/>
+          <w:bCs/>
+        </w:rPr>
+        <w:t>On ALB page :</w:t>
+      </w:r>
+    </w:p>
+    <w:p>
+      <w:pPr>
+        <w:pStyle w:val="ListParagraph"/>
+        <w:numPr>
+          <w:ilvl w:val="1"/>
+          <w:numId w:val="3"/>
+        </w:numPr>
+        <w:rPr>
+          <w:b/>
+          <w:bCs/>
+        </w:rPr>
+      </w:pPr>
+      <w:r>
+        <w:rPr>
+          <w:b/>
+          <w:bCs/>
+        </w:rPr>
+        <w:t>Listener and rules:</w:t>
+      </w:r>
+    </w:p>
+    <w:p>
+      <w:pPr>
+        <w:pStyle w:val="ListParagraph"/>
+        <w:numPr>
+          <w:ilvl w:val="2"/>
+          <w:numId w:val="3"/>
+        </w:numPr>
+        <w:rPr>
+          <w:b/>
+          <w:bCs/>
+        </w:rPr>
+      </w:pPr>
+      <w:r>
+        <w:rPr>
+          <w:b/>
+          <w:bCs/>
+        </w:rPr>
+        <w:t>Rules :</w:t>
+      </w:r>
+      <w:r>
+        <w:rPr>
+          <w:b/>
+          <w:bCs/>
+        </w:rPr>
+        <w:t xml:space="preserve"> </w:t>
+      </w:r>
+    </w:p>
+    <w:p>
+      <w:pPr>
+        <w:pStyle w:val="ListParagraph"/>
+        <w:numPr>
+          <w:ilvl w:val="3"/>
+          <w:numId w:val="3"/>
+        </w:numPr>
+        <w:rPr>
+          <w:b/>
+          <w:bCs/>
+        </w:rPr>
+      </w:pPr>
+      <w:r>
+        <w:rPr>
+          <w:b/>
+          <w:bCs/>
+        </w:rPr>
+        <w:t>default rule</w:t>
+      </w:r>
+    </w:p>
+    <w:p>
+      <w:pPr>
+        <w:pStyle w:val="ListParagraph"/>
+        <w:numPr>
+          <w:ilvl w:val="4"/>
+          <w:numId w:val="3"/>
+        </w:numPr>
+        <w:rPr>
+          <w:b/>
+          <w:bCs/>
+        </w:rPr>
+      </w:pPr>
+      <w:r>
+        <w:rPr>
+          <w:b/>
+          <w:bCs/>
+        </w:rPr>
+        <w:t xml:space="preserve">Edit </w:t>
+      </w:r>
+      <w:r>
+        <w:rPr>
+          <w:b/>
+          <w:bCs/>
+          <w:u w:val="single"/>
+        </w:rPr>
+        <w:t>default rule</w:t>
+      </w:r>
+      <w:r>
+        <w:rPr>
+          <w:b/>
+          <w:bCs/>
+        </w:rPr>
+        <w:t xml:space="preserve"> : from </w:t>
+      </w:r>
+      <w:r>
+        <w:rPr>
+          <w:b/>
+          <w:bCs/>
+        </w:rPr>
+        <w:t xml:space="preserve">“forward to target groups” </w:t>
+      </w:r>
+      <w:r>
+        <w:rPr>
+          <w:b/>
+          <w:bCs/>
+        </w:rPr>
+        <w:t>to “return fixed response” with response code 404</w:t>
+      </w:r>
+      <w:r>
+        <w:rPr>
+          <w:b/>
+          <w:bCs/>
+        </w:rPr>
+        <w:t>.</w:t>
+      </w:r>
+    </w:p>
+    <w:p>
+      <w:pPr>
+        <w:pStyle w:val="ListParagraph"/>
+        <w:numPr>
+          <w:ilvl w:val="4"/>
+          <w:numId w:val="3"/>
+        </w:numPr>
+        <w:rPr>
+          <w:b/>
+          <w:bCs/>
+        </w:rPr>
+      </w:pPr>
+      <w:r>
+        <w:rPr>
+          <w:b/>
+          <w:bCs/>
+        </w:rPr>
+        <w:t>Response body : Go to either order.html or customer.html</w:t>
+      </w:r>
+    </w:p>
+    <w:p>
+      <w:pPr>
+        <w:pStyle w:val="ListParagraph"/>
+        <w:numPr>
+          <w:ilvl w:val="4"/>
+          <w:numId w:val="3"/>
+        </w:numPr>
+        <w:rPr>
+          <w:b/>
+          <w:bCs/>
+        </w:rPr>
+      </w:pPr>
+      <w:r>
+        <w:rPr>
+          <w:b/>
+          <w:bCs/>
+        </w:rPr>
+        <w:t>Priority : Last</w:t>
+      </w:r>
+    </w:p>
+    <w:p>
+      <w:pPr>
+        <w:pStyle w:val="ListParagraph"/>
+        <w:numPr>
+          <w:ilvl w:val="3"/>
+          <w:numId w:val="3"/>
+        </w:numPr>
+        <w:rPr>
+          <w:b/>
+          <w:bCs/>
+        </w:rPr>
+      </w:pPr>
+      <w:r>
+        <w:rPr>
+          <w:b/>
+          <w:bCs/>
+        </w:rPr>
+        <w:t>Add rule :</w:t>
+      </w:r>
+    </w:p>
+    <w:p>
+      <w:pPr>
+        <w:pStyle w:val="ListParagraph"/>
+        <w:numPr>
+          <w:ilvl w:val="4"/>
+          <w:numId w:val="3"/>
+        </w:numPr>
+        <w:rPr>
+          <w:b/>
+          <w:bCs/>
+        </w:rPr>
+      </w:pPr>
+      <w:r>
+        <w:rPr>
+          <w:b/>
+          <w:bCs/>
+        </w:rPr>
+        <w:t>Order-request:</w:t>
+      </w:r>
+    </w:p>
+    <w:p>
+      <w:pPr>
+        <w:pStyle w:val="ListParagraph"/>
+        <w:numPr>
+          <w:ilvl w:val="5"/>
+          <w:numId w:val="3"/>
+        </w:numPr>
+        <w:rPr>
+          <w:b/>
+          <w:bCs/>
+        </w:rPr>
+      </w:pPr>
+      <w:r>
+        <w:rPr>
+          <w:b/>
+          <w:bCs/>
+        </w:rPr>
+        <w:t>Condition : Path based routing</w:t>
+      </w:r>
+    </w:p>
+    <w:p>
+      <w:pPr>
+        <w:pStyle w:val="ListParagraph"/>
+        <w:numPr>
+          <w:ilvl w:val="6"/>
+          <w:numId w:val="3"/>
+        </w:numPr>
+        <w:rPr>
+          <w:b/>
+          <w:bCs/>
+        </w:rPr>
+      </w:pPr>
+      <w:r>
+        <w:rPr>
+          <w:b/>
+          <w:bCs/>
+        </w:rPr>
+        <w:t>/order*</w:t>
+      </w:r>
+    </w:p>
+    <w:p>
+      <w:pPr>
+        <w:pStyle w:val="ListParagraph"/>
+        <w:numPr>
+          <w:ilvl w:val="5"/>
+          <w:numId w:val="3"/>
+        </w:numPr>
+        <w:rPr>
+          <w:b/>
+          <w:bCs/>
+        </w:rPr>
+      </w:pPr>
+      <w:r>
+        <w:rPr>
+          <w:b/>
+          <w:bCs/>
+        </w:rPr>
+        <w:lastRenderedPageBreak/>
+        <w:t>Forward to order-service-targets</w:t>
+      </w:r>
+    </w:p>
+    <w:p>
+      <w:pPr>
+        <w:pStyle w:val="ListParagraph"/>
+        <w:numPr>
+          <w:ilvl w:val="5"/>
+          <w:numId w:val="3"/>
+        </w:numPr>
+        <w:rPr>
+          <w:b/>
+          <w:bCs/>
+        </w:rPr>
+      </w:pPr>
+      <w:r>
+        <w:rPr>
+          <w:b/>
+          <w:bCs/>
+        </w:rPr>
+        <w:t>Rule Priority :</w:t>
+      </w:r>
+    </w:p>
+    <w:p>
+      <w:pPr>
+        <w:pStyle w:val="ListParagraph"/>
+        <w:numPr>
+          <w:ilvl w:val="6"/>
+          <w:numId w:val="3"/>
+        </w:numPr>
+        <w:rPr>
+          <w:b/>
+          <w:bCs/>
+        </w:rPr>
+      </w:pPr>
+      <w:r>
+        <w:rPr>
+          <w:b/>
+          <w:bCs/>
+        </w:rPr>
+        <w:t>1000</w:t>
+      </w:r>
+    </w:p>
+    <w:p>
+      <w:pPr>
+        <w:pStyle w:val="ListParagraph"/>
+        <w:numPr>
+          <w:ilvl w:val="4"/>
+          <w:numId w:val="3"/>
+        </w:numPr>
+        <w:rPr>
+          <w:b/>
+          <w:bCs/>
+        </w:rPr>
+      </w:pPr>
+      <w:r>
+        <w:rPr>
+          <w:b/>
+          <w:bCs/>
+        </w:rPr>
+        <w:t>Customer-request:</w:t>
+      </w:r>
+    </w:p>
+    <w:p>
+      <w:pPr>
+        <w:pStyle w:val="ListParagraph"/>
+        <w:numPr>
+          <w:ilvl w:val="5"/>
+          <w:numId w:val="3"/>
+        </w:numPr>
+        <w:rPr>
+          <w:b/>
+          <w:bCs/>
+        </w:rPr>
+      </w:pPr>
+      <w:r>
+        <w:rPr>
+          <w:b/>
+          <w:bCs/>
+        </w:rPr>
+        <w:t>Condition : path-based routing</w:t>
+      </w:r>
+    </w:p>
+    <w:p>
+      <w:pPr>
+        <w:pStyle w:val="ListParagraph"/>
+        <w:numPr>
+          <w:ilvl w:val="6"/>
+          <w:numId w:val="3"/>
+        </w:numPr>
+        <w:rPr>
+          <w:b/>
+          <w:bCs/>
+        </w:rPr>
+      </w:pPr>
+      <w:r>
+        <w:rPr>
+          <w:b/>
+          <w:bCs/>
+        </w:rPr>
+        <w:t>/customer*</w:t>
+      </w:r>
+    </w:p>
+    <w:p>
+      <w:pPr>
+        <w:pStyle w:val="ListParagraph"/>
+        <w:numPr>
+          <w:ilvl w:val="5"/>
+          <w:numId w:val="3"/>
+        </w:numPr>
+        <w:rPr>
+          <w:b/>
+          <w:bCs/>
+        </w:rPr>
+      </w:pPr>
+      <w:r>
+        <w:rPr>
+          <w:b/>
+          <w:bCs/>
+        </w:rPr>
+        <w:t>Forward to customer-services-targets</w:t>
+      </w:r>
+    </w:p>
+    <w:p>
+      <w:pPr>
+        <w:pStyle w:val="ListParagraph"/>
+        <w:numPr>
+          <w:ilvl w:val="5"/>
+          <w:numId w:val="3"/>
+        </w:numPr>
+        <w:rPr>
+          <w:b/>
+          <w:bCs/>
+        </w:rPr>
+      </w:pPr>
+      <w:r>
+        <w:rPr>
+          <w:b/>
+          <w:bCs/>
+        </w:rPr>
+        <w:t>Priority : 2000</w:t>
+      </w:r>
+    </w:p>
+    <w:p>
+      <w:pPr>
+        <w:pStyle w:val="ListParagraph"/>
+        <w:numPr>
+          <w:ilvl w:val="3"/>
+          <w:numId w:val="3"/>
+        </w:numPr>
+        <w:rPr>
+          <w:b/>
+          <w:bCs/>
+        </w:rPr>
+      </w:pPr>
+      <w:r>
+        <w:rPr>
+          <w:b/>
+          <w:bCs/>
+        </w:rPr>
+        <w:t xml:space="preserve">Priority : </w:t>
+      </w:r>
+    </w:p>
+    <w:p>
+      <w:pPr>
+        <w:pStyle w:val="ListParagraph"/>
+        <w:numPr>
+          <w:ilvl w:val="4"/>
+          <w:numId w:val="3"/>
+        </w:numPr>
+        <w:rPr>
+          <w:b/>
+          <w:bCs/>
+        </w:rPr>
+      </w:pPr>
+      <w:r>
+        <w:rPr>
+          <w:b/>
+          <w:bCs/>
+        </w:rPr>
+        <w:t>The lower the number the higher the priority.</w:t>
+      </w:r>
+    </w:p>
+    <w:p>
+      <w:pPr>
+        <w:pStyle w:val="ListParagraph"/>
+        <w:numPr>
+          <w:ilvl w:val="4"/>
+          <w:numId w:val="3"/>
+        </w:numPr>
+        <w:rPr>
+          <w:b/>
+          <w:bCs/>
+        </w:rPr>
+      </w:pPr>
+      <w:r>
+        <w:rPr>
+          <w:b/>
+          <w:bCs/>
+        </w:rPr>
+        <w:t>ALB checks based on priority</w:t>
+      </w:r>
+    </w:p>
+    <w:p>
+      <w:pPr>
+        <w:pStyle w:val="ListParagraph"/>
+        <w:numPr>
+          <w:ilvl w:val="4"/>
+          <w:numId w:val="3"/>
+        </w:numPr>
+        <w:rPr>
+          <w:b/>
+          <w:bCs/>
+        </w:rPr>
+      </w:pPr>
+      <w:r>
+        <w:rPr>
+          <w:b/>
+          <w:bCs/>
+        </w:rPr>
+        <w:drawing>
+          <wp:inline distT="0" distB="0" distL="0" distR="0" wp14:anchorId="2C4D5E1C" wp14:editId="05645654">
+            <wp:extent cx="3840936" cy="1509395"/>
+            <wp:effectExtent l="0" t="0" r="7620" b="0"/>
+            <wp:docPr id="102979892" name="Picture 1"/>
+            <wp:cNvGraphicFramePr>
+              <a:graphicFrameLocks xmlns:a="http://schemas.openxmlformats.org/drawingml/2006/main" noChangeAspect="1"/>
+            </wp:cNvGraphicFramePr>
+            <a:graphic xmlns:a="http://schemas.openxmlformats.org/drawingml/2006/main">
+              <a:graphicData uri="http://schemas.openxmlformats.org/drawingml/2006/picture">
+                <pic:pic xmlns:pic="http://schemas.openxmlformats.org/drawingml/2006/picture">
+                  <pic:nvPicPr>
+                    <pic:cNvPr id="102979892" name=""/>
+                    <pic:cNvPicPr/>
+                  </pic:nvPicPr>
+                  <pic:blipFill>
+                    <a:blip r:embed="rId24"/>
+                    <a:stretch>
+                      <a:fillRect/>
+                    </a:stretch>
+                  </pic:blipFill>
+                  <pic:spPr>
+                    <a:xfrm>
+                      <a:off x="0" y="0"/>
+                      <a:ext cx="3846031" cy="1511397"/>
+                    </a:xfrm>
+                    <a:prstGeom prst="rect">
+                      <a:avLst/>
+                    </a:prstGeom>
+                  </pic:spPr>
+                </pic:pic>
+              </a:graphicData>
+            </a:graphic>
+          </wp:inline>
+        </w:drawing>
+      </w:r>
+    </w:p>
+    <w:p>
+      <w:pPr>
+        <w:pStyle w:val="ListParagraph"/>
+        <w:numPr>
+          <w:ilvl w:val="4"/>
+          <w:numId w:val="3"/>
+        </w:numPr>
+        <w:rPr>
+          <w:b/>
+          <w:bCs/>
+        </w:rPr>
+      </w:pPr>
+      <w:r>
+        <w:rPr>
+          <w:b/>
+          <w:bCs/>
+        </w:rPr>
+        <w:t>We have a gap of 1000 between order and customer priority, it is because in future if we want to add new rule which priority should be between the order and customer priority it will be easy to create without modifying any rule’s priority.</w:t>
+      </w:r>
+    </w:p>
+    <w:p>
+      <w:pPr>
+        <w:pStyle w:val="ListParagraph"/>
+        <w:numPr>
+          <w:ilvl w:val="1"/>
+          <w:numId w:val="3"/>
+        </w:numPr>
+        <w:rPr>
+          <w:b/>
+          <w:bCs/>
+        </w:rPr>
+      </w:pPr>
+      <w:r>
+        <w:rPr>
+          <w:b/>
+          <w:bCs/>
+        </w:rPr>
+        <w:t xml:space="preserve">AWS doesn’t give IP address of Load Balancer, it gives </w:t>
+      </w:r>
+      <w:r>
+        <w:rPr>
+          <w:b/>
+          <w:bCs/>
+          <w:color w:val="FF0000"/>
+        </w:rPr>
+        <w:t xml:space="preserve">DNS </w:t>
+      </w:r>
+      <w:r>
+        <w:rPr>
+          <w:b/>
+          <w:bCs/>
+        </w:rPr>
+        <w:t>name, using that we should send request.</w:t>
+      </w:r>
+    </w:p>
+    <w:p>
+      <w:pPr>
+        <w:pStyle w:val="ListParagraph"/>
+        <w:numPr>
+          <w:ilvl w:val="0"/>
+          <w:numId w:val="3"/>
+        </w:numPr>
+        <w:rPr>
+          <w:b/>
+          <w:bCs/>
+        </w:rPr>
+      </w:pPr>
+      <w:r>
+        <w:rPr>
+          <w:b/>
+          <w:bCs/>
+        </w:rPr>
+        <w:t>Simulate</w:t>
+      </w:r>
+      <w:r>
+        <w:rPr>
+          <w:b/>
+          <w:bCs/>
+        </w:rPr>
+        <w:t xml:space="preserve"> that something is wrong with AZ us-east-1a</w:t>
+      </w:r>
+    </w:p>
+    <w:p>
+      <w:pPr>
+        <w:pStyle w:val="ListParagraph"/>
+        <w:numPr>
+          <w:ilvl w:val="1"/>
+          <w:numId w:val="3"/>
+        </w:numPr>
+        <w:rPr>
+          <w:b/>
+          <w:bCs/>
+        </w:rPr>
+      </w:pPr>
+      <w:r>
+        <w:rPr>
+          <w:b/>
+          <w:bCs/>
+        </w:rPr>
+        <w:t xml:space="preserve"> Stop Nginx of order and customer of us-east-1a</w:t>
+      </w:r>
+    </w:p>
+    <w:p>
+      <w:pPr>
+        <w:pStyle w:val="ListParagraph"/>
+        <w:numPr>
+          <w:ilvl w:val="1"/>
+          <w:numId w:val="3"/>
+        </w:numPr>
+        <w:rPr>
+          <w:b/>
+          <w:bCs/>
+        </w:rPr>
+      </w:pPr>
+      <w:r>
+        <w:rPr>
+          <w:b/>
+          <w:bCs/>
+        </w:rPr>
+        <w:drawing>
+          <wp:inline distT="0" distB="0" distL="0" distR="0" wp14:anchorId="33E0167E" wp14:editId="36CBA35C">
+            <wp:extent cx="3772426" cy="3077004"/>
+            <wp:effectExtent l="0" t="0" r="0" b="9525"/>
+            <wp:docPr id="604858632" name="Picture 1"/>
+            <wp:cNvGraphicFramePr>
+              <a:graphicFrameLocks xmlns:a="http://schemas.openxmlformats.org/drawingml/2006/main" noChangeAspect="1"/>
+            </wp:cNvGraphicFramePr>
+            <a:graphic xmlns:a="http://schemas.openxmlformats.org/drawingml/2006/main">
+              <a:graphicData uri="http://schemas.openxmlformats.org/drawingml/2006/picture">
+                <pic:pic xmlns:pic="http://schemas.openxmlformats.org/drawingml/2006/picture">
+                  <pic:nvPicPr>
+                    <pic:cNvPr id="604858632" name=""/>
+                    <pic:cNvPicPr/>
+                  </pic:nvPicPr>
+                  <pic:blipFill>
+                    <a:blip r:embed="rId25"/>
+                    <a:stretch>
+                      <a:fillRect/>
+                    </a:stretch>
+                  </pic:blipFill>
+                  <pic:spPr>
+                    <a:xfrm>
+                      <a:off x="0" y="0"/>
+                      <a:ext cx="3772426" cy="3077004"/>
+                    </a:xfrm>
+                    <a:prstGeom prst="rect">
+                      <a:avLst/>
+                    </a:prstGeom>
+                  </pic:spPr>
+                </pic:pic>
+              </a:graphicData>
+            </a:graphic>
+          </wp:inline>
+        </w:drawing>
+      </w:r>
+    </w:p>
+    <w:p>
+      <w:pPr>
+        <w:pStyle w:val="ListParagraph"/>
+        <w:numPr>
+          <w:ilvl w:val="1"/>
+          <w:numId w:val="3"/>
+        </w:numPr>
+        <w:rPr>
+          <w:b/>
+          <w:bCs/>
+        </w:rPr>
+      </w:pPr>
+      <w:r>
+        <w:rPr>
+          <w:b/>
+          <w:bCs/>
+        </w:rPr>
+        <w:lastRenderedPageBreak/>
+        <w:drawing>
+          <wp:inline distT="0" distB="0" distL="0" distR="0" wp14:anchorId="2D083069" wp14:editId="5499E52C">
+            <wp:extent cx="3543795" cy="2867425"/>
+            <wp:effectExtent l="0" t="0" r="0" b="0"/>
+            <wp:docPr id="289341445" name="Picture 1" descr="A screenshot of a web page&#10;&#10;AI-generated content may be incorrect."/>
+            <wp:cNvGraphicFramePr>
+              <a:graphicFrameLocks xmlns:a="http://schemas.openxmlformats.org/drawingml/2006/main" noChangeAspect="1"/>
+            </wp:cNvGraphicFramePr>
+            <a:graphic xmlns:a="http://schemas.openxmlformats.org/drawingml/2006/main">
+              <a:graphicData uri="http://schemas.openxmlformats.org/drawingml/2006/picture">
+                <pic:pic xmlns:pic="http://schemas.openxmlformats.org/drawingml/2006/picture">
+                  <pic:nvPicPr>
+                    <pic:cNvPr id="289341445" name="Picture 1" descr="A screenshot of a web page&#10;&#10;AI-generated content may be incorrect."/>
+                    <pic:cNvPicPr/>
+                  </pic:nvPicPr>
+                  <pic:blipFill>
+                    <a:blip r:embed="rId26"/>
+                    <a:stretch>
+                      <a:fillRect/>
+                    </a:stretch>
+                  </pic:blipFill>
+                  <pic:spPr>
+                    <a:xfrm>
+                      <a:off x="0" y="0"/>
+                      <a:ext cx="3543795" cy="2867425"/>
+                    </a:xfrm>
+                    <a:prstGeom prst="rect">
+                      <a:avLst/>
+                    </a:prstGeom>
+                  </pic:spPr>
+                </pic:pic>
+              </a:graphicData>
+            </a:graphic>
+          </wp:inline>
+        </w:drawing>
+      </w:r>
+    </w:p>
+    <w:p>
+      <w:pPr>
+        <w:rPr>
+          <w:b/>
+          <w:bCs/>
+        </w:rPr>
+      </w:pPr>
+      <w:r>
+        <w:rPr>
+          <w:b/>
+          <w:bCs/>
+        </w:rPr>
+        <w:t>CloudFront :</w:t>
+      </w:r>
+    </w:p>
+    <w:p>
+      <w:pPr>
+        <w:pStyle w:val="ListParagraph"/>
+        <w:numPr>
+          <w:ilvl w:val="0"/>
+          <w:numId w:val="3"/>
+        </w:numPr>
+        <w:rPr>
+          <w:b/>
+          <w:bCs/>
+        </w:rPr>
+      </w:pPr>
+      <w:r>
+        <w:rPr>
+          <w:b/>
+          <w:bCs/>
+        </w:rPr>
+        <w:t>Edge locations</w:t>
+      </w:r>
+    </w:p>
+    <w:p>
+      <w:pPr>
+        <w:pStyle w:val="ListParagraph"/>
+        <w:numPr>
+          <w:ilvl w:val="0"/>
+          <w:numId w:val="3"/>
+        </w:numPr>
+        <w:rPr>
+          <w:b/>
+          <w:bCs/>
+        </w:rPr>
+      </w:pPr>
+      <w:r>
+        <w:rPr>
+          <w:b/>
+          <w:bCs/>
+        </w:rPr>
+        <w:t>Content delivery:</w:t>
+      </w:r>
+    </w:p>
+    <w:p>
+      <w:pPr>
+        <w:pStyle w:val="ListParagraph"/>
+        <w:numPr>
+          <w:ilvl w:val="1"/>
+          <w:numId w:val="3"/>
+        </w:numPr>
+        <w:rPr>
+          <w:b/>
+          <w:bCs/>
+        </w:rPr>
+      </w:pPr>
+      <w:r>
+        <w:rPr>
+          <w:b/>
+          <w:bCs/>
+        </w:rPr>
+        <w:t xml:space="preserve"> network latency</w:t>
+      </w:r>
+      <w:r>
+        <w:rPr>
+          <w:b/>
+          <w:bCs/>
+        </w:rPr>
+        <w:t xml:space="preserve"> without </w:t>
+      </w:r>
+      <w:r>
+        <w:rPr>
+          <w:b/>
+          <w:bCs/>
+        </w:rPr>
+        <w:t>CloudFront edge location</w:t>
+      </w:r>
+      <w:r>
+        <w:rPr>
+          <w:b/>
+          <w:bCs/>
+        </w:rPr>
+        <w:t>, because request should go through many hops over internet.</w:t>
+      </w:r>
+    </w:p>
+    <w:p>
+      <w:pPr>
+        <w:pStyle w:val="ListParagraph"/>
+        <w:numPr>
+          <w:ilvl w:val="1"/>
+          <w:numId w:val="3"/>
+        </w:numPr>
+        <w:rPr>
+          <w:b/>
+          <w:bCs/>
+        </w:rPr>
+      </w:pPr>
+      <w:r>
+        <w:rPr>
+          <w:b/>
+          <w:bCs/>
+        </w:rPr>
+        <w:t>CloudFront reduces the latency, hops to delivery quickly.</w:t>
+      </w:r>
+    </w:p>
+    <w:p>
+      <w:pPr>
+        <w:pStyle w:val="ListParagraph"/>
+        <w:numPr>
+          <w:ilvl w:val="0"/>
+          <w:numId w:val="3"/>
+        </w:numPr>
+        <w:rPr>
+          <w:b/>
+          <w:bCs/>
+        </w:rPr>
+      </w:pPr>
+      <w:r>
+        <w:rPr>
+          <w:b/>
+          <w:bCs/>
+        </w:rPr>
+        <w:drawing>
+          <wp:inline distT="0" distB="0" distL="0" distR="0" wp14:anchorId="71B1BC5C" wp14:editId="7A0D2BAF">
+            <wp:extent cx="5731510" cy="3061970"/>
+            <wp:effectExtent l="0" t="0" r="2540" b="5080"/>
+            <wp:docPr id="1325345341" name="Picture 1"/>
+            <wp:cNvGraphicFramePr>
+              <a:graphicFrameLocks xmlns:a="http://schemas.openxmlformats.org/drawingml/2006/main" noChangeAspect="1"/>
+            </wp:cNvGraphicFramePr>
+            <a:graphic xmlns:a="http://schemas.openxmlformats.org/drawingml/2006/main">
+              <a:graphicData uri="http://schemas.openxmlformats.org/drawingml/2006/picture">
+                <pic:pic xmlns:pic="http://schemas.openxmlformats.org/drawingml/2006/picture">
+                  <pic:nvPicPr>
+                    <pic:cNvPr id="1325345341" name=""/>
+                    <pic:cNvPicPr/>
+                  </pic:nvPicPr>
+                  <pic:blipFill>
+                    <a:blip r:embed="rId27"/>
+                    <a:stretch>
+                      <a:fillRect/>
+                    </a:stretch>
+                  </pic:blipFill>
+                  <pic:spPr>
+                    <a:xfrm>
+                      <a:off x="0" y="0"/>
+                      <a:ext cx="5731510" cy="3061970"/>
+                    </a:xfrm>
+                    <a:prstGeom prst="rect">
+                      <a:avLst/>
+                    </a:prstGeom>
+                  </pic:spPr>
+                </pic:pic>
+              </a:graphicData>
+            </a:graphic>
+          </wp:inline>
+        </w:drawing>
+      </w:r>
+    </w:p>
+    <w:p>
+      <w:pPr>
+        <w:pStyle w:val="ListParagraph"/>
+        <w:numPr>
+          <w:ilvl w:val="0"/>
+          <w:numId w:val="3"/>
+        </w:numPr>
+        <w:rPr>
+          <w:b/>
+          <w:bCs/>
+        </w:rPr>
+      </w:pPr>
+      <w:r>
+        <w:rPr>
+          <w:b/>
+          <w:bCs/>
+        </w:rPr>
+        <w:t>Additional feature :</w:t>
+      </w:r>
+    </w:p>
+    <w:p>
+      <w:pPr>
+        <w:pStyle w:val="ListParagraph"/>
+        <w:numPr>
+          <w:ilvl w:val="1"/>
+          <w:numId w:val="3"/>
+        </w:numPr>
+        <w:rPr>
+          <w:b/>
+          <w:bCs/>
+        </w:rPr>
+      </w:pPr>
+      <w:r>
+        <w:rPr>
+          <w:b/>
+          <w:bCs/>
+        </w:rPr>
+        <w:t>Distributed Denial of Service DDoS protection</w:t>
+      </w:r>
+    </w:p>
+    <w:p>
+      <w:pPr>
+        <w:pStyle w:val="ListParagraph"/>
+        <w:numPr>
+          <w:ilvl w:val="1"/>
+          <w:numId w:val="3"/>
+        </w:numPr>
+        <w:rPr>
+          <w:b/>
+          <w:bCs/>
+        </w:rPr>
+      </w:pPr>
+      <w:r>
+        <w:rPr>
+          <w:b/>
+          <w:bCs/>
+        </w:rPr>
+        <w:t>Geo Restrictions</w:t>
+      </w:r>
+    </w:p>
+    <w:p>
+      <w:pPr>
+        <w:pStyle w:val="ListParagraph"/>
+        <w:numPr>
+          <w:ilvl w:val="2"/>
+          <w:numId w:val="3"/>
+        </w:numPr>
+        <w:rPr>
+          <w:b/>
+          <w:bCs/>
+        </w:rPr>
+      </w:pPr>
+      <w:r>
+        <w:rPr>
+          <w:b/>
+          <w:bCs/>
+        </w:rPr>
+        <w:t>Restrict countries t access</w:t>
+      </w:r>
+    </w:p>
+    <w:p>
+      <w:pPr>
+        <w:pStyle w:val="ListParagraph"/>
+        <w:numPr>
+          <w:ilvl w:val="1"/>
+          <w:numId w:val="3"/>
+        </w:numPr>
+        <w:rPr>
+          <w:b/>
+          <w:bCs/>
+        </w:rPr>
+      </w:pPr>
+      <w:r>
+        <w:rPr>
+          <w:b/>
+          <w:bCs/>
+        </w:rPr>
+        <w:t>Signed URLs</w:t>
+      </w:r>
+    </w:p>
+    <w:p>
+      <w:pPr>
+        <w:pStyle w:val="ListParagraph"/>
+        <w:numPr>
+          <w:ilvl w:val="2"/>
+          <w:numId w:val="3"/>
+        </w:numPr>
+        <w:rPr>
+          <w:b/>
+          <w:bCs/>
+        </w:rPr>
+      </w:pPr>
+    </w:p>
+    <w:p>
+      <w:pPr>
+        <w:pStyle w:val="ListParagraph"/>
+        <w:numPr>
+          <w:ilvl w:val="1"/>
+          <w:numId w:val="3"/>
+        </w:numPr>
+        <w:rPr>
+          <w:b/>
+          <w:bCs/>
+        </w:rPr>
+      </w:pPr>
+      <w:r>
+        <w:rPr>
+          <w:b/>
+          <w:bCs/>
+        </w:rPr>
+        <w:t>SSL negotiation</w:t>
+      </w:r>
+    </w:p>
+    <w:p>
+      <w:pPr>
+        <w:pStyle w:val="ListParagraph"/>
+        <w:numPr>
+          <w:ilvl w:val="2"/>
+          <w:numId w:val="3"/>
+        </w:numPr>
+        <w:rPr>
+          <w:b/>
+          <w:bCs/>
+        </w:rPr>
+      </w:pPr>
+      <w:r>
+        <w:rPr>
+          <w:b/>
+          <w:bCs/>
+        </w:rPr>
+        <w:t>SSL termination closer to the User location</w:t>
+      </w:r>
+    </w:p>
+    <w:p>
+      <w:pPr>
+        <w:pStyle w:val="ListParagraph"/>
+        <w:numPr>
+          <w:ilvl w:val="1"/>
+          <w:numId w:val="3"/>
+        </w:numPr>
+        <w:rPr>
+          <w:b/>
+          <w:bCs/>
+        </w:rPr>
+      </w:pPr>
+      <w:r>
+        <w:rPr>
+          <w:b/>
+          <w:bCs/>
+        </w:rPr>
+        <w:lastRenderedPageBreak/>
+        <w:t>Edge computing</w:t>
+      </w:r>
+    </w:p>
+    <w:p>
+      <w:pPr>
+        <w:pStyle w:val="ListParagraph"/>
+        <w:numPr>
+          <w:ilvl w:val="2"/>
+          <w:numId w:val="3"/>
+        </w:numPr>
+        <w:rPr>
+          <w:b/>
+          <w:bCs/>
+        </w:rPr>
+      </w:pPr>
+      <w:r>
+        <w:rPr>
+          <w:b/>
+          <w:bCs/>
+        </w:rPr>
+        <w:t>Functions that can be executed for every request if we want</w:t>
+      </w:r>
+      <w:r>
+        <w:rPr>
+          <w:b/>
+          <w:bCs/>
+        </w:rPr>
+        <w:t>.</w:t>
+      </w:r>
+    </w:p>
+    <w:p>
+      <w:pPr>
+        <w:rPr>
+          <w:b/>
+          <w:bCs/>
+        </w:rPr>
+      </w:pPr>
+      <w:r>
+        <w:rPr>
+          <w:b/>
+          <w:bCs/>
+        </w:rPr>
+        <w:t>Bucket with static content:</w:t>
+      </w:r>
+    </w:p>
+    <w:p>
+      <w:pPr>
+        <w:rPr>
+          <w:b/>
+          <w:bCs/>
+        </w:rPr>
+      </w:pPr>
+      <w:r>
+        <w:rPr>
+          <w:b/>
+          <w:bCs/>
+        </w:rPr>
+        <w:drawing>
+          <wp:inline distT="0" distB="0" distL="0" distR="0" wp14:anchorId="4B46ED4C" wp14:editId="744DDB1B">
+            <wp:extent cx="5731510" cy="3004820"/>
+            <wp:effectExtent l="0" t="0" r="2540" b="5080"/>
+            <wp:docPr id="842102804" name="Picture 1"/>
+            <wp:cNvGraphicFramePr>
+              <a:graphicFrameLocks xmlns:a="http://schemas.openxmlformats.org/drawingml/2006/main" noChangeAspect="1"/>
+            </wp:cNvGraphicFramePr>
+            <a:graphic xmlns:a="http://schemas.openxmlformats.org/drawingml/2006/main">
+              <a:graphicData uri="http://schemas.openxmlformats.org/drawingml/2006/picture">
+                <pic:pic xmlns:pic="http://schemas.openxmlformats.org/drawingml/2006/picture">
+                  <pic:nvPicPr>
+                    <pic:cNvPr id="842102804" name=""/>
+                    <pic:cNvPicPr/>
+                  </pic:nvPicPr>
+                  <pic:blipFill>
+                    <a:blip r:embed="rId28"/>
+                    <a:stretch>
+                      <a:fillRect/>
+                    </a:stretch>
+                  </pic:blipFill>
+                  <pic:spPr>
+                    <a:xfrm>
+                      <a:off x="0" y="0"/>
+                      <a:ext cx="5731510" cy="3004820"/>
+                    </a:xfrm>
+                    <a:prstGeom prst="rect">
+                      <a:avLst/>
+                    </a:prstGeom>
+                  </pic:spPr>
+                </pic:pic>
+              </a:graphicData>
+            </a:graphic>
+          </wp:inline>
+        </w:drawing>
+      </w:r>
+    </w:p>
+    <w:p>
+      <w:pPr>
+        <w:rPr>
+          <w:b/>
+          <w:bCs/>
+          <w:color w:val="FF0000"/>
+        </w:rPr>
+      </w:pPr>
+      <w:r>
+        <w:rPr>
+          <w:b/>
+          <w:bCs/>
+          <w:color w:val="FF0000"/>
+        </w:rPr>
+        <w:t>CloudFront distribution:</w:t>
+      </w:r>
+    </w:p>
+    <w:p>
+      <w:pPr>
+        <w:pStyle w:val="ListParagraph"/>
+        <w:numPr>
+          <w:ilvl w:val="0"/>
+          <w:numId w:val="3"/>
+        </w:numPr>
+        <w:rPr>
+          <w:b/>
+          <w:bCs/>
+        </w:rPr>
+      </w:pPr>
+      <w:r>
+        <w:rPr>
+          <w:b/>
+          <w:bCs/>
+        </w:rPr>
+        <w:t>It is a Global resource.</w:t>
+      </w:r>
+    </w:p>
+    <w:p>
+      <w:pPr>
+        <w:pStyle w:val="ListParagraph"/>
+        <w:numPr>
+          <w:ilvl w:val="0"/>
+          <w:numId w:val="3"/>
+        </w:numPr>
+        <w:rPr>
+          <w:b/>
+          <w:bCs/>
+        </w:rPr>
+      </w:pPr>
+      <w:r>
+        <w:rPr>
+          <w:b/>
+          <w:bCs/>
+        </w:rPr>
+        <w:t xml:space="preserve">Create new CF distribution -&gt; origin </w:t>
+      </w:r>
+      <w:r>
+        <w:rPr>
+          <w:b/>
+          <w:bCs/>
+        </w:rPr>
+        <w:t>-&gt;</w:t>
+      </w:r>
+    </w:p>
+    <w:p>
+      <w:pPr>
+        <w:pStyle w:val="ListParagraph"/>
+        <w:numPr>
+          <w:ilvl w:val="4"/>
+          <w:numId w:val="3"/>
+        </w:numPr>
+        <w:rPr>
+          <w:b/>
+          <w:bCs/>
+        </w:rPr>
+      </w:pPr>
+      <w:r>
+        <w:rPr>
+          <w:b/>
+          <w:bCs/>
+        </w:rPr>
+        <w:t>S3 -&gt; vins-demo-s3</w:t>
+      </w:r>
+    </w:p>
+    <w:p>
+      <w:pPr>
+        <w:pStyle w:val="ListParagraph"/>
+        <w:numPr>
+          <w:ilvl w:val="1"/>
+          <w:numId w:val="3"/>
+        </w:numPr>
+        <w:rPr>
+          <w:b/>
+          <w:bCs/>
+        </w:rPr>
+      </w:pPr>
+      <w:r>
+        <w:rPr>
+          <w:b/>
+          <w:bCs/>
+        </w:rPr>
+        <w:drawing>
+          <wp:inline distT="0" distB="0" distL="0" distR="0" wp14:anchorId="5C7EBB22" wp14:editId="3097E2AF">
+            <wp:extent cx="5564412" cy="2899955"/>
+            <wp:effectExtent l="0" t="0" r="0" b="0"/>
+            <wp:docPr id="774071215" name="Picture 1"/>
+            <wp:cNvGraphicFramePr>
+              <a:graphicFrameLocks xmlns:a="http://schemas.openxmlformats.org/drawingml/2006/main" noChangeAspect="1"/>
+            </wp:cNvGraphicFramePr>
+            <a:graphic xmlns:a="http://schemas.openxmlformats.org/drawingml/2006/main">
+              <a:graphicData uri="http://schemas.openxmlformats.org/drawingml/2006/picture">
+                <pic:pic xmlns:pic="http://schemas.openxmlformats.org/drawingml/2006/picture">
+                  <pic:nvPicPr>
+                    <pic:cNvPr id="774071215" name=""/>
+                    <pic:cNvPicPr/>
+                  </pic:nvPicPr>
+                  <pic:blipFill>
+                    <a:blip r:embed="rId29"/>
+                    <a:stretch>
+                      <a:fillRect/>
+                    </a:stretch>
+                  </pic:blipFill>
+                  <pic:spPr>
+                    <a:xfrm>
+                      <a:off x="0" y="0"/>
+                      <a:ext cx="5567463" cy="2901545"/>
+                    </a:xfrm>
+                    <a:prstGeom prst="rect">
+                      <a:avLst/>
+                    </a:prstGeom>
+                  </pic:spPr>
+                </pic:pic>
+              </a:graphicData>
+            </a:graphic>
+          </wp:inline>
+        </w:drawing>
+      </w:r>
+    </w:p>
+    <w:p>
+      <w:pPr>
+        <w:pStyle w:val="ListParagraph"/>
+        <w:numPr>
+          <w:ilvl w:val="1"/>
+          <w:numId w:val="3"/>
+        </w:numPr>
+        <w:rPr>
+          <w:b/>
+          <w:bCs/>
+        </w:rPr>
+      </w:pPr>
+      <w:r>
+        <w:rPr>
+          <w:b/>
+          <w:bCs/>
+        </w:rPr>
+        <w:t xml:space="preserve">CF gives us a DNS for our S3 bucker </w:t>
+      </w:r>
+    </w:p>
+    <w:p>
+      <w:pPr>
+        <w:pStyle w:val="ListParagraph"/>
+        <w:numPr>
+          <w:ilvl w:val="2"/>
+          <w:numId w:val="3"/>
+        </w:numPr>
+        <w:rPr>
+          <w:b/>
+          <w:bCs/>
+        </w:rPr>
+      </w:pPr>
+      <w:r>
+        <w:rPr>
+          <w:b/>
+          <w:bCs/>
+        </w:rPr>
+        <w:t>Vinsdemo.com =&gt; s3://vins-demo</w:t>
+      </w:r>
+    </w:p>
+    <w:p>
+      <w:pPr>
+        <w:pStyle w:val="ListParagraph"/>
+        <w:numPr>
+          <w:ilvl w:val="2"/>
+          <w:numId w:val="3"/>
+        </w:numPr>
+        <w:rPr>
+          <w:b/>
+          <w:bCs/>
+        </w:rPr>
+      </w:pPr>
+      <w:r>
+        <w:rPr>
+          <w:b/>
+          <w:bCs/>
+        </w:rPr>
+        <w:t xml:space="preserve">If you access </w:t>
+      </w:r>
+      <w:hyperlink r:id="rId30" w:history="1">
+        <w:r>
+          <w:rPr>
+            <w:rStyle w:val="Hyperlink"/>
+            <w:b/>
+            <w:bCs/>
+          </w:rPr>
+          <w:t>https://vinsdemo/01-aws.png</w:t>
+        </w:r>
+      </w:hyperlink>
+      <w:r>
+        <w:rPr>
+          <w:b/>
+          <w:bCs/>
+        </w:rPr>
+        <w:t xml:space="preserve"> any region, the CloudFront resolves the DNS and access the S3 bucket. </w:t>
+      </w:r>
+    </w:p>
+    <w:p>
+      <w:pPr>
+        <w:pStyle w:val="ListParagraph"/>
+        <w:numPr>
+          <w:ilvl w:val="2"/>
+          <w:numId w:val="3"/>
+        </w:numPr>
+        <w:rPr>
+          <w:b/>
+          <w:bCs/>
+        </w:rPr>
+      </w:pPr>
+      <w:r>
+        <w:rPr>
+          <w:b/>
+          <w:bCs/>
+        </w:rPr>
+        <w:t xml:space="preserve">Origin path is something like a directory from which </w:t>
+      </w:r>
+      <w:r>
+        <w:rPr>
+          <w:b/>
+          <w:bCs/>
+        </w:rPr>
+        <w:t xml:space="preserve">we </w:t>
+      </w:r>
+      <w:r>
+        <w:rPr>
+          <w:b/>
+          <w:bCs/>
+        </w:rPr>
+        <w:t>want</w:t>
+      </w:r>
+      <w:r>
+        <w:rPr>
+          <w:b/>
+          <w:bCs/>
+        </w:rPr>
+        <w:t xml:space="preserve"> the content.</w:t>
+      </w:r>
+    </w:p>
+    <w:p>
+      <w:pPr>
+        <w:pStyle w:val="ListParagraph"/>
+        <w:numPr>
+          <w:ilvl w:val="1"/>
+          <w:numId w:val="3"/>
+        </w:numPr>
+        <w:rPr>
+          <w:b/>
+          <w:bCs/>
+        </w:rPr>
+      </w:pPr>
+      <w:r>
+        <w:rPr>
+          <w:b/>
+          <w:bCs/>
+        </w:rPr>
+        <w:lastRenderedPageBreak/>
+        <w:t>Bucket policy :</w:t>
+      </w:r>
+    </w:p>
+    <w:p>
+      <w:pPr>
+        <w:pStyle w:val="ListParagraph"/>
+        <w:numPr>
+          <w:ilvl w:val="2"/>
+          <w:numId w:val="3"/>
+        </w:numPr>
+        <w:rPr>
+          <w:b/>
+          <w:bCs/>
+        </w:rPr>
+      </w:pPr>
+      <w:r>
+        <w:rPr>
+          <w:b/>
+          <w:bCs/>
+        </w:rPr>
+        <w:t>Only CloudFront can access the s3 bucket content and serve the user.</w:t>
+      </w:r>
+    </w:p>
+    <w:p>
+      <w:pPr>
+        <w:pStyle w:val="ListParagraph"/>
+        <w:numPr>
+          <w:ilvl w:val="2"/>
+          <w:numId w:val="3"/>
+        </w:numPr>
+        <w:rPr>
+          <w:b/>
+          <w:bCs/>
+        </w:rPr>
+      </w:pPr>
+      <w:r>
+        <w:rPr>
+          <w:b/>
+          <w:bCs/>
+          <w:color w:val="FF0000"/>
+        </w:rPr>
+        <w:t xml:space="preserve">OAC </w:t>
+      </w:r>
+      <w:r>
+        <w:rPr>
+          <w:b/>
+          <w:bCs/>
+        </w:rPr>
+        <w:t>: Origin Access Control :</w:t>
+      </w:r>
+    </w:p>
+    <w:p>
+      <w:pPr>
+        <w:pStyle w:val="ListParagraph"/>
+        <w:numPr>
+          <w:ilvl w:val="3"/>
+          <w:numId w:val="3"/>
+        </w:numPr>
+        <w:rPr>
+          <w:b/>
+          <w:bCs/>
+        </w:rPr>
+      </w:pPr>
+      <w:r>
+        <w:rPr>
+          <w:b/>
+          <w:bCs/>
+        </w:rPr>
+        <w:t>Signing request :</w:t>
+      </w:r>
+    </w:p>
+    <w:p>
+      <w:pPr>
+        <w:pStyle w:val="ListParagraph"/>
+        <w:numPr>
+          <w:ilvl w:val="4"/>
+          <w:numId w:val="3"/>
+        </w:numPr>
+        <w:rPr>
+          <w:b/>
+          <w:bCs/>
+        </w:rPr>
+      </w:pPr>
+      <w:r>
+        <w:rPr>
+          <w:b/>
+          <w:bCs/>
+        </w:rPr>
+        <w:t>Sign each and every request that is sent to origin.</w:t>
+      </w:r>
+    </w:p>
+    <w:p>
+      <w:pPr>
+        <w:pStyle w:val="ListParagraph"/>
+        <w:numPr>
+          <w:ilvl w:val="4"/>
+          <w:numId w:val="3"/>
+        </w:numPr>
+        <w:rPr>
+          <w:b/>
+          <w:bCs/>
+        </w:rPr>
+      </w:pPr>
+      <w:r>
+        <w:rPr>
+          <w:b/>
+          <w:bCs/>
+        </w:rPr>
+        <w:t>Copy pastes the policy into S3.</w:t>
+      </w:r>
+    </w:p>
+    <w:p>
+      <w:pPr>
+        <w:pStyle w:val="ListParagraph"/>
+        <w:numPr>
+          <w:ilvl w:val="1"/>
+          <w:numId w:val="3"/>
+        </w:numPr>
+        <w:rPr>
+          <w:b/>
+          <w:bCs/>
+        </w:rPr>
+      </w:pPr>
+      <w:r>
+        <w:rPr>
+          <w:b/>
+          <w:bCs/>
+        </w:rPr>
+        <w:t>Origin shield : additional caching layer.</w:t>
+      </w:r>
+    </w:p>
+    <w:p>
+      <w:pPr>
+        <w:pStyle w:val="ListParagraph"/>
+        <w:numPr>
+          <w:ilvl w:val="1"/>
+          <w:numId w:val="3"/>
+        </w:numPr>
+        <w:rPr>
+          <w:b/>
+          <w:bCs/>
+        </w:rPr>
+      </w:pPr>
+      <w:r>
+        <w:rPr>
+          <w:b/>
+          <w:bCs/>
+        </w:rPr>
+        <w:t>Default cache behaviour :</w:t>
+      </w:r>
+      <w:r>
+        <w:rPr>
+          <w:b/>
+          <w:bCs/>
+        </w:rPr>
+        <w:tab/>
+      </w:r>
+    </w:p>
+    <w:p>
+      <w:pPr>
+        <w:pStyle w:val="ListParagraph"/>
+        <w:numPr>
+          <w:ilvl w:val="2"/>
+          <w:numId w:val="3"/>
+        </w:numPr>
+        <w:rPr>
+          <w:b/>
+          <w:bCs/>
+        </w:rPr>
+      </w:pPr>
+      <w:r>
+        <w:rPr>
+          <w:b/>
+          <w:bCs/>
+        </w:rPr>
+        <w:t>Compress objects automatically</w:t>
+      </w:r>
+    </w:p>
+    <w:p>
+      <w:pPr>
+        <w:pStyle w:val="ListParagraph"/>
+        <w:numPr>
+          <w:ilvl w:val="2"/>
+          <w:numId w:val="3"/>
+        </w:numPr>
+        <w:rPr>
+          <w:b/>
+          <w:bCs/>
+        </w:rPr>
+      </w:pPr>
+      <w:r>
+        <w:rPr>
+          <w:b/>
+          <w:bCs/>
+        </w:rPr>
+        <w:t>Viewer protocol:</w:t>
+      </w:r>
+    </w:p>
+    <w:p>
+      <w:pPr>
+        <w:pStyle w:val="ListParagraph"/>
+        <w:numPr>
+          <w:ilvl w:val="3"/>
+          <w:numId w:val="3"/>
+        </w:numPr>
+        <w:rPr>
+          <w:b/>
+          <w:bCs/>
+        </w:rPr>
+      </w:pPr>
+      <w:r>
+        <w:rPr>
+          <w:b/>
+          <w:bCs/>
+        </w:rPr>
+        <w:drawing>
+          <wp:inline distT="0" distB="0" distL="0" distR="0" wp14:anchorId="6CD7101D" wp14:editId="321D45F6">
+            <wp:extent cx="1556657" cy="820092"/>
+            <wp:effectExtent l="0" t="0" r="5715" b="0"/>
+            <wp:docPr id="503598020" name="Picture 1"/>
+            <wp:cNvGraphicFramePr>
+              <a:graphicFrameLocks xmlns:a="http://schemas.openxmlformats.org/drawingml/2006/main" noChangeAspect="1"/>
+            </wp:cNvGraphicFramePr>
+            <a:graphic xmlns:a="http://schemas.openxmlformats.org/drawingml/2006/main">
+              <a:graphicData uri="http://schemas.openxmlformats.org/drawingml/2006/picture">
+                <pic:pic xmlns:pic="http://schemas.openxmlformats.org/drawingml/2006/picture">
+                  <pic:nvPicPr>
+                    <pic:cNvPr id="503598020" name=""/>
+                    <pic:cNvPicPr/>
+                  </pic:nvPicPr>
+                  <pic:blipFill>
+                    <a:blip r:embed="rId31"/>
+                    <a:stretch>
+                      <a:fillRect/>
+                    </a:stretch>
+                  </pic:blipFill>
+                  <pic:spPr>
+                    <a:xfrm>
+                      <a:off x="0" y="0"/>
+                      <a:ext cx="1567368" cy="825735"/>
+                    </a:xfrm>
+                    <a:prstGeom prst="rect">
+                      <a:avLst/>
+                    </a:prstGeom>
+                  </pic:spPr>
+                </pic:pic>
+              </a:graphicData>
+            </a:graphic>
+          </wp:inline>
+        </w:drawing>
+      </w:r>
+    </w:p>
+    <w:p>
+      <w:pPr>
+        <w:pStyle w:val="ListParagraph"/>
+        <w:numPr>
+          <w:ilvl w:val="2"/>
+          <w:numId w:val="3"/>
+        </w:numPr>
+        <w:rPr>
+          <w:b/>
+          <w:bCs/>
+        </w:rPr>
+      </w:pPr>
+      <w:r>
+        <w:rPr>
+          <w:b/>
+          <w:bCs/>
+        </w:rPr>
+        <w:t>Allowed HTTP methods:</w:t>
+      </w:r>
+    </w:p>
+    <w:p>
+      <w:pPr>
+        <w:pStyle w:val="ListParagraph"/>
+        <w:numPr>
+          <w:ilvl w:val="3"/>
+          <w:numId w:val="3"/>
+        </w:numPr>
+        <w:rPr>
+          <w:b/>
+          <w:bCs/>
+        </w:rPr>
+      </w:pPr>
+      <w:r>
+        <w:rPr>
+          <w:b/>
+          <w:bCs/>
+        </w:rPr>
+        <w:t xml:space="preserve">GET, </w:t>
+      </w:r>
+      <w:r>
+        <w:rPr>
+          <w:b/>
+          <w:bCs/>
+        </w:rPr>
+        <w:t>POST</w:t>
+      </w:r>
+    </w:p>
+    <w:p>
+      <w:pPr>
+        <w:pStyle w:val="ListParagraph"/>
+        <w:numPr>
+          <w:ilvl w:val="2"/>
+          <w:numId w:val="3"/>
+        </w:numPr>
+        <w:rPr>
+          <w:b/>
+          <w:bCs/>
+        </w:rPr>
+      </w:pPr>
+      <w:r>
+        <w:rPr>
+          <w:b/>
+          <w:bCs/>
+        </w:rPr>
+        <w:t>Restrict viewer access:</w:t>
+      </w:r>
+    </w:p>
+    <w:p>
+      <w:pPr>
+        <w:pStyle w:val="ListParagraph"/>
+        <w:numPr>
+          <w:ilvl w:val="3"/>
+          <w:numId w:val="3"/>
+        </w:numPr>
+        <w:rPr>
+          <w:b/>
+          <w:bCs/>
+        </w:rPr>
+      </w:pPr>
+      <w:r>
+        <w:rPr>
+          <w:b/>
+          <w:bCs/>
+        </w:rPr>
+        <w:t>If YES: viewers must use CF signed urls or cookies to access content.</w:t>
+      </w:r>
+    </w:p>
+    <w:p>
+      <w:pPr>
+        <w:pStyle w:val="ListParagraph"/>
+        <w:numPr>
+          <w:ilvl w:val="1"/>
+          <w:numId w:val="3"/>
+        </w:numPr>
+        <w:rPr>
+          <w:b/>
+          <w:bCs/>
+        </w:rPr>
+      </w:pPr>
+      <w:r>
+        <w:rPr>
+          <w:b/>
+          <w:bCs/>
+        </w:rPr>
+        <w:t>Cache key and origin request :</w:t>
+      </w:r>
+    </w:p>
+    <w:p>
+      <w:pPr>
+        <w:pStyle w:val="ListParagraph"/>
+        <w:numPr>
+          <w:ilvl w:val="2"/>
+          <w:numId w:val="3"/>
+        </w:numPr>
+        <w:rPr>
+          <w:b/>
+          <w:bCs/>
+        </w:rPr>
+      </w:pPr>
+      <w:r>
+        <w:rPr>
+          <w:b/>
+          <w:bCs/>
+        </w:rPr>
+        <w:t>Use recommended caching policy</w:t>
+      </w:r>
+    </w:p>
+    <w:p>
+      <w:pPr>
+        <w:pStyle w:val="ListParagraph"/>
+        <w:numPr>
+          <w:ilvl w:val="1"/>
+          <w:numId w:val="3"/>
+        </w:numPr>
+        <w:rPr>
+          <w:b/>
+          <w:bCs/>
+        </w:rPr>
+      </w:pPr>
+      <w:r>
+        <w:rPr>
+          <w:b/>
+          <w:bCs/>
+        </w:rPr>
+        <w:t>Function association :</w:t>
+      </w:r>
+    </w:p>
+    <w:p>
+      <w:pPr>
+        <w:pStyle w:val="ListParagraph"/>
+        <w:numPr>
+          <w:ilvl w:val="2"/>
+          <w:numId w:val="3"/>
+        </w:numPr>
+        <w:rPr>
+          <w:b/>
+          <w:bCs/>
+        </w:rPr>
+      </w:pPr>
+      <w:r>
+        <w:rPr>
+          <w:b/>
+          <w:bCs/>
+        </w:rPr>
+        <w:t>We can execute certain function in the edge. Using this we can manipulate reques/response.</w:t>
+      </w:r>
+    </w:p>
+    <w:p>
+      <w:pPr>
+        <w:pStyle w:val="ListParagraph"/>
+        <w:numPr>
+          <w:ilvl w:val="3"/>
+          <w:numId w:val="3"/>
+        </w:numPr>
+        <w:rPr>
+          <w:b/>
+          <w:bCs/>
+        </w:rPr>
+      </w:pPr>
+      <w:r>
+        <w:rPr>
+          <w:b/>
+          <w:bCs/>
+        </w:rPr>
+        <w:drawing>
+          <wp:inline distT="0" distB="0" distL="0" distR="0" wp14:anchorId="35DA35DA" wp14:editId="64ACD867">
+            <wp:extent cx="4544967" cy="1710027"/>
+            <wp:effectExtent l="0" t="0" r="0" b="5080"/>
+            <wp:docPr id="305584152" name="Picture 1" descr="A screenshot of a computer&#10;&#10;AI-generated content may be incorrect."/>
+            <wp:cNvGraphicFramePr>
+              <a:graphicFrameLocks xmlns:a="http://schemas.openxmlformats.org/drawingml/2006/main" noChangeAspect="1"/>
+            </wp:cNvGraphicFramePr>
+            <a:graphic xmlns:a="http://schemas.openxmlformats.org/drawingml/2006/main">
+              <a:graphicData uri="http://schemas.openxmlformats.org/drawingml/2006/picture">
+                <pic:pic xmlns:pic="http://schemas.openxmlformats.org/drawingml/2006/picture">
+                  <pic:nvPicPr>
+                    <pic:cNvPr id="305584152" name="Picture 1" descr="A screenshot of a computer&#10;&#10;AI-generated content may be incorrect."/>
+                    <pic:cNvPicPr/>
+                  </pic:nvPicPr>
+                  <pic:blipFill>
+                    <a:blip r:embed="rId32"/>
+                    <a:stretch>
+                      <a:fillRect/>
+                    </a:stretch>
+                  </pic:blipFill>
+                  <pic:spPr>
+                    <a:xfrm>
+                      <a:off x="0" y="0"/>
+                      <a:ext cx="4574498" cy="1721138"/>
+                    </a:xfrm>
+                    <a:prstGeom prst="rect">
+                      <a:avLst/>
+                    </a:prstGeom>
+                  </pic:spPr>
+                </pic:pic>
+              </a:graphicData>
+            </a:graphic>
+          </wp:inline>
+        </w:drawing>
+      </w:r>
+    </w:p>
+    <w:p>
+      <w:pPr>
+        <w:pStyle w:val="ListParagraph"/>
+        <w:numPr>
+          <w:ilvl w:val="1"/>
+          <w:numId w:val="3"/>
+        </w:numPr>
+        <w:rPr>
+          <w:b/>
+          <w:bCs/>
+        </w:rPr>
+      </w:pPr>
+      <w:r>
+        <w:rPr>
+          <w:b/>
+          <w:bCs/>
+        </w:rPr>
+        <w:t xml:space="preserve">Default root object: </w:t>
+      </w:r>
+    </w:p>
+    <w:p>
+      <w:pPr>
+        <w:pStyle w:val="ListParagraph"/>
+        <w:numPr>
+          <w:ilvl w:val="2"/>
+          <w:numId w:val="3"/>
+        </w:numPr>
+        <w:rPr>
+          <w:b/>
+          <w:bCs/>
+        </w:rPr>
+      </w:pPr>
+      <w:r>
+        <w:rPr>
+          <w:b/>
+          <w:bCs/>
+        </w:rPr>
+        <w:t>Index.html</w:t>
+      </w:r>
+    </w:p>
+    <w:p>
+      <w:pPr>
+        <w:pStyle w:val="ListParagraph"/>
+        <w:numPr>
+          <w:ilvl w:val="0"/>
+          <w:numId w:val="3"/>
+        </w:numPr>
+        <w:rPr>
+          <w:b/>
+          <w:bCs/>
+        </w:rPr>
+      </w:pPr>
+      <w:r>
+        <w:rPr>
+          <w:b/>
+          <w:bCs/>
+        </w:rPr>
+        <w:t>After CFD is created, copy the policy;</w:t>
+      </w:r>
+    </w:p>
+    <w:p>
+      <w:pPr>
+        <w:pStyle w:val="ListParagraph"/>
+        <w:numPr>
+          <w:ilvl w:val="1"/>
+          <w:numId w:val="3"/>
+        </w:numPr>
+        <w:rPr>
+          <w:b/>
+          <w:bCs/>
+        </w:rPr>
+      </w:pPr>
+      <w:r>
+        <w:rPr>
+          <w:b/>
+          <w:bCs/>
+        </w:rPr>
+        <w:t>Vins-s3 -&gt; permissions -&gt; bucket policy -&gt; paste the policy.</w:t>
+      </w:r>
+    </w:p>
+    <w:p>
+      <w:pPr>
+        <w:pStyle w:val="ListParagraph"/>
+        <w:numPr>
+          <w:ilvl w:val="1"/>
+          <w:numId w:val="3"/>
+        </w:numPr>
+        <w:rPr>
+          <w:b/>
+          <w:bCs/>
+        </w:rPr>
+      </w:pPr>
+      <w:r>
+        <w:rPr>
+          <w:b/>
+          <w:bCs/>
+        </w:rPr>
+        <w:t>Now we have integrated S3 bucket with CloudFront Distribution.</w:t>
+      </w:r>
+    </w:p>
+    <w:p>
+      <w:pPr>
+        <w:pStyle w:val="ListParagraph"/>
+        <w:numPr>
+          <w:ilvl w:val="0"/>
+          <w:numId w:val="3"/>
+        </w:numPr>
+        <w:rPr>
+          <w:b/>
+          <w:bCs/>
+        </w:rPr>
+      </w:pPr>
+      <w:r>
+        <w:rPr>
+          <w:b/>
+          <w:bCs/>
+        </w:rPr>
+        <w:t>CloudFront -&gt;&gt; Distributions -&gt; view all distributions.</w:t>
+      </w:r>
+    </w:p>
+    <w:p>
+      <w:pPr>
+        <w:pStyle w:val="ListParagraph"/>
+        <w:numPr>
+          <w:ilvl w:val="0"/>
+          <w:numId w:val="3"/>
+        </w:numPr>
+        <w:rPr>
+          <w:b/>
+          <w:bCs/>
+        </w:rPr>
+      </w:pPr>
+      <w:r>
+        <w:rPr>
+          <w:b/>
+          <w:bCs/>
+        </w:rPr>
+        <w:t>Access the CF distribution domain name on browser</w:t>
+      </w:r>
+    </w:p>
+    <w:p>
+      <w:pPr>
+        <w:pStyle w:val="ListParagraph"/>
+        <w:numPr>
+          <w:ilvl w:val="1"/>
+          <w:numId w:val="3"/>
+        </w:numPr>
+        <w:rPr>
+          <w:b/>
+          <w:bCs/>
+        </w:rPr>
+      </w:pPr>
+      <w:r>
+        <w:rPr>
+          <w:b/>
+          <w:bCs/>
+        </w:rPr>
+        <w:t>This will open the index.html page</w:t>
+      </w:r>
+    </w:p>
+    <w:p>
+      <w:pPr>
+        <w:pStyle w:val="ListParagraph"/>
+        <w:numPr>
+          <w:ilvl w:val="0"/>
+          <w:numId w:val="3"/>
+        </w:numPr>
+        <w:rPr>
+          <w:b/>
+          <w:bCs/>
+        </w:rPr>
+      </w:pPr>
+      <w:r>
+        <w:rPr>
+          <w:b/>
+          <w:bCs/>
+        </w:rPr>
+        <w:t>Now if we modify the index.html and access the distribution domain name, we can only see the cached content not the updated content.</w:t>
+      </w:r>
+    </w:p>
+    <w:p>
+      <w:pPr>
+        <w:pStyle w:val="ListParagraph"/>
+        <w:numPr>
+          <w:ilvl w:val="0"/>
+          <w:numId w:val="3"/>
+        </w:numPr>
+        <w:rPr>
+          <w:b/>
+          <w:bCs/>
+          <w:color w:val="FF0000"/>
+        </w:rPr>
+      </w:pPr>
+      <w:r>
+        <w:rPr>
+          <w:b/>
+          <w:bCs/>
+          <w:color w:val="FF0000"/>
+        </w:rPr>
+        <w:t>Cache Invalidation:</w:t>
+      </w:r>
+    </w:p>
+    <w:p>
+      <w:pPr>
+        <w:pStyle w:val="ListParagraph"/>
+        <w:numPr>
+          <w:ilvl w:val="1"/>
+          <w:numId w:val="3"/>
+        </w:numPr>
+        <w:rPr>
+          <w:b/>
+          <w:bCs/>
+        </w:rPr>
+      </w:pPr>
+      <w:r>
+        <w:rPr>
+          <w:b/>
+          <w:bCs/>
+        </w:rPr>
+        <w:t>CloudFront -&gt; Distribution -&gt; select Distributions -&gt; Create Invalidation:</w:t>
+      </w:r>
+    </w:p>
+    <w:p>
+      <w:pPr>
+        <w:pStyle w:val="ListParagraph"/>
+        <w:numPr>
+          <w:ilvl w:val="2"/>
+          <w:numId w:val="3"/>
+        </w:numPr>
+        <w:rPr>
+          <w:b/>
+          <w:bCs/>
+        </w:rPr>
+      </w:pPr>
+      <w:r>
+        <w:rPr>
+          <w:b/>
+          <w:bCs/>
+        </w:rPr>
+        <w:lastRenderedPageBreak/>
+        <w:drawing>
+          <wp:inline distT="0" distB="0" distL="0" distR="0" wp14:anchorId="42E6CA02" wp14:editId="074E66A4">
+            <wp:extent cx="4818930" cy="2414270"/>
+            <wp:effectExtent l="0" t="0" r="1270" b="5080"/>
+            <wp:docPr id="925046741" name="Picture 1"/>
+            <wp:cNvGraphicFramePr>
+              <a:graphicFrameLocks xmlns:a="http://schemas.openxmlformats.org/drawingml/2006/main" noChangeAspect="1"/>
+            </wp:cNvGraphicFramePr>
+            <a:graphic xmlns:a="http://schemas.openxmlformats.org/drawingml/2006/main">
+              <a:graphicData uri="http://schemas.openxmlformats.org/drawingml/2006/picture">
+                <pic:pic xmlns:pic="http://schemas.openxmlformats.org/drawingml/2006/picture">
+                  <pic:nvPicPr>
+                    <pic:cNvPr id="925046741" name=""/>
+                    <pic:cNvPicPr/>
+                  </pic:nvPicPr>
+                  <pic:blipFill>
+                    <a:blip r:embed="rId33"/>
+                    <a:stretch>
+                      <a:fillRect/>
+                    </a:stretch>
+                  </pic:blipFill>
+                  <pic:spPr>
+                    <a:xfrm>
+                      <a:off x="0" y="0"/>
+                      <a:ext cx="4820966" cy="2415290"/>
+                    </a:xfrm>
+                    <a:prstGeom prst="rect">
+                      <a:avLst/>
+                    </a:prstGeom>
+                  </pic:spPr>
+                </pic:pic>
+              </a:graphicData>
+            </a:graphic>
+          </wp:inline>
+        </w:drawing>
+      </w:r>
+    </w:p>
+    <w:p>
+      <w:pPr>
+        <w:pStyle w:val="ListParagraph"/>
+        <w:numPr>
+          <w:ilvl w:val="2"/>
+          <w:numId w:val="3"/>
+        </w:numPr>
+        <w:rPr>
+          <w:b/>
+          <w:bCs/>
+        </w:rPr>
+      </w:pPr>
+      <w:r>
+        <w:rPr>
+          <w:b/>
+          <w:bCs/>
+        </w:rPr>
+        <w:t>This will remove object from the cache.</w:t>
+      </w:r>
+    </w:p>
+    <w:p>
+      <w:pPr>
+        <w:pStyle w:val="ListParagraph"/>
+        <w:numPr>
+          <w:ilvl w:val="2"/>
+          <w:numId w:val="3"/>
+        </w:numPr>
+        <w:rPr>
+          <w:b/>
+          <w:bCs/>
+        </w:rPr>
+      </w:pPr>
+      <w:r>
+        <w:rPr>
+          <w:b/>
+          <w:bCs/>
+        </w:rPr>
+        <w:t xml:space="preserve">We can provide multiple object paths or /* for all objects paths. </w:t>
+      </w:r>
+    </w:p>
+    <w:p>
+      <w:pPr>
+        <w:pStyle w:val="ListParagraph"/>
+        <w:numPr>
+          <w:ilvl w:val="0"/>
+          <w:numId w:val="3"/>
+        </w:numPr>
+        <w:rPr>
+          <w:b/>
+          <w:bCs/>
+        </w:rPr>
+      </w:pPr>
+      <w:r>
+        <w:rPr>
+          <w:b/>
+          <w:bCs/>
+        </w:rPr>
+        <w:t>Integrate with R53</w:t>
+      </w:r>
+    </w:p>
+    <w:p>
+      <w:pPr>
+        <w:pStyle w:val="ListParagraph"/>
+        <w:numPr>
+          <w:ilvl w:val="1"/>
+          <w:numId w:val="3"/>
+        </w:numPr>
+        <w:rPr>
+          <w:b/>
+          <w:bCs/>
+        </w:rPr>
+      </w:pPr>
+      <w:r>
+        <w:rPr>
+          <w:b/>
+          <w:bCs/>
+        </w:rPr>
+        <w:t>Register a domain using R53.</w:t>
+      </w:r>
+    </w:p>
+    <w:p>
+      <w:pPr>
+        <w:pStyle w:val="ListParagraph"/>
+        <w:numPr>
+          <w:ilvl w:val="1"/>
+          <w:numId w:val="3"/>
+        </w:numPr>
+        <w:rPr>
+          <w:b/>
+          <w:bCs/>
+        </w:rPr>
+      </w:pPr>
+      <w:r>
+        <w:rPr>
+          <w:b/>
+          <w:bCs/>
+        </w:rPr>
+        <w:t>DNS – Domain name system.</w:t>
+      </w:r>
+    </w:p>
+    <w:p>
+      <w:pPr>
+        <w:pStyle w:val="ListParagraph"/>
+        <w:numPr>
+          <w:ilvl w:val="1"/>
+          <w:numId w:val="3"/>
+        </w:numPr>
+        <w:rPr>
+          <w:b/>
+          <w:bCs/>
+        </w:rPr>
+      </w:pPr>
+      <w:r>
+        <w:rPr>
+          <w:b/>
+          <w:bCs/>
+        </w:rPr>
+        <w:t>If you want to get a Certificate use “AWS Certificate Manager ACM” for the domain</w:t>
+      </w:r>
+    </w:p>
+    <w:p>
+      <w:pPr>
+        <w:pStyle w:val="ListParagraph"/>
+        <w:numPr>
+          <w:ilvl w:val="0"/>
+          <w:numId w:val="3"/>
+        </w:numPr>
+        <w:rPr>
+          <w:b/>
+          <w:bCs/>
+        </w:rPr>
+      </w:pPr>
+      <w:r>
+        <w:rPr>
+          <w:b/>
+          <w:bCs/>
+        </w:rPr>
+        <w:t>Integrate our own Domain with CloudFront.</w:t>
+      </w:r>
+    </w:p>
+    <w:p>
+      <w:pPr>
+        <w:pStyle w:val="ListParagraph"/>
+        <w:numPr>
+          <w:ilvl w:val="1"/>
+          <w:numId w:val="3"/>
+        </w:numPr>
+        <w:rPr>
+          <w:b/>
+          <w:bCs/>
+        </w:rPr>
+      </w:pPr>
+      <w:r>
+        <w:rPr>
+          <w:b/>
+          <w:bCs/>
+        </w:rPr>
+        <w:t>CloudFront -&gt; Distributions -&gt; select distribution -&gt; setting -&gt;</w:t>
+      </w:r>
+    </w:p>
+    <w:p>
+      <w:pPr>
+        <w:pStyle w:val="ListParagraph"/>
+        <w:numPr>
+          <w:ilvl w:val="2"/>
+          <w:numId w:val="3"/>
+        </w:numPr>
+        <w:rPr>
+          <w:b/>
+          <w:bCs/>
+        </w:rPr>
+      </w:pPr>
+      <w:r>
+        <w:rPr>
+          <w:b/>
+          <w:bCs/>
+        </w:rPr>
+        <w:t>Alternate domain name</w:t>
+      </w:r>
+    </w:p>
+    <w:p>
+      <w:pPr>
+        <w:pStyle w:val="ListParagraph"/>
+        <w:numPr>
+          <w:ilvl w:val="2"/>
+          <w:numId w:val="3"/>
+        </w:numPr>
+        <w:rPr>
+          <w:b/>
+          <w:bCs/>
+        </w:rPr>
+      </w:pPr>
+      <w:r>
+        <w:rPr>
+          <w:b/>
+          <w:bCs/>
+        </w:rPr>
+        <w:t>Add SSL certificate</w:t>
+      </w:r>
+    </w:p>
+    <w:p>
+      <w:pPr>
+        <w:pStyle w:val="ListParagraph"/>
+        <w:numPr>
+          <w:ilvl w:val="1"/>
+          <w:numId w:val="3"/>
+        </w:numPr>
+        <w:rPr>
+          <w:b/>
+          <w:bCs/>
+        </w:rPr>
+      </w:pPr>
+      <w:r>
+        <w:rPr>
+          <w:b/>
+          <w:bCs/>
+        </w:rPr>
+        <w:t>This wont work with our domain name, we need to have the DNS record in the route53</w:t>
+      </w:r>
+    </w:p>
+    <w:p>
+      <w:pPr>
+        <w:pStyle w:val="ListParagraph"/>
+        <w:numPr>
+          <w:ilvl w:val="1"/>
+          <w:numId w:val="3"/>
+        </w:numPr>
+        <w:rPr>
+          <w:b/>
+          <w:bCs/>
+        </w:rPr>
+      </w:pPr>
+      <w:r>
+        <w:rPr>
+          <w:b/>
+          <w:bCs/>
+        </w:rPr>
+        <w:t>Route53 -&gt; Hosted zones -&gt; Records -&gt;</w:t>
+      </w:r>
+    </w:p>
+    <w:p>
+      <w:pPr>
+        <w:pStyle w:val="ListParagraph"/>
+        <w:numPr>
+          <w:ilvl w:val="2"/>
+          <w:numId w:val="3"/>
+        </w:numPr>
+        <w:rPr>
+          <w:b/>
+          <w:bCs/>
+        </w:rPr>
+      </w:pPr>
+      <w:r>
+        <w:rPr>
+          <w:b/>
+          <w:bCs/>
+        </w:rPr>
+        <w:t xml:space="preserve">Create record -&gt; choose routing policy -&gt; simple routing -&gt; </w:t>
+      </w:r>
+    </w:p>
+    <w:p>
+      <w:pPr>
+        <w:pStyle w:val="ListParagraph"/>
+        <w:numPr>
+          <w:ilvl w:val="3"/>
+          <w:numId w:val="3"/>
+        </w:numPr>
+        <w:rPr>
+          <w:b/>
+          <w:bCs/>
+        </w:rPr>
+      </w:pPr>
+      <w:r>
+        <w:rPr>
+          <w:b/>
+          <w:bCs/>
+        </w:rPr>
+        <w:t xml:space="preserve">Define simple record -&gt; sub domain -&gt; select record type -&gt; </w:t>
+      </w:r>
+    </w:p>
+    <w:p>
+      <w:pPr>
+        <w:pStyle w:val="ListParagraph"/>
+        <w:numPr>
+          <w:ilvl w:val="4"/>
+          <w:numId w:val="3"/>
+        </w:numPr>
+        <w:rPr>
+          <w:b/>
+          <w:bCs/>
+        </w:rPr>
+      </w:pPr>
+      <w:r>
+        <w:rPr>
+          <w:b/>
+          <w:bCs/>
+        </w:rPr>
+        <w:t>“A” record for CF</w:t>
+      </w:r>
+    </w:p>
+    <w:p>
+      <w:pPr>
+        <w:pStyle w:val="ListParagraph"/>
+        <w:numPr>
+          <w:ilvl w:val="4"/>
+          <w:numId w:val="3"/>
+        </w:numPr>
+        <w:rPr>
+          <w:b/>
+          <w:bCs/>
+        </w:rPr>
+      </w:pPr>
+      <w:r>
+        <w:rPr>
+          <w:b/>
+          <w:bCs/>
+        </w:rPr>
+        <w:t xml:space="preserve"> Route traffic to -&gt; cloud front distribution </w:t>
+      </w:r>
+    </w:p>
+    <w:p>
+      <w:pPr>
+        <w:pStyle w:val="ListParagraph"/>
+        <w:numPr>
+          <w:ilvl w:val="4"/>
+          <w:numId w:val="3"/>
+        </w:numPr>
+        <w:rPr>
+          <w:b/>
+          <w:bCs/>
+        </w:rPr>
+      </w:pPr>
+      <w:r>
+        <w:rPr>
+          <w:b/>
+          <w:bCs/>
+        </w:rPr>
+        <w:t>Select distribution.</w:t>
+      </w:r>
+    </w:p>
+    <w:p>
+      <w:pPr>
+        <w:pStyle w:val="ListParagraph"/>
+        <w:numPr>
+          <w:ilvl w:val="1"/>
+          <w:numId w:val="3"/>
+        </w:numPr>
+        <w:rPr>
+          <w:b/>
+          <w:bCs/>
+        </w:rPr>
+      </w:pPr>
+      <w:r>
+        <w:rPr>
+          <w:b/>
+          <w:bCs/>
+        </w:rPr>
+        <w:t>Now our DNS works.</w:t>
+      </w:r>
+    </w:p>
+    <w:p>
+      <w:pPr>
+        <w:rPr>
+          <w:b/>
+          <w:bCs/>
+        </w:rPr>
+      </w:pPr>
+      <w:r>
+        <w:rPr>
+          <w:b/>
+          <w:bCs/>
+        </w:rPr>
+        <w:t>Multiple Origins :</w:t>
+      </w:r>
+    </w:p>
+    <w:p>
+      <w:pPr>
+        <w:pStyle w:val="ListParagraph"/>
+        <w:numPr>
+          <w:ilvl w:val="0"/>
+          <w:numId w:val="3"/>
+        </w:numPr>
+        <w:rPr>
+          <w:b/>
+          <w:bCs/>
+        </w:rPr>
+      </w:pPr>
+      <w:r>
+        <w:rPr>
+          <w:b/>
+          <w:bCs/>
+        </w:rPr>
+        <w:t>What if a part of static html makes a api call, where will the request go?</w:t>
+      </w:r>
+    </w:p>
+    <w:p>
+      <w:pPr>
+        <w:pStyle w:val="ListParagraph"/>
+        <w:numPr>
+          <w:ilvl w:val="0"/>
+          <w:numId w:val="3"/>
+        </w:numPr>
+        <w:rPr>
+          <w:b/>
+          <w:bCs/>
+        </w:rPr>
+      </w:pPr>
+      <w:r>
+        <w:rPr>
+          <w:b/>
+          <w:bCs/>
+        </w:rPr>
+        <w:drawing>
+          <wp:inline distT="0" distB="0" distL="0" distR="0" wp14:anchorId="5779D498" wp14:editId="77DDAC06">
+            <wp:extent cx="4763165" cy="1876687"/>
+            <wp:effectExtent l="0" t="0" r="0" b="9525"/>
+            <wp:docPr id="1472145658" name="Picture 1"/>
+            <wp:cNvGraphicFramePr>
+              <a:graphicFrameLocks xmlns:a="http://schemas.openxmlformats.org/drawingml/2006/main" noChangeAspect="1"/>
+            </wp:cNvGraphicFramePr>
+            <a:graphic xmlns:a="http://schemas.openxmlformats.org/drawingml/2006/main">
+              <a:graphicData uri="http://schemas.openxmlformats.org/drawingml/2006/picture">
+                <pic:pic xmlns:pic="http://schemas.openxmlformats.org/drawingml/2006/picture">
+                  <pic:nvPicPr>
+                    <pic:cNvPr id="1472145658" name=""/>
+                    <pic:cNvPicPr/>
+                  </pic:nvPicPr>
+                  <pic:blipFill>
+                    <a:blip r:embed="rId34"/>
+                    <a:stretch>
+                      <a:fillRect/>
+                    </a:stretch>
+                  </pic:blipFill>
+                  <pic:spPr>
+                    <a:xfrm>
+                      <a:off x="0" y="0"/>
+                      <a:ext cx="4763165" cy="1876687"/>
+                    </a:xfrm>
+                    <a:prstGeom prst="rect">
+                      <a:avLst/>
+                    </a:prstGeom>
+                  </pic:spPr>
+                </pic:pic>
+              </a:graphicData>
+            </a:graphic>
+          </wp:inline>
+        </w:drawing>
+      </w:r>
+    </w:p>
+    <w:p>
+      <w:pPr>
+        <w:pStyle w:val="ListParagraph"/>
+        <w:numPr>
+          <w:ilvl w:val="0"/>
+          <w:numId w:val="3"/>
+        </w:numPr>
+        <w:rPr>
+          <w:b/>
+          <w:bCs/>
+        </w:rPr>
+      </w:pPr>
+      <w:r>
+        <w:rPr>
+          <w:b/>
+          <w:bCs/>
+        </w:rPr>
+        <w:t xml:space="preserve">We can configure CloudFront Distribution </w:t>
+      </w:r>
+    </w:p>
+    <w:p>
+      <w:pPr>
+        <w:pStyle w:val="ListParagraph"/>
+        <w:numPr>
+          <w:ilvl w:val="1"/>
+          <w:numId w:val="3"/>
+        </w:numPr>
+        <w:rPr>
+          <w:b/>
+          <w:bCs/>
+        </w:rPr>
+      </w:pPr>
+      <w:r>
+        <w:rPr>
+          <w:b/>
+          <w:bCs/>
+        </w:rPr>
+        <w:lastRenderedPageBreak/>
+        <w:t xml:space="preserve">Static </w:t>
+      </w:r>
+    </w:p>
+    <w:p>
+      <w:pPr>
+        <w:pStyle w:val="ListParagraph"/>
+        <w:numPr>
+          <w:ilvl w:val="2"/>
+          <w:numId w:val="3"/>
+        </w:numPr>
+        <w:rPr>
+          <w:b/>
+          <w:bCs/>
+        </w:rPr>
+      </w:pPr>
+      <w:r>
+        <w:rPr>
+          <w:b/>
+          <w:bCs/>
+        </w:rPr>
+        <w:t>Img,js,css =&gt; S3</w:t>
+      </w:r>
+    </w:p>
+    <w:p>
+      <w:pPr>
+        <w:pStyle w:val="ListParagraph"/>
+        <w:numPr>
+          <w:ilvl w:val="1"/>
+          <w:numId w:val="3"/>
+        </w:numPr>
+        <w:rPr>
+          <w:b/>
+          <w:bCs/>
+        </w:rPr>
+      </w:pPr>
+      <w:r>
+        <w:rPr>
+          <w:b/>
+          <w:bCs/>
+        </w:rPr>
+        <w:t>Dynamic</w:t>
+      </w:r>
+    </w:p>
+    <w:p>
+      <w:pPr>
+        <w:pStyle w:val="ListParagraph"/>
+        <w:numPr>
+          <w:ilvl w:val="2"/>
+          <w:numId w:val="3"/>
+        </w:numPr>
+        <w:rPr>
+          <w:b/>
+          <w:bCs/>
+        </w:rPr>
+      </w:pPr>
+      <w:r>
+        <w:rPr>
+          <w:b/>
+          <w:bCs/>
+        </w:rPr>
+        <w:t>Api =&gt; ALB</w:t>
+      </w:r>
+    </w:p>
+    <w:p>
+      <w:pPr>
+        <w:pStyle w:val="ListParagraph"/>
+        <w:numPr>
+          <w:ilvl w:val="0"/>
+          <w:numId w:val="3"/>
+        </w:numPr>
+        <w:rPr>
+          <w:b/>
+          <w:bCs/>
+        </w:rPr>
+      </w:pPr>
+      <w:r>
+        <w:rPr>
+          <w:b/>
+          <w:bCs/>
+        </w:rPr>
+        <w:t>By doing this a single distribution supports all the URLs for our app.</w:t>
+      </w:r>
+    </w:p>
+    <w:p>
+      <w:pPr>
+        <w:pStyle w:val="ListParagraph"/>
+        <w:numPr>
+          <w:ilvl w:val="0"/>
+          <w:numId w:val="3"/>
+        </w:numPr>
+        <w:rPr>
+          <w:b/>
+          <w:bCs/>
+        </w:rPr>
+      </w:pPr>
+      <w:r>
+        <w:rPr>
+          <w:b/>
+          <w:bCs/>
+        </w:rPr>
+        <w:drawing>
+          <wp:inline distT="0" distB="0" distL="0" distR="0" wp14:anchorId="51010164" wp14:editId="015BAB0A">
+            <wp:extent cx="5731510" cy="2855595"/>
+            <wp:effectExtent l="0" t="0" r="2540" b="1905"/>
+            <wp:docPr id="1955895325" name="Picture 1" descr="A screenshot of a computer&#10;&#10;AI-generated content may be incorrect."/>
+            <wp:cNvGraphicFramePr>
+              <a:graphicFrameLocks xmlns:a="http://schemas.openxmlformats.org/drawingml/2006/main" noChangeAspect="1"/>
+            </wp:cNvGraphicFramePr>
+            <a:graphic xmlns:a="http://schemas.openxmlformats.org/drawingml/2006/main">
+              <a:graphicData uri="http://schemas.openxmlformats.org/drawingml/2006/picture">
+                <pic:pic xmlns:pic="http://schemas.openxmlformats.org/drawingml/2006/picture">
+                  <pic:nvPicPr>
+                    <pic:cNvPr id="1955895325" name="Picture 1" descr="A screenshot of a computer&#10;&#10;AI-generated content may be incorrect."/>
+                    <pic:cNvPicPr/>
+                  </pic:nvPicPr>
+                  <pic:blipFill>
+                    <a:blip r:embed="rId35"/>
+                    <a:stretch>
+                      <a:fillRect/>
+                    </a:stretch>
+                  </pic:blipFill>
+                  <pic:spPr>
+                    <a:xfrm>
+                      <a:off x="0" y="0"/>
+                      <a:ext cx="5731510" cy="2855595"/>
+                    </a:xfrm>
+                    <a:prstGeom prst="rect">
+                      <a:avLst/>
+                    </a:prstGeom>
+                  </pic:spPr>
+                </pic:pic>
+              </a:graphicData>
+            </a:graphic>
+          </wp:inline>
+        </w:drawing>
+      </w:r>
+    </w:p>
+    <w:p>
+      <w:pPr>
+        <w:pStyle w:val="ListParagraph"/>
+        <w:numPr>
+          <w:ilvl w:val="0"/>
+          <w:numId w:val="3"/>
+        </w:numPr>
+        <w:rPr>
+          <w:b/>
+          <w:bCs/>
+        </w:rPr>
+      </w:pPr>
+      <w:r>
+        <w:rPr>
+          <w:b/>
+          <w:bCs/>
+        </w:rPr>
+        <w:t>Even though ALB server dynamic content, its still better to use ALB as origin because edge location uses AWS internal m=networking which is faster that normal networking.</w:t>
+      </w:r>
+      <w:r>
+        <w:rPr>
+          <w:b/>
+          <w:bCs/>
+        </w:rPr>
+        <w:t xml:space="preserve"> </w:t>
+      </w:r>
+    </w:p>
+    <w:p>
+      <w:pPr>
+        <w:pStyle w:val="ListParagraph"/>
+        <w:numPr>
+          <w:ilvl w:val="0"/>
+          <w:numId w:val="3"/>
+        </w:numPr>
+        <w:rPr>
+          <w:b/>
+          <w:bCs/>
+        </w:rPr>
+      </w:pPr>
+      <w:r>
+        <w:rPr>
+          <w:b/>
+          <w:bCs/>
+        </w:rPr>
+        <w:t>Add AlB as origin :</w:t>
+      </w:r>
+    </w:p>
+    <w:p>
+      <w:pPr>
+        <w:pStyle w:val="ListParagraph"/>
+        <w:numPr>
+          <w:ilvl w:val="1"/>
+          <w:numId w:val="3"/>
+        </w:numPr>
+        <w:rPr>
+          <w:b/>
+          <w:bCs/>
+        </w:rPr>
+      </w:pPr>
+      <w:r>
+        <w:rPr>
+          <w:b/>
+          <w:bCs/>
+        </w:rPr>
+        <w:t>Select distribution -&gt; create origin --&gt; origin -&gt; ALB -&gt; protocol (HTTP) -&gt; origin path (if applicable) -&gt; create</w:t>
+      </w:r>
+    </w:p>
+    <w:p>
+      <w:pPr>
+        <w:pStyle w:val="ListParagraph"/>
+        <w:numPr>
+          <w:ilvl w:val="0"/>
+          <w:numId w:val="3"/>
+        </w:numPr>
+        <w:rPr>
+          <w:b/>
+          <w:bCs/>
+        </w:rPr>
+      </w:pPr>
+      <w:r>
+        <w:rPr>
+          <w:b/>
+          <w:bCs/>
+        </w:rPr>
+        <w:t>Create additional behaviour:</w:t>
+      </w:r>
+    </w:p>
+    <w:p>
+      <w:pPr>
+        <w:pStyle w:val="ListParagraph"/>
+        <w:numPr>
+          <w:ilvl w:val="1"/>
+          <w:numId w:val="3"/>
+        </w:numPr>
+        <w:rPr>
+          <w:b/>
+          <w:bCs/>
+        </w:rPr>
+      </w:pPr>
+      <w:r>
+        <w:rPr>
+          <w:b/>
+          <w:bCs/>
+        </w:rPr>
+        <w:t xml:space="preserve">Path pattern ; </w:t>
+      </w:r>
+    </w:p>
+    <w:p>
+      <w:pPr>
+        <w:pStyle w:val="ListParagraph"/>
+        <w:numPr>
+          <w:ilvl w:val="2"/>
+          <w:numId w:val="3"/>
+        </w:numPr>
+        <w:rPr>
+          <w:b/>
+          <w:bCs/>
+        </w:rPr>
+      </w:pPr>
+      <w:r>
+        <w:rPr>
+          <w:b/>
+          <w:bCs/>
+        </w:rPr>
+        <w:t>/api/*</w:t>
+      </w:r>
+    </w:p>
+    <w:p>
+      <w:pPr>
+        <w:pStyle w:val="ListParagraph"/>
+        <w:numPr>
+          <w:ilvl w:val="1"/>
+          <w:numId w:val="3"/>
+        </w:numPr>
+        <w:rPr>
+          <w:b/>
+          <w:bCs/>
+        </w:rPr>
+      </w:pPr>
+      <w:r>
+        <w:rPr>
+          <w:b/>
+          <w:bCs/>
+        </w:rPr>
+        <w:t>Select the alb origin</w:t>
+      </w:r>
+    </w:p>
+    <w:p>
+      <w:pPr>
+        <w:pStyle w:val="ListParagraph"/>
+        <w:numPr>
+          <w:ilvl w:val="1"/>
+          <w:numId w:val="3"/>
+        </w:numPr>
+        <w:rPr>
+          <w:b/>
+          <w:bCs/>
+        </w:rPr>
+      </w:pPr>
+      <w:r>
+        <w:rPr>
+          <w:b/>
+          <w:bCs/>
+        </w:rPr>
+        <w:t>Allowed methods -&gt; GET, POST, PT, DELETE, PATH, HEAD, OPTIONS</w:t>
+      </w:r>
+    </w:p>
+    <w:p>
+      <w:pPr>
+        <w:pStyle w:val="ListParagraph"/>
+        <w:numPr>
+          <w:ilvl w:val="1"/>
+          <w:numId w:val="3"/>
+        </w:numPr>
+        <w:rPr>
+          <w:b/>
+          <w:bCs/>
+        </w:rPr>
+      </w:pPr>
+      <w:r>
+        <w:rPr>
+          <w:b/>
+          <w:bCs/>
+        </w:rPr>
+        <w:t>Caching =&gt; disabled which is recommended for this pattern, but we can enable it.</w:t>
+      </w:r>
+    </w:p>
+    <w:p>
+      <w:pPr>
+        <w:pStyle w:val="ListParagraph"/>
+        <w:numPr>
+          <w:ilvl w:val="0"/>
+          <w:numId w:val="3"/>
+        </w:numPr>
+        <w:rPr>
+          <w:b/>
+          <w:bCs/>
+        </w:rPr>
+      </w:pPr>
+      <w:r>
+        <w:rPr>
+          <w:b/>
+          <w:bCs/>
+        </w:rPr>
+        <w:t>Now based on the path patter our distribution can contact the corresponding origin.</w:t>
+      </w:r>
+    </w:p>
+    <w:p>
+      <w:pPr>
+        <w:pStyle w:val="ListParagraph"/>
+        <w:numPr>
+          <w:ilvl w:val="0"/>
+          <w:numId w:val="3"/>
+        </w:numPr>
+        <w:rPr>
+          <w:b/>
+          <w:bCs/>
+        </w:rPr>
+      </w:pPr>
+      <w:r>
+        <w:rPr>
+          <w:b/>
+          <w:bCs/>
+        </w:rPr>
+        <w:drawing>
+          <wp:inline distT="0" distB="0" distL="0" distR="0" wp14:anchorId="40697389" wp14:editId="61861589">
+            <wp:extent cx="3135086" cy="2417135"/>
+            <wp:effectExtent l="0" t="0" r="8255" b="2540"/>
+            <wp:docPr id="872224648" name="Picture 1"/>
+            <wp:cNvGraphicFramePr>
+              <a:graphicFrameLocks xmlns:a="http://schemas.openxmlformats.org/drawingml/2006/main" noChangeAspect="1"/>
+            </wp:cNvGraphicFramePr>
+            <a:graphic xmlns:a="http://schemas.openxmlformats.org/drawingml/2006/main">
+              <a:graphicData uri="http://schemas.openxmlformats.org/drawingml/2006/picture">
+                <pic:pic xmlns:pic="http://schemas.openxmlformats.org/drawingml/2006/picture">
+                  <pic:nvPicPr>
+                    <pic:cNvPr id="872224648" name=""/>
+                    <pic:cNvPicPr/>
+                  </pic:nvPicPr>
+                  <pic:blipFill>
+                    <a:blip r:embed="rId36"/>
+                    <a:stretch>
+                      <a:fillRect/>
+                    </a:stretch>
+                  </pic:blipFill>
+                  <pic:spPr>
+                    <a:xfrm>
+                      <a:off x="0" y="0"/>
+                      <a:ext cx="3156905" cy="2433957"/>
+                    </a:xfrm>
+                    <a:prstGeom prst="rect">
+                      <a:avLst/>
+                    </a:prstGeom>
+                  </pic:spPr>
+                </pic:pic>
+              </a:graphicData>
+            </a:graphic>
+          </wp:inline>
+        </w:drawing>
       </w:r>
     </w:p>
     <w:p>
@@ -4694,7 +9844,7 @@
         <w:rFonts w:ascii="Symbol" w:hAnsi="Symbol" w:hint="default"/>
       </w:rPr>
     </w:lvl>
-    <w:lvl w:ilvl="4" w:tplc="40090003" w:tentative="1">
+    <w:lvl w:ilvl="4" w:tplc="40090003">
       <w:start w:val="1"/>
       <w:numFmt w:val="bullet"/>
       <w:lvlText w:val="o"/>
@@ -4706,7 +9856,7 @@
         <w:rFonts w:ascii="Courier New" w:hAnsi="Courier New" w:cs="Courier New" w:hint="default"/>
       </w:rPr>
     </w:lvl>
-    <w:lvl w:ilvl="5" w:tplc="40090005" w:tentative="1">
+    <w:lvl w:ilvl="5" w:tplc="40090005">
       <w:start w:val="1"/>
       <w:numFmt w:val="bullet"/>
       <w:lvlText w:val=""/>
@@ -4718,7 +9868,7 @@
         <w:rFonts w:ascii="Wingdings" w:hAnsi="Wingdings" w:hint="default"/>
       </w:rPr>
     </w:lvl>
-    <w:lvl w:ilvl="6" w:tplc="40090001" w:tentative="1">
+    <w:lvl w:ilvl="6" w:tplc="40090001">
       <w:start w:val="1"/>
       <w:numFmt w:val="bullet"/>
       <w:lvlText w:val=""/>
@@ -4730,7 +9880,7 @@
         <w:rFonts w:ascii="Symbol" w:hAnsi="Symbol" w:hint="default"/>
       </w:rPr>
     </w:lvl>
-    <w:lvl w:ilvl="7" w:tplc="40090003" w:tentative="1">
+    <w:lvl w:ilvl="7" w:tplc="40090003">
       <w:start w:val="1"/>
       <w:numFmt w:val="bullet"/>
       <w:lvlText w:val="o"/>

--- a/AWS-Vinoth Selvaraj.docx
+++ b/AWS-Vinoth Selvaraj.docx
@@ -33,7 +33,15 @@
         <w:t>high available, scalable, reliable and secure cloud</w:t>
       </w:r>
       <w:r>
-        <w:t xml:space="preserve"> iinfra for </w:t>
+        <w:t xml:space="preserve"> </w:t>
+      </w:r>
+      <w:proofErr w:type="spellStart"/>
+      <w:r>
+        <w:t>iinfra</w:t>
+      </w:r>
+      <w:proofErr w:type="spellEnd"/>
+      <w:r>
+        <w:t xml:space="preserve"> for </w:t>
       </w:r>
       <w:r>
         <w:rPr>
@@ -174,7 +182,15 @@
         <w:t>Edge location</w:t>
       </w:r>
       <w:r>
-        <w:t xml:space="preserve"> : suppose you app is deployed in Virginia, we have a lot of customers far from Virginia, because of the distance it will increase the latency. Edge location solves latency issue, which is a mini data centre which cache the content from the deployed data centre reducing the latency for the users.</w:t>
+        <w:t xml:space="preserve"> : suppose </w:t>
+      </w:r>
+      <w:proofErr w:type="gramStart"/>
+      <w:r>
+        <w:t>you</w:t>
+      </w:r>
+      <w:proofErr w:type="gramEnd"/>
+      <w:r>
+        <w:t xml:space="preserve"> app is deployed in Virginia, we have a lot of customers far from Virginia, because of the distance it will increase the latency. Edge location solves latency issue, which is a mini data centre which cache the content from the deployed data centre reducing the latency for the users.</w:t>
       </w:r>
     </w:p>
     <w:p/>
@@ -355,7 +371,15 @@
         <w:t xml:space="preserve"> : up to 90% discount</w:t>
       </w:r>
       <w:r>
-        <w:t xml:space="preserve">(unused VMs in Data center, AWS might reclaim </w:t>
+        <w:t xml:space="preserve">(unused VMs in Data </w:t>
+      </w:r>
+      <w:proofErr w:type="spellStart"/>
+      <w:r>
+        <w:t>center</w:t>
+      </w:r>
+      <w:proofErr w:type="spellEnd"/>
+      <w:r>
+        <w:t xml:space="preserve">, AWS might reclaim </w:t>
       </w:r>
       <w:r>
         <w:t>these instances</w:t>
@@ -363,6 +387,7 @@
       <w:r>
         <w:t xml:space="preserve"> any moment – with a </w:t>
       </w:r>
+      <w:proofErr w:type="gramStart"/>
       <w:r>
         <w:rPr>
           <w:b/>
@@ -370,6 +395,7 @@
         </w:rPr>
         <w:t>2 minute</w:t>
       </w:r>
+      <w:proofErr w:type="gramEnd"/>
       <w:r>
         <w:t xml:space="preserve"> warning)</w:t>
       </w:r>
@@ -485,7 +511,15 @@
         </w:numPr>
       </w:pPr>
       <w:r>
-        <w:t>Source type is anywhere – from any where but requires key</w:t>
+        <w:t xml:space="preserve">Source type is anywhere – from </w:t>
+      </w:r>
+      <w:proofErr w:type="spellStart"/>
+      <w:r>
+        <w:t>any where</w:t>
+      </w:r>
+      <w:proofErr w:type="spellEnd"/>
+      <w:r>
+        <w:t xml:space="preserve"> but requires key</w:t>
       </w:r>
     </w:p>
     <w:p>
@@ -576,7 +610,15 @@
         </w:numPr>
       </w:pPr>
       <w:r>
-        <w:t>SSH putty : provide public IP, port 22. User name(ec2-user) and password.</w:t>
+        <w:t xml:space="preserve">SSH putty : provide public IP, port 22. </w:t>
+      </w:r>
+      <w:proofErr w:type="gramStart"/>
+      <w:r>
+        <w:t>User name</w:t>
+      </w:r>
+      <w:proofErr w:type="gramEnd"/>
+      <w:r>
+        <w:t>(ec2-user) and password.</w:t>
       </w:r>
     </w:p>
     <w:p>
@@ -606,9 +648,19 @@
           <w:numId w:val="3"/>
         </w:numPr>
       </w:pPr>
-      <w:r>
-        <w:t>Chmod 400 vins.pem</w:t>
-      </w:r>
+      <w:proofErr w:type="spellStart"/>
+      <w:r>
+        <w:t>Chmod</w:t>
+      </w:r>
+      <w:proofErr w:type="spellEnd"/>
+      <w:r>
+        <w:t xml:space="preserve"> 400 </w:t>
+      </w:r>
+      <w:proofErr w:type="spellStart"/>
+      <w:r>
+        <w:t>vins.pem</w:t>
+      </w:r>
+      <w:proofErr w:type="spellEnd"/>
     </w:p>
     <w:p>
       <w:pPr>
@@ -793,7 +845,15 @@
         </w:numPr>
       </w:pPr>
       <w:r>
-        <w:t>Now configure the firewall for 80 port in inbound rules.</w:t>
+        <w:t xml:space="preserve">Now configure the firewall for 80 </w:t>
+      </w:r>
+      <w:proofErr w:type="gramStart"/>
+      <w:r>
+        <w:t>port</w:t>
+      </w:r>
+      <w:proofErr w:type="gramEnd"/>
+      <w:r>
+        <w:t xml:space="preserve"> in inbound rules.</w:t>
       </w:r>
     </w:p>
     <w:p>
@@ -817,7 +877,15 @@
         </w:numPr>
       </w:pPr>
       <w:r>
-        <w:t>Now use the public ip of the instance on browser, we can see the Nginx home page.</w:t>
+        <w:t xml:space="preserve">Now use the public </w:t>
+      </w:r>
+      <w:proofErr w:type="spellStart"/>
+      <w:r>
+        <w:t>ip</w:t>
+      </w:r>
+      <w:proofErr w:type="spellEnd"/>
+      <w:r>
+        <w:t xml:space="preserve"> of the instance on browser, we can see the Nginx home page.</w:t>
       </w:r>
     </w:p>
     <w:p>
@@ -841,7 +909,15 @@
         </w:numPr>
       </w:pPr>
       <w:r>
-        <w:t>Launch instance -&gt; Amazon linux -&gt; select key-pair -&gt; we can use existing security group</w:t>
+        <w:t xml:space="preserve">Launch instance -&gt; Amazon </w:t>
+      </w:r>
+      <w:proofErr w:type="spellStart"/>
+      <w:r>
+        <w:t>linux</w:t>
+      </w:r>
+      <w:proofErr w:type="spellEnd"/>
+      <w:r>
+        <w:t xml:space="preserve"> -&gt; select key-pair -&gt; we can use existing security group</w:t>
       </w:r>
     </w:p>
     <w:p>
@@ -873,7 +949,23 @@
           <w:b/>
           <w:bCs/>
         </w:rPr>
-        <w:t>Creating AMI : Actions -&gt; image and templae -&gt; create AMI</w:t>
+        <w:t xml:space="preserve">Creating AMI : Actions -&gt; image and </w:t>
+      </w:r>
+      <w:proofErr w:type="spellStart"/>
+      <w:r>
+        <w:rPr>
+          <w:b/>
+          <w:bCs/>
+        </w:rPr>
+        <w:t>templae</w:t>
+      </w:r>
+      <w:proofErr w:type="spellEnd"/>
+      <w:r>
+        <w:rPr>
+          <w:b/>
+          <w:bCs/>
+        </w:rPr>
+        <w:t xml:space="preserve"> -&gt; create AMI</w:t>
       </w:r>
       <w:r>
         <w:rPr>
@@ -938,7 +1030,15 @@
         </w:numPr>
       </w:pPr>
       <w:r>
-        <w:t>We have to explicit add the “allow” rules.</w:t>
+        <w:t xml:space="preserve">We </w:t>
+      </w:r>
+      <w:proofErr w:type="gramStart"/>
+      <w:r>
+        <w:t>have to</w:t>
+      </w:r>
+      <w:proofErr w:type="gramEnd"/>
+      <w:r>
+        <w:t xml:space="preserve"> explicit add the “allow” rules.</w:t>
       </w:r>
     </w:p>
     <w:p>
@@ -1066,6 +1166,7 @@
         </w:rPr>
         <w:t>“</w:t>
       </w:r>
+      <w:proofErr w:type="gramStart"/>
       <w:r>
         <w:rPr>
           <w:b/>
@@ -1073,6 +1174,7 @@
         </w:rPr>
         <w:t>allow</w:t>
       </w:r>
+      <w:proofErr w:type="gramEnd"/>
       <w:r>
         <w:rPr>
           <w:b/>
@@ -1432,13 +1534,47 @@
           <w:bCs/>
         </w:rPr>
       </w:pPr>
-      <w:r>
-        <w:rPr>
-          <w:b/>
-          <w:bCs/>
-        </w:rPr>
-        <w:t>Psql -h &lt;private ip:DB&gt; -U postgres</w:t>
-      </w:r>
+      <w:proofErr w:type="spellStart"/>
+      <w:r>
+        <w:rPr>
+          <w:b/>
+          <w:bCs/>
+        </w:rPr>
+        <w:t>Psql</w:t>
+      </w:r>
+      <w:proofErr w:type="spellEnd"/>
+      <w:r>
+        <w:rPr>
+          <w:b/>
+          <w:bCs/>
+        </w:rPr>
+        <w:t xml:space="preserve"> -h &lt;private </w:t>
+      </w:r>
+      <w:proofErr w:type="spellStart"/>
+      <w:r>
+        <w:rPr>
+          <w:b/>
+          <w:bCs/>
+        </w:rPr>
+        <w:t>ip:DB</w:t>
+      </w:r>
+      <w:proofErr w:type="spellEnd"/>
+      <w:r>
+        <w:rPr>
+          <w:b/>
+          <w:bCs/>
+        </w:rPr>
+        <w:t xml:space="preserve">&gt; -U </w:t>
+      </w:r>
+      <w:proofErr w:type="spellStart"/>
+      <w:r>
+        <w:rPr>
+          <w:b/>
+          <w:bCs/>
+        </w:rPr>
+        <w:t>postgres</w:t>
+      </w:r>
+      <w:proofErr w:type="spellEnd"/>
     </w:p>
     <w:p>
       <w:pPr>
@@ -1499,6 +1635,7 @@
         </w:rPr>
         <w:t>SG=”</w:t>
       </w:r>
+      <w:proofErr w:type="spellStart"/>
       <w:r>
         <w:rPr>
           <w:b/>
@@ -1506,6 +1643,7 @@
         </w:rPr>
         <w:t>db</w:t>
       </w:r>
+      <w:proofErr w:type="spellEnd"/>
       <w:r>
         <w:rPr>
           <w:b/>
@@ -1526,6 +1664,7 @@
           <w:bCs/>
         </w:rPr>
       </w:pPr>
+      <w:proofErr w:type="spellStart"/>
       <w:r>
         <w:rPr>
           <w:b/>
@@ -1533,6 +1672,7 @@
         </w:rPr>
         <w:t>postgresSql</w:t>
       </w:r>
+      <w:proofErr w:type="spellEnd"/>
     </w:p>
     <w:p>
       <w:pPr>
@@ -1598,8 +1738,17 @@
           <w:b/>
           <w:bCs/>
         </w:rPr>
-        <w:t xml:space="preserve"> docker run -p 5432:5432 -e POSTGRES_PASSWORD=password postgres</w:t>
-      </w:r>
+        <w:t xml:space="preserve"> docker run -p 5432:5432 -e POSTGRES_PASSWORD=password </w:t>
+      </w:r>
+      <w:proofErr w:type="spellStart"/>
+      <w:r>
+        <w:rPr>
+          <w:b/>
+          <w:bCs/>
+        </w:rPr>
+        <w:t>postgres</w:t>
+      </w:r>
+      <w:proofErr w:type="spellEnd"/>
     </w:p>
     <w:p>
       <w:pPr>
@@ -1688,6 +1837,7 @@
           <w:bCs/>
         </w:rPr>
       </w:pPr>
+      <w:proofErr w:type="spellStart"/>
       <w:r>
         <w:rPr>
           <w:b/>
@@ -1695,6 +1845,7 @@
         </w:rPr>
         <w:t>db</w:t>
       </w:r>
+      <w:proofErr w:type="spellEnd"/>
       <w:r>
         <w:rPr>
           <w:b/>
@@ -1864,6 +2015,7 @@
         </w:rPr>
         <w:t xml:space="preserve">Configure </w:t>
       </w:r>
+      <w:proofErr w:type="spellStart"/>
       <w:r>
         <w:rPr>
           <w:b/>
@@ -1876,7 +2028,47 @@
           <w:b/>
           <w:bCs/>
         </w:rPr>
-        <w:t xml:space="preserve">b-sg SG to allow ay request coming from the instance that has the app-sg security group to allow postgrSQL. </w:t>
+        <w:t>b</w:t>
+      </w:r>
+      <w:proofErr w:type="spellEnd"/>
+      <w:r>
+        <w:rPr>
+          <w:b/>
+          <w:bCs/>
+        </w:rPr>
+        <w:t xml:space="preserve">-sg SG to allow </w:t>
+      </w:r>
+      <w:proofErr w:type="spellStart"/>
+      <w:r>
+        <w:rPr>
+          <w:b/>
+          <w:bCs/>
+        </w:rPr>
+        <w:t>ay</w:t>
+      </w:r>
+      <w:proofErr w:type="spellEnd"/>
+      <w:r>
+        <w:rPr>
+          <w:b/>
+          <w:bCs/>
+        </w:rPr>
+        <w:t xml:space="preserve"> request coming from the instance that has the app-sg security group to allow </w:t>
+      </w:r>
+      <w:proofErr w:type="spellStart"/>
+      <w:r>
+        <w:rPr>
+          <w:b/>
+          <w:bCs/>
+        </w:rPr>
+        <w:t>postgrSQL</w:t>
+      </w:r>
+      <w:proofErr w:type="spellEnd"/>
+      <w:r>
+        <w:rPr>
+          <w:b/>
+          <w:bCs/>
+        </w:rPr>
+        <w:t xml:space="preserve">. </w:t>
       </w:r>
     </w:p>
     <w:p>
@@ -2016,7 +2208,15 @@
         </w:numPr>
       </w:pPr>
       <w:r>
-        <w:t>In case of Microservice architecture, instead of creating multiple security groups, we can use same SG, and self-refer It like below image.(option)</w:t>
+        <w:t xml:space="preserve">In case of Microservice architecture, instead of creating multiple security groups, we can use same </w:t>
+      </w:r>
+      <w:proofErr w:type="gramStart"/>
+      <w:r>
+        <w:t>SG, and</w:t>
+      </w:r>
+      <w:proofErr w:type="gramEnd"/>
+      <w:r>
+        <w:t xml:space="preserve"> self-refer It like below image.(option)</w:t>
       </w:r>
     </w:p>
     <w:p>
@@ -2449,7 +2649,23 @@
           <w:b/>
           <w:bCs/>
         </w:rPr>
-        <w:t>Since its globally unique AWS provides urls like below</w:t>
+        <w:t xml:space="preserve">Since its globally unique AWS provides </w:t>
+      </w:r>
+      <w:proofErr w:type="spellStart"/>
+      <w:r>
+        <w:rPr>
+          <w:b/>
+          <w:bCs/>
+        </w:rPr>
+        <w:t>urls</w:t>
+      </w:r>
+      <w:proofErr w:type="spellEnd"/>
+      <w:r>
+        <w:rPr>
+          <w:b/>
+          <w:bCs/>
+        </w:rPr>
+        <w:t xml:space="preserve"> like below</w:t>
       </w:r>
     </w:p>
     <w:p>
@@ -2523,7 +2739,15 @@
         </w:numPr>
       </w:pPr>
       <w:r>
-        <w:t>Create bucket -&gt; general purpose -&gt; vins-demo -&gt;go with default options for now.</w:t>
+        <w:t xml:space="preserve">Create bucket -&gt; general purpose -&gt; </w:t>
+      </w:r>
+      <w:proofErr w:type="spellStart"/>
+      <w:r>
+        <w:t>vins</w:t>
+      </w:r>
+      <w:proofErr w:type="spellEnd"/>
+      <w:r>
+        <w:t>-demo -&gt;go with default options for now.</w:t>
       </w:r>
     </w:p>
     <w:p>
@@ -2546,10 +2770,43 @@
           <w:b/>
           <w:bCs/>
         </w:rPr>
-        <w:t>signed url</w:t>
-      </w:r>
-      <w:r>
-        <w:t xml:space="preserve"> concept, no body should able to access this but want to share with someone. This will generate a temporary token that expires after some time. It will be same url but appended with security token.</w:t>
+        <w:t xml:space="preserve">signed </w:t>
+      </w:r>
+      <w:proofErr w:type="spellStart"/>
+      <w:r>
+        <w:rPr>
+          <w:b/>
+          <w:bCs/>
+        </w:rPr>
+        <w:t>url</w:t>
+      </w:r>
+      <w:proofErr w:type="spellEnd"/>
+      <w:r>
+        <w:t xml:space="preserve"> concept, </w:t>
+      </w:r>
+      <w:proofErr w:type="spellStart"/>
+      <w:r>
+        <w:t>no body</w:t>
+      </w:r>
+      <w:proofErr w:type="spellEnd"/>
+      <w:r>
+        <w:t xml:space="preserve"> </w:t>
+      </w:r>
+      <w:proofErr w:type="gramStart"/>
+      <w:r>
+        <w:t>should</w:t>
+      </w:r>
+      <w:proofErr w:type="gramEnd"/>
+      <w:r>
+        <w:t xml:space="preserve"> able to access this but want to share with someone. This will generate a temporary token that expires after some time. It will be same </w:t>
+      </w:r>
+      <w:proofErr w:type="spellStart"/>
+      <w:r>
+        <w:t>url</w:t>
+      </w:r>
+      <w:proofErr w:type="spellEnd"/>
+      <w:r>
+        <w:t xml:space="preserve"> but appended with security token.</w:t>
       </w:r>
     </w:p>
     <w:p>
@@ -2840,7 +3097,15 @@
         </w:numPr>
       </w:pPr>
       <w:r>
-        <w:t>In organisation there can be many accounts/teams like devops, dev, testing in these case one teams wants to give access to another teams.</w:t>
+        <w:t xml:space="preserve">In organisation there can be many accounts/teams like </w:t>
+      </w:r>
+      <w:proofErr w:type="spellStart"/>
+      <w:r>
+        <w:t>devops</w:t>
+      </w:r>
+      <w:proofErr w:type="spellEnd"/>
+      <w:r>
+        <w:t>, dev, testing in these case one teams wants to give access to another teams.</w:t>
       </w:r>
     </w:p>
     <w:p>
@@ -2906,7 +3171,15 @@
         </w:numPr>
       </w:pPr>
       <w:r>
-        <w:t>For each and every file we upload to s3, AWS creates an unique key</w:t>
+        <w:t xml:space="preserve">For each and every file we upload to s3, AWS creates </w:t>
+      </w:r>
+      <w:proofErr w:type="gramStart"/>
+      <w:r>
+        <w:t>an</w:t>
+      </w:r>
+      <w:proofErr w:type="gramEnd"/>
+      <w:r>
+        <w:t xml:space="preserve"> unique key</w:t>
       </w:r>
       <w:r>
         <w:t>, using this key they are encrypting the file.</w:t>
@@ -2921,7 +3194,15 @@
         </w:numPr>
       </w:pPr>
       <w:r>
-        <w:t>By default server side encryption happens.</w:t>
+        <w:t xml:space="preserve">By </w:t>
+      </w:r>
+      <w:proofErr w:type="gramStart"/>
+      <w:r>
+        <w:t>default</w:t>
+      </w:r>
+      <w:proofErr w:type="gramEnd"/>
+      <w:r>
+        <w:t xml:space="preserve"> server side encryption happens.</w:t>
       </w:r>
     </w:p>
     <w:p>
@@ -2944,8 +3225,13 @@
           <w:numId w:val="3"/>
         </w:numPr>
       </w:pPr>
-      <w:r>
-        <w:t>Dual-layer of encryption.</w:t>
+      <w:proofErr w:type="gramStart"/>
+      <w:r>
+        <w:t>Dual-layer</w:t>
+      </w:r>
+      <w:proofErr w:type="gramEnd"/>
+      <w:r>
+        <w:t xml:space="preserve"> of encryption.</w:t>
       </w:r>
     </w:p>
     <w:p>
@@ -2969,7 +3255,15 @@
         </w:numPr>
       </w:pPr>
       <w:r>
-        <w:t>Enable : you cannot override or delete a file, it also enables versioning.</w:t>
+        <w:t xml:space="preserve">Enable : you cannot override or delete a </w:t>
+      </w:r>
+      <w:proofErr w:type="gramStart"/>
+      <w:r>
+        <w:t>file,</w:t>
+      </w:r>
+      <w:proofErr w:type="gramEnd"/>
+      <w:r>
+        <w:t xml:space="preserve"> it also enables versioning.</w:t>
       </w:r>
     </w:p>
     <w:p>
@@ -3733,7 +4027,23 @@
           <w:b/>
           <w:bCs/>
         </w:rPr>
-        <w:t xml:space="preserve">: when we have allow and deny rules, deny rule takes the precedence always </w:t>
+        <w:t xml:space="preserve">: when we have </w:t>
+      </w:r>
+      <w:proofErr w:type="gramStart"/>
+      <w:r>
+        <w:rPr>
+          <w:b/>
+          <w:bCs/>
+        </w:rPr>
+        <w:t>allow</w:t>
+      </w:r>
+      <w:proofErr w:type="gramEnd"/>
+      <w:r>
+        <w:rPr>
+          <w:b/>
+          <w:bCs/>
+        </w:rPr>
+        <w:t xml:space="preserve"> and deny rules, deny rule takes the precedence always </w:t>
       </w:r>
     </w:p>
     <w:p>
@@ -3799,12 +4109,21 @@
           <w:bCs/>
         </w:rPr>
       </w:pPr>
-      <w:r>
-        <w:rPr>
-          <w:b/>
-          <w:bCs/>
-        </w:rPr>
-        <w:t xml:space="preserve">aws s3 ls </w:t>
+      <w:proofErr w:type="spellStart"/>
+      <w:r>
+        <w:rPr>
+          <w:b/>
+          <w:bCs/>
+        </w:rPr>
+        <w:t>aws</w:t>
+      </w:r>
+      <w:proofErr w:type="spellEnd"/>
+      <w:r>
+        <w:rPr>
+          <w:b/>
+          <w:bCs/>
+        </w:rPr>
+        <w:t xml:space="preserve"> s3 ls </w:t>
       </w:r>
     </w:p>
     <w:p>
@@ -4082,12 +4401,21 @@
           <w:bCs/>
         </w:rPr>
       </w:pPr>
-      <w:r>
-        <w:rPr>
-          <w:b/>
-          <w:bCs/>
-        </w:rPr>
-        <w:t>Mvn project :</w:t>
+      <w:proofErr w:type="spellStart"/>
+      <w:r>
+        <w:rPr>
+          <w:b/>
+          <w:bCs/>
+        </w:rPr>
+        <w:t>Mvn</w:t>
+      </w:r>
+      <w:proofErr w:type="spellEnd"/>
+      <w:r>
+        <w:rPr>
+          <w:b/>
+          <w:bCs/>
+        </w:rPr>
+        <w:t xml:space="preserve"> project :</w:t>
       </w:r>
     </w:p>
     <w:p>
@@ -4494,7 +4822,23 @@
           <w:b/>
           <w:bCs/>
         </w:rPr>
-        <w:t xml:space="preserve"> DB is synced with other DBs. </w:t>
+        <w:t xml:space="preserve"> DB is synced with other </w:t>
+      </w:r>
+      <w:proofErr w:type="spellStart"/>
+      <w:r>
+        <w:rPr>
+          <w:b/>
+          <w:bCs/>
+        </w:rPr>
+        <w:t>DBs.</w:t>
+      </w:r>
+      <w:proofErr w:type="spellEnd"/>
+      <w:r>
+        <w:rPr>
+          <w:b/>
+          <w:bCs/>
+        </w:rPr>
+        <w:t xml:space="preserve"> </w:t>
       </w:r>
     </w:p>
     <w:p>
@@ -4748,8 +5092,13 @@
         </w:rPr>
       </w:pPr>
       <w:r>
-        <w:t>Storage type : SSD or based on I/Os</w:t>
-      </w:r>
+        <w:t>Storage type : SSD or based on I/</w:t>
+      </w:r>
+      <w:proofErr w:type="spellStart"/>
+      <w:r>
+        <w:t>Os</w:t>
+      </w:r>
+      <w:proofErr w:type="spellEnd"/>
     </w:p>
     <w:p>
       <w:pPr>
@@ -4799,7 +5148,15 @@
         </w:rPr>
       </w:pPr>
       <w:r>
-        <w:t>We have select a VPC.</w:t>
+        <w:t xml:space="preserve">We have </w:t>
+      </w:r>
+      <w:proofErr w:type="gramStart"/>
+      <w:r>
+        <w:t>select</w:t>
+      </w:r>
+      <w:proofErr w:type="gramEnd"/>
+      <w:r>
+        <w:t xml:space="preserve"> a VPC.</w:t>
       </w:r>
     </w:p>
     <w:p>
@@ -4847,7 +5204,15 @@
         </w:rPr>
       </w:pPr>
       <w:r>
-        <w:t>Backup replication : if we want to replicate the backup in other region</w:t>
+        <w:t xml:space="preserve">Backup replication : if we want to replicate the backup in </w:t>
+      </w:r>
+      <w:proofErr w:type="gramStart"/>
+      <w:r>
+        <w:t>other</w:t>
+      </w:r>
+      <w:proofErr w:type="gramEnd"/>
+      <w:r>
+        <w:t xml:space="preserve"> region</w:t>
       </w:r>
     </w:p>
     <w:p>
@@ -4883,7 +5248,23 @@
           <w:b/>
           <w:bCs/>
         </w:rPr>
-        <w:t>create a Security group “rds-sg”-&gt; inbound rules -&gt;</w:t>
+        <w:t>create a Security group “</w:t>
+      </w:r>
+      <w:proofErr w:type="spellStart"/>
+      <w:r>
+        <w:rPr>
+          <w:b/>
+          <w:bCs/>
+        </w:rPr>
+        <w:t>rds</w:t>
+      </w:r>
+      <w:proofErr w:type="spellEnd"/>
+      <w:r>
+        <w:rPr>
+          <w:b/>
+          <w:bCs/>
+        </w:rPr>
+        <w:t>-sg”-&gt; inbound rules -&gt;</w:t>
       </w:r>
     </w:p>
     <w:p>
@@ -5033,7 +5414,23 @@
           <w:b/>
           <w:bCs/>
         </w:rPr>
-        <w:t>Vins-db -&gt; maintenance and backup -&gt; Take DB snapshot</w:t>
+        <w:t>Vins-</w:t>
+      </w:r>
+      <w:proofErr w:type="spellStart"/>
+      <w:r>
+        <w:rPr>
+          <w:b/>
+          <w:bCs/>
+        </w:rPr>
+        <w:t>db</w:t>
+      </w:r>
+      <w:proofErr w:type="spellEnd"/>
+      <w:r>
+        <w:rPr>
+          <w:b/>
+          <w:bCs/>
+        </w:rPr>
+        <w:t xml:space="preserve"> -&gt; maintenance and backup -&gt; Take DB snapshot</w:t>
       </w:r>
     </w:p>
     <w:p>
@@ -5713,7 +6110,25 @@
           <w:bCs/>
           <w:color w:val="FF0000"/>
         </w:rPr>
-        <w:t>Docker run -d -p 80:80 –name nginx -v ./order.html:/usr/share/nginx/html/order.html nginx</w:t>
+        <w:t>Docker run -d -p 80:80 –name nginx -v ./order.html:/</w:t>
+      </w:r>
+      <w:proofErr w:type="spellStart"/>
+      <w:r>
+        <w:rPr>
+          <w:b/>
+          <w:bCs/>
+          <w:color w:val="FF0000"/>
+        </w:rPr>
+        <w:t>usr</w:t>
+      </w:r>
+      <w:proofErr w:type="spellEnd"/>
+      <w:r>
+        <w:rPr>
+          <w:b/>
+          <w:bCs/>
+          <w:color w:val="FF0000"/>
+        </w:rPr>
+        <w:t>/share/nginx/html/order.html nginx</w:t>
       </w:r>
     </w:p>
     <w:p>
@@ -5890,7 +6305,23 @@
           <w:b/>
           <w:bCs/>
         </w:rPr>
-        <w:t>/ default root path of Nginx.</w:t>
+        <w:t xml:space="preserve">/ </w:t>
+      </w:r>
+      <w:proofErr w:type="gramStart"/>
+      <w:r>
+        <w:rPr>
+          <w:b/>
+          <w:bCs/>
+        </w:rPr>
+        <w:t>default</w:t>
+      </w:r>
+      <w:proofErr w:type="gramEnd"/>
+      <w:r>
+        <w:rPr>
+          <w:b/>
+          <w:bCs/>
+        </w:rPr>
+        <w:t xml:space="preserve"> root path of Nginx.</w:t>
       </w:r>
     </w:p>
     <w:p>
@@ -6335,7 +6766,23 @@
           <w:b/>
           <w:bCs/>
         </w:rPr>
-        <w:t>Create SG “alb-sg”</w:t>
+        <w:t>Create SG “</w:t>
+      </w:r>
+      <w:proofErr w:type="spellStart"/>
+      <w:r>
+        <w:rPr>
+          <w:b/>
+          <w:bCs/>
+        </w:rPr>
+        <w:t>alb</w:t>
+      </w:r>
+      <w:proofErr w:type="spellEnd"/>
+      <w:r>
+        <w:rPr>
+          <w:b/>
+          <w:bCs/>
+        </w:rPr>
+        <w:t>-sg”</w:t>
       </w:r>
     </w:p>
     <w:p>
@@ -6435,7 +6882,23 @@
           <w:b/>
           <w:bCs/>
         </w:rPr>
-        <w:t>HTTP || “alb-sg”</w:t>
+        <w:t>HTTP || “</w:t>
+      </w:r>
+      <w:proofErr w:type="spellStart"/>
+      <w:r>
+        <w:rPr>
+          <w:b/>
+          <w:bCs/>
+        </w:rPr>
+        <w:t>alb</w:t>
+      </w:r>
+      <w:proofErr w:type="spellEnd"/>
+      <w:r>
+        <w:rPr>
+          <w:b/>
+          <w:bCs/>
+        </w:rPr>
+        <w:t>-sg”</w:t>
       </w:r>
     </w:p>
     <w:p>
@@ -6522,7 +6985,23 @@
           <w:b/>
           <w:bCs/>
         </w:rPr>
-        <w:t>Attach the “alb-sg”</w:t>
+        <w:t>Attach the “</w:t>
+      </w:r>
+      <w:proofErr w:type="spellStart"/>
+      <w:r>
+        <w:rPr>
+          <w:b/>
+          <w:bCs/>
+        </w:rPr>
+        <w:t>alb</w:t>
+      </w:r>
+      <w:proofErr w:type="spellEnd"/>
+      <w:r>
+        <w:rPr>
+          <w:b/>
+          <w:bCs/>
+        </w:rPr>
+        <w:t>-sg”</w:t>
       </w:r>
     </w:p>
     <w:p>
@@ -8131,7 +8610,23 @@
           <w:b/>
           <w:bCs/>
         </w:rPr>
-        <w:t>Sign each and every request that is sent to origin.</w:t>
+        <w:t xml:space="preserve">Sign </w:t>
+      </w:r>
+      <w:proofErr w:type="gramStart"/>
+      <w:r>
+        <w:rPr>
+          <w:b/>
+          <w:bCs/>
+        </w:rPr>
+        <w:t>each and every</w:t>
+      </w:r>
+      <w:proofErr w:type="gramEnd"/>
+      <w:r>
+        <w:rPr>
+          <w:b/>
+          <w:bCs/>
+        </w:rPr>
+        <w:t xml:space="preserve"> request that is sent to origin.</w:t>
       </w:r>
     </w:p>
     <w:p>
@@ -8379,7 +8874,23 @@
           <w:b/>
           <w:bCs/>
         </w:rPr>
-        <w:t>If YES: viewers must use CF signed urls or cookies to access content.</w:t>
+        <w:t xml:space="preserve">If YES: viewers must use CF signed </w:t>
+      </w:r>
+      <w:proofErr w:type="spellStart"/>
+      <w:r>
+        <w:rPr>
+          <w:b/>
+          <w:bCs/>
+        </w:rPr>
+        <w:t>urls</w:t>
+      </w:r>
+      <w:proofErr w:type="spellEnd"/>
+      <w:r>
+        <w:rPr>
+          <w:b/>
+          <w:bCs/>
+        </w:rPr>
+        <w:t xml:space="preserve"> or cookies to access content.</w:t>
       </w:r>
     </w:p>
     <w:p>
@@ -8459,7 +8970,23 @@
           <w:b/>
           <w:bCs/>
         </w:rPr>
-        <w:t>We can execute certain function in the edge. Using this we can manipulate reques/response.</w:t>
+        <w:t xml:space="preserve">We can execute certain function in the edge. Using this we can manipulate </w:t>
+      </w:r>
+      <w:proofErr w:type="spellStart"/>
+      <w:r>
+        <w:rPr>
+          <w:b/>
+          <w:bCs/>
+        </w:rPr>
+        <w:t>reques</w:t>
+      </w:r>
+      <w:proofErr w:type="spellEnd"/>
+      <w:r>
+        <w:rPr>
+          <w:b/>
+          <w:bCs/>
+        </w:rPr>
+        <w:t>/response.</w:t>
       </w:r>
     </w:p>
     <w:p>
@@ -8573,8 +9100,17 @@
           <w:b/>
           <w:bCs/>
         </w:rPr>
-        <w:t>After CFD is created, copy the policy;</w:t>
-      </w:r>
+        <w:t xml:space="preserve">After CFD is created, copy the </w:t>
+      </w:r>
+      <w:proofErr w:type="gramStart"/>
+      <w:r>
+        <w:rPr>
+          <w:b/>
+          <w:bCs/>
+        </w:rPr>
+        <w:t>policy;</w:t>
+      </w:r>
+      <w:proofErr w:type="gramEnd"/>
     </w:p>
     <w:p>
       <w:pPr>
@@ -9185,7 +9721,39 @@
           <w:b/>
           <w:bCs/>
         </w:rPr>
-        <w:t>What if a part of static html makes a api call, where will the request go?</w:t>
+        <w:t xml:space="preserve">What if a part of static html makes </w:t>
+      </w:r>
+      <w:proofErr w:type="gramStart"/>
+      <w:r>
+        <w:rPr>
+          <w:b/>
+          <w:bCs/>
+        </w:rPr>
+        <w:t>a</w:t>
+      </w:r>
+      <w:proofErr w:type="gramEnd"/>
+      <w:r>
+        <w:rPr>
+          <w:b/>
+          <w:bCs/>
+        </w:rPr>
+        <w:t xml:space="preserve"> </w:t>
+      </w:r>
+      <w:proofErr w:type="spellStart"/>
+      <w:r>
+        <w:rPr>
+          <w:b/>
+          <w:bCs/>
+        </w:rPr>
+        <w:t>api</w:t>
+      </w:r>
+      <w:proofErr w:type="spellEnd"/>
+      <w:r>
+        <w:rPr>
+          <w:b/>
+          <w:bCs/>
+        </w:rPr>
+        <w:t xml:space="preserve"> call, where will the request go?</w:t>
       </w:r>
     </w:p>
     <w:p>
@@ -9295,12 +9863,21 @@
           <w:bCs/>
         </w:rPr>
       </w:pPr>
-      <w:r>
-        <w:rPr>
-          <w:b/>
-          <w:bCs/>
-        </w:rPr>
-        <w:t>Img,js,css =&gt; S3</w:t>
+      <w:proofErr w:type="spellStart"/>
+      <w:r>
+        <w:rPr>
+          <w:b/>
+          <w:bCs/>
+        </w:rPr>
+        <w:t>Img,js,css</w:t>
+      </w:r>
+      <w:proofErr w:type="spellEnd"/>
+      <w:r>
+        <w:rPr>
+          <w:b/>
+          <w:bCs/>
+        </w:rPr>
+        <w:t xml:space="preserve"> =&gt; S3</w:t>
       </w:r>
     </w:p>
     <w:p>
@@ -9434,7 +10011,23 @@
           <w:b/>
           <w:bCs/>
         </w:rPr>
-        <w:t>Even though ALB server dynamic content, its still better to use ALB as origin because edge location uses AWS internal m=networking which is faster that normal networking.</w:t>
+        <w:t xml:space="preserve">Even though ALB server dynamic content, </w:t>
+      </w:r>
+      <w:proofErr w:type="spellStart"/>
+      <w:r>
+        <w:rPr>
+          <w:b/>
+          <w:bCs/>
+        </w:rPr>
+        <w:t>its</w:t>
+      </w:r>
+      <w:proofErr w:type="spellEnd"/>
+      <w:r>
+        <w:rPr>
+          <w:b/>
+          <w:bCs/>
+        </w:rPr>
+        <w:t xml:space="preserve"> still better to use ALB as origin because edge location uses AWS internal m=networking which is faster that normal networking.</w:t>
       </w:r>
       <w:r>
         <w:rPr>
@@ -9461,7 +10054,23 @@
           <w:b/>
           <w:bCs/>
         </w:rPr>
-        <w:t>Add AlB as origin :</w:t>
+        <w:t xml:space="preserve">Add </w:t>
+      </w:r>
+      <w:proofErr w:type="spellStart"/>
+      <w:r>
+        <w:rPr>
+          <w:b/>
+          <w:bCs/>
+        </w:rPr>
+        <w:t>AlB</w:t>
+      </w:r>
+      <w:proofErr w:type="spellEnd"/>
+      <w:r>
+        <w:rPr>
+          <w:b/>
+          <w:bCs/>
+        </w:rPr>
+        <w:t xml:space="preserve"> as origin :</w:t>
       </w:r>
     </w:p>
     <w:p>
@@ -9521,7 +10130,23 @@
           <w:b/>
           <w:bCs/>
         </w:rPr>
-        <w:t xml:space="preserve">Path pattern ; </w:t>
+        <w:t xml:space="preserve">Path </w:t>
+      </w:r>
+      <w:proofErr w:type="gramStart"/>
+      <w:r>
+        <w:rPr>
+          <w:b/>
+          <w:bCs/>
+        </w:rPr>
+        <w:t>pattern ;</w:t>
+      </w:r>
+      <w:proofErr w:type="gramEnd"/>
+      <w:r>
+        <w:rPr>
+          <w:b/>
+          <w:bCs/>
+        </w:rPr>
+        <w:t xml:space="preserve"> </w:t>
       </w:r>
     </w:p>
     <w:p>
@@ -9541,7 +10166,23 @@
           <w:b/>
           <w:bCs/>
         </w:rPr>
-        <w:t>/api/*</w:t>
+        <w:t>/</w:t>
+      </w:r>
+      <w:proofErr w:type="spellStart"/>
+      <w:r>
+        <w:rPr>
+          <w:b/>
+          <w:bCs/>
+        </w:rPr>
+        <w:t>api</w:t>
+      </w:r>
+      <w:proofErr w:type="spellEnd"/>
+      <w:r>
+        <w:rPr>
+          <w:b/>
+          <w:bCs/>
+        </w:rPr>
+        <w:t>/*</w:t>
       </w:r>
     </w:p>
     <w:p>
@@ -9561,7 +10202,23 @@
           <w:b/>
           <w:bCs/>
         </w:rPr>
-        <w:t>Select the alb origin</w:t>
+        <w:t xml:space="preserve">Select the </w:t>
+      </w:r>
+      <w:proofErr w:type="spellStart"/>
+      <w:r>
+        <w:rPr>
+          <w:b/>
+          <w:bCs/>
+        </w:rPr>
+        <w:t>alb</w:t>
+      </w:r>
+      <w:proofErr w:type="spellEnd"/>
+      <w:r>
+        <w:rPr>
+          <w:b/>
+          <w:bCs/>
+        </w:rPr>
+        <w:t xml:space="preserve"> origin</w:t>
       </w:r>
     </w:p>
     <w:p>
@@ -9680,11 +10337,4712 @@
     </w:p>
     <w:p>
       <w:pPr>
-        <w:pStyle w:val="ListParagraph"/>
-        <w:numPr>
-          <w:ilvl w:val="0"/>
-          <w:numId w:val="3"/>
-        </w:numPr>
+        <w:rPr>
+          <w:b/>
+          <w:bCs/>
+        </w:rPr>
+      </w:pPr>
+      <w:r>
+        <w:rPr>
+          <w:b/>
+          <w:bCs/>
+          <w:color w:val="FF0000"/>
+        </w:rPr>
+        <w:lastRenderedPageBreak/>
+        <w:t xml:space="preserve">VPC </w:t>
+      </w:r>
+      <w:r>
+        <w:rPr>
+          <w:b/>
+          <w:bCs/>
+        </w:rPr>
+        <w:t>: Virtual Private Cloud :</w:t>
+      </w:r>
+    </w:p>
+    <w:p>
+      <w:pPr>
+        <w:pStyle w:val="ListParagraph"/>
+        <w:numPr>
+          <w:ilvl w:val="0"/>
+          <w:numId w:val="3"/>
+        </w:numPr>
+        <w:rPr>
+          <w:b/>
+          <w:bCs/>
+        </w:rPr>
+      </w:pPr>
+      <w:r>
+        <w:rPr>
+          <w:b/>
+          <w:bCs/>
+        </w:rPr>
+        <w:t xml:space="preserve">VPC is a logically isolated virtual network in the AWS </w:t>
+      </w:r>
+      <w:proofErr w:type="gramStart"/>
+      <w:r>
+        <w:rPr>
+          <w:b/>
+          <w:bCs/>
+        </w:rPr>
+        <w:t>cloud</w:t>
+      </w:r>
+      <w:proofErr w:type="gramEnd"/>
+      <w:r>
+        <w:rPr>
+          <w:b/>
+          <w:bCs/>
+        </w:rPr>
+        <w:t xml:space="preserve"> which is dedicated to or account, where we create resources like EC2, RDS, ALB etc.</w:t>
+      </w:r>
+    </w:p>
+    <w:p>
+      <w:pPr>
+        <w:pStyle w:val="ListParagraph"/>
+        <w:numPr>
+          <w:ilvl w:val="0"/>
+          <w:numId w:val="3"/>
+        </w:numPr>
+        <w:rPr>
+          <w:b/>
+          <w:bCs/>
+        </w:rPr>
+      </w:pPr>
+      <w:r>
+        <w:rPr>
+          <w:b/>
+          <w:bCs/>
+        </w:rPr>
+        <w:t>We have complete control on IP address ranges, subnets creation, route table configuration etc.</w:t>
+      </w:r>
+    </w:p>
+    <w:p>
+      <w:pPr>
+        <w:pStyle w:val="ListParagraph"/>
+        <w:numPr>
+          <w:ilvl w:val="0"/>
+          <w:numId w:val="3"/>
+        </w:numPr>
+        <w:rPr>
+          <w:b/>
+          <w:bCs/>
+        </w:rPr>
+      </w:pPr>
+      <w:r>
+        <w:rPr>
+          <w:b/>
+          <w:bCs/>
+        </w:rPr>
+        <w:t xml:space="preserve">Each region comes with a </w:t>
+      </w:r>
+      <w:r>
+        <w:rPr>
+          <w:b/>
+          <w:bCs/>
+          <w:color w:val="FF0000"/>
+        </w:rPr>
+        <w:t>D</w:t>
+      </w:r>
+      <w:r>
+        <w:rPr>
+          <w:b/>
+          <w:bCs/>
+          <w:color w:val="FF0000"/>
+        </w:rPr>
+        <w:t>efault VPC</w:t>
+      </w:r>
+      <w:r>
+        <w:rPr>
+          <w:b/>
+          <w:bCs/>
+        </w:rPr>
+        <w:t>.</w:t>
+      </w:r>
+    </w:p>
+    <w:p>
+      <w:pPr>
+        <w:pStyle w:val="ListParagraph"/>
+        <w:numPr>
+          <w:ilvl w:val="0"/>
+          <w:numId w:val="3"/>
+        </w:numPr>
+        <w:rPr>
+          <w:b/>
+          <w:bCs/>
+        </w:rPr>
+      </w:pPr>
+      <w:r>
+        <w:rPr>
+          <w:b/>
+          <w:bCs/>
+        </w:rPr>
+        <w:drawing>
+          <wp:inline distT="0" distB="0" distL="0" distR="0" wp14:anchorId="5FB99201" wp14:editId="6D230E8C">
+            <wp:extent cx="3448531" cy="4667901"/>
+            <wp:effectExtent l="0" t="0" r="0" b="0"/>
+            <wp:docPr id="306424930" name="Picture 1"/>
+            <wp:cNvGraphicFramePr>
+              <a:graphicFrameLocks xmlns:a="http://schemas.openxmlformats.org/drawingml/2006/main" noChangeAspect="1"/>
+            </wp:cNvGraphicFramePr>
+            <a:graphic xmlns:a="http://schemas.openxmlformats.org/drawingml/2006/main">
+              <a:graphicData uri="http://schemas.openxmlformats.org/drawingml/2006/picture">
+                <pic:pic xmlns:pic="http://schemas.openxmlformats.org/drawingml/2006/picture">
+                  <pic:nvPicPr>
+                    <pic:cNvPr id="306424930" name=""/>
+                    <pic:cNvPicPr/>
+                  </pic:nvPicPr>
+                  <pic:blipFill>
+                    <a:blip r:embed="rId37"/>
+                    <a:stretch>
+                      <a:fillRect/>
+                    </a:stretch>
+                  </pic:blipFill>
+                  <pic:spPr>
+                    <a:xfrm>
+                      <a:off x="0" y="0"/>
+                      <a:ext cx="3448531" cy="4667901"/>
+                    </a:xfrm>
+                    <a:prstGeom prst="rect">
+                      <a:avLst/>
+                    </a:prstGeom>
+                  </pic:spPr>
+                </pic:pic>
+              </a:graphicData>
+            </a:graphic>
+          </wp:inline>
+        </w:drawing>
+      </w:r>
+    </w:p>
+    <w:p>
+      <w:pPr>
+        <w:ind w:left="360"/>
+        <w:rPr>
+          <w:b/>
+          <w:bCs/>
+        </w:rPr>
+      </w:pPr>
+      <w:r>
+        <w:rPr>
+          <w:b/>
+          <w:bCs/>
+        </w:rPr>
+        <w:t>Goal:</w:t>
+      </w:r>
+    </w:p>
+    <w:p>
+      <w:pPr>
+        <w:pStyle w:val="ListParagraph"/>
+        <w:numPr>
+          <w:ilvl w:val="0"/>
+          <w:numId w:val="5"/>
+        </w:numPr>
+        <w:rPr>
+          <w:b/>
+          <w:bCs/>
+        </w:rPr>
+      </w:pPr>
+      <w:r>
+        <w:rPr>
+          <w:b/>
+          <w:bCs/>
+        </w:rPr>
+        <w:t>VPC</w:t>
+      </w:r>
+    </w:p>
+    <w:p>
+      <w:pPr>
+        <w:pStyle w:val="ListParagraph"/>
+        <w:numPr>
+          <w:ilvl w:val="0"/>
+          <w:numId w:val="5"/>
+        </w:numPr>
+        <w:rPr>
+          <w:b/>
+          <w:bCs/>
+        </w:rPr>
+      </w:pPr>
+      <w:r>
+        <w:rPr>
+          <w:b/>
+          <w:bCs/>
+        </w:rPr>
+        <w:t>Public/private subnets</w:t>
+      </w:r>
+    </w:p>
+    <w:p>
+      <w:pPr>
+        <w:pStyle w:val="ListParagraph"/>
+        <w:numPr>
+          <w:ilvl w:val="0"/>
+          <w:numId w:val="5"/>
+        </w:numPr>
+        <w:rPr>
+          <w:b/>
+          <w:bCs/>
+        </w:rPr>
+      </w:pPr>
+      <w:r>
+        <w:rPr>
+          <w:b/>
+          <w:bCs/>
+        </w:rPr>
+        <w:t>CIDR</w:t>
+      </w:r>
+    </w:p>
+    <w:p>
+      <w:pPr>
+        <w:pStyle w:val="ListParagraph"/>
+        <w:numPr>
+          <w:ilvl w:val="0"/>
+          <w:numId w:val="5"/>
+        </w:numPr>
+        <w:rPr>
+          <w:b/>
+          <w:bCs/>
+        </w:rPr>
+      </w:pPr>
+      <w:r>
+        <w:rPr>
+          <w:b/>
+          <w:bCs/>
+        </w:rPr>
+        <w:t>Internet Gateway</w:t>
+      </w:r>
+    </w:p>
+    <w:p>
+      <w:pPr>
+        <w:pStyle w:val="ListParagraph"/>
+        <w:numPr>
+          <w:ilvl w:val="0"/>
+          <w:numId w:val="5"/>
+        </w:numPr>
+        <w:rPr>
+          <w:b/>
+          <w:bCs/>
+        </w:rPr>
+      </w:pPr>
+      <w:r>
+        <w:rPr>
+          <w:b/>
+          <w:bCs/>
+        </w:rPr>
+        <w:t>NAT Gateway</w:t>
+      </w:r>
+    </w:p>
+    <w:p>
+      <w:pPr>
+        <w:pStyle w:val="ListParagraph"/>
+        <w:numPr>
+          <w:ilvl w:val="0"/>
+          <w:numId w:val="5"/>
+        </w:numPr>
+        <w:rPr>
+          <w:b/>
+          <w:bCs/>
+        </w:rPr>
+      </w:pPr>
+      <w:r>
+        <w:rPr>
+          <w:b/>
+          <w:bCs/>
+        </w:rPr>
+        <w:t>NACL</w:t>
+      </w:r>
+    </w:p>
+    <w:p>
+      <w:pPr>
+        <w:pStyle w:val="ListParagraph"/>
+        <w:numPr>
+          <w:ilvl w:val="0"/>
+          <w:numId w:val="5"/>
+        </w:numPr>
+        <w:rPr>
+          <w:b/>
+          <w:bCs/>
+        </w:rPr>
+      </w:pPr>
+      <w:r>
+        <w:rPr>
+          <w:b/>
+          <w:bCs/>
+        </w:rPr>
+        <w:t>How to architect our network infra for production grade applications.</w:t>
+      </w:r>
+    </w:p>
+    <w:p>
+      <w:pPr>
+        <w:ind w:left="720"/>
+        <w:rPr>
+          <w:b/>
+          <w:bCs/>
+        </w:rPr>
+      </w:pPr>
+    </w:p>
+    <w:p>
+      <w:pPr>
+        <w:rPr>
+          <w:b/>
+          <w:bCs/>
+        </w:rPr>
+      </w:pPr>
+      <w:r>
+        <w:rPr>
+          <w:b/>
+          <w:bCs/>
+        </w:rPr>
+        <w:t>VPC:</w:t>
+      </w:r>
+    </w:p>
+    <w:p>
+      <w:pPr>
+        <w:pStyle w:val="ListParagraph"/>
+        <w:numPr>
+          <w:ilvl w:val="0"/>
+          <w:numId w:val="3"/>
+        </w:numPr>
+        <w:rPr>
+          <w:b/>
+          <w:bCs/>
+        </w:rPr>
+      </w:pPr>
+      <w:r>
+        <w:rPr>
+          <w:b/>
+          <w:bCs/>
+        </w:rPr>
+        <w:t>VPC spans all the AZ within the region.</w:t>
+      </w:r>
+    </w:p>
+    <w:p>
+      <w:pPr>
+        <w:pStyle w:val="ListParagraph"/>
+        <w:numPr>
+          <w:ilvl w:val="0"/>
+          <w:numId w:val="3"/>
+        </w:numPr>
+        <w:rPr>
+          <w:b/>
+          <w:bCs/>
+        </w:rPr>
+      </w:pPr>
+      <w:r>
+        <w:rPr>
+          <w:b/>
+          <w:bCs/>
+        </w:rPr>
+        <w:lastRenderedPageBreak/>
+        <w:drawing>
+          <wp:inline distT="0" distB="0" distL="0" distR="0" wp14:anchorId="7D4A2F48" wp14:editId="2204D019">
+            <wp:extent cx="5048955" cy="3801005"/>
+            <wp:effectExtent l="0" t="0" r="0" b="9525"/>
+            <wp:docPr id="1095629361" name="Picture 1"/>
+            <wp:cNvGraphicFramePr>
+              <a:graphicFrameLocks xmlns:a="http://schemas.openxmlformats.org/drawingml/2006/main" noChangeAspect="1"/>
+            </wp:cNvGraphicFramePr>
+            <a:graphic xmlns:a="http://schemas.openxmlformats.org/drawingml/2006/main">
+              <a:graphicData uri="http://schemas.openxmlformats.org/drawingml/2006/picture">
+                <pic:pic xmlns:pic="http://schemas.openxmlformats.org/drawingml/2006/picture">
+                  <pic:nvPicPr>
+                    <pic:cNvPr id="1095629361" name=""/>
+                    <pic:cNvPicPr/>
+                  </pic:nvPicPr>
+                  <pic:blipFill>
+                    <a:blip r:embed="rId38"/>
+                    <a:stretch>
+                      <a:fillRect/>
+                    </a:stretch>
+                  </pic:blipFill>
+                  <pic:spPr>
+                    <a:xfrm>
+                      <a:off x="0" y="0"/>
+                      <a:ext cx="5048955" cy="3801005"/>
+                    </a:xfrm>
+                    <a:prstGeom prst="rect">
+                      <a:avLst/>
+                    </a:prstGeom>
+                  </pic:spPr>
+                </pic:pic>
+              </a:graphicData>
+            </a:graphic>
+          </wp:inline>
+        </w:drawing>
+      </w:r>
+    </w:p>
+    <w:p>
+      <w:pPr>
+        <w:pStyle w:val="ListParagraph"/>
+        <w:numPr>
+          <w:ilvl w:val="0"/>
+          <w:numId w:val="3"/>
+        </w:numPr>
+        <w:rPr>
+          <w:b/>
+          <w:bCs/>
+        </w:rPr>
+      </w:pPr>
+      <w:r>
+        <w:rPr>
+          <w:b/>
+          <w:bCs/>
+        </w:rPr>
+        <w:t xml:space="preserve">We can have 2 VPC’s for DEV and PROD. Resources inside a VPC can communicate easily. Even across the VPC’s is possible but not recommended. </w:t>
+      </w:r>
+    </w:p>
+    <w:p>
+      <w:pPr>
+        <w:rPr>
+          <w:b/>
+          <w:bCs/>
+        </w:rPr>
+      </w:pPr>
+      <w:r>
+        <w:rPr>
+          <w:b/>
+          <w:bCs/>
+        </w:rPr>
+        <w:t>VPC Subnets :</w:t>
+      </w:r>
+    </w:p>
+    <w:p>
+      <w:pPr>
+        <w:pStyle w:val="ListParagraph"/>
+        <w:numPr>
+          <w:ilvl w:val="0"/>
+          <w:numId w:val="3"/>
+        </w:numPr>
+        <w:rPr>
+          <w:b/>
+          <w:bCs/>
+        </w:rPr>
+      </w:pPr>
+      <w:r>
+        <w:rPr>
+          <w:b/>
+          <w:bCs/>
+        </w:rPr>
+        <w:t xml:space="preserve">A region is divided into multiple </w:t>
+      </w:r>
+      <w:r>
+        <w:rPr>
+          <w:b/>
+          <w:bCs/>
+        </w:rPr>
+        <w:t>zones</w:t>
+      </w:r>
+      <w:r>
+        <w:rPr>
+          <w:b/>
+          <w:bCs/>
+        </w:rPr>
+        <w:t>, a VPC is divided into multiple subnets.</w:t>
+      </w:r>
+    </w:p>
+    <w:p>
+      <w:pPr>
+        <w:pStyle w:val="ListParagraph"/>
+        <w:numPr>
+          <w:ilvl w:val="0"/>
+          <w:numId w:val="3"/>
+        </w:numPr>
+        <w:rPr>
+          <w:b/>
+          <w:bCs/>
+        </w:rPr>
+      </w:pPr>
+      <w:r>
+        <w:rPr>
+          <w:b/>
+          <w:bCs/>
+        </w:rPr>
+        <w:t xml:space="preserve">It is a logical </w:t>
+      </w:r>
+      <w:r>
+        <w:rPr>
+          <w:b/>
+          <w:bCs/>
+        </w:rPr>
+        <w:t>subdivision</w:t>
+      </w:r>
+      <w:r>
+        <w:rPr>
+          <w:b/>
+          <w:bCs/>
+        </w:rPr>
+        <w:t xml:space="preserve"> of VPC</w:t>
+      </w:r>
+    </w:p>
+    <w:p>
+      <w:pPr>
+        <w:pStyle w:val="ListParagraph"/>
+        <w:numPr>
+          <w:ilvl w:val="1"/>
+          <w:numId w:val="3"/>
+        </w:numPr>
+        <w:rPr>
+          <w:b/>
+          <w:bCs/>
+        </w:rPr>
+      </w:pPr>
+      <w:r>
+        <w:rPr>
+          <w:b/>
+          <w:bCs/>
+        </w:rPr>
+        <w:t>Resides within a single AZ</w:t>
+      </w:r>
+    </w:p>
+    <w:p>
+      <w:pPr>
+        <w:pStyle w:val="ListParagraph"/>
+        <w:numPr>
+          <w:ilvl w:val="1"/>
+          <w:numId w:val="3"/>
+        </w:numPr>
+        <w:rPr>
+          <w:b/>
+          <w:bCs/>
+        </w:rPr>
+      </w:pPr>
+      <w:r>
+        <w:rPr>
+          <w:b/>
+          <w:bCs/>
+        </w:rPr>
+        <w:t xml:space="preserve">We create EC2, DB’s, ALB’s into specific subnets. </w:t>
+      </w:r>
+    </w:p>
+    <w:p>
+      <w:pPr>
+        <w:pStyle w:val="ListParagraph"/>
+        <w:numPr>
+          <w:ilvl w:val="1"/>
+          <w:numId w:val="3"/>
+        </w:numPr>
+        <w:rPr>
+          <w:b/>
+          <w:bCs/>
+        </w:rPr>
+      </w:pPr>
+      <w:r>
+        <w:rPr>
+          <w:b/>
+          <w:bCs/>
+        </w:rPr>
+        <w:t xml:space="preserve">Benefits: </w:t>
+      </w:r>
+    </w:p>
+    <w:p>
+      <w:pPr>
+        <w:pStyle w:val="ListParagraph"/>
+        <w:numPr>
+          <w:ilvl w:val="2"/>
+          <w:numId w:val="3"/>
+        </w:numPr>
+        <w:rPr>
+          <w:b/>
+          <w:bCs/>
+        </w:rPr>
+      </w:pPr>
+      <w:r>
+        <w:rPr>
+          <w:b/>
+          <w:bCs/>
+        </w:rPr>
+        <w:t>Isolate the services within VPC.</w:t>
+      </w:r>
+    </w:p>
+    <w:p>
+      <w:pPr>
+        <w:pStyle w:val="ListParagraph"/>
+        <w:numPr>
+          <w:ilvl w:val="2"/>
+          <w:numId w:val="3"/>
+        </w:numPr>
+        <w:rPr>
+          <w:b/>
+          <w:bCs/>
+        </w:rPr>
+      </w:pPr>
+      <w:r>
+        <w:rPr>
+          <w:b/>
+          <w:bCs/>
+        </w:rPr>
+        <w:t xml:space="preserve"> Control the inbound and outbound traffic.</w:t>
+      </w:r>
+    </w:p>
+    <w:p>
+      <w:pPr>
+        <w:pStyle w:val="ListParagraph"/>
+        <w:numPr>
+          <w:ilvl w:val="1"/>
+          <w:numId w:val="3"/>
+        </w:numPr>
+        <w:rPr>
+          <w:b/>
+          <w:bCs/>
+        </w:rPr>
+      </w:pPr>
+      <w:r>
+        <w:rPr>
+          <w:b/>
+          <w:bCs/>
+        </w:rPr>
+        <w:t>We can create multiple subnets in one AZ.</w:t>
+      </w:r>
+    </w:p>
+    <w:p>
+      <w:pPr>
+        <w:pStyle w:val="ListParagraph"/>
+        <w:numPr>
+          <w:ilvl w:val="0"/>
+          <w:numId w:val="3"/>
+        </w:numPr>
+        <w:rPr>
+          <w:b/>
+          <w:bCs/>
+        </w:rPr>
+      </w:pPr>
+      <w:r>
+        <w:rPr>
+          <w:b/>
+          <w:bCs/>
+        </w:rPr>
+        <w:t>VPC dashboard -&gt; us-east-1 region</w:t>
+      </w:r>
+    </w:p>
+    <w:p>
+      <w:pPr>
+        <w:rPr>
+          <w:b/>
+          <w:bCs/>
+          <w:color w:val="FF0000"/>
+        </w:rPr>
+      </w:pPr>
+      <w:r>
+        <w:rPr>
+          <w:b/>
+          <w:bCs/>
+          <w:color w:val="FF0000"/>
+        </w:rPr>
+        <w:t>Internet Gateway  and Public Subnet:</w:t>
+      </w:r>
+    </w:p>
+    <w:p>
+      <w:pPr>
+        <w:pStyle w:val="ListParagraph"/>
+        <w:numPr>
+          <w:ilvl w:val="0"/>
+          <w:numId w:val="3"/>
+        </w:numPr>
+        <w:rPr>
+          <w:b/>
+          <w:bCs/>
+        </w:rPr>
+      </w:pPr>
+      <w:r>
+        <w:rPr>
+          <w:b/>
+          <w:bCs/>
+        </w:rPr>
+        <w:t>The Default subnet is a public subnet which has direct access to internet.</w:t>
+      </w:r>
+    </w:p>
+    <w:p>
+      <w:pPr>
+        <w:pStyle w:val="ListParagraph"/>
+        <w:numPr>
+          <w:ilvl w:val="0"/>
+          <w:numId w:val="3"/>
+        </w:numPr>
+        <w:rPr>
+          <w:b/>
+          <w:bCs/>
+        </w:rPr>
+      </w:pPr>
+      <w:r>
+        <w:rPr>
+          <w:b/>
+          <w:bCs/>
+        </w:rPr>
+        <w:t xml:space="preserve">If our app needs to be accessible from </w:t>
+      </w:r>
+      <w:proofErr w:type="gramStart"/>
+      <w:r>
+        <w:rPr>
+          <w:b/>
+          <w:bCs/>
+        </w:rPr>
+        <w:t>internet</w:t>
+      </w:r>
+      <w:proofErr w:type="gramEnd"/>
+      <w:r>
+        <w:rPr>
+          <w:b/>
+          <w:bCs/>
+        </w:rPr>
+        <w:t xml:space="preserve"> then our app has to be deployed in public subnet</w:t>
+      </w:r>
+    </w:p>
+    <w:p>
+      <w:pPr>
+        <w:pStyle w:val="ListParagraph"/>
+        <w:numPr>
+          <w:ilvl w:val="1"/>
+          <w:numId w:val="3"/>
+        </w:numPr>
+        <w:rPr>
+          <w:b/>
+          <w:bCs/>
+          <w:color w:val="FF0000"/>
+        </w:rPr>
+      </w:pPr>
+      <w:r>
+        <w:rPr>
+          <w:b/>
+          <w:bCs/>
+          <w:color w:val="FF0000"/>
+        </w:rPr>
+        <w:t>Could be a security risk!!</w:t>
+      </w:r>
+    </w:p>
+    <w:p>
+      <w:pPr>
+        <w:pStyle w:val="ListParagraph"/>
+        <w:numPr>
+          <w:ilvl w:val="0"/>
+          <w:numId w:val="3"/>
+        </w:numPr>
+        <w:rPr>
+          <w:b/>
+          <w:bCs/>
+        </w:rPr>
+      </w:pPr>
+      <w:r>
+        <w:rPr>
+          <w:b/>
+          <w:bCs/>
+        </w:rPr>
+        <w:t>How does public subnet get the internet the connectivity?</w:t>
+      </w:r>
+    </w:p>
+    <w:p>
+      <w:pPr>
+        <w:pStyle w:val="ListParagraph"/>
+        <w:numPr>
+          <w:ilvl w:val="1"/>
+          <w:numId w:val="3"/>
+        </w:numPr>
+        <w:rPr>
+          <w:b/>
+          <w:bCs/>
+        </w:rPr>
+      </w:pPr>
+      <w:r>
+        <w:rPr>
+          <w:b/>
+          <w:bCs/>
+        </w:rPr>
+        <w:t>Internet Gateway</w:t>
+      </w:r>
+    </w:p>
+    <w:p>
+      <w:pPr>
+        <w:pStyle w:val="ListParagraph"/>
+        <w:numPr>
+          <w:ilvl w:val="0"/>
+          <w:numId w:val="3"/>
+        </w:numPr>
+        <w:rPr>
+          <w:b/>
+          <w:bCs/>
+        </w:rPr>
+      </w:pPr>
+      <w:r>
+        <w:rPr>
+          <w:b/>
+          <w:bCs/>
+        </w:rPr>
+        <w:t>IG is attached to VPC, which provides the internet connectivity to services.</w:t>
+      </w:r>
+    </w:p>
+    <w:p>
+      <w:pPr>
+        <w:pStyle w:val="ListParagraph"/>
+        <w:numPr>
+          <w:ilvl w:val="0"/>
+          <w:numId w:val="3"/>
+        </w:numPr>
+        <w:rPr>
+          <w:b/>
+          <w:bCs/>
+        </w:rPr>
+      </w:pPr>
+      <w:r>
+        <w:rPr>
+          <w:b/>
+          <w:bCs/>
+        </w:rPr>
+        <w:t xml:space="preserve">If EC2 wants to communicate with Google, it </w:t>
+      </w:r>
+      <w:proofErr w:type="gramStart"/>
+      <w:r>
+        <w:rPr>
+          <w:b/>
+          <w:bCs/>
+        </w:rPr>
+        <w:t>has to</w:t>
+      </w:r>
+      <w:proofErr w:type="gramEnd"/>
+      <w:r>
+        <w:rPr>
+          <w:b/>
+          <w:bCs/>
+        </w:rPr>
+        <w:t xml:space="preserve"> go through IG.</w:t>
+      </w:r>
+    </w:p>
+    <w:p>
+      <w:pPr>
+        <w:pStyle w:val="ListParagraph"/>
+        <w:numPr>
+          <w:ilvl w:val="0"/>
+          <w:numId w:val="3"/>
+        </w:numPr>
+        <w:rPr>
+          <w:b/>
+          <w:bCs/>
+        </w:rPr>
+      </w:pPr>
+      <w:r>
+        <w:rPr>
+          <w:b/>
+          <w:bCs/>
+        </w:rPr>
+        <w:t>It provides 2-way connectivity.</w:t>
+      </w:r>
+    </w:p>
+    <w:p>
+      <w:pPr>
+        <w:rPr>
+          <w:b/>
+          <w:bCs/>
+        </w:rPr>
+      </w:pPr>
+    </w:p>
+    <w:p>
+      <w:pPr>
+        <w:rPr>
+          <w:b/>
+          <w:bCs/>
+        </w:rPr>
+      </w:pPr>
+      <w:r>
+        <w:rPr>
+          <w:b/>
+          <w:bCs/>
+        </w:rPr>
+        <w:lastRenderedPageBreak/>
+        <w:drawing>
+          <wp:inline distT="0" distB="0" distL="0" distR="0" wp14:anchorId="5B796DEF" wp14:editId="5C664F6E">
+            <wp:extent cx="5731510" cy="3908425"/>
+            <wp:effectExtent l="0" t="0" r="2540" b="0"/>
+            <wp:docPr id="1325145563" name="Picture 1"/>
+            <wp:cNvGraphicFramePr>
+              <a:graphicFrameLocks xmlns:a="http://schemas.openxmlformats.org/drawingml/2006/main" noChangeAspect="1"/>
+            </wp:cNvGraphicFramePr>
+            <a:graphic xmlns:a="http://schemas.openxmlformats.org/drawingml/2006/main">
+              <a:graphicData uri="http://schemas.openxmlformats.org/drawingml/2006/picture">
+                <pic:pic xmlns:pic="http://schemas.openxmlformats.org/drawingml/2006/picture">
+                  <pic:nvPicPr>
+                    <pic:cNvPr id="1325145563" name=""/>
+                    <pic:cNvPicPr/>
+                  </pic:nvPicPr>
+                  <pic:blipFill>
+                    <a:blip r:embed="rId39"/>
+                    <a:stretch>
+                      <a:fillRect/>
+                    </a:stretch>
+                  </pic:blipFill>
+                  <pic:spPr>
+                    <a:xfrm>
+                      <a:off x="0" y="0"/>
+                      <a:ext cx="5731510" cy="3908425"/>
+                    </a:xfrm>
+                    <a:prstGeom prst="rect">
+                      <a:avLst/>
+                    </a:prstGeom>
+                  </pic:spPr>
+                </pic:pic>
+              </a:graphicData>
+            </a:graphic>
+          </wp:inline>
+        </w:drawing>
+      </w:r>
+    </w:p>
+    <w:p>
+      <w:pPr>
+        <w:pStyle w:val="ListParagraph"/>
+        <w:numPr>
+          <w:ilvl w:val="0"/>
+          <w:numId w:val="3"/>
+        </w:numPr>
+        <w:rPr>
+          <w:b/>
+          <w:bCs/>
+        </w:rPr>
+      </w:pPr>
+      <w:r>
+        <w:rPr>
+          <w:b/>
+          <w:bCs/>
+        </w:rPr>
+        <w:t>VPC dashboard -&gt; Internet Gateway -&gt;</w:t>
+      </w:r>
+    </w:p>
+    <w:p>
+      <w:pPr>
+        <w:pStyle w:val="ListParagraph"/>
+        <w:numPr>
+          <w:ilvl w:val="1"/>
+          <w:numId w:val="3"/>
+        </w:numPr>
+        <w:rPr>
+          <w:b/>
+          <w:bCs/>
+        </w:rPr>
+      </w:pPr>
+      <w:r>
+        <w:rPr>
+          <w:b/>
+          <w:bCs/>
+        </w:rPr>
+        <w:t>Detach and attach the Internet Gateway.</w:t>
+      </w:r>
+    </w:p>
+    <w:p>
+      <w:pPr>
+        <w:rPr>
+          <w:b/>
+          <w:bCs/>
+        </w:rPr>
+      </w:pPr>
+      <w:r>
+        <w:rPr>
+          <w:b/>
+          <w:bCs/>
+        </w:rPr>
+        <w:t>Importance of Public IP:</w:t>
+      </w:r>
+    </w:p>
+    <w:p>
+      <w:pPr>
+        <w:pStyle w:val="ListParagraph"/>
+        <w:numPr>
+          <w:ilvl w:val="0"/>
+          <w:numId w:val="3"/>
+        </w:numPr>
+        <w:rPr>
+          <w:b/>
+          <w:bCs/>
+        </w:rPr>
+      </w:pPr>
+      <w:r>
+        <w:rPr>
+          <w:b/>
+          <w:bCs/>
+        </w:rPr>
+        <w:t xml:space="preserve">When an instance does not have public </w:t>
+      </w:r>
+      <w:proofErr w:type="gramStart"/>
+      <w:r>
+        <w:rPr>
+          <w:b/>
+          <w:bCs/>
+        </w:rPr>
+        <w:t>IP</w:t>
+      </w:r>
+      <w:proofErr w:type="gramEnd"/>
+      <w:r>
+        <w:rPr>
+          <w:b/>
+          <w:bCs/>
+        </w:rPr>
+        <w:t xml:space="preserve"> we cannot directly access it.</w:t>
+      </w:r>
+    </w:p>
+    <w:p>
+      <w:pPr>
+        <w:pStyle w:val="ListParagraph"/>
+        <w:numPr>
+          <w:ilvl w:val="0"/>
+          <w:numId w:val="3"/>
+        </w:numPr>
+        <w:rPr>
+          <w:b/>
+          <w:bCs/>
+        </w:rPr>
+      </w:pPr>
+      <w:r>
+        <w:rPr>
+          <w:b/>
+          <w:bCs/>
+        </w:rPr>
+        <w:t xml:space="preserve">When 2 machines </w:t>
+      </w:r>
+      <w:proofErr w:type="gramStart"/>
+      <w:r>
+        <w:rPr>
+          <w:b/>
+          <w:bCs/>
+        </w:rPr>
+        <w:t>have to</w:t>
+      </w:r>
+      <w:proofErr w:type="gramEnd"/>
+      <w:r>
+        <w:rPr>
+          <w:b/>
+          <w:bCs/>
+        </w:rPr>
+        <w:t xml:space="preserve"> talk in a private network, both should be part of the network and have private IP’s and vice versa with public IP’s that means, if we don’t have public IP to an EC2 then we cannot access that EC2 from public internet.</w:t>
+      </w:r>
+    </w:p>
+    <w:p>
+      <w:pPr>
+        <w:pStyle w:val="ListParagraph"/>
+        <w:numPr>
+          <w:ilvl w:val="0"/>
+          <w:numId w:val="3"/>
+        </w:numPr>
+        <w:rPr>
+          <w:b/>
+          <w:bCs/>
+        </w:rPr>
+      </w:pPr>
+      <w:r>
+        <w:rPr>
+          <w:b/>
+          <w:bCs/>
+        </w:rPr>
+        <w:drawing>
+          <wp:inline distT="0" distB="0" distL="0" distR="0" wp14:anchorId="39851A34" wp14:editId="39F4FD16">
+            <wp:extent cx="5731510" cy="3070225"/>
+            <wp:effectExtent l="0" t="0" r="2540" b="0"/>
+            <wp:docPr id="1138615445" name="Picture 1"/>
+            <wp:cNvGraphicFramePr>
+              <a:graphicFrameLocks xmlns:a="http://schemas.openxmlformats.org/drawingml/2006/main" noChangeAspect="1"/>
+            </wp:cNvGraphicFramePr>
+            <a:graphic xmlns:a="http://schemas.openxmlformats.org/drawingml/2006/main">
+              <a:graphicData uri="http://schemas.openxmlformats.org/drawingml/2006/picture">
+                <pic:pic xmlns:pic="http://schemas.openxmlformats.org/drawingml/2006/picture">
+                  <pic:nvPicPr>
+                    <pic:cNvPr id="1138615445" name=""/>
+                    <pic:cNvPicPr/>
+                  </pic:nvPicPr>
+                  <pic:blipFill>
+                    <a:blip r:embed="rId40"/>
+                    <a:stretch>
+                      <a:fillRect/>
+                    </a:stretch>
+                  </pic:blipFill>
+                  <pic:spPr>
+                    <a:xfrm>
+                      <a:off x="0" y="0"/>
+                      <a:ext cx="5731510" cy="3070225"/>
+                    </a:xfrm>
+                    <a:prstGeom prst="rect">
+                      <a:avLst/>
+                    </a:prstGeom>
+                  </pic:spPr>
+                </pic:pic>
+              </a:graphicData>
+            </a:graphic>
+          </wp:inline>
+        </w:drawing>
+      </w:r>
+    </w:p>
+    <w:p>
+      <w:pPr>
+        <w:ind w:left="360"/>
+        <w:rPr>
+          <w:b/>
+          <w:bCs/>
+        </w:rPr>
+      </w:pPr>
+    </w:p>
+    <w:p>
+      <w:pPr>
+        <w:pStyle w:val="ListParagraph"/>
+        <w:numPr>
+          <w:ilvl w:val="0"/>
+          <w:numId w:val="3"/>
+        </w:numPr>
+        <w:rPr>
+          <w:b/>
+          <w:bCs/>
+        </w:rPr>
+      </w:pPr>
+      <w:r>
+        <w:rPr>
+          <w:b/>
+          <w:bCs/>
+        </w:rPr>
+        <w:drawing>
+          <wp:inline distT="0" distB="0" distL="0" distR="0" wp14:anchorId="68D47CC2" wp14:editId="7E3F7770">
+            <wp:extent cx="5731510" cy="3917950"/>
+            <wp:effectExtent l="0" t="0" r="2540" b="6350"/>
+            <wp:docPr id="2045836340" name="Picture 1" descr="A diagram of a network&#10;&#10;AI-generated content may be incorrect."/>
+            <wp:cNvGraphicFramePr>
+              <a:graphicFrameLocks xmlns:a="http://schemas.openxmlformats.org/drawingml/2006/main" noChangeAspect="1"/>
+            </wp:cNvGraphicFramePr>
+            <a:graphic xmlns:a="http://schemas.openxmlformats.org/drawingml/2006/main">
+              <a:graphicData uri="http://schemas.openxmlformats.org/drawingml/2006/picture">
+                <pic:pic xmlns:pic="http://schemas.openxmlformats.org/drawingml/2006/picture">
+                  <pic:nvPicPr>
+                    <pic:cNvPr id="2045836340" name="Picture 1" descr="A diagram of a network&#10;&#10;AI-generated content may be incorrect."/>
+                    <pic:cNvPicPr/>
+                  </pic:nvPicPr>
+                  <pic:blipFill>
+                    <a:blip r:embed="rId41"/>
+                    <a:stretch>
+                      <a:fillRect/>
+                    </a:stretch>
+                  </pic:blipFill>
+                  <pic:spPr>
+                    <a:xfrm>
+                      <a:off x="0" y="0"/>
+                      <a:ext cx="5731510" cy="3917950"/>
+                    </a:xfrm>
+                    <a:prstGeom prst="rect">
+                      <a:avLst/>
+                    </a:prstGeom>
+                  </pic:spPr>
+                </pic:pic>
+              </a:graphicData>
+            </a:graphic>
+          </wp:inline>
+        </w:drawing>
+      </w:r>
+    </w:p>
+    <w:p>
+      <w:pPr>
+        <w:pStyle w:val="ListParagraph"/>
+        <w:rPr>
+          <w:b/>
+          <w:bCs/>
+        </w:rPr>
+      </w:pPr>
+    </w:p>
+    <w:p>
+      <w:pPr>
+        <w:rPr>
+          <w:b/>
+          <w:bCs/>
+        </w:rPr>
+      </w:pPr>
+      <w:r>
+        <w:rPr>
+          <w:b/>
+          <w:bCs/>
+        </w:rPr>
+        <w:t>Recommended VPC architecture:</w:t>
+      </w:r>
+    </w:p>
+    <w:p>
+      <w:pPr>
+        <w:pStyle w:val="ListParagraph"/>
+        <w:numPr>
+          <w:ilvl w:val="0"/>
+          <w:numId w:val="3"/>
+        </w:numPr>
+        <w:rPr>
+          <w:b/>
+          <w:bCs/>
+        </w:rPr>
+      </w:pPr>
+      <w:r>
+        <w:rPr>
+          <w:b/>
+          <w:bCs/>
+        </w:rPr>
+        <w:t>When we use default VPC which is public, it gives security concerns from hackers.</w:t>
+      </w:r>
+    </w:p>
+    <w:p>
+      <w:pPr>
+        <w:pStyle w:val="ListParagraph"/>
+        <w:numPr>
+          <w:ilvl w:val="0"/>
+          <w:numId w:val="3"/>
+        </w:numPr>
+        <w:rPr>
+          <w:b/>
+          <w:bCs/>
+        </w:rPr>
+      </w:pPr>
+      <w:r>
+        <w:rPr>
+          <w:b/>
+          <w:bCs/>
+        </w:rPr>
+        <w:t>Public subnet:</w:t>
+      </w:r>
+    </w:p>
+    <w:p>
+      <w:pPr>
+        <w:pStyle w:val="ListParagraph"/>
+        <w:numPr>
+          <w:ilvl w:val="1"/>
+          <w:numId w:val="3"/>
+        </w:numPr>
+        <w:rPr>
+          <w:b/>
+          <w:bCs/>
+        </w:rPr>
+      </w:pPr>
+      <w:r>
+        <w:rPr>
+          <w:b/>
+          <w:bCs/>
+        </w:rPr>
+        <w:t>Security risk</w:t>
+      </w:r>
+    </w:p>
+    <w:p>
+      <w:pPr>
+        <w:pStyle w:val="ListParagraph"/>
+        <w:numPr>
+          <w:ilvl w:val="1"/>
+          <w:numId w:val="3"/>
+        </w:numPr>
+        <w:rPr>
+          <w:b/>
+          <w:bCs/>
+        </w:rPr>
+      </w:pPr>
+      <w:r>
+        <w:rPr>
+          <w:b/>
+          <w:bCs/>
+        </w:rPr>
+        <w:t>Security Group is not enough</w:t>
+      </w:r>
+    </w:p>
+    <w:p>
+      <w:pPr>
+        <w:pStyle w:val="ListParagraph"/>
+        <w:numPr>
+          <w:ilvl w:val="2"/>
+          <w:numId w:val="3"/>
+        </w:numPr>
+        <w:rPr>
+          <w:b/>
+          <w:bCs/>
+        </w:rPr>
+      </w:pPr>
+      <w:r>
+        <w:rPr>
+          <w:b/>
+          <w:bCs/>
+        </w:rPr>
+        <w:t>People make mistakes</w:t>
+      </w:r>
+    </w:p>
+    <w:p>
+      <w:pPr>
+        <w:pStyle w:val="ListParagraph"/>
+        <w:numPr>
+          <w:ilvl w:val="1"/>
+          <w:numId w:val="3"/>
+        </w:numPr>
+        <w:rPr>
+          <w:b/>
+          <w:bCs/>
+        </w:rPr>
+      </w:pPr>
+      <w:r>
+        <w:rPr>
+          <w:b/>
+          <w:bCs/>
+        </w:rPr>
+        <w:t>We had many data breaches because of network config/firewall rules etc.</w:t>
+      </w:r>
+    </w:p>
+    <w:p>
+      <w:pPr>
+        <w:pStyle w:val="ListParagraph"/>
+        <w:numPr>
+          <w:ilvl w:val="0"/>
+          <w:numId w:val="3"/>
+        </w:numPr>
+        <w:rPr>
+          <w:b/>
+          <w:bCs/>
+        </w:rPr>
+      </w:pPr>
+      <w:r>
+        <w:rPr>
+          <w:b/>
+          <w:bCs/>
+        </w:rPr>
+        <w:t>“Defence in depth” in Cyber security:</w:t>
+      </w:r>
+    </w:p>
+    <w:p>
+      <w:pPr>
+        <w:pStyle w:val="ListParagraph"/>
+        <w:numPr>
+          <w:ilvl w:val="1"/>
+          <w:numId w:val="3"/>
+        </w:numPr>
+        <w:rPr>
+          <w:b/>
+          <w:bCs/>
+        </w:rPr>
+      </w:pPr>
+      <w:r>
+        <w:rPr>
+          <w:b/>
+          <w:bCs/>
+        </w:rPr>
+        <w:t>Deploying multiple layers of defence mechanism</w:t>
+      </w:r>
+    </w:p>
+    <w:p>
+      <w:pPr>
+        <w:pStyle w:val="ListParagraph"/>
+        <w:numPr>
+          <w:ilvl w:val="1"/>
+          <w:numId w:val="3"/>
+        </w:numPr>
+        <w:rPr>
+          <w:b/>
+          <w:bCs/>
+        </w:rPr>
+      </w:pPr>
+      <w:r>
+        <w:rPr>
+          <w:b/>
+          <w:bCs/>
+        </w:rPr>
+        <w:t>Layered security</w:t>
+      </w:r>
+    </w:p>
+    <w:p>
+      <w:pPr>
+        <w:pStyle w:val="ListParagraph"/>
+        <w:numPr>
+          <w:ilvl w:val="1"/>
+          <w:numId w:val="3"/>
+        </w:numPr>
+        <w:rPr>
+          <w:b/>
+          <w:bCs/>
+        </w:rPr>
+      </w:pPr>
+      <w:r>
+        <w:rPr>
+          <w:b/>
+          <w:bCs/>
+        </w:rPr>
+        <w:t>Redundancy</w:t>
+      </w:r>
+    </w:p>
+    <w:p>
+      <w:pPr>
+        <w:pStyle w:val="ListParagraph"/>
+        <w:numPr>
+          <w:ilvl w:val="1"/>
+          <w:numId w:val="3"/>
+        </w:numPr>
+        <w:rPr>
+          <w:b/>
+          <w:bCs/>
+        </w:rPr>
+      </w:pPr>
+      <w:r>
+        <w:rPr>
+          <w:b/>
+          <w:bCs/>
+        </w:rPr>
+        <w:t>It is all about infrastructure security and compliance</w:t>
+      </w:r>
+    </w:p>
+    <w:p>
+      <w:pPr>
+        <w:pStyle w:val="ListParagraph"/>
+        <w:numPr>
+          <w:ilvl w:val="0"/>
+          <w:numId w:val="3"/>
+        </w:numPr>
+        <w:rPr>
+          <w:b/>
+          <w:bCs/>
+        </w:rPr>
+      </w:pPr>
+      <w:r>
+        <w:rPr>
+          <w:b/>
+          <w:bCs/>
+        </w:rPr>
+        <w:t>Approach:</w:t>
+      </w:r>
+    </w:p>
+    <w:p>
+      <w:pPr>
+        <w:pStyle w:val="ListParagraph"/>
+        <w:numPr>
+          <w:ilvl w:val="1"/>
+          <w:numId w:val="3"/>
+        </w:numPr>
+        <w:rPr>
+          <w:b/>
+          <w:bCs/>
+        </w:rPr>
+      </w:pPr>
+      <w:r>
+        <w:rPr>
+          <w:b/>
+          <w:bCs/>
+        </w:rPr>
+        <w:t>Create our own VPC for our Apps</w:t>
+      </w:r>
+    </w:p>
+    <w:p>
+      <w:pPr>
+        <w:pStyle w:val="ListParagraph"/>
+        <w:numPr>
+          <w:ilvl w:val="2"/>
+          <w:numId w:val="3"/>
+        </w:numPr>
+        <w:rPr>
+          <w:b/>
+          <w:bCs/>
+        </w:rPr>
+      </w:pPr>
+      <w:r>
+        <w:rPr>
+          <w:b/>
+          <w:bCs/>
+        </w:rPr>
+        <w:t>With multiple subnets across multiple AZs to provide high availability and fault tolerance</w:t>
+      </w:r>
+    </w:p>
+    <w:p>
+      <w:pPr>
+        <w:pStyle w:val="ListParagraph"/>
+        <w:numPr>
+          <w:ilvl w:val="1"/>
+          <w:numId w:val="3"/>
+        </w:numPr>
+        <w:rPr>
+          <w:b/>
+          <w:bCs/>
+        </w:rPr>
+      </w:pPr>
+      <w:r>
+        <w:rPr>
+          <w:b/>
+          <w:bCs/>
+        </w:rPr>
+        <w:t>Customize network settings/IP address ranges</w:t>
+      </w:r>
+    </w:p>
+    <w:p>
+      <w:pPr>
+        <w:pStyle w:val="ListParagraph"/>
+        <w:numPr>
+          <w:ilvl w:val="1"/>
+          <w:numId w:val="3"/>
+        </w:numPr>
+        <w:rPr>
+          <w:b/>
+          <w:bCs/>
+        </w:rPr>
+      </w:pPr>
+      <w:r>
+        <w:rPr>
+          <w:b/>
+          <w:bCs/>
+        </w:rPr>
+        <w:t xml:space="preserve">Deploy our app in Private subnets which are NOT directly reachable </w:t>
+      </w:r>
+      <w:proofErr w:type="gramStart"/>
+      <w:r>
+        <w:rPr>
+          <w:b/>
+          <w:bCs/>
+        </w:rPr>
+        <w:t>in</w:t>
+      </w:r>
+      <w:proofErr w:type="gramEnd"/>
+      <w:r>
+        <w:rPr>
+          <w:b/>
+          <w:bCs/>
+        </w:rPr>
+        <w:t xml:space="preserve"> the internet.</w:t>
+      </w:r>
+    </w:p>
+    <w:p>
+      <w:pPr>
+        <w:pStyle w:val="ListParagraph"/>
+        <w:numPr>
+          <w:ilvl w:val="1"/>
+          <w:numId w:val="3"/>
+        </w:numPr>
+        <w:rPr>
+          <w:b/>
+          <w:bCs/>
+        </w:rPr>
+      </w:pPr>
+      <w:r>
+        <w:rPr>
+          <w:b/>
+          <w:bCs/>
+        </w:rPr>
+        <w:t xml:space="preserve">Use AWS resources like CloudFront/ALB as front facing while Our app is hidden </w:t>
+      </w:r>
+      <w:proofErr w:type="spellStart"/>
+      <w:r>
+        <w:rPr>
+          <w:b/>
+          <w:bCs/>
+        </w:rPr>
+        <w:t>beh</w:t>
+      </w:r>
+      <w:proofErr w:type="spellEnd"/>
+      <w:r>
+        <w:rPr>
+          <w:b/>
+          <w:bCs/>
+        </w:rPr>
+        <w:t xml:space="preserve"> </w:t>
+      </w:r>
+      <w:proofErr w:type="spellStart"/>
+      <w:r>
+        <w:rPr>
+          <w:b/>
+          <w:bCs/>
+        </w:rPr>
+        <w:t>ind</w:t>
+      </w:r>
+      <w:proofErr w:type="spellEnd"/>
+      <w:r>
+        <w:rPr>
+          <w:b/>
+          <w:bCs/>
+        </w:rPr>
+        <w:t xml:space="preserve"> these AWS resources in Private subnets.</w:t>
+      </w:r>
+    </w:p>
+    <w:p>
+      <w:pPr>
+        <w:pStyle w:val="ListParagraph"/>
+        <w:numPr>
+          <w:ilvl w:val="1"/>
+          <w:numId w:val="3"/>
+        </w:numPr>
+        <w:rPr>
+          <w:b/>
+          <w:bCs/>
+        </w:rPr>
+      </w:pPr>
+      <w:r>
+        <w:rPr>
+          <w:b/>
+          <w:bCs/>
+        </w:rPr>
+        <w:lastRenderedPageBreak/>
+        <w:t xml:space="preserve">Our app can be accessed only via ALB/ CloudFront using security groups/bucket policies </w:t>
+      </w:r>
+    </w:p>
+    <w:p>
+      <w:pPr>
+        <w:pStyle w:val="ListParagraph"/>
+        <w:numPr>
+          <w:ilvl w:val="0"/>
+          <w:numId w:val="3"/>
+        </w:numPr>
+        <w:rPr>
+          <w:b/>
+          <w:bCs/>
+        </w:rPr>
+      </w:pPr>
+      <w:r>
+        <w:rPr>
+          <w:b/>
+          <w:bCs/>
+        </w:rPr>
+        <w:drawing>
+          <wp:inline distT="0" distB="0" distL="0" distR="0" wp14:anchorId="69DE7761" wp14:editId="7165DD03">
+            <wp:extent cx="5731510" cy="3708400"/>
+            <wp:effectExtent l="0" t="0" r="2540" b="6350"/>
+            <wp:docPr id="463016090" name="Picture 1"/>
+            <wp:cNvGraphicFramePr>
+              <a:graphicFrameLocks xmlns:a="http://schemas.openxmlformats.org/drawingml/2006/main" noChangeAspect="1"/>
+            </wp:cNvGraphicFramePr>
+            <a:graphic xmlns:a="http://schemas.openxmlformats.org/drawingml/2006/main">
+              <a:graphicData uri="http://schemas.openxmlformats.org/drawingml/2006/picture">
+                <pic:pic xmlns:pic="http://schemas.openxmlformats.org/drawingml/2006/picture">
+                  <pic:nvPicPr>
+                    <pic:cNvPr id="463016090" name=""/>
+                    <pic:cNvPicPr/>
+                  </pic:nvPicPr>
+                  <pic:blipFill>
+                    <a:blip r:embed="rId42"/>
+                    <a:stretch>
+                      <a:fillRect/>
+                    </a:stretch>
+                  </pic:blipFill>
+                  <pic:spPr>
+                    <a:xfrm>
+                      <a:off x="0" y="0"/>
+                      <a:ext cx="5731510" cy="3708400"/>
+                    </a:xfrm>
+                    <a:prstGeom prst="rect">
+                      <a:avLst/>
+                    </a:prstGeom>
+                  </pic:spPr>
+                </pic:pic>
+              </a:graphicData>
+            </a:graphic>
+          </wp:inline>
+        </w:drawing>
+      </w:r>
+    </w:p>
+    <w:p>
+      <w:pPr>
+        <w:pStyle w:val="ListParagraph"/>
+        <w:numPr>
+          <w:ilvl w:val="0"/>
+          <w:numId w:val="3"/>
+        </w:numPr>
+        <w:rPr>
+          <w:b/>
+          <w:bCs/>
+        </w:rPr>
+      </w:pPr>
+      <w:r>
+        <w:rPr>
+          <w:b/>
+          <w:bCs/>
+        </w:rPr>
+        <w:t>We deploy ALB’s in public subnet and EC2 instances, DBs in private subnets.</w:t>
+      </w:r>
+    </w:p>
+    <w:p>
+      <w:pPr>
+        <w:pStyle w:val="ListParagraph"/>
+        <w:numPr>
+          <w:ilvl w:val="0"/>
+          <w:numId w:val="3"/>
+        </w:numPr>
+        <w:rPr>
+          <w:b/>
+          <w:bCs/>
+        </w:rPr>
+      </w:pPr>
+      <w:r>
+        <w:rPr>
+          <w:b/>
+          <w:bCs/>
+        </w:rPr>
+        <w:t>Configure security groups only in a way that only EC2 can access DB, only ALBs can access EC2.</w:t>
+      </w:r>
+    </w:p>
+    <w:p>
+      <w:pPr>
+        <w:rPr>
+          <w:b/>
+          <w:bCs/>
+        </w:rPr>
+      </w:pPr>
+      <w:r>
+        <w:rPr>
+          <w:b/>
+          <w:bCs/>
+        </w:rPr>
+        <w:t xml:space="preserve">CIDR : classless inter domain routing </w:t>
+      </w:r>
+    </w:p>
+    <w:p>
+      <w:pPr>
+        <w:pStyle w:val="ListParagraph"/>
+        <w:numPr>
+          <w:ilvl w:val="0"/>
+          <w:numId w:val="3"/>
+        </w:numPr>
+        <w:rPr>
+          <w:b/>
+          <w:bCs/>
+        </w:rPr>
+      </w:pPr>
+      <w:r>
+        <w:rPr>
+          <w:b/>
+          <w:bCs/>
+        </w:rPr>
+        <w:t>Notation to define IP blocks for our resources.</w:t>
+      </w:r>
+    </w:p>
+    <w:p>
+      <w:pPr>
+        <w:pStyle w:val="ListParagraph"/>
+        <w:numPr>
+          <w:ilvl w:val="0"/>
+          <w:numId w:val="3"/>
+        </w:numPr>
+        <w:rPr>
+          <w:b/>
+          <w:bCs/>
+        </w:rPr>
+      </w:pPr>
+      <w:r>
+        <w:rPr>
+          <w:b/>
+          <w:bCs/>
+        </w:rPr>
+        <w:t>IP address has 4 octets each consisting of 8 bits given value between 0 and 255.</w:t>
+      </w:r>
+    </w:p>
+    <w:p>
+      <w:pPr>
+        <w:pStyle w:val="ListParagraph"/>
+        <w:numPr>
+          <w:ilvl w:val="0"/>
+          <w:numId w:val="3"/>
+        </w:numPr>
+        <w:rPr>
+          <w:b/>
+          <w:bCs/>
+        </w:rPr>
+      </w:pPr>
+      <w:r>
+        <w:rPr>
+          <w:b/>
+          <w:bCs/>
+        </w:rPr>
+        <w:t xml:space="preserve">The number after / is the number of bits consisting of the routing prefix. </w:t>
+      </w:r>
+    </w:p>
+    <w:p>
+      <w:pPr>
+        <w:pStyle w:val="ListParagraph"/>
+        <w:numPr>
+          <w:ilvl w:val="0"/>
+          <w:numId w:val="3"/>
+        </w:numPr>
+        <w:rPr>
+          <w:b/>
+          <w:bCs/>
+        </w:rPr>
+      </w:pPr>
+      <w:r>
+        <w:rPr>
+          <w:b/>
+          <w:bCs/>
+        </w:rPr>
+        <w:t>If CIDR is 10.0.0.0/32 that means, there can be only 1 IP address</w:t>
+      </w:r>
+    </w:p>
+    <w:p>
+      <w:pPr>
+        <w:pStyle w:val="ListParagraph"/>
+        <w:numPr>
+          <w:ilvl w:val="0"/>
+          <w:numId w:val="3"/>
+        </w:numPr>
+        <w:rPr>
+          <w:b/>
+          <w:bCs/>
+        </w:rPr>
+      </w:pPr>
+      <w:r>
+        <w:rPr>
+          <w:b/>
+          <w:bCs/>
+        </w:rPr>
+        <w:drawing>
+          <wp:inline distT="0" distB="0" distL="0" distR="0" wp14:anchorId="5C89D3D0" wp14:editId="2E8FA97B">
+            <wp:extent cx="5649113" cy="2257740"/>
+            <wp:effectExtent l="0" t="0" r="8890" b="9525"/>
+            <wp:docPr id="565403524" name="Picture 1"/>
+            <wp:cNvGraphicFramePr>
+              <a:graphicFrameLocks xmlns:a="http://schemas.openxmlformats.org/drawingml/2006/main" noChangeAspect="1"/>
+            </wp:cNvGraphicFramePr>
+            <a:graphic xmlns:a="http://schemas.openxmlformats.org/drawingml/2006/main">
+              <a:graphicData uri="http://schemas.openxmlformats.org/drawingml/2006/picture">
+                <pic:pic xmlns:pic="http://schemas.openxmlformats.org/drawingml/2006/picture">
+                  <pic:nvPicPr>
+                    <pic:cNvPr id="565403524" name=""/>
+                    <pic:cNvPicPr/>
+                  </pic:nvPicPr>
+                  <pic:blipFill>
+                    <a:blip r:embed="rId43"/>
+                    <a:stretch>
+                      <a:fillRect/>
+                    </a:stretch>
+                  </pic:blipFill>
+                  <pic:spPr>
+                    <a:xfrm>
+                      <a:off x="0" y="0"/>
+                      <a:ext cx="5649113" cy="2257740"/>
+                    </a:xfrm>
+                    <a:prstGeom prst="rect">
+                      <a:avLst/>
+                    </a:prstGeom>
+                  </pic:spPr>
+                </pic:pic>
+              </a:graphicData>
+            </a:graphic>
+          </wp:inline>
+        </w:drawing>
+      </w:r>
+    </w:p>
+    <w:p>
+      <w:pPr>
+        <w:pStyle w:val="ListParagraph"/>
+        <w:numPr>
+          <w:ilvl w:val="0"/>
+          <w:numId w:val="3"/>
+        </w:numPr>
+        <w:rPr>
+          <w:b/>
+          <w:bCs/>
+        </w:rPr>
+      </w:pPr>
+      <w:r>
+        <w:rPr>
+          <w:b/>
+          <w:bCs/>
+        </w:rPr>
+        <w:t>If CIDR is 10.0.0.0/31 that means, there are 2 IP addresses.</w:t>
+      </w:r>
+    </w:p>
+    <w:p>
+      <w:pPr>
+        <w:pStyle w:val="ListParagraph"/>
+        <w:numPr>
+          <w:ilvl w:val="0"/>
+          <w:numId w:val="3"/>
+        </w:numPr>
+        <w:rPr>
+          <w:b/>
+          <w:bCs/>
+        </w:rPr>
+      </w:pPr>
+      <w:r>
+        <w:rPr>
+          <w:b/>
+          <w:bCs/>
+        </w:rPr>
+        <w:lastRenderedPageBreak/>
+        <w:drawing>
+          <wp:inline distT="0" distB="0" distL="0" distR="0" wp14:anchorId="6035983D" wp14:editId="5DACEE5F">
+            <wp:extent cx="5731510" cy="2252980"/>
+            <wp:effectExtent l="0" t="0" r="2540" b="0"/>
+            <wp:docPr id="679992867" name="Picture 1"/>
+            <wp:cNvGraphicFramePr>
+              <a:graphicFrameLocks xmlns:a="http://schemas.openxmlformats.org/drawingml/2006/main" noChangeAspect="1"/>
+            </wp:cNvGraphicFramePr>
+            <a:graphic xmlns:a="http://schemas.openxmlformats.org/drawingml/2006/main">
+              <a:graphicData uri="http://schemas.openxmlformats.org/drawingml/2006/picture">
+                <pic:pic xmlns:pic="http://schemas.openxmlformats.org/drawingml/2006/picture">
+                  <pic:nvPicPr>
+                    <pic:cNvPr id="679992867" name=""/>
+                    <pic:cNvPicPr/>
+                  </pic:nvPicPr>
+                  <pic:blipFill>
+                    <a:blip r:embed="rId44"/>
+                    <a:stretch>
+                      <a:fillRect/>
+                    </a:stretch>
+                  </pic:blipFill>
+                  <pic:spPr>
+                    <a:xfrm>
+                      <a:off x="0" y="0"/>
+                      <a:ext cx="5731510" cy="2252980"/>
+                    </a:xfrm>
+                    <a:prstGeom prst="rect">
+                      <a:avLst/>
+                    </a:prstGeom>
+                  </pic:spPr>
+                </pic:pic>
+              </a:graphicData>
+            </a:graphic>
+          </wp:inline>
+        </w:drawing>
+      </w:r>
+    </w:p>
+    <w:p>
+      <w:pPr>
+        <w:pStyle w:val="ListParagraph"/>
+        <w:numPr>
+          <w:ilvl w:val="0"/>
+          <w:numId w:val="3"/>
+        </w:numPr>
+        <w:rPr>
+          <w:b/>
+          <w:bCs/>
+        </w:rPr>
+      </w:pPr>
+      <w:r>
+        <w:rPr>
+          <w:b/>
+          <w:bCs/>
+        </w:rPr>
+        <w:t>Why CIDR?</w:t>
+      </w:r>
+    </w:p>
+    <w:p>
+      <w:pPr>
+        <w:pStyle w:val="ListParagraph"/>
+        <w:numPr>
+          <w:ilvl w:val="1"/>
+          <w:numId w:val="3"/>
+        </w:numPr>
+        <w:rPr>
+          <w:b/>
+          <w:bCs/>
+        </w:rPr>
+      </w:pPr>
+      <w:r>
+        <w:rPr>
+          <w:b/>
+          <w:bCs/>
+        </w:rPr>
+        <w:t>Using CIDR we can define how IP address can be allocated and managed within the VPC and its subnets</w:t>
+      </w:r>
+    </w:p>
+    <w:p>
+      <w:pPr>
+        <w:pStyle w:val="ListParagraph"/>
+        <w:numPr>
+          <w:ilvl w:val="1"/>
+          <w:numId w:val="3"/>
+        </w:numPr>
+        <w:rPr>
+          <w:b/>
+          <w:bCs/>
+        </w:rPr>
+      </w:pPr>
+      <w:r>
+        <w:rPr>
+          <w:b/>
+          <w:bCs/>
+        </w:rPr>
+        <w:t xml:space="preserve">Example I create 2 VPCs with its own prefix like for DEV env and QA env, so </w:t>
+      </w:r>
+      <w:proofErr w:type="gramStart"/>
+      <w:r>
+        <w:rPr>
+          <w:b/>
+          <w:bCs/>
+        </w:rPr>
+        <w:t>there</w:t>
+      </w:r>
+      <w:proofErr w:type="gramEnd"/>
+      <w:r>
+        <w:rPr>
+          <w:b/>
+          <w:bCs/>
+        </w:rPr>
+        <w:t xml:space="preserve"> </w:t>
+      </w:r>
+      <w:proofErr w:type="spellStart"/>
+      <w:r>
+        <w:rPr>
+          <w:b/>
+          <w:bCs/>
+        </w:rPr>
+        <w:t>wont</w:t>
+      </w:r>
+      <w:proofErr w:type="spellEnd"/>
+      <w:r>
+        <w:rPr>
+          <w:b/>
+          <w:bCs/>
+        </w:rPr>
+        <w:t xml:space="preserve"> be any conflict.</w:t>
+      </w:r>
+    </w:p>
+    <w:p>
+      <w:pPr>
+        <w:pStyle w:val="ListParagraph"/>
+        <w:numPr>
+          <w:ilvl w:val="1"/>
+          <w:numId w:val="3"/>
+        </w:numPr>
+        <w:rPr>
+          <w:b/>
+          <w:bCs/>
+        </w:rPr>
+      </w:pPr>
+      <w:r>
+        <w:rPr>
+          <w:b/>
+          <w:bCs/>
+        </w:rPr>
+        <w:drawing>
+          <wp:inline distT="0" distB="0" distL="0" distR="0" wp14:anchorId="7D0432F6" wp14:editId="249E2B5A">
+            <wp:extent cx="4921885" cy="1563923"/>
+            <wp:effectExtent l="0" t="0" r="0" b="0"/>
+            <wp:docPr id="373333086" name="Picture 1"/>
+            <wp:cNvGraphicFramePr>
+              <a:graphicFrameLocks xmlns:a="http://schemas.openxmlformats.org/drawingml/2006/main" noChangeAspect="1"/>
+            </wp:cNvGraphicFramePr>
+            <a:graphic xmlns:a="http://schemas.openxmlformats.org/drawingml/2006/main">
+              <a:graphicData uri="http://schemas.openxmlformats.org/drawingml/2006/picture">
+                <pic:pic xmlns:pic="http://schemas.openxmlformats.org/drawingml/2006/picture">
+                  <pic:nvPicPr>
+                    <pic:cNvPr id="373333086" name=""/>
+                    <pic:cNvPicPr/>
+                  </pic:nvPicPr>
+                  <pic:blipFill>
+                    <a:blip r:embed="rId45"/>
+                    <a:stretch>
+                      <a:fillRect/>
+                    </a:stretch>
+                  </pic:blipFill>
+                  <pic:spPr>
+                    <a:xfrm>
+                      <a:off x="0" y="0"/>
+                      <a:ext cx="4930329" cy="1566606"/>
+                    </a:xfrm>
+                    <a:prstGeom prst="rect">
+                      <a:avLst/>
+                    </a:prstGeom>
+                  </pic:spPr>
+                </pic:pic>
+              </a:graphicData>
+            </a:graphic>
+          </wp:inline>
+        </w:drawing>
+      </w:r>
+    </w:p>
+    <w:p>
+      <w:pPr>
+        <w:pStyle w:val="ListParagraph"/>
+        <w:numPr>
+          <w:ilvl w:val="1"/>
+          <w:numId w:val="3"/>
+        </w:numPr>
+        <w:rPr>
+          <w:b/>
+          <w:bCs/>
+        </w:rPr>
+      </w:pPr>
+      <w:r>
+        <w:rPr>
+          <w:b/>
+          <w:bCs/>
+        </w:rPr>
+        <w:t>Now, it can be further divided into subnets</w:t>
+      </w:r>
+    </w:p>
+    <w:p>
+      <w:pPr>
+        <w:pStyle w:val="ListParagraph"/>
+        <w:numPr>
+          <w:ilvl w:val="2"/>
+          <w:numId w:val="3"/>
+        </w:numPr>
+        <w:rPr>
+          <w:b/>
+          <w:bCs/>
+        </w:rPr>
+      </w:pPr>
+      <w:r>
+        <w:rPr>
+          <w:b/>
+          <w:bCs/>
+        </w:rPr>
+        <w:t xml:space="preserve">We can also provide prefix for </w:t>
+      </w:r>
+      <w:proofErr w:type="gramStart"/>
+      <w:r>
+        <w:rPr>
+          <w:b/>
+          <w:bCs/>
+        </w:rPr>
+        <w:t>each and every</w:t>
+      </w:r>
+      <w:proofErr w:type="gramEnd"/>
+      <w:r>
+        <w:rPr>
+          <w:b/>
+          <w:bCs/>
+        </w:rPr>
+        <w:t xml:space="preserve"> subnet like below</w:t>
+      </w:r>
+    </w:p>
+    <w:p>
+      <w:pPr>
+        <w:pStyle w:val="ListParagraph"/>
+        <w:numPr>
+          <w:ilvl w:val="2"/>
+          <w:numId w:val="3"/>
+        </w:numPr>
+        <w:rPr>
+          <w:b/>
+          <w:bCs/>
+        </w:rPr>
+      </w:pPr>
+      <w:r>
+        <w:rPr>
+          <w:b/>
+          <w:bCs/>
+        </w:rPr>
+        <w:drawing>
+          <wp:inline distT="0" distB="0" distL="0" distR="0" wp14:anchorId="0F01DB35" wp14:editId="6F20FE72">
+            <wp:extent cx="3754924" cy="2743200"/>
+            <wp:effectExtent l="0" t="0" r="0" b="0"/>
+            <wp:docPr id="1888219735" name="Picture 1" descr="A screenshot of a computer&#10;&#10;AI-generated content may be incorrect."/>
+            <wp:cNvGraphicFramePr>
+              <a:graphicFrameLocks xmlns:a="http://schemas.openxmlformats.org/drawingml/2006/main" noChangeAspect="1"/>
+            </wp:cNvGraphicFramePr>
+            <a:graphic xmlns:a="http://schemas.openxmlformats.org/drawingml/2006/main">
+              <a:graphicData uri="http://schemas.openxmlformats.org/drawingml/2006/picture">
+                <pic:pic xmlns:pic="http://schemas.openxmlformats.org/drawingml/2006/picture">
+                  <pic:nvPicPr>
+                    <pic:cNvPr id="1888219735" name="Picture 1" descr="A screenshot of a computer&#10;&#10;AI-generated content may be incorrect."/>
+                    <pic:cNvPicPr/>
+                  </pic:nvPicPr>
+                  <pic:blipFill>
+                    <a:blip r:embed="rId46"/>
+                    <a:stretch>
+                      <a:fillRect/>
+                    </a:stretch>
+                  </pic:blipFill>
+                  <pic:spPr>
+                    <a:xfrm>
+                      <a:off x="0" y="0"/>
+                      <a:ext cx="3767322" cy="2752257"/>
+                    </a:xfrm>
+                    <a:prstGeom prst="rect">
+                      <a:avLst/>
+                    </a:prstGeom>
+                  </pic:spPr>
+                </pic:pic>
+              </a:graphicData>
+            </a:graphic>
+          </wp:inline>
+        </w:drawing>
+      </w:r>
+    </w:p>
+    <w:p>
+      <w:pPr>
+        <w:pStyle w:val="ListParagraph"/>
+        <w:numPr>
+          <w:ilvl w:val="2"/>
+          <w:numId w:val="3"/>
+        </w:numPr>
+        <w:rPr>
+          <w:b/>
+          <w:bCs/>
+        </w:rPr>
+      </w:pPr>
+      <w:r>
+        <w:rPr>
+          <w:b/>
+          <w:bCs/>
+        </w:rPr>
+        <w:t>By this we can have rules like allow traffic from 10.0.2.*** subnet but not from 10.0.3.** subnet.</w:t>
+      </w:r>
+    </w:p>
+    <w:p>
+      <w:pPr>
+        <w:pStyle w:val="ListParagraph"/>
+        <w:numPr>
+          <w:ilvl w:val="2"/>
+          <w:numId w:val="3"/>
+        </w:numPr>
+        <w:rPr>
+          <w:b/>
+          <w:bCs/>
+        </w:rPr>
+      </w:pPr>
+      <w:r>
+        <w:rPr>
+          <w:b/>
+          <w:bCs/>
+        </w:rPr>
+        <w:t>It plays a role in setting up SG and NACL to control the inbound and outbound traffic.</w:t>
+      </w:r>
+    </w:p>
+    <w:p>
+      <w:pPr>
+        <w:pStyle w:val="ListParagraph"/>
+        <w:numPr>
+          <w:ilvl w:val="2"/>
+          <w:numId w:val="3"/>
+        </w:numPr>
+        <w:rPr>
+          <w:b/>
+          <w:bCs/>
+        </w:rPr>
+      </w:pPr>
+      <w:r>
+        <w:rPr>
+          <w:b/>
+          <w:bCs/>
+        </w:rPr>
+        <w:lastRenderedPageBreak/>
+        <w:t xml:space="preserve">For example, if we launch an EC2 instance in </w:t>
+      </w:r>
+      <w:r>
+        <w:rPr>
+          <w:b/>
+          <w:bCs/>
+          <w:u w:val="single"/>
+        </w:rPr>
+        <w:t>10.0.2</w:t>
+      </w:r>
+      <w:r>
+        <w:rPr>
+          <w:b/>
+          <w:bCs/>
+        </w:rPr>
+        <w:t>.0/24 then its IP address is guaranteed to be 10.0.2.*</w:t>
+      </w:r>
+    </w:p>
+    <w:p>
+      <w:pPr>
+        <w:pStyle w:val="ListParagraph"/>
+        <w:numPr>
+          <w:ilvl w:val="0"/>
+          <w:numId w:val="3"/>
+        </w:numPr>
+        <w:rPr>
+          <w:b/>
+          <w:bCs/>
+        </w:rPr>
+      </w:pPr>
+      <w:r>
+        <w:rPr>
+          <w:b/>
+          <w:bCs/>
+        </w:rPr>
+        <w:t>Custom VPC creation :</w:t>
+      </w:r>
+    </w:p>
+    <w:p>
+      <w:pPr>
+        <w:pStyle w:val="ListParagraph"/>
+        <w:ind w:left="1440"/>
+        <w:rPr>
+          <w:b/>
+          <w:bCs/>
+        </w:rPr>
+      </w:pPr>
+      <w:r>
+        <w:rPr>
+          <w:b/>
+          <w:bCs/>
+        </w:rPr>
+        <w:drawing>
+          <wp:inline distT="0" distB="0" distL="0" distR="0" wp14:anchorId="0D92DB9C" wp14:editId="3EEE75BC">
+            <wp:extent cx="5559908" cy="3703320"/>
+            <wp:effectExtent l="0" t="0" r="3175" b="0"/>
+            <wp:docPr id="1479311250" name="Picture 1"/>
+            <wp:cNvGraphicFramePr>
+              <a:graphicFrameLocks xmlns:a="http://schemas.openxmlformats.org/drawingml/2006/main" noChangeAspect="1"/>
+            </wp:cNvGraphicFramePr>
+            <a:graphic xmlns:a="http://schemas.openxmlformats.org/drawingml/2006/main">
+              <a:graphicData uri="http://schemas.openxmlformats.org/drawingml/2006/picture">
+                <pic:pic xmlns:pic="http://schemas.openxmlformats.org/drawingml/2006/picture">
+                  <pic:nvPicPr>
+                    <pic:cNvPr id="1479311250" name=""/>
+                    <pic:cNvPicPr/>
+                  </pic:nvPicPr>
+                  <pic:blipFill>
+                    <a:blip r:embed="rId47"/>
+                    <a:stretch>
+                      <a:fillRect/>
+                    </a:stretch>
+                  </pic:blipFill>
+                  <pic:spPr>
+                    <a:xfrm>
+                      <a:off x="0" y="0"/>
+                      <a:ext cx="5561019" cy="3704060"/>
+                    </a:xfrm>
+                    <a:prstGeom prst="rect">
+                      <a:avLst/>
+                    </a:prstGeom>
+                  </pic:spPr>
+                </pic:pic>
+              </a:graphicData>
+            </a:graphic>
+          </wp:inline>
+        </w:drawing>
+      </w:r>
+    </w:p>
+    <w:p>
+      <w:pPr>
+        <w:pStyle w:val="ListParagraph"/>
+        <w:numPr>
+          <w:ilvl w:val="1"/>
+          <w:numId w:val="3"/>
+        </w:numPr>
+        <w:rPr>
+          <w:b/>
+          <w:bCs/>
+        </w:rPr>
+      </w:pPr>
+      <w:r>
+        <w:rPr>
+          <w:b/>
+          <w:bCs/>
+        </w:rPr>
+        <w:t>Create VPC -&gt; VPC and More -&gt;</w:t>
+      </w:r>
+    </w:p>
+    <w:p>
+      <w:pPr>
+        <w:pStyle w:val="ListParagraph"/>
+        <w:numPr>
+          <w:ilvl w:val="2"/>
+          <w:numId w:val="3"/>
+        </w:numPr>
+        <w:rPr>
+          <w:b/>
+          <w:bCs/>
+        </w:rPr>
+      </w:pPr>
+      <w:r>
+        <w:rPr>
+          <w:b/>
+          <w:bCs/>
+        </w:rPr>
+        <w:t>IPv4 CIDR block :10.0.0.0/16</w:t>
+      </w:r>
+    </w:p>
+    <w:p>
+      <w:pPr>
+        <w:pStyle w:val="ListParagraph"/>
+        <w:numPr>
+          <w:ilvl w:val="2"/>
+          <w:numId w:val="3"/>
+        </w:numPr>
+        <w:rPr>
+          <w:b/>
+          <w:bCs/>
+        </w:rPr>
+      </w:pPr>
+      <w:proofErr w:type="spellStart"/>
+      <w:r>
+        <w:rPr>
+          <w:b/>
+          <w:bCs/>
+        </w:rPr>
+        <w:t>No.of</w:t>
+      </w:r>
+      <w:proofErr w:type="spellEnd"/>
+      <w:r>
+        <w:rPr>
+          <w:b/>
+          <w:bCs/>
+        </w:rPr>
+        <w:t xml:space="preserve"> AZ : 2</w:t>
+      </w:r>
+    </w:p>
+    <w:p>
+      <w:pPr>
+        <w:pStyle w:val="ListParagraph"/>
+        <w:numPr>
+          <w:ilvl w:val="3"/>
+          <w:numId w:val="3"/>
+        </w:numPr>
+        <w:rPr>
+          <w:b/>
+          <w:bCs/>
+        </w:rPr>
+      </w:pPr>
+      <w:r>
+        <w:rPr>
+          <w:b/>
+          <w:bCs/>
+        </w:rPr>
+        <w:t xml:space="preserve">Customize : </w:t>
+      </w:r>
+    </w:p>
+    <w:p>
+      <w:pPr>
+        <w:pStyle w:val="ListParagraph"/>
+        <w:numPr>
+          <w:ilvl w:val="4"/>
+          <w:numId w:val="3"/>
+        </w:numPr>
+        <w:rPr>
+          <w:b/>
+          <w:bCs/>
+        </w:rPr>
+      </w:pPr>
+      <w:r>
+        <w:rPr>
+          <w:b/>
+          <w:bCs/>
+        </w:rPr>
+        <w:t>Us-east-1a</w:t>
+      </w:r>
+    </w:p>
+    <w:p>
+      <w:pPr>
+        <w:pStyle w:val="ListParagraph"/>
+        <w:numPr>
+          <w:ilvl w:val="4"/>
+          <w:numId w:val="3"/>
+        </w:numPr>
+        <w:rPr>
+          <w:b/>
+          <w:bCs/>
+        </w:rPr>
+      </w:pPr>
+      <w:r>
+        <w:rPr>
+          <w:b/>
+          <w:bCs/>
+        </w:rPr>
+        <w:t>Us-east-1b</w:t>
+      </w:r>
+    </w:p>
+    <w:p>
+      <w:pPr>
+        <w:pStyle w:val="ListParagraph"/>
+        <w:numPr>
+          <w:ilvl w:val="2"/>
+          <w:numId w:val="3"/>
+        </w:numPr>
+        <w:rPr>
+          <w:b/>
+          <w:bCs/>
+        </w:rPr>
+      </w:pPr>
+      <w:proofErr w:type="spellStart"/>
+      <w:r>
+        <w:rPr>
+          <w:b/>
+          <w:bCs/>
+        </w:rPr>
+        <w:t>No.of</w:t>
+      </w:r>
+      <w:proofErr w:type="spellEnd"/>
+      <w:r>
+        <w:rPr>
+          <w:b/>
+          <w:bCs/>
+        </w:rPr>
+        <w:t xml:space="preserve"> public subnets : 2</w:t>
+      </w:r>
+    </w:p>
+    <w:p>
+      <w:pPr>
+        <w:pStyle w:val="ListParagraph"/>
+        <w:numPr>
+          <w:ilvl w:val="2"/>
+          <w:numId w:val="3"/>
+        </w:numPr>
+        <w:rPr>
+          <w:b/>
+          <w:bCs/>
+        </w:rPr>
+      </w:pPr>
+      <w:proofErr w:type="spellStart"/>
+      <w:r>
+        <w:rPr>
+          <w:b/>
+          <w:bCs/>
+        </w:rPr>
+        <w:t>No.of</w:t>
+      </w:r>
+      <w:proofErr w:type="spellEnd"/>
+      <w:r>
+        <w:rPr>
+          <w:b/>
+          <w:bCs/>
+        </w:rPr>
+        <w:t xml:space="preserve"> private subnets : 4</w:t>
+      </w:r>
+    </w:p>
+    <w:p>
+      <w:pPr>
+        <w:pStyle w:val="ListParagraph"/>
+        <w:numPr>
+          <w:ilvl w:val="2"/>
+          <w:numId w:val="3"/>
+        </w:numPr>
+        <w:rPr>
+          <w:b/>
+          <w:bCs/>
+        </w:rPr>
+      </w:pPr>
+      <w:r>
+        <w:rPr>
+          <w:b/>
+          <w:bCs/>
+        </w:rPr>
+        <w:t>Subnet CIDR blocks:</w:t>
+      </w:r>
+    </w:p>
+    <w:p>
+      <w:pPr>
+        <w:pStyle w:val="ListParagraph"/>
+        <w:numPr>
+          <w:ilvl w:val="3"/>
+          <w:numId w:val="3"/>
+        </w:numPr>
+        <w:rPr>
+          <w:b/>
+          <w:bCs/>
+        </w:rPr>
+      </w:pPr>
+      <w:r>
+        <w:rPr>
+          <w:b/>
+          <w:bCs/>
+        </w:rPr>
+        <w:t>Public Us-east-1a</w:t>
+      </w:r>
+    </w:p>
+    <w:p>
+      <w:pPr>
+        <w:pStyle w:val="ListParagraph"/>
+        <w:numPr>
+          <w:ilvl w:val="4"/>
+          <w:numId w:val="3"/>
+        </w:numPr>
+        <w:rPr>
+          <w:b/>
+          <w:bCs/>
+        </w:rPr>
+      </w:pPr>
+      <w:r>
+        <w:rPr>
+          <w:b/>
+          <w:bCs/>
+        </w:rPr>
+        <w:t>10.0.1.0/24</w:t>
+      </w:r>
+    </w:p>
+    <w:p>
+      <w:pPr>
+        <w:pStyle w:val="ListParagraph"/>
+        <w:numPr>
+          <w:ilvl w:val="3"/>
+          <w:numId w:val="3"/>
+        </w:numPr>
+        <w:rPr>
+          <w:b/>
+          <w:bCs/>
+        </w:rPr>
+      </w:pPr>
+      <w:r>
+        <w:rPr>
+          <w:b/>
+          <w:bCs/>
+        </w:rPr>
+        <w:t>Public us-east-1b</w:t>
+      </w:r>
+    </w:p>
+    <w:p>
+      <w:pPr>
+        <w:pStyle w:val="ListParagraph"/>
+        <w:numPr>
+          <w:ilvl w:val="4"/>
+          <w:numId w:val="3"/>
+        </w:numPr>
+        <w:rPr>
+          <w:b/>
+          <w:bCs/>
+        </w:rPr>
+      </w:pPr>
+      <w:r>
+        <w:rPr>
+          <w:b/>
+          <w:bCs/>
+        </w:rPr>
+        <w:t>10.0.2.0/24</w:t>
+      </w:r>
+    </w:p>
+    <w:p>
+      <w:pPr>
+        <w:pStyle w:val="ListParagraph"/>
+        <w:numPr>
+          <w:ilvl w:val="3"/>
+          <w:numId w:val="3"/>
+        </w:numPr>
+        <w:rPr>
+          <w:b/>
+          <w:bCs/>
+        </w:rPr>
+      </w:pPr>
+      <w:r>
+        <w:rPr>
+          <w:b/>
+          <w:bCs/>
+        </w:rPr>
+        <w:t>Private us-east-1a</w:t>
+      </w:r>
+    </w:p>
+    <w:p>
+      <w:pPr>
+        <w:pStyle w:val="ListParagraph"/>
+        <w:numPr>
+          <w:ilvl w:val="4"/>
+          <w:numId w:val="3"/>
+        </w:numPr>
+        <w:rPr>
+          <w:b/>
+          <w:bCs/>
+        </w:rPr>
+      </w:pPr>
+      <w:r>
+        <w:rPr>
+          <w:b/>
+          <w:bCs/>
+        </w:rPr>
+        <w:t>10.0.3.0/24</w:t>
+      </w:r>
+    </w:p>
+    <w:p>
+      <w:pPr>
+        <w:pStyle w:val="ListParagraph"/>
+        <w:numPr>
+          <w:ilvl w:val="3"/>
+          <w:numId w:val="3"/>
+        </w:numPr>
+        <w:rPr>
+          <w:b/>
+          <w:bCs/>
+        </w:rPr>
+      </w:pPr>
+      <w:r>
+        <w:rPr>
+          <w:b/>
+          <w:bCs/>
+        </w:rPr>
+        <w:t>Private us-east-1b</w:t>
+      </w:r>
+    </w:p>
+    <w:p>
+      <w:pPr>
+        <w:pStyle w:val="ListParagraph"/>
+        <w:numPr>
+          <w:ilvl w:val="4"/>
+          <w:numId w:val="3"/>
+        </w:numPr>
+        <w:rPr>
+          <w:b/>
+          <w:bCs/>
+        </w:rPr>
+      </w:pPr>
+      <w:r>
+        <w:rPr>
+          <w:b/>
+          <w:bCs/>
+        </w:rPr>
+        <w:t>10.0.4.0/24</w:t>
+      </w:r>
+    </w:p>
+    <w:p>
+      <w:pPr>
+        <w:pStyle w:val="ListParagraph"/>
+        <w:numPr>
+          <w:ilvl w:val="3"/>
+          <w:numId w:val="3"/>
+        </w:numPr>
+        <w:rPr>
+          <w:b/>
+          <w:bCs/>
+        </w:rPr>
+      </w:pPr>
+      <w:r>
+        <w:rPr>
+          <w:b/>
+          <w:bCs/>
+        </w:rPr>
+        <w:t>Private us-east-1a</w:t>
+      </w:r>
+    </w:p>
+    <w:p>
+      <w:pPr>
+        <w:pStyle w:val="ListParagraph"/>
+        <w:numPr>
+          <w:ilvl w:val="4"/>
+          <w:numId w:val="3"/>
+        </w:numPr>
+        <w:rPr>
+          <w:b/>
+          <w:bCs/>
+        </w:rPr>
+      </w:pPr>
+      <w:r>
+        <w:rPr>
+          <w:b/>
+          <w:bCs/>
+        </w:rPr>
+        <w:t>10.0.5.0/24</w:t>
+      </w:r>
+    </w:p>
+    <w:p>
+      <w:pPr>
+        <w:pStyle w:val="ListParagraph"/>
+        <w:numPr>
+          <w:ilvl w:val="3"/>
+          <w:numId w:val="3"/>
+        </w:numPr>
+        <w:rPr>
+          <w:b/>
+          <w:bCs/>
+        </w:rPr>
+      </w:pPr>
+      <w:r>
+        <w:rPr>
+          <w:b/>
+          <w:bCs/>
+        </w:rPr>
+        <w:t>Private us-east-1b</w:t>
+      </w:r>
+    </w:p>
+    <w:p>
+      <w:pPr>
+        <w:pStyle w:val="ListParagraph"/>
+        <w:numPr>
+          <w:ilvl w:val="4"/>
+          <w:numId w:val="3"/>
+        </w:numPr>
+        <w:rPr>
+          <w:b/>
+          <w:bCs/>
+        </w:rPr>
+      </w:pPr>
+      <w:r>
+        <w:rPr>
+          <w:b/>
+          <w:bCs/>
+        </w:rPr>
+        <w:t>10.0.6.0/24</w:t>
+      </w:r>
+    </w:p>
+    <w:p>
+      <w:pPr>
+        <w:pStyle w:val="ListParagraph"/>
+        <w:numPr>
+          <w:ilvl w:val="2"/>
+          <w:numId w:val="3"/>
+        </w:numPr>
+        <w:rPr>
+          <w:b/>
+          <w:bCs/>
+        </w:rPr>
+      </w:pPr>
+      <w:r>
+        <w:rPr>
+          <w:b/>
+          <w:bCs/>
+        </w:rPr>
+        <w:t>NAT gateway : create later</w:t>
+      </w:r>
+    </w:p>
+    <w:p>
+      <w:pPr>
+        <w:pStyle w:val="ListParagraph"/>
+        <w:numPr>
+          <w:ilvl w:val="2"/>
+          <w:numId w:val="3"/>
+        </w:numPr>
+        <w:rPr>
+          <w:b/>
+          <w:bCs/>
+        </w:rPr>
+      </w:pPr>
+      <w:r>
+        <w:rPr>
+          <w:b/>
+          <w:bCs/>
+        </w:rPr>
+        <w:t>VPC endpoints : none</w:t>
+      </w:r>
+    </w:p>
+    <w:p>
+      <w:pPr>
+        <w:pStyle w:val="ListParagraph"/>
+        <w:numPr>
+          <w:ilvl w:val="2"/>
+          <w:numId w:val="3"/>
+        </w:numPr>
+        <w:rPr>
+          <w:b/>
+          <w:bCs/>
+        </w:rPr>
+      </w:pPr>
+      <w:r>
+        <w:rPr>
+          <w:b/>
+          <w:bCs/>
+        </w:rPr>
+        <w:lastRenderedPageBreak/>
+        <w:drawing>
+          <wp:inline distT="0" distB="0" distL="0" distR="0" wp14:anchorId="295F7982" wp14:editId="024ED4A4">
+            <wp:extent cx="4968145" cy="1991991"/>
+            <wp:effectExtent l="0" t="0" r="4445" b="8890"/>
+            <wp:docPr id="629451314" name="Picture 1"/>
+            <wp:cNvGraphicFramePr>
+              <a:graphicFrameLocks xmlns:a="http://schemas.openxmlformats.org/drawingml/2006/main" noChangeAspect="1"/>
+            </wp:cNvGraphicFramePr>
+            <a:graphic xmlns:a="http://schemas.openxmlformats.org/drawingml/2006/main">
+              <a:graphicData uri="http://schemas.openxmlformats.org/drawingml/2006/picture">
+                <pic:pic xmlns:pic="http://schemas.openxmlformats.org/drawingml/2006/picture">
+                  <pic:nvPicPr>
+                    <pic:cNvPr id="629451314" name=""/>
+                    <pic:cNvPicPr/>
+                  </pic:nvPicPr>
+                  <pic:blipFill>
+                    <a:blip r:embed="rId48"/>
+                    <a:stretch>
+                      <a:fillRect/>
+                    </a:stretch>
+                  </pic:blipFill>
+                  <pic:spPr>
+                    <a:xfrm>
+                      <a:off x="0" y="0"/>
+                      <a:ext cx="4975799" cy="1995060"/>
+                    </a:xfrm>
+                    <a:prstGeom prst="rect">
+                      <a:avLst/>
+                    </a:prstGeom>
+                  </pic:spPr>
+                </pic:pic>
+              </a:graphicData>
+            </a:graphic>
+          </wp:inline>
+        </w:drawing>
+      </w:r>
+    </w:p>
+    <w:p>
+      <w:pPr>
+        <w:pStyle w:val="ListParagraph"/>
+        <w:numPr>
+          <w:ilvl w:val="1"/>
+          <w:numId w:val="3"/>
+        </w:numPr>
+        <w:rPr>
+          <w:b/>
+          <w:bCs/>
+        </w:rPr>
+      </w:pPr>
+      <w:r>
+        <w:rPr>
+          <w:b/>
+          <w:bCs/>
+        </w:rPr>
+        <w:t>Route Table:</w:t>
+      </w:r>
+    </w:p>
+    <w:p>
+      <w:pPr>
+        <w:pStyle w:val="ListParagraph"/>
+        <w:numPr>
+          <w:ilvl w:val="2"/>
+          <w:numId w:val="3"/>
+        </w:numPr>
+        <w:rPr>
+          <w:b/>
+          <w:bCs/>
+        </w:rPr>
+      </w:pPr>
+      <w:r>
+        <w:rPr>
+          <w:b/>
+          <w:bCs/>
+        </w:rPr>
+        <w:t>A set of rules – called routes – which de</w:t>
+      </w:r>
+      <w:r>
+        <w:rPr>
+          <w:b/>
+          <w:bCs/>
+        </w:rPr>
+        <w:t>t</w:t>
+      </w:r>
+      <w:r>
+        <w:rPr>
+          <w:b/>
+          <w:bCs/>
+        </w:rPr>
+        <w:t>ermines where the network traffic from subnet is directed.</w:t>
+      </w:r>
+    </w:p>
+    <w:p>
+      <w:pPr>
+        <w:pStyle w:val="ListParagraph"/>
+        <w:numPr>
+          <w:ilvl w:val="2"/>
+          <w:numId w:val="3"/>
+        </w:numPr>
+        <w:rPr>
+          <w:b/>
+          <w:bCs/>
+        </w:rPr>
+      </w:pPr>
+      <w:r>
+        <w:rPr>
+          <w:b/>
+          <w:bCs/>
+        </w:rPr>
+        <w:t xml:space="preserve">Each subnet will have a route table associated, when a service </w:t>
+      </w:r>
+      <w:proofErr w:type="gramStart"/>
+      <w:r>
+        <w:rPr>
+          <w:b/>
+          <w:bCs/>
+        </w:rPr>
+        <w:t>want</w:t>
+      </w:r>
+      <w:proofErr w:type="gramEnd"/>
+      <w:r>
+        <w:rPr>
+          <w:b/>
+          <w:bCs/>
+        </w:rPr>
+        <w:t xml:space="preserve"> to interact with other service and the IP address range is fallen under something like 10.0.0.0/16 then it is a local service, if the IP address is 0.0.0.0/0 then it is not a local service so it uses Internet Gateway</w:t>
+      </w:r>
+    </w:p>
+    <w:p>
+      <w:pPr>
+        <w:pStyle w:val="ListParagraph"/>
+        <w:numPr>
+          <w:ilvl w:val="2"/>
+          <w:numId w:val="3"/>
+        </w:numPr>
+        <w:rPr>
+          <w:b/>
+          <w:bCs/>
+        </w:rPr>
+      </w:pPr>
+      <w:r>
+        <w:rPr>
+          <w:b/>
+          <w:bCs/>
+        </w:rPr>
+        <w:drawing>
+          <wp:inline distT="0" distB="0" distL="0" distR="0" wp14:anchorId="755040FF" wp14:editId="47C57A81">
+            <wp:extent cx="3078481" cy="1316772"/>
+            <wp:effectExtent l="0" t="0" r="7620" b="0"/>
+            <wp:docPr id="931878577" name="Picture 1"/>
+            <wp:cNvGraphicFramePr>
+              <a:graphicFrameLocks xmlns:a="http://schemas.openxmlformats.org/drawingml/2006/main" noChangeAspect="1"/>
+            </wp:cNvGraphicFramePr>
+            <a:graphic xmlns:a="http://schemas.openxmlformats.org/drawingml/2006/main">
+              <a:graphicData uri="http://schemas.openxmlformats.org/drawingml/2006/picture">
+                <pic:pic xmlns:pic="http://schemas.openxmlformats.org/drawingml/2006/picture">
+                  <pic:nvPicPr>
+                    <pic:cNvPr id="931878577" name=""/>
+                    <pic:cNvPicPr/>
+                  </pic:nvPicPr>
+                  <pic:blipFill>
+                    <a:blip r:embed="rId49"/>
+                    <a:stretch>
+                      <a:fillRect/>
+                    </a:stretch>
+                  </pic:blipFill>
+                  <pic:spPr>
+                    <a:xfrm>
+                      <a:off x="0" y="0"/>
+                      <a:ext cx="3088836" cy="1321201"/>
+                    </a:xfrm>
+                    <a:prstGeom prst="rect">
+                      <a:avLst/>
+                    </a:prstGeom>
+                  </pic:spPr>
+                </pic:pic>
+              </a:graphicData>
+            </a:graphic>
+          </wp:inline>
+        </w:drawing>
+      </w:r>
+    </w:p>
+    <w:p>
+      <w:pPr>
+        <w:pStyle w:val="ListParagraph"/>
+        <w:numPr>
+          <w:ilvl w:val="2"/>
+          <w:numId w:val="3"/>
+        </w:numPr>
+        <w:rPr>
+          <w:b/>
+          <w:bCs/>
+        </w:rPr>
+      </w:pPr>
+      <w:r>
+        <w:rPr>
+          <w:b/>
+          <w:bCs/>
+        </w:rPr>
+        <w:t xml:space="preserve">If a subnet contains 0.0.0.0/0 then it is a </w:t>
+      </w:r>
+      <w:proofErr w:type="gramStart"/>
+      <w:r>
+        <w:rPr>
+          <w:b/>
+          <w:bCs/>
+        </w:rPr>
+        <w:t>Public</w:t>
+      </w:r>
+      <w:proofErr w:type="gramEnd"/>
+      <w:r>
+        <w:rPr>
+          <w:b/>
+          <w:bCs/>
+        </w:rPr>
+        <w:t xml:space="preserve"> subnet or else it’s a private subnet.</w:t>
+      </w:r>
+    </w:p>
+    <w:p>
+      <w:pPr>
+        <w:pStyle w:val="ListParagraph"/>
+        <w:numPr>
+          <w:ilvl w:val="1"/>
+          <w:numId w:val="3"/>
+        </w:numPr>
+        <w:rPr>
+          <w:b/>
+          <w:bCs/>
+        </w:rPr>
+      </w:pPr>
+      <w:r>
+        <w:rPr>
+          <w:b/>
+          <w:bCs/>
+        </w:rPr>
+        <w:t>Challenges with private subnets:</w:t>
+      </w:r>
+    </w:p>
+    <w:p>
+      <w:pPr>
+        <w:pStyle w:val="ListParagraph"/>
+        <w:numPr>
+          <w:ilvl w:val="2"/>
+          <w:numId w:val="3"/>
+        </w:numPr>
+        <w:rPr>
+          <w:b/>
+          <w:bCs/>
+        </w:rPr>
+      </w:pPr>
+      <w:r>
+        <w:rPr>
+          <w:b/>
+          <w:bCs/>
+        </w:rPr>
+        <w:t xml:space="preserve">Even if you create an EC2 instance with public IP address inside a </w:t>
+      </w:r>
+      <w:proofErr w:type="gramStart"/>
+      <w:r>
+        <w:rPr>
+          <w:b/>
+          <w:bCs/>
+        </w:rPr>
+        <w:t>Private</w:t>
+      </w:r>
+      <w:proofErr w:type="gramEnd"/>
+      <w:r>
+        <w:rPr>
+          <w:b/>
+          <w:bCs/>
+        </w:rPr>
+        <w:t xml:space="preserve"> subnet we cannot directly access it and EC2 cannot access anything outside the private subnet directly.</w:t>
+      </w:r>
+    </w:p>
+    <w:p>
+      <w:pPr>
+        <w:pStyle w:val="ListParagraph"/>
+        <w:numPr>
+          <w:ilvl w:val="2"/>
+          <w:numId w:val="3"/>
+        </w:numPr>
+        <w:rPr>
+          <w:b/>
+          <w:bCs/>
+        </w:rPr>
+      </w:pPr>
+      <w:r>
+        <w:rPr>
+          <w:b/>
+          <w:bCs/>
+          <w:color w:val="FF0000"/>
+        </w:rPr>
+        <w:t>SSH -Private instance</w:t>
+      </w:r>
+      <w:r>
+        <w:rPr>
+          <w:b/>
+          <w:bCs/>
+        </w:rPr>
+        <w:t>:</w:t>
+      </w:r>
+      <w:r>
+        <w:rPr>
+          <w:b/>
+          <w:bCs/>
+        </w:rPr>
+        <w:t xml:space="preserve"> </w:t>
+      </w:r>
+      <w:r>
+        <w:rPr>
+          <w:b/>
+          <w:bCs/>
+          <w:color w:val="0070C0"/>
+        </w:rPr>
+        <w:t>TO PRIVATE INSTANCE</w:t>
+      </w:r>
+    </w:p>
+    <w:p>
+      <w:pPr>
+        <w:pStyle w:val="ListParagraph"/>
+        <w:numPr>
+          <w:ilvl w:val="3"/>
+          <w:numId w:val="3"/>
+        </w:numPr>
+        <w:rPr>
+          <w:b/>
+          <w:bCs/>
+        </w:rPr>
+      </w:pPr>
+      <w:r>
+        <w:rPr>
+          <w:b/>
+          <w:bCs/>
+        </w:rPr>
+        <w:t xml:space="preserve">Options: </w:t>
+      </w:r>
+    </w:p>
+    <w:p>
+      <w:pPr>
+        <w:pStyle w:val="ListParagraph"/>
+        <w:numPr>
+          <w:ilvl w:val="4"/>
+          <w:numId w:val="3"/>
+        </w:numPr>
+        <w:rPr>
+          <w:b/>
+          <w:bCs/>
+        </w:rPr>
+      </w:pPr>
+      <w:r>
+        <w:rPr>
+          <w:b/>
+          <w:bCs/>
+        </w:rPr>
+        <w:t>A VPC can be integrated with corporate networking using VPN.</w:t>
+      </w:r>
+    </w:p>
+    <w:p>
+      <w:pPr>
+        <w:pStyle w:val="ListParagraph"/>
+        <w:numPr>
+          <w:ilvl w:val="4"/>
+          <w:numId w:val="3"/>
+        </w:numPr>
+        <w:rPr>
+          <w:b/>
+          <w:bCs/>
+        </w:rPr>
+      </w:pPr>
+      <w:r>
+        <w:rPr>
+          <w:b/>
+          <w:bCs/>
+        </w:rPr>
+        <w:t>Launch another instance in public subnet and from there we can access EC2 instance which is in private subnet.</w:t>
+      </w:r>
+    </w:p>
+    <w:p>
+      <w:pPr>
+        <w:pStyle w:val="ListParagraph"/>
+        <w:numPr>
+          <w:ilvl w:val="5"/>
+          <w:numId w:val="3"/>
+        </w:numPr>
+        <w:rPr>
+          <w:b/>
+          <w:bCs/>
+        </w:rPr>
+      </w:pPr>
+      <w:r>
+        <w:rPr>
+          <w:b/>
+          <w:bCs/>
+        </w:rPr>
+        <w:t>Bastion Host approach:</w:t>
+      </w:r>
+    </w:p>
+    <w:p>
+      <w:pPr>
+        <w:pStyle w:val="ListParagraph"/>
+        <w:numPr>
+          <w:ilvl w:val="6"/>
+          <w:numId w:val="3"/>
+        </w:numPr>
+        <w:rPr>
+          <w:b/>
+          <w:bCs/>
+        </w:rPr>
+      </w:pPr>
+      <w:r>
+        <w:rPr>
+          <w:b/>
+          <w:bCs/>
+        </w:rPr>
+        <w:t>Create</w:t>
+      </w:r>
+      <w:r>
+        <w:rPr>
+          <w:b/>
+          <w:bCs/>
+        </w:rPr>
+        <w:t xml:space="preserve"> a new key-pair</w:t>
+      </w:r>
+    </w:p>
+    <w:p>
+      <w:pPr>
+        <w:pStyle w:val="ListParagraph"/>
+        <w:numPr>
+          <w:ilvl w:val="6"/>
+          <w:numId w:val="3"/>
+        </w:numPr>
+        <w:rPr>
+          <w:b/>
+          <w:bCs/>
+        </w:rPr>
+      </w:pPr>
+      <w:r>
+        <w:rPr>
+          <w:b/>
+          <w:bCs/>
+        </w:rPr>
+        <w:t>Create SG to allow port 22</w:t>
+      </w:r>
+    </w:p>
+    <w:p>
+      <w:pPr>
+        <w:pStyle w:val="ListParagraph"/>
+        <w:numPr>
+          <w:ilvl w:val="6"/>
+          <w:numId w:val="3"/>
+        </w:numPr>
+        <w:rPr>
+          <w:b/>
+          <w:bCs/>
+        </w:rPr>
+      </w:pPr>
+      <w:r>
+        <w:rPr>
+          <w:b/>
+          <w:bCs/>
+        </w:rPr>
+        <w:t>Launch 2 EC2. 1 in public and 1 in private.</w:t>
+      </w:r>
+    </w:p>
+    <w:p>
+      <w:pPr>
+        <w:pStyle w:val="ListParagraph"/>
+        <w:numPr>
+          <w:ilvl w:val="2"/>
+          <w:numId w:val="3"/>
+        </w:numPr>
+        <w:rPr>
+          <w:b/>
+          <w:bCs/>
+        </w:rPr>
+      </w:pPr>
+      <w:r>
+        <w:rPr>
+          <w:b/>
+          <w:bCs/>
+        </w:rPr>
+        <w:t xml:space="preserve">EC2 -&gt; create key pair -&gt; </w:t>
+      </w:r>
+      <w:proofErr w:type="spellStart"/>
+      <w:r>
+        <w:rPr>
+          <w:b/>
+          <w:bCs/>
+        </w:rPr>
+        <w:t>pem</w:t>
+      </w:r>
+      <w:proofErr w:type="spellEnd"/>
+      <w:r>
+        <w:rPr>
+          <w:b/>
+          <w:bCs/>
+        </w:rPr>
+        <w:t xml:space="preserve"> even for windows</w:t>
+      </w:r>
+    </w:p>
+    <w:p>
+      <w:pPr>
+        <w:pStyle w:val="ListParagraph"/>
+        <w:numPr>
+          <w:ilvl w:val="3"/>
+          <w:numId w:val="3"/>
+        </w:numPr>
+        <w:rPr>
+          <w:b/>
+          <w:bCs/>
+        </w:rPr>
+      </w:pPr>
+      <w:r>
+        <w:rPr>
+          <w:b/>
+          <w:bCs/>
+        </w:rPr>
+        <w:t>Security group -&gt; ssh-sg -&gt; inbound SSH 22 || anywhere</w:t>
+      </w:r>
+    </w:p>
+    <w:p>
+      <w:pPr>
+        <w:pStyle w:val="ListParagraph"/>
+        <w:numPr>
+          <w:ilvl w:val="3"/>
+          <w:numId w:val="3"/>
+        </w:numPr>
+        <w:rPr>
+          <w:b/>
+          <w:bCs/>
+        </w:rPr>
+      </w:pPr>
+      <w:r>
+        <w:rPr>
+          <w:b/>
+          <w:bCs/>
+        </w:rPr>
+        <w:t>Create EC2 in private subnet</w:t>
+      </w:r>
+      <w:r>
+        <w:rPr>
+          <w:b/>
+          <w:bCs/>
+        </w:rPr>
+        <w:t xml:space="preserve"> : pri-1</w:t>
+      </w:r>
+    </w:p>
+    <w:p>
+      <w:pPr>
+        <w:pStyle w:val="ListParagraph"/>
+        <w:numPr>
+          <w:ilvl w:val="4"/>
+          <w:numId w:val="3"/>
+        </w:numPr>
+        <w:rPr>
+          <w:b/>
+          <w:bCs/>
+        </w:rPr>
+      </w:pPr>
+      <w:r>
+        <w:rPr>
+          <w:b/>
+          <w:bCs/>
+        </w:rPr>
+        <w:t>Select key-pair</w:t>
+      </w:r>
+    </w:p>
+    <w:p>
+      <w:pPr>
+        <w:pStyle w:val="ListParagraph"/>
+        <w:numPr>
+          <w:ilvl w:val="4"/>
+          <w:numId w:val="3"/>
+        </w:numPr>
+        <w:rPr>
+          <w:b/>
+          <w:bCs/>
+        </w:rPr>
+      </w:pPr>
+      <w:r>
+        <w:rPr>
+          <w:b/>
+          <w:bCs/>
+        </w:rPr>
+        <w:lastRenderedPageBreak/>
+        <w:t>Select the “default-sg”</w:t>
+      </w:r>
+    </w:p>
+    <w:p>
+      <w:pPr>
+        <w:pStyle w:val="ListParagraph"/>
+        <w:numPr>
+          <w:ilvl w:val="3"/>
+          <w:numId w:val="3"/>
+        </w:numPr>
+        <w:rPr>
+          <w:b/>
+          <w:bCs/>
+        </w:rPr>
+      </w:pPr>
+      <w:r>
+        <w:rPr>
+          <w:b/>
+          <w:bCs/>
+        </w:rPr>
+        <w:t>Create EC2 in public subnet</w:t>
+      </w:r>
+      <w:r>
+        <w:rPr>
+          <w:b/>
+          <w:bCs/>
+        </w:rPr>
+        <w:t xml:space="preserve"> : pub-1</w:t>
+      </w:r>
+    </w:p>
+    <w:p>
+      <w:pPr>
+        <w:pStyle w:val="ListParagraph"/>
+        <w:numPr>
+          <w:ilvl w:val="4"/>
+          <w:numId w:val="3"/>
+        </w:numPr>
+        <w:rPr>
+          <w:b/>
+          <w:bCs/>
+        </w:rPr>
+      </w:pPr>
+      <w:r>
+        <w:rPr>
+          <w:b/>
+          <w:bCs/>
+        </w:rPr>
+        <w:t>Select the “default-sg” and “ssh-sg”</w:t>
+      </w:r>
+    </w:p>
+    <w:p>
+      <w:pPr>
+        <w:pStyle w:val="ListParagraph"/>
+        <w:ind w:left="2880"/>
+        <w:rPr>
+          <w:b/>
+          <w:bCs/>
+        </w:rPr>
+      </w:pPr>
+      <w:r>
+        <w:rPr>
+          <w:b/>
+          <w:bCs/>
+          <w:color w:val="FF0000"/>
+        </w:rPr>
+        <w:t xml:space="preserve">Note </w:t>
+      </w:r>
+      <w:r>
+        <w:rPr>
+          <w:b/>
+          <w:bCs/>
+        </w:rPr>
+        <w:t xml:space="preserve">: here ssh-sg used to connect from outside to the public EC2 and </w:t>
+      </w:r>
+      <w:r>
+        <w:rPr>
+          <w:b/>
+          <w:bCs/>
+          <w:color w:val="00B050"/>
+        </w:rPr>
+        <w:t>however we are using “default-sg” for both EC2 instances</w:t>
+      </w:r>
+      <w:r>
+        <w:rPr>
+          <w:b/>
+          <w:bCs/>
+          <w:color w:val="00B050"/>
+        </w:rPr>
+        <w:t>, so these 2 can communicate to each other</w:t>
+      </w:r>
+      <w:r>
+        <w:rPr>
+          <w:b/>
+          <w:bCs/>
+        </w:rPr>
+        <w:t>.</w:t>
+      </w:r>
+    </w:p>
+    <w:p>
+      <w:pPr>
+        <w:pStyle w:val="ListParagraph"/>
+        <w:numPr>
+          <w:ilvl w:val="3"/>
+          <w:numId w:val="3"/>
+        </w:numPr>
+        <w:rPr>
+          <w:b/>
+          <w:bCs/>
+        </w:rPr>
+      </w:pPr>
+      <w:r>
+        <w:rPr>
+          <w:b/>
+          <w:bCs/>
+        </w:rPr>
+        <w:t xml:space="preserve">SSH into public EC2, use the </w:t>
+      </w:r>
+      <w:proofErr w:type="spellStart"/>
+      <w:r>
+        <w:rPr>
+          <w:b/>
+          <w:bCs/>
+        </w:rPr>
+        <w:t>pem</w:t>
+      </w:r>
+      <w:proofErr w:type="spellEnd"/>
+      <w:r>
+        <w:rPr>
+          <w:b/>
+          <w:bCs/>
+        </w:rPr>
+        <w:t xml:space="preserve"> key and connect to private EC2 from there.</w:t>
+      </w:r>
+    </w:p>
+    <w:p>
+      <w:pPr>
+        <w:pStyle w:val="ListParagraph"/>
+        <w:numPr>
+          <w:ilvl w:val="2"/>
+          <w:numId w:val="3"/>
+        </w:numPr>
+        <w:rPr>
+          <w:b/>
+          <w:bCs/>
+        </w:rPr>
+      </w:pPr>
+      <w:r>
+        <w:rPr>
+          <w:b/>
+          <w:bCs/>
+          <w:color w:val="0070C0"/>
+        </w:rPr>
+        <w:t xml:space="preserve">FROM PRIVATE INSTANCE TO OUTSIDE </w:t>
+      </w:r>
+      <w:r>
+        <w:rPr>
+          <w:b/>
+          <w:bCs/>
+        </w:rPr>
+        <w:t>:</w:t>
+      </w:r>
+    </w:p>
+    <w:p>
+      <w:pPr>
+        <w:pStyle w:val="ListParagraph"/>
+        <w:numPr>
+          <w:ilvl w:val="3"/>
+          <w:numId w:val="3"/>
+        </w:numPr>
+        <w:rPr>
+          <w:b/>
+          <w:bCs/>
+        </w:rPr>
+      </w:pPr>
+      <w:r>
+        <w:rPr>
+          <w:b/>
+          <w:bCs/>
+        </w:rPr>
+        <w:t>Note : Private subnet instance does NOT have public Ips</w:t>
+      </w:r>
+    </w:p>
+    <w:p>
+      <w:pPr>
+        <w:pStyle w:val="ListParagraph"/>
+        <w:numPr>
+          <w:ilvl w:val="3"/>
+          <w:numId w:val="3"/>
+        </w:numPr>
+        <w:rPr>
+          <w:b/>
+          <w:bCs/>
+        </w:rPr>
+      </w:pPr>
+      <w:r>
+        <w:rPr>
+          <w:b/>
+          <w:bCs/>
+        </w:rPr>
+        <w:t>We cannot associate Internet Gateway to private subnets</w:t>
+      </w:r>
+    </w:p>
+    <w:p>
+      <w:pPr>
+        <w:pStyle w:val="ListParagraph"/>
+        <w:numPr>
+          <w:ilvl w:val="3"/>
+          <w:numId w:val="3"/>
+        </w:numPr>
+        <w:rPr>
+          <w:b/>
+          <w:bCs/>
+        </w:rPr>
+      </w:pPr>
+      <w:r>
+        <w:rPr>
+          <w:b/>
+          <w:bCs/>
+        </w:rPr>
+        <w:t>This problem can be fixed with NAT Gateway.</w:t>
+      </w:r>
+    </w:p>
+    <w:p>
+      <w:pPr>
+        <w:pStyle w:val="ListParagraph"/>
+        <w:numPr>
+          <w:ilvl w:val="2"/>
+          <w:numId w:val="3"/>
+        </w:numPr>
+        <w:rPr>
+          <w:b/>
+          <w:bCs/>
+        </w:rPr>
+      </w:pPr>
+      <w:r>
+        <w:rPr>
+          <w:b/>
+          <w:bCs/>
+          <w:color w:val="FF0000"/>
+        </w:rPr>
+        <w:t xml:space="preserve">NAT  Gateway </w:t>
+      </w:r>
+      <w:r>
+        <w:rPr>
+          <w:b/>
+          <w:bCs/>
+        </w:rPr>
+        <w:t>:</w:t>
+      </w:r>
+      <w:r>
+        <w:rPr>
+          <w:b/>
+          <w:bCs/>
+        </w:rPr>
+        <w:t xml:space="preserve"> Network Address Translation.</w:t>
+      </w:r>
+    </w:p>
+    <w:p>
+      <w:pPr>
+        <w:pStyle w:val="ListParagraph"/>
+        <w:numPr>
+          <w:ilvl w:val="3"/>
+          <w:numId w:val="3"/>
+        </w:numPr>
+        <w:rPr>
+          <w:b/>
+          <w:bCs/>
+        </w:rPr>
+      </w:pPr>
+      <w:r>
+        <w:rPr>
+          <w:b/>
+          <w:bCs/>
+        </w:rPr>
+        <w:t xml:space="preserve">A NAT gateway can be running as part of </w:t>
+      </w:r>
+      <w:r>
+        <w:rPr>
+          <w:b/>
+          <w:bCs/>
+        </w:rPr>
+        <w:t>p</w:t>
+      </w:r>
+      <w:r>
+        <w:rPr>
+          <w:b/>
+          <w:bCs/>
+        </w:rPr>
+        <w:t>ublic subnet and has one Public IP address assigned to it.</w:t>
+      </w:r>
+    </w:p>
+    <w:p>
+      <w:pPr>
+        <w:pStyle w:val="ListParagraph"/>
+        <w:numPr>
+          <w:ilvl w:val="3"/>
+          <w:numId w:val="3"/>
+        </w:numPr>
+        <w:rPr>
+          <w:b/>
+          <w:bCs/>
+        </w:rPr>
+      </w:pPr>
+      <w:r>
+        <w:rPr>
+          <w:b/>
+          <w:bCs/>
+        </w:rPr>
+        <w:t xml:space="preserve">When an EC2 instance wants to communicate with the internet it </w:t>
+      </w:r>
+      <w:r>
+        <w:rPr>
+          <w:b/>
+          <w:bCs/>
+        </w:rPr>
+        <w:t>sends</w:t>
+      </w:r>
+      <w:r>
+        <w:rPr>
+          <w:b/>
+          <w:bCs/>
+        </w:rPr>
+        <w:t xml:space="preserve"> the request to NAT gateway.</w:t>
+      </w:r>
+    </w:p>
+    <w:p>
+      <w:pPr>
+        <w:pStyle w:val="ListParagraph"/>
+        <w:numPr>
+          <w:ilvl w:val="3"/>
+          <w:numId w:val="3"/>
+        </w:numPr>
+        <w:rPr>
+          <w:b/>
+          <w:bCs/>
+        </w:rPr>
+      </w:pPr>
+      <w:r>
+        <w:rPr>
+          <w:b/>
+          <w:bCs/>
+        </w:rPr>
+        <w:t xml:space="preserve">NAT </w:t>
+      </w:r>
+      <w:proofErr w:type="gramStart"/>
+      <w:r>
+        <w:rPr>
+          <w:b/>
+          <w:bCs/>
+        </w:rPr>
+        <w:t>gateway</w:t>
+      </w:r>
+      <w:proofErr w:type="gramEnd"/>
+      <w:r>
+        <w:rPr>
+          <w:b/>
+          <w:bCs/>
+        </w:rPr>
+        <w:t xml:space="preserve"> send the request to the internet using its public IP address</w:t>
+      </w:r>
+      <w:r>
+        <w:rPr>
+          <w:b/>
+          <w:bCs/>
+        </w:rPr>
+        <w:t xml:space="preserve"> providing security by</w:t>
+      </w:r>
+      <w:r>
+        <w:rPr>
+          <w:b/>
+          <w:bCs/>
+        </w:rPr>
+        <w:t xml:space="preserve"> hiding the EC2 instances IP address</w:t>
+      </w:r>
+    </w:p>
+    <w:p>
+      <w:pPr>
+        <w:pStyle w:val="ListParagraph"/>
+        <w:numPr>
+          <w:ilvl w:val="3"/>
+          <w:numId w:val="3"/>
+        </w:numPr>
+        <w:rPr>
+          <w:b/>
+          <w:bCs/>
+        </w:rPr>
+      </w:pPr>
+      <w:r>
+        <w:rPr>
+          <w:b/>
+          <w:bCs/>
+        </w:rPr>
+        <w:t>NAT can only send outbound request, no incoming request so it cannot be hacked.</w:t>
+      </w:r>
+    </w:p>
+    <w:p>
+      <w:pPr>
+        <w:pStyle w:val="ListParagraph"/>
+        <w:numPr>
+          <w:ilvl w:val="3"/>
+          <w:numId w:val="3"/>
+        </w:numPr>
+        <w:rPr>
+          <w:b/>
+          <w:bCs/>
+        </w:rPr>
+      </w:pPr>
+      <w:r>
+        <w:rPr>
+          <w:b/>
+          <w:bCs/>
+        </w:rPr>
+        <w:t>In Prod env, there will be 1 NAT Gateway per AZ</w:t>
+      </w:r>
+    </w:p>
+    <w:p>
+      <w:pPr>
+        <w:pStyle w:val="ListParagraph"/>
+        <w:numPr>
+          <w:ilvl w:val="3"/>
+          <w:numId w:val="3"/>
+        </w:numPr>
+        <w:rPr>
+          <w:b/>
+          <w:bCs/>
+        </w:rPr>
+      </w:pPr>
+      <w:r>
+        <w:rPr>
+          <w:b/>
+          <w:bCs/>
+        </w:rPr>
+        <w:t xml:space="preserve"> </w:t>
+      </w:r>
+      <w:r>
+        <w:rPr>
+          <w:b/>
+          <w:bCs/>
+        </w:rPr>
+        <w:drawing>
+          <wp:inline distT="0" distB="0" distL="0" distR="0" wp14:anchorId="25309245" wp14:editId="356B3A59">
+            <wp:extent cx="4082761" cy="2585085"/>
+            <wp:effectExtent l="0" t="0" r="0" b="5715"/>
+            <wp:docPr id="1769747766" name="Picture 1"/>
+            <wp:cNvGraphicFramePr>
+              <a:graphicFrameLocks xmlns:a="http://schemas.openxmlformats.org/drawingml/2006/main" noChangeAspect="1"/>
+            </wp:cNvGraphicFramePr>
+            <a:graphic xmlns:a="http://schemas.openxmlformats.org/drawingml/2006/main">
+              <a:graphicData uri="http://schemas.openxmlformats.org/drawingml/2006/picture">
+                <pic:pic xmlns:pic="http://schemas.openxmlformats.org/drawingml/2006/picture">
+                  <pic:nvPicPr>
+                    <pic:cNvPr id="1769747766" name=""/>
+                    <pic:cNvPicPr/>
+                  </pic:nvPicPr>
+                  <pic:blipFill>
+                    <a:blip r:embed="rId50"/>
+                    <a:stretch>
+                      <a:fillRect/>
+                    </a:stretch>
+                  </pic:blipFill>
+                  <pic:spPr>
+                    <a:xfrm>
+                      <a:off x="0" y="0"/>
+                      <a:ext cx="4084100" cy="2585933"/>
+                    </a:xfrm>
+                    <a:prstGeom prst="rect">
+                      <a:avLst/>
+                    </a:prstGeom>
+                  </pic:spPr>
+                </pic:pic>
+              </a:graphicData>
+            </a:graphic>
+          </wp:inline>
+        </w:drawing>
+      </w:r>
+    </w:p>
+    <w:p>
+      <w:pPr>
+        <w:pStyle w:val="ListParagraph"/>
+        <w:numPr>
+          <w:ilvl w:val="3"/>
+          <w:numId w:val="3"/>
+        </w:numPr>
+        <w:rPr>
+          <w:b/>
+          <w:bCs/>
+        </w:rPr>
+      </w:pPr>
+      <w:r>
+        <w:rPr>
+          <w:b/>
+          <w:bCs/>
+        </w:rPr>
+        <w:drawing>
+          <wp:inline distT="0" distB="0" distL="0" distR="0" wp14:anchorId="2E2B1516" wp14:editId="6652C322">
+            <wp:extent cx="4032250" cy="1157496"/>
+            <wp:effectExtent l="0" t="0" r="6350" b="5080"/>
+            <wp:docPr id="1868485743" name="Picture 1"/>
+            <wp:cNvGraphicFramePr>
+              <a:graphicFrameLocks xmlns:a="http://schemas.openxmlformats.org/drawingml/2006/main" noChangeAspect="1"/>
+            </wp:cNvGraphicFramePr>
+            <a:graphic xmlns:a="http://schemas.openxmlformats.org/drawingml/2006/main">
+              <a:graphicData uri="http://schemas.openxmlformats.org/drawingml/2006/picture">
+                <pic:pic xmlns:pic="http://schemas.openxmlformats.org/drawingml/2006/picture">
+                  <pic:nvPicPr>
+                    <pic:cNvPr id="1868485743" name=""/>
+                    <pic:cNvPicPr/>
+                  </pic:nvPicPr>
+                  <pic:blipFill>
+                    <a:blip r:embed="rId51"/>
+                    <a:stretch>
+                      <a:fillRect/>
+                    </a:stretch>
+                  </pic:blipFill>
+                  <pic:spPr>
+                    <a:xfrm>
+                      <a:off x="0" y="0"/>
+                      <a:ext cx="4050708" cy="1162794"/>
+                    </a:xfrm>
+                    <a:prstGeom prst="rect">
+                      <a:avLst/>
+                    </a:prstGeom>
+                  </pic:spPr>
+                </pic:pic>
+              </a:graphicData>
+            </a:graphic>
+          </wp:inline>
+        </w:drawing>
+      </w:r>
+    </w:p>
+    <w:p>
+      <w:pPr>
+        <w:pStyle w:val="ListParagraph"/>
+        <w:numPr>
+          <w:ilvl w:val="3"/>
+          <w:numId w:val="3"/>
+        </w:numPr>
+        <w:rPr>
+          <w:b/>
+          <w:bCs/>
+        </w:rPr>
+      </w:pPr>
+      <w:r>
+        <w:rPr>
+          <w:b/>
+          <w:bCs/>
+        </w:rPr>
+        <w:t>Create NAT gateway :</w:t>
+      </w:r>
+    </w:p>
+    <w:p>
+      <w:pPr>
+        <w:pStyle w:val="ListParagraph"/>
+        <w:numPr>
+          <w:ilvl w:val="4"/>
+          <w:numId w:val="3"/>
+        </w:numPr>
+        <w:rPr>
+          <w:b/>
+          <w:bCs/>
+        </w:rPr>
+      </w:pPr>
+      <w:r>
+        <w:rPr>
+          <w:b/>
+          <w:bCs/>
+        </w:rPr>
+        <w:t>Select public subnet.</w:t>
+      </w:r>
+    </w:p>
+    <w:p>
+      <w:pPr>
+        <w:pStyle w:val="ListParagraph"/>
+        <w:numPr>
+          <w:ilvl w:val="4"/>
+          <w:numId w:val="3"/>
+        </w:numPr>
+        <w:rPr>
+          <w:b/>
+          <w:bCs/>
+        </w:rPr>
+      </w:pPr>
+      <w:r>
+        <w:rPr>
+          <w:b/>
+          <w:bCs/>
+        </w:rPr>
+        <w:t xml:space="preserve">Allocate Elastic IP </w:t>
+      </w:r>
+    </w:p>
+    <w:p>
+      <w:pPr>
+        <w:pStyle w:val="ListParagraph"/>
+        <w:numPr>
+          <w:ilvl w:val="3"/>
+          <w:numId w:val="3"/>
+        </w:numPr>
+        <w:rPr>
+          <w:b/>
+          <w:bCs/>
+        </w:rPr>
+      </w:pPr>
+      <w:r>
+        <w:rPr>
+          <w:b/>
+          <w:bCs/>
+          <w:color w:val="FF0000"/>
+        </w:rPr>
+        <w:lastRenderedPageBreak/>
+        <w:t xml:space="preserve">Elastic IP address </w:t>
+      </w:r>
+      <w:r>
+        <w:rPr>
+          <w:b/>
+          <w:bCs/>
+        </w:rPr>
+        <w:t>: it’s a static public IP address</w:t>
+      </w:r>
+    </w:p>
+    <w:p>
+      <w:pPr>
+        <w:pStyle w:val="ListParagraph"/>
+        <w:numPr>
+          <w:ilvl w:val="3"/>
+          <w:numId w:val="3"/>
+        </w:numPr>
+        <w:rPr>
+          <w:b/>
+          <w:bCs/>
+        </w:rPr>
+      </w:pPr>
+      <w:r>
+        <w:rPr>
+          <w:b/>
+          <w:bCs/>
+        </w:rPr>
+        <w:t xml:space="preserve">Associate the NAT gateway, so that the instances in the private subnet can send request to </w:t>
+      </w:r>
+      <w:r>
+        <w:rPr>
+          <w:b/>
+          <w:bCs/>
+        </w:rPr>
+        <w:t>outside world</w:t>
+      </w:r>
+      <w:r>
+        <w:t>.</w:t>
+      </w:r>
+    </w:p>
+    <w:p>
+      <w:pPr>
+        <w:pStyle w:val="ListParagraph"/>
+        <w:numPr>
+          <w:ilvl w:val="4"/>
+          <w:numId w:val="3"/>
+        </w:numPr>
+        <w:rPr>
+          <w:b/>
+          <w:bCs/>
+        </w:rPr>
+      </w:pPr>
+      <w:r>
+        <w:rPr>
+          <w:b/>
+          <w:bCs/>
+        </w:rPr>
+        <w:t xml:space="preserve">Select the subnets pri-1 and pri-2 </w:t>
+      </w:r>
+    </w:p>
+    <w:p>
+      <w:pPr>
+        <w:pStyle w:val="ListParagraph"/>
+        <w:numPr>
+          <w:ilvl w:val="4"/>
+          <w:numId w:val="3"/>
+        </w:numPr>
+        <w:rPr>
+          <w:b/>
+          <w:bCs/>
+        </w:rPr>
+      </w:pPr>
+      <w:r>
+        <w:rPr>
+          <w:b/>
+          <w:bCs/>
+        </w:rPr>
+        <w:t>Go to the route table -&gt; edit routes -&gt; add route -&gt;</w:t>
+      </w:r>
+    </w:p>
+    <w:p>
+      <w:pPr>
+        <w:pStyle w:val="ListParagraph"/>
+        <w:numPr>
+          <w:ilvl w:val="5"/>
+          <w:numId w:val="3"/>
+        </w:numPr>
+        <w:rPr>
+          <w:b/>
+          <w:bCs/>
+        </w:rPr>
+      </w:pPr>
+      <w:r>
+        <w:rPr>
+          <w:b/>
+          <w:bCs/>
+        </w:rPr>
+        <w:t>0.0.0.0/0 || target : NAT Gateway and provide the NAT Gateway.</w:t>
+      </w:r>
+    </w:p>
+    <w:p>
+      <w:pPr>
+        <w:pStyle w:val="ListParagraph"/>
+        <w:numPr>
+          <w:ilvl w:val="4"/>
+          <w:numId w:val="3"/>
+        </w:numPr>
+        <w:rPr>
+          <w:b/>
+          <w:bCs/>
+        </w:rPr>
+      </w:pPr>
+      <w:r>
+        <w:rPr>
+          <w:b/>
+          <w:bCs/>
+        </w:rPr>
+        <w:drawing>
+          <wp:inline distT="0" distB="0" distL="0" distR="0" wp14:anchorId="33BE1144" wp14:editId="184943D1">
+            <wp:extent cx="4215130" cy="1601338"/>
+            <wp:effectExtent l="0" t="0" r="0" b="0"/>
+            <wp:docPr id="1976617050" name="Picture 1"/>
+            <wp:cNvGraphicFramePr>
+              <a:graphicFrameLocks xmlns:a="http://schemas.openxmlformats.org/drawingml/2006/main" noChangeAspect="1"/>
+            </wp:cNvGraphicFramePr>
+            <a:graphic xmlns:a="http://schemas.openxmlformats.org/drawingml/2006/main">
+              <a:graphicData uri="http://schemas.openxmlformats.org/drawingml/2006/picture">
+                <pic:pic xmlns:pic="http://schemas.openxmlformats.org/drawingml/2006/picture">
+                  <pic:nvPicPr>
+                    <pic:cNvPr id="1976617050" name=""/>
+                    <pic:cNvPicPr/>
+                  </pic:nvPicPr>
+                  <pic:blipFill>
+                    <a:blip r:embed="rId52"/>
+                    <a:stretch>
+                      <a:fillRect/>
+                    </a:stretch>
+                  </pic:blipFill>
+                  <pic:spPr>
+                    <a:xfrm>
+                      <a:off x="0" y="0"/>
+                      <a:ext cx="4227885" cy="1606184"/>
+                    </a:xfrm>
+                    <a:prstGeom prst="rect">
+                      <a:avLst/>
+                    </a:prstGeom>
+                  </pic:spPr>
+                </pic:pic>
+              </a:graphicData>
+            </a:graphic>
+          </wp:inline>
+        </w:drawing>
+      </w:r>
+    </w:p>
+    <w:p>
+      <w:pPr>
+        <w:pStyle w:val="ListParagraph"/>
+        <w:numPr>
+          <w:ilvl w:val="0"/>
+          <w:numId w:val="3"/>
+        </w:numPr>
+        <w:rPr>
+          <w:b/>
+          <w:bCs/>
+        </w:rPr>
+      </w:pPr>
+      <w:r>
+        <w:rPr>
+          <w:b/>
+          <w:bCs/>
+          <w:color w:val="FF0000"/>
+        </w:rPr>
+        <w:t xml:space="preserve">NACL </w:t>
+      </w:r>
+      <w:r>
+        <w:rPr>
+          <w:b/>
+          <w:bCs/>
+        </w:rPr>
+        <w:t>– Network Access Control List :</w:t>
+      </w:r>
+    </w:p>
+    <w:p>
+      <w:pPr>
+        <w:pStyle w:val="ListParagraph"/>
+        <w:numPr>
+          <w:ilvl w:val="1"/>
+          <w:numId w:val="3"/>
+        </w:numPr>
+        <w:rPr>
+          <w:b/>
+          <w:bCs/>
+        </w:rPr>
+      </w:pPr>
+      <w:r>
+        <w:rPr>
+          <w:b/>
+          <w:bCs/>
+        </w:rPr>
+        <w:t xml:space="preserve">If we remember the Security Group, it only has </w:t>
+      </w:r>
+      <w:proofErr w:type="gramStart"/>
+      <w:r>
+        <w:rPr>
+          <w:b/>
+          <w:bCs/>
+        </w:rPr>
+        <w:t>allow</w:t>
+      </w:r>
+      <w:proofErr w:type="gramEnd"/>
+      <w:r>
+        <w:rPr>
+          <w:b/>
+          <w:bCs/>
+        </w:rPr>
+        <w:t xml:space="preserve"> rules, no deny rules</w:t>
+      </w:r>
+    </w:p>
+    <w:p>
+      <w:pPr>
+        <w:pStyle w:val="ListParagraph"/>
+        <w:numPr>
+          <w:ilvl w:val="1"/>
+          <w:numId w:val="3"/>
+        </w:numPr>
+        <w:rPr>
+          <w:b/>
+          <w:bCs/>
+        </w:rPr>
+      </w:pPr>
+      <w:r>
+        <w:rPr>
+          <w:b/>
+          <w:bCs/>
+        </w:rPr>
+        <w:t xml:space="preserve">If you want to deny we have to </w:t>
+      </w:r>
+      <w:proofErr w:type="gramStart"/>
+      <w:r>
+        <w:rPr>
+          <w:b/>
+          <w:bCs/>
+        </w:rPr>
+        <w:t>look into</w:t>
+      </w:r>
+      <w:proofErr w:type="gramEnd"/>
+      <w:r>
+        <w:rPr>
+          <w:b/>
+          <w:bCs/>
+        </w:rPr>
+        <w:t xml:space="preserve"> NACL.</w:t>
+      </w:r>
+    </w:p>
+    <w:p>
+      <w:pPr>
+        <w:pStyle w:val="ListParagraph"/>
+        <w:numPr>
+          <w:ilvl w:val="1"/>
+          <w:numId w:val="3"/>
+        </w:numPr>
+        <w:rPr>
+          <w:b/>
+          <w:bCs/>
+        </w:rPr>
+      </w:pPr>
+      <w:r>
+        <w:rPr>
+          <w:b/>
+          <w:bCs/>
+        </w:rPr>
+        <w:t>VPC -&gt; Network ACLs -&gt; “</w:t>
+      </w:r>
+      <w:proofErr w:type="spellStart"/>
+      <w:r>
+        <w:rPr>
+          <w:b/>
+          <w:bCs/>
+        </w:rPr>
+        <w:t>acl</w:t>
+      </w:r>
+      <w:proofErr w:type="spellEnd"/>
+      <w:r>
+        <w:rPr>
+          <w:b/>
+          <w:bCs/>
+        </w:rPr>
+        <w:t>” -&gt; Edit inbound rules</w:t>
+      </w:r>
+    </w:p>
+    <w:p>
+      <w:pPr>
+        <w:pStyle w:val="ListParagraph"/>
+        <w:numPr>
+          <w:ilvl w:val="2"/>
+          <w:numId w:val="3"/>
+        </w:numPr>
+        <w:rPr>
+          <w:b/>
+          <w:bCs/>
+        </w:rPr>
+      </w:pPr>
+      <w:r>
+        <w:rPr>
+          <w:b/>
+          <w:bCs/>
+        </w:rPr>
+        <w:t>Add rule by providing any IP range 0.0.0.0/0 and select Deny/Allow</w:t>
+      </w:r>
+    </w:p>
+    <w:p>
+      <w:pPr>
+        <w:pStyle w:val="ListParagraph"/>
+        <w:numPr>
+          <w:ilvl w:val="1"/>
+          <w:numId w:val="3"/>
+        </w:numPr>
+        <w:rPr>
+          <w:b/>
+          <w:bCs/>
+        </w:rPr>
+      </w:pPr>
+      <w:r>
+        <w:rPr>
+          <w:b/>
+          <w:bCs/>
+        </w:rPr>
+        <w:drawing>
+          <wp:inline distT="0" distB="0" distL="0" distR="0" wp14:anchorId="1DF27254" wp14:editId="380C71EE">
+            <wp:extent cx="5079577" cy="1624159"/>
+            <wp:effectExtent l="0" t="0" r="6985" b="0"/>
+            <wp:docPr id="1869563665" name="Picture 1"/>
+            <wp:cNvGraphicFramePr>
+              <a:graphicFrameLocks xmlns:a="http://schemas.openxmlformats.org/drawingml/2006/main" noChangeAspect="1"/>
+            </wp:cNvGraphicFramePr>
+            <a:graphic xmlns:a="http://schemas.openxmlformats.org/drawingml/2006/main">
+              <a:graphicData uri="http://schemas.openxmlformats.org/drawingml/2006/picture">
+                <pic:pic xmlns:pic="http://schemas.openxmlformats.org/drawingml/2006/picture">
+                  <pic:nvPicPr>
+                    <pic:cNvPr id="1869563665" name=""/>
+                    <pic:cNvPicPr/>
+                  </pic:nvPicPr>
+                  <pic:blipFill>
+                    <a:blip r:embed="rId53"/>
+                    <a:stretch>
+                      <a:fillRect/>
+                    </a:stretch>
+                  </pic:blipFill>
+                  <pic:spPr>
+                    <a:xfrm>
+                      <a:off x="0" y="0"/>
+                      <a:ext cx="5083006" cy="1625255"/>
+                    </a:xfrm>
+                    <a:prstGeom prst="rect">
+                      <a:avLst/>
+                    </a:prstGeom>
+                  </pic:spPr>
+                </pic:pic>
+              </a:graphicData>
+            </a:graphic>
+          </wp:inline>
+        </w:drawing>
+      </w:r>
+    </w:p>
+    <w:p>
+      <w:pPr>
+        <w:rPr>
+          <w:b/>
+          <w:bCs/>
+        </w:rPr>
+      </w:pPr>
+      <w:r>
+        <w:rPr>
+          <w:b/>
+          <w:bCs/>
+        </w:rPr>
+        <w:t>AWS Shared Responsibility models:</w:t>
+      </w:r>
+    </w:p>
+    <w:p>
+      <w:pPr>
+        <w:pStyle w:val="ListParagraph"/>
+        <w:numPr>
+          <w:ilvl w:val="0"/>
+          <w:numId w:val="3"/>
+        </w:numPr>
+        <w:rPr>
+          <w:b/>
+          <w:bCs/>
+        </w:rPr>
+      </w:pPr>
+      <w:r>
+        <w:rPr>
+          <w:b/>
+          <w:bCs/>
+        </w:rPr>
+        <w:t>AWS :</w:t>
+      </w:r>
+    </w:p>
+    <w:p>
+      <w:pPr>
+        <w:pStyle w:val="ListParagraph"/>
+        <w:numPr>
+          <w:ilvl w:val="1"/>
+          <w:numId w:val="3"/>
+        </w:numPr>
+        <w:rPr>
+          <w:b/>
+          <w:bCs/>
+        </w:rPr>
+      </w:pPr>
+      <w:r>
+        <w:rPr>
+          <w:b/>
+          <w:bCs/>
+        </w:rPr>
+        <w:t xml:space="preserve"> Region, AZ, Edge Locations</w:t>
+      </w:r>
+    </w:p>
+    <w:p>
+      <w:pPr>
+        <w:pStyle w:val="ListParagraph"/>
+        <w:numPr>
+          <w:ilvl w:val="1"/>
+          <w:numId w:val="3"/>
+        </w:numPr>
+        <w:rPr>
+          <w:b/>
+          <w:bCs/>
+        </w:rPr>
+      </w:pPr>
+      <w:r>
+        <w:rPr>
+          <w:b/>
+          <w:bCs/>
+        </w:rPr>
+        <w:t>Hardware/Infra</w:t>
+      </w:r>
+    </w:p>
+    <w:p>
+      <w:pPr>
+        <w:pStyle w:val="ListParagraph"/>
+        <w:numPr>
+          <w:ilvl w:val="1"/>
+          <w:numId w:val="3"/>
+        </w:numPr>
+        <w:rPr>
+          <w:b/>
+          <w:bCs/>
+        </w:rPr>
+      </w:pPr>
+      <w:r>
+        <w:rPr>
+          <w:b/>
+          <w:bCs/>
+        </w:rPr>
+        <w:t>Compute, storage, DB, networking</w:t>
+      </w:r>
+    </w:p>
+    <w:p>
+      <w:pPr>
+        <w:pStyle w:val="ListParagraph"/>
+        <w:numPr>
+          <w:ilvl w:val="1"/>
+          <w:numId w:val="3"/>
+        </w:numPr>
+        <w:rPr>
+          <w:b/>
+          <w:bCs/>
+        </w:rPr>
+      </w:pPr>
+      <w:r>
+        <w:rPr>
+          <w:b/>
+          <w:bCs/>
+        </w:rPr>
+        <w:t>Software</w:t>
+      </w:r>
+    </w:p>
+    <w:p>
+      <w:pPr>
+        <w:pStyle w:val="ListParagraph"/>
+        <w:numPr>
+          <w:ilvl w:val="0"/>
+          <w:numId w:val="3"/>
+        </w:numPr>
+        <w:rPr>
+          <w:b/>
+          <w:bCs/>
+        </w:rPr>
+      </w:pPr>
+      <w:r>
+        <w:rPr>
+          <w:b/>
+          <w:bCs/>
+        </w:rPr>
+        <w:t xml:space="preserve">Customer : </w:t>
+      </w:r>
+    </w:p>
+    <w:p>
+      <w:pPr>
+        <w:pStyle w:val="ListParagraph"/>
+        <w:numPr>
+          <w:ilvl w:val="1"/>
+          <w:numId w:val="3"/>
+        </w:numPr>
+        <w:rPr>
+          <w:b/>
+          <w:bCs/>
+        </w:rPr>
+      </w:pPr>
+      <w:r>
+        <w:rPr>
+          <w:b/>
+          <w:bCs/>
+        </w:rPr>
+        <w:t>D</w:t>
+      </w:r>
+      <w:r>
+        <w:rPr>
+          <w:b/>
+          <w:bCs/>
+        </w:rPr>
+        <w:t>ata encryption, networking traffic</w:t>
+      </w:r>
+    </w:p>
+    <w:p>
+      <w:pPr>
+        <w:pStyle w:val="ListParagraph"/>
+        <w:numPr>
+          <w:ilvl w:val="1"/>
+          <w:numId w:val="3"/>
+        </w:numPr>
+        <w:rPr>
+          <w:b/>
+          <w:bCs/>
+        </w:rPr>
+      </w:pPr>
+      <w:r>
+        <w:rPr>
+          <w:b/>
+          <w:bCs/>
+        </w:rPr>
+        <w:t>OS, Network and firewall configuration</w:t>
+      </w:r>
+    </w:p>
+    <w:p>
+      <w:pPr>
+        <w:pStyle w:val="ListParagraph"/>
+        <w:numPr>
+          <w:ilvl w:val="1"/>
+          <w:numId w:val="3"/>
+        </w:numPr>
+        <w:rPr>
+          <w:b/>
+          <w:bCs/>
+        </w:rPr>
+      </w:pPr>
+      <w:r>
+        <w:rPr>
+          <w:b/>
+          <w:bCs/>
+        </w:rPr>
+        <w:t>Platform, apps, identity and access management</w:t>
+      </w:r>
+    </w:p>
+    <w:p>
+      <w:pPr>
+        <w:pStyle w:val="ListParagraph"/>
+        <w:numPr>
+          <w:ilvl w:val="1"/>
+          <w:numId w:val="3"/>
+        </w:numPr>
+        <w:rPr>
+          <w:b/>
+          <w:bCs/>
+        </w:rPr>
+      </w:pPr>
+      <w:r>
+        <w:rPr>
+          <w:b/>
+          <w:bCs/>
+        </w:rPr>
+        <w:t>Customer data</w:t>
+      </w:r>
+    </w:p>
+    <w:p>
+      <w:pPr>
+        <w:rPr>
+          <w:b/>
+          <w:bCs/>
+        </w:rPr>
+      </w:pPr>
+      <w:r>
+        <w:rPr>
+          <w:b/>
+          <w:bCs/>
+        </w:rPr>
+        <w:lastRenderedPageBreak/>
+        <w:drawing>
+          <wp:inline distT="0" distB="0" distL="0" distR="0" wp14:anchorId="370B5061" wp14:editId="5B71C378">
+            <wp:extent cx="5731510" cy="2733675"/>
+            <wp:effectExtent l="0" t="0" r="2540" b="9525"/>
+            <wp:docPr id="67394883" name="Picture 1"/>
+            <wp:cNvGraphicFramePr>
+              <a:graphicFrameLocks xmlns:a="http://schemas.openxmlformats.org/drawingml/2006/main" noChangeAspect="1"/>
+            </wp:cNvGraphicFramePr>
+            <a:graphic xmlns:a="http://schemas.openxmlformats.org/drawingml/2006/main">
+              <a:graphicData uri="http://schemas.openxmlformats.org/drawingml/2006/picture">
+                <pic:pic xmlns:pic="http://schemas.openxmlformats.org/drawingml/2006/picture">
+                  <pic:nvPicPr>
+                    <pic:cNvPr id="67394883" name=""/>
+                    <pic:cNvPicPr/>
+                  </pic:nvPicPr>
+                  <pic:blipFill>
+                    <a:blip r:embed="rId54"/>
+                    <a:stretch>
+                      <a:fillRect/>
+                    </a:stretch>
+                  </pic:blipFill>
+                  <pic:spPr>
+                    <a:xfrm>
+                      <a:off x="0" y="0"/>
+                      <a:ext cx="5731510" cy="2733675"/>
+                    </a:xfrm>
+                    <a:prstGeom prst="rect">
+                      <a:avLst/>
+                    </a:prstGeom>
+                  </pic:spPr>
+                </pic:pic>
+              </a:graphicData>
+            </a:graphic>
+          </wp:inline>
+        </w:drawing>
+      </w:r>
+    </w:p>
+    <w:p>
+      <w:pPr>
+        <w:rPr>
+          <w:b/>
+          <w:bCs/>
+        </w:rPr>
+      </w:pPr>
+    </w:p>
+    <w:p>
+      <w:pPr>
+        <w:rPr>
+          <w:b/>
+          <w:bCs/>
+        </w:rPr>
+      </w:pPr>
+      <w:r>
+        <w:rPr>
+          <w:b/>
+          <w:bCs/>
+        </w:rPr>
+        <w:tab/>
+      </w:r>
+      <w:r>
+        <w:rPr>
+          <w:b/>
+          <w:bCs/>
+        </w:rPr>
+        <w:tab/>
+      </w:r>
+    </w:p>
+    <w:p>
+      <w:pPr>
         <w:rPr>
           <w:b/>
           <w:bCs/>
@@ -9995,9 +15353,98 @@
     </w:lvl>
   </w:abstractNum>
   <w:abstractNum w:abstractNumId="3" w15:restartNumberingAfterBreak="0">
-    <w:nsid w:val="625365D3"/>
+    <w:nsid w:val="58B840CA"/>
     <w:multiLevelType w:val="hybridMultilevel"/>
-    <w:tmpl w:val="3B325794"/>
+    <w:tmpl w:val="432A1030"/>
+    <w:lvl w:ilvl="0" w:tplc="A5BE072A">
+      <w:start w:val="1"/>
+      <w:numFmt w:val="decimal"/>
+      <w:lvlText w:val="%1."/>
+      <w:lvlJc w:val="left"/>
+      <w:pPr>
+        <w:ind w:left="3240" w:hanging="360"/>
+      </w:pPr>
+      <w:rPr>
+        <w:rFonts w:hint="default"/>
+      </w:rPr>
+    </w:lvl>
+    <w:lvl w:ilvl="1" w:tplc="40090019">
+      <w:start w:val="1"/>
+      <w:numFmt w:val="lowerLetter"/>
+      <w:lvlText w:val="%2."/>
+      <w:lvlJc w:val="left"/>
+      <w:pPr>
+        <w:ind w:left="3960" w:hanging="360"/>
+      </w:pPr>
+    </w:lvl>
+    <w:lvl w:ilvl="2" w:tplc="4009001B">
+      <w:start w:val="1"/>
+      <w:numFmt w:val="lowerRoman"/>
+      <w:lvlText w:val="%3."/>
+      <w:lvlJc w:val="right"/>
+      <w:pPr>
+        <w:ind w:left="4680" w:hanging="180"/>
+      </w:pPr>
+    </w:lvl>
+    <w:lvl w:ilvl="3" w:tplc="4009000F" w:tentative="1">
+      <w:start w:val="1"/>
+      <w:numFmt w:val="decimal"/>
+      <w:lvlText w:val="%4."/>
+      <w:lvlJc w:val="left"/>
+      <w:pPr>
+        <w:ind w:left="5400" w:hanging="360"/>
+      </w:pPr>
+    </w:lvl>
+    <w:lvl w:ilvl="4" w:tplc="40090019" w:tentative="1">
+      <w:start w:val="1"/>
+      <w:numFmt w:val="lowerLetter"/>
+      <w:lvlText w:val="%5."/>
+      <w:lvlJc w:val="left"/>
+      <w:pPr>
+        <w:ind w:left="6120" w:hanging="360"/>
+      </w:pPr>
+    </w:lvl>
+    <w:lvl w:ilvl="5" w:tplc="4009001B" w:tentative="1">
+      <w:start w:val="1"/>
+      <w:numFmt w:val="lowerRoman"/>
+      <w:lvlText w:val="%6."/>
+      <w:lvlJc w:val="right"/>
+      <w:pPr>
+        <w:ind w:left="6840" w:hanging="180"/>
+      </w:pPr>
+    </w:lvl>
+    <w:lvl w:ilvl="6" w:tplc="4009000F" w:tentative="1">
+      <w:start w:val="1"/>
+      <w:numFmt w:val="decimal"/>
+      <w:lvlText w:val="%7."/>
+      <w:lvlJc w:val="left"/>
+      <w:pPr>
+        <w:ind w:left="7560" w:hanging="360"/>
+      </w:pPr>
+    </w:lvl>
+    <w:lvl w:ilvl="7" w:tplc="40090019" w:tentative="1">
+      <w:start w:val="1"/>
+      <w:numFmt w:val="lowerLetter"/>
+      <w:lvlText w:val="%8."/>
+      <w:lvlJc w:val="left"/>
+      <w:pPr>
+        <w:ind w:left="8280" w:hanging="360"/>
+      </w:pPr>
+    </w:lvl>
+    <w:lvl w:ilvl="8" w:tplc="4009001B" w:tentative="1">
+      <w:start w:val="1"/>
+      <w:numFmt w:val="lowerRoman"/>
+      <w:lvlText w:val="%9."/>
+      <w:lvlJc w:val="right"/>
+      <w:pPr>
+        <w:ind w:left="9000" w:hanging="180"/>
+      </w:pPr>
+    </w:lvl>
+  </w:abstractNum>
+  <w:abstractNum w:abstractNumId="4" w15:restartNumberingAfterBreak="0">
+    <w:nsid w:val="5B853684"/>
+    <w:multiLevelType w:val="hybridMultilevel"/>
+    <w:tmpl w:val="EE48E6CE"/>
     <w:lvl w:ilvl="0" w:tplc="4009000F">
       <w:start w:val="1"/>
       <w:numFmt w:val="decimal"/>
@@ -10083,17 +15530,112 @@
       </w:pPr>
     </w:lvl>
   </w:abstractNum>
+  <w:abstractNum w:abstractNumId="5" w15:restartNumberingAfterBreak="0">
+    <w:nsid w:val="625365D3"/>
+    <w:multiLevelType w:val="hybridMultilevel"/>
+    <w:tmpl w:val="3B325794"/>
+    <w:lvl w:ilvl="0" w:tplc="4009000F">
+      <w:start w:val="1"/>
+      <w:numFmt w:val="decimal"/>
+      <w:lvlText w:val="%1."/>
+      <w:lvlJc w:val="left"/>
+      <w:pPr>
+        <w:ind w:left="720" w:hanging="360"/>
+      </w:pPr>
+      <w:rPr>
+        <w:rFonts w:hint="default"/>
+      </w:rPr>
+    </w:lvl>
+    <w:lvl w:ilvl="1" w:tplc="40090019" w:tentative="1">
+      <w:start w:val="1"/>
+      <w:numFmt w:val="lowerLetter"/>
+      <w:lvlText w:val="%2."/>
+      <w:lvlJc w:val="left"/>
+      <w:pPr>
+        <w:ind w:left="1440" w:hanging="360"/>
+      </w:pPr>
+    </w:lvl>
+    <w:lvl w:ilvl="2" w:tplc="4009001B" w:tentative="1">
+      <w:start w:val="1"/>
+      <w:numFmt w:val="lowerRoman"/>
+      <w:lvlText w:val="%3."/>
+      <w:lvlJc w:val="right"/>
+      <w:pPr>
+        <w:ind w:left="2160" w:hanging="180"/>
+      </w:pPr>
+    </w:lvl>
+    <w:lvl w:ilvl="3" w:tplc="4009000F" w:tentative="1">
+      <w:start w:val="1"/>
+      <w:numFmt w:val="decimal"/>
+      <w:lvlText w:val="%4."/>
+      <w:lvlJc w:val="left"/>
+      <w:pPr>
+        <w:ind w:left="2880" w:hanging="360"/>
+      </w:pPr>
+    </w:lvl>
+    <w:lvl w:ilvl="4" w:tplc="40090019" w:tentative="1">
+      <w:start w:val="1"/>
+      <w:numFmt w:val="lowerLetter"/>
+      <w:lvlText w:val="%5."/>
+      <w:lvlJc w:val="left"/>
+      <w:pPr>
+        <w:ind w:left="3600" w:hanging="360"/>
+      </w:pPr>
+    </w:lvl>
+    <w:lvl w:ilvl="5" w:tplc="4009001B" w:tentative="1">
+      <w:start w:val="1"/>
+      <w:numFmt w:val="lowerRoman"/>
+      <w:lvlText w:val="%6."/>
+      <w:lvlJc w:val="right"/>
+      <w:pPr>
+        <w:ind w:left="4320" w:hanging="180"/>
+      </w:pPr>
+    </w:lvl>
+    <w:lvl w:ilvl="6" w:tplc="4009000F" w:tentative="1">
+      <w:start w:val="1"/>
+      <w:numFmt w:val="decimal"/>
+      <w:lvlText w:val="%7."/>
+      <w:lvlJc w:val="left"/>
+      <w:pPr>
+        <w:ind w:left="5040" w:hanging="360"/>
+      </w:pPr>
+    </w:lvl>
+    <w:lvl w:ilvl="7" w:tplc="40090019" w:tentative="1">
+      <w:start w:val="1"/>
+      <w:numFmt w:val="lowerLetter"/>
+      <w:lvlText w:val="%8."/>
+      <w:lvlJc w:val="left"/>
+      <w:pPr>
+        <w:ind w:left="5760" w:hanging="360"/>
+      </w:pPr>
+    </w:lvl>
+    <w:lvl w:ilvl="8" w:tplc="4009001B" w:tentative="1">
+      <w:start w:val="1"/>
+      <w:numFmt w:val="lowerRoman"/>
+      <w:lvlText w:val="%9."/>
+      <w:lvlJc w:val="right"/>
+      <w:pPr>
+        <w:ind w:left="6480" w:hanging="180"/>
+      </w:pPr>
+    </w:lvl>
+  </w:abstractNum>
   <w:num w:numId="1" w16cid:durableId="1074400484">
     <w:abstractNumId w:val="0"/>
   </w:num>
   <w:num w:numId="2" w16cid:durableId="2138911287">
-    <w:abstractNumId w:val="3"/>
+    <w:abstractNumId w:val="5"/>
   </w:num>
   <w:num w:numId="3" w16cid:durableId="2092500720">
     <w:abstractNumId w:val="1"/>
   </w:num>
   <w:num w:numId="4" w16cid:durableId="243877960">
     <w:abstractNumId w:val="2"/>
+  </w:num>
+  <w:num w:numId="5" w16cid:durableId="1882327893">
+    <w:abstractNumId w:val="4"/>
+  </w:num>
+  <w:num w:numId="6" w16cid:durableId="1721007831">
+    <w:abstractNumId w:val="3"/>
   </w:num>
 </w:numbering>
 </file>
